--- a/论文审稿/科研积分系统论文-修订稿.docx
+++ b/论文审稿/科研积分系统论文-修订稿.docx
@@ -4,7 +4,7 @@
   <w:body>
     <w:p>
       <w:pPr>
-        <w:spacing w:afterLines="20" w:after="60" w:line="300" w:lineRule="auto"/>
+        <w:spacing w:afterLines="18" w:after="54" w:line="300" w:lineRule="auto"/>
         <w:jc w:val="center"/>
       </w:pPr>
       <w:r>
@@ -18,7 +18,7 @@
     </w:p>
     <w:p>
       <w:pPr>
-        <w:spacing w:afterLines="10" w:after="30"/>
+        <w:spacing w:afterLines="8" w:after="24"/>
         <w:jc w:val="center"/>
       </w:pPr>
       <w:r>
@@ -32,7 +32,7 @@
     </w:p>
     <w:p>
       <w:pPr>
-        <w:spacing w:afterLines="25" w:after="75"/>
+        <w:spacing w:afterLines="20" w:after="60"/>
         <w:jc w:val="center"/>
       </w:pPr>
       <w:r>
@@ -46,7 +46,7 @@
     </w:p>
     <w:p>
       <w:pPr>
-        <w:spacing w:afterLines="10" w:after="30" w:line="280" w:lineRule="auto"/>
+        <w:spacing w:afterLines="8" w:after="24" w:line="280" w:lineRule="auto"/>
         <w:jc w:val="center"/>
       </w:pPr>
       <w:r>
@@ -62,7 +62,7 @@
     </w:p>
     <w:p>
       <w:pPr>
-        <w:spacing w:afterLines="8" w:after="24"/>
+        <w:spacing w:afterLines="6" w:after="18"/>
         <w:jc w:val="center"/>
       </w:pPr>
       <w:r>
@@ -76,7 +76,7 @@
     </w:p>
     <w:p>
       <w:pPr>
-        <w:spacing w:afterLines="30" w:after="90"/>
+        <w:spacing w:afterLines="22" w:after="66"/>
         <w:jc w:val="center"/>
       </w:pPr>
       <w:r>
@@ -92,7 +92,7 @@
     </w:p>
     <w:p>
       <w:pPr>
-        <w:spacing w:afterLines="8" w:after="24" w:line="280" w:lineRule="auto"/>
+        <w:spacing w:afterLines="6" w:after="18" w:line="270" w:lineRule="auto"/>
       </w:pPr>
       <w:r>
         <w:rPr>
@@ -110,7 +110,7 @@
           <w:sz w:val="18"/>
           <w:szCs w:val="18"/>
         </w:rPr>
-        <w:t xml:space="preserve">针对疾控机构科研人才评价精细化程度不足的问题，设计并实现了基于 Spring Boot 与 MyBatis 的科研积分管理系统，构建表现层、业务逻辑层、数据访问层与数据层的四层架构。提出面向多作者科研成果的分段权重积分分配模型，并与均分法、调和计数法进行对比分析；设计以一阶指数加权移动平均为基础的动态标签权重模型，取新增行为权重系数 </w:t>
+        <w:t xml:space="preserve">针对疾控机构科研人才评价精细化程度不足的问题，设计并实现了基于 Spring Boot 与 MyBatis 的四层架构科研积分管理系统。提出面向多作者成果的分段权重积分分配模型，并与均分法、调和计数法作对比；设计基于一阶指数加权移动平均的动态标签权重模型（</w:t>
       </w:r>
       <w:r>
         <w:rPr>
@@ -128,7 +128,7 @@
           <w:sz w:val="18"/>
           <w:szCs w:val="18"/>
         </w:rPr>
-        <w:t xml:space="preserve"> = 0.7，并将半衰期约 4.95 年（衰减系数 </w:t>
+        <w:t xml:space="preserve"> = 0.7），将半衰期约 4.95 年（</w:t>
       </w:r>
       <w:r>
         <w:rPr>
@@ -146,7 +146,7 @@
           <w:sz w:val="18"/>
           <w:szCs w:val="18"/>
         </w:rPr>
-        <w:t xml:space="preserve"> = 0.14）的指数时间衰减因子前置嵌入行为积分归一化环节，使标签权重、能力维度得分与人才画像构成量纲一致的统一计算链路；基于有限状态机实现无第三方框架依赖的轻量级四级审批工作流引擎。系统在南通市疾病预防控制中心上线运行 3 个月，覆盖 15 个业务科室、270 名科研人员，审核周期由平均 </w:t>
+        <w:t xml:space="preserve"> = 0.14）的指数时间衰减因子前置嵌入行为积分归一化环节，使标签权重、能力维度得分与人才画像构成量纲一致的统一计算链路；基于有限状态机实现无第三方依赖的四级审批工作流引擎。系统在南通市疾病预防控制中心运行 3 个月，覆盖 15 个业务科室、270 名科研人员，审核周期由平均 </w:t>
       </w:r>
       <w:r>
         <w:rPr>
@@ -197,12 +197,12 @@
           <w:sz w:val="18"/>
           <w:szCs w:val="18"/>
         </w:rPr>
-        <w:t xml:space="preserve"> ms。“积分量化 + 标签画像”双维度评价模式可为同类公共卫生机构的科研管理信息化建设提供参考。</w:t>
+        <w:t xml:space="preserve"> ms。“积分量化 + 标签画像”双维度模式可为同类公共卫生机构提供参考。</w:t>
       </w:r>
     </w:p>
     <w:p>
       <w:pPr>
-        <w:spacing w:afterLines="8" w:after="24" w:line="280" w:lineRule="auto"/>
+        <w:spacing w:afterLines="6" w:after="18" w:line="270" w:lineRule="auto"/>
       </w:pPr>
       <w:r>
         <w:rPr>
@@ -225,7 +225,7 @@
     </w:p>
     <w:p>
       <w:pPr>
-        <w:spacing w:afterLines="25" w:after="75" w:line="280" w:lineRule="auto"/>
+        <w:spacing w:afterLines="20" w:after="60" w:line="270" w:lineRule="auto"/>
       </w:pPr>
       <w:r>
         <w:rPr>
@@ -266,7 +266,7 @@
     </w:p>
     <w:p>
       <w:pPr>
-        <w:spacing w:afterLines="8" w:after="24" w:line="280" w:lineRule="auto"/>
+        <w:spacing w:afterLines="6" w:after="18" w:line="270" w:lineRule="auto"/>
       </w:pPr>
       <w:r>
         <w:rPr>
@@ -284,7 +284,7 @@
           <w:sz w:val="18"/>
           <w:szCs w:val="18"/>
         </w:rPr>
-        <w:t xml:space="preserve">To address the insufficient granularity of research talent evaluation in centers for disease control and prevention (CDC), a research points management system based on Spring Boot and MyBatis is designed and implemented, organized as a four-layer architecture comprising the presentation, business logic, data access and data layers. A piecewise weighting model is proposed for allocating points among the multiple authors of a research output, and is compared with the equal-sharing and harmonic counting methods. A dynamic tag weight model is designed on the basis of a first-order exponentially weighted moving average with a new-behaviour weighting coefficient of 0.7, into which an exponential time-decay factor with a decay constant of 0.14 per year (a half-life of about 4.95 years) is embedded ahead of behaviour-score normalization, so that tag weights, capability dimension scores and the talent profile form a single dimensionally consistent computation chain. A lightweight four-level approval workflow engine is implemented as a finite state machine without any third-party framework dependency. The system has been running at Nantong Center for Disease Control and Prevention for three months, covering 15 divisions and 270 researchers. The average approval cycle was shortened from </w:t>
+        <w:t xml:space="preserve">To address the insufficient granularity of research talent evaluation in centers for disease control and prevention, a four-layer research points management system based on Spring Boot and MyBatis is designed and implemented. A piecewise weighting model is proposed for allocating points among the multiple authors of a research output and is compared with the equal-sharing and harmonic counting methods. A dynamic tag weight model based on a first-order exponentially weighted moving average is designed, into which an exponential time-decay factor with a half-life of about 4.95 years is embedded ahead of behaviour-score normalization, so that tag weights, capability dimension scores and the talent profile form a single dimensionally consistent computation chain. A lightweight four-level approval workflow engine is implemented as a finite state machine without third-party dependency. Running at Nantong Center for Disease Control and Prevention for three months and covering 15 divisions and 270 researchers, the system shortened the average approval cycle from </w:t>
       </w:r>
       <w:r>
         <w:rPr>
@@ -318,7 +318,7 @@
           <w:sz w:val="18"/>
           <w:szCs w:val="18"/>
         </w:rPr>
-        <w:t xml:space="preserve"> days, manual errors in points accounting fell from 5% to zero, and the average response time of core services was </w:t>
+        <w:t xml:space="preserve"> days, eliminated manual errors in points accounting, and kept the average response time of core services at </w:t>
       </w:r>
       <w:r>
         <w:rPr>
@@ -340,7 +340,7 @@
     </w:p>
     <w:p>
       <w:pPr>
-        <w:spacing w:afterLines="25" w:after="75" w:line="280" w:lineRule="auto"/>
+        <w:spacing w:afterLines="20" w:after="60" w:line="270" w:lineRule="auto"/>
       </w:pPr>
       <w:r>
         <w:rPr>
@@ -388,7 +388,7 @@
           <w:sz w:val="21"/>
           <w:szCs w:val="21"/>
         </w:rPr>
-        <w:t xml:space="preserve">在“科教兴卫、人才强卫”战略指引下，各级疾病预防控制机构日益重视科研能力建设，并逐步向应用研究型方向发展。然而，基层疾控机构的科研人才评价仍存在方式粗放、“四唯”倾向明显、缺少动态量化手段等问题[1-2]，难以支撑科研梯队建设与精准激励。</w:t>
+        <w:t xml:space="preserve">在“科教兴卫、人才强卫”战略指引下，各级疾病预防控制机构日益重视科研能力建设，但基层疾控机构的科研人才评价仍存在方式粗放、“四唯”倾向明显、缺少动态量化手段等问题[1-2]，难以支撑科研梯队建设与精准激励。</w:t>
       </w:r>
     </w:p>
     <w:p>
@@ -402,7 +402,7 @@
           <w:sz w:val="21"/>
           <w:szCs w:val="21"/>
         </w:rPr>
-        <w:t xml:space="preserve">在科研评价量化方法方面，李涛等[1]针对卫生政策与管理研究领域提出了科技评价体系的改进建议，但其结论停留在指标层面，缺少可落地的信息系统实现；沈杨阳[2]从组织机制角度探讨了科研管理机构的实践路径，同样未涉及个体层面的量化核算。Amaral 等[3]对欧洲高校绩效导向经费分配与科研产出的关系进行了纵向分析，证实了量化评价对科研产出的调节作用，但其评价对象是机构而非个人。Lei[4]面向“破五唯”背景设计了高校教师分类绩效评价的动态指标体系，与本文思路较为接近，但其应用场景为高校教学科研岗，指标构成与疾控机构以公共卫生服务、现场流行病学调查为主的产出结构差异较大。</w:t>
+        <w:t xml:space="preserve">科研评价量化方面，李涛等[1]、沈杨阳[2]与 Amaral 等[3]分别从指标体系、组织机制与经费分配角度作了探讨，但评价对象均为机构而非个人；Lei[4]面向“破五唯”设计的高校教师分类绩效指标体系与本文思路接近，但其指标构成与疾控机构以公共卫生服务、现场流行病学调查为主的产出结构差异较大。人才画像方面，罗仕鉴等[9]与白菁昊等[10]验证了动态标签刻画能力演进的有效性，但其权重更新机制面向消费与学习行为，未考虑科研成果的长周期性与时效衰减特征。系统实现方面，刘盛等[6]与张岩[8]验证了 Spring Boot 技术栈在卫生行业的适用性，但功能定位偏向业务数据管理，未涉及评价的量化建模。</w:t>
       </w:r>
     </w:p>
     <w:p>
@@ -416,49 +416,7 @@
           <w:sz w:val="21"/>
           <w:szCs w:val="21"/>
         </w:rPr>
-        <w:t xml:space="preserve">在人才画像与标签体系方面，罗仕鉴等[9]提出了智能体驱动的用户画像生成方法，白菁昊等[10]面向学习者画像研究了时序动态标签的构建与预测方法，二者均验证了动态标签在刻画个体能力演进上的有效性，但其权重更新机制面向消费行为与学习行为，未考虑科研成果特有的长周期性与时效衰减特征。</w:t>
-      </w:r>
-    </w:p>
-    <w:p>
-      <w:pPr>
-        <w:spacing w:line="300" w:lineRule="auto"/>
-        <w:ind w:firstLineChars="200" w:firstLine="420"/>
-      </w:pPr>
-      <w:r>
-        <w:rPr>
-          <w:rFonts w:ascii="Times New Roman" w:hAnsi="Times New Roman" w:eastAsia="宋体" w:cs="Times New Roman"/>
-          <w:sz w:val="21"/>
-          <w:szCs w:val="21"/>
-        </w:rPr>
-        <w:t xml:space="preserve">在系统实现方面，刘盛等[6]基于 Spring Boot 与 Vue 微服务架构实现了科研样本库管理系统，张岩[8]设计了基于 Spring Boot 的公共卫生服务平台，均验证了该技术栈在卫生行业信息系统中的适用性，但其功能定位偏向业务数据管理，未涉及科研评价的量化建模。</w:t>
-      </w:r>
-    </w:p>
-    <w:p>
-      <w:pPr>
-        <w:spacing w:line="300" w:lineRule="auto"/>
-        <w:ind w:firstLineChars="200" w:firstLine="420"/>
-      </w:pPr>
-      <w:r>
-        <w:rPr>
-          <w:rFonts w:ascii="Times New Roman" w:hAnsi="Times New Roman" w:eastAsia="宋体" w:cs="Times New Roman"/>
-          <w:sz w:val="21"/>
-          <w:szCs w:val="21"/>
-        </w:rPr>
-        <w:t xml:space="preserve">综上，面向公共卫生领域、同时整合积分量化与人才标签画像的专用科研管理系统仍比较少见。本文的主要工作如下：① 提出面向多作者科研成果的分段权重积分分配模型，给出其与均分法、调和计数法的对比分析及在积分总量口径上的制度性约束；② 构建“指数加权移动平均标签权重 + 指数时间衰减”的动态画像模型，将时间衰减前置于行为积分归一化环节，使标签权重、能力维度得分与可视化画像构成量纲一致的统一计算链路；③ 实现无第三方框架依赖的状态机工作流引擎与可配置积分规则引擎，支持审核环节与积分规则的免发布调整，并在 270 名科研人员规模的疾控机构完成3 个月实际部署验证。</w:t>
-      </w:r>
-    </w:p>
-    <w:p>
-      <w:pPr>
-        <w:spacing w:line="300" w:lineRule="auto"/>
-        <w:ind w:firstLineChars="200" w:firstLine="420"/>
-      </w:pPr>
-      <w:r>
-        <w:rPr>
-          <w:rFonts w:ascii="Times New Roman" w:hAnsi="Times New Roman" w:eastAsia="宋体" w:cs="Times New Roman"/>
-          <w:sz w:val="21"/>
-          <w:szCs w:val="21"/>
-        </w:rPr>
-        <w:t xml:space="preserve">本文其余部分组织如下：第 2 节分析系统需求；第 3 节给出总体架构与技术选型；第 4 节描述核心功能模块设计；第 5 节阐述关键技术实现；第 6 节报告系统测试与应用效果；第 7 节总结全文并展望后续工作。</w:t>
+        <w:t xml:space="preserve">可见，面向公共卫生领域、同时整合积分量化与人才标签画像的专用科研管理系统仍比较少见。本文的主要工作如下：① 提出面向多作者成果的分段权重积分分配模型，给出其与均分法、调和计数法的对比及在积分总量口径上的制度性约束；② 构建“指数加权移动平均标签权重 + 指数时间衰减”的动态画像模型，将时间衰减前置于行为积分归一化环节，使标签权重、能力维度得分与可视化画像构成量纲一致的统一计算链路；③ 实现无第三方框架依赖的状态机工作流引擎与可配置积分规则引擎，支持审核环节与积分规则的免发布调整。系统面向的南通市疾控中心设有 15 个业务科室、270 名科研人员，科研成果涵盖 12 个大类，核心业务响应时间要求控制在 3 s 以内。</w:t>
       </w:r>
     </w:p>
     <w:p>
@@ -474,7 +432,7 @@
           <w:sz w:val="24"/>
           <w:szCs w:val="24"/>
         </w:rPr>
-        <w:t xml:space="preserve">2  系统需求分析</w:t>
+        <w:t xml:space="preserve">2  系统总体架构</w:t>
       </w:r>
     </w:p>
     <w:p>
@@ -488,95 +446,7 @@
           <w:sz w:val="21"/>
           <w:szCs w:val="21"/>
         </w:rPr>
-        <w:t xml:space="preserve">业务需求方面，系统以科研人才为中心、以数据驱动评价、以激励闭环为目标，包括动态量化的科研积分计量体系、多维度人才特征标签体系，以及融合积分与标签数据生成的可视化人才画像。</w:t>
-      </w:r>
-    </w:p>
-    <w:p>
-      <w:pPr>
-        <w:spacing w:line="300" w:lineRule="auto"/>
-        <w:ind w:firstLineChars="200" w:firstLine="420"/>
-      </w:pPr>
-      <w:r>
-        <w:rPr>
-          <w:rFonts w:ascii="Times New Roman" w:hAnsi="Times New Roman" w:eastAsia="宋体" w:cs="Times New Roman"/>
-          <w:sz w:val="21"/>
-          <w:szCs w:val="21"/>
-        </w:rPr>
-        <w:t xml:space="preserve">功能需求方面，系统需满足积分申报与多级审核、多维度统计分析与动态排行、人才画像生成、标签生命周期管理，以及基于角色的访问控制（RBAC）与系统管理支撑[4-5]。</w:t>
-      </w:r>
-    </w:p>
-    <w:p>
-      <w:pPr>
-        <w:spacing w:line="300" w:lineRule="auto"/>
-        <w:ind w:firstLineChars="200" w:firstLine="420"/>
-      </w:pPr>
-      <w:r>
-        <w:rPr>
-          <w:rFonts w:ascii="Times New Roman" w:hAnsi="Times New Roman" w:eastAsia="宋体" w:cs="Times New Roman"/>
-          <w:sz w:val="21"/>
-          <w:szCs w:val="21"/>
-        </w:rPr>
-        <w:t xml:space="preserve">非功能需求方面，核心业务响应时间应控制在 3 s 以内，支持并发访问，遵循分层模块化设计，并兼容现有办公与人事系统[6]。</w:t>
-      </w:r>
-    </w:p>
-    <w:p>
-      <w:pPr>
-        <w:spacing w:line="300" w:lineRule="auto"/>
-        <w:ind w:firstLineChars="200" w:firstLine="420"/>
-      </w:pPr>
-      <w:r>
-        <w:rPr>
-          <w:rFonts w:ascii="Times New Roman" w:hAnsi="Times New Roman" w:eastAsia="宋体" w:cs="Times New Roman"/>
-          <w:sz w:val="21"/>
-          <w:szCs w:val="21"/>
-        </w:rPr>
-        <w:t xml:space="preserve">系统设计期间的调研表明，该中心设有 15 个业务科室、270 名科研人员，科研成果类型涵盖论文、项目、专利、技术标准、健康科普等 12 个大类，这是本文整合多源数据的基础。</w:t>
-      </w:r>
-    </w:p>
-    <w:p>
-      <w:pPr>
-        <w:keepNext/>
-        <w:keepLines/>
-        <w:spacing w:beforeLines="50" w:before="150" w:afterLines="30" w:after="90"/>
-        <w:outlineLvl w:val="0"/>
-      </w:pPr>
-      <w:r>
-        <w:rPr>
-          <w:rFonts w:ascii="Times New Roman" w:hAnsi="Times New Roman" w:eastAsia="黑体" w:cs="Times New Roman"/>
-          <w:sz w:val="24"/>
-          <w:szCs w:val="24"/>
-        </w:rPr>
-        <w:t xml:space="preserve">3  系统总体架构设计</w:t>
-      </w:r>
-    </w:p>
-    <w:p>
-      <w:pPr>
-        <w:keepNext/>
-        <w:keepLines/>
-        <w:spacing w:beforeLines="30" w:before="90" w:afterLines="20" w:after="60"/>
-        <w:outlineLvl w:val="1"/>
-      </w:pPr>
-      <w:r>
-        <w:rPr>
-          <w:rFonts w:ascii="Times New Roman" w:hAnsi="Times New Roman" w:eastAsia="黑体" w:cs="Times New Roman"/>
-          <w:sz w:val="21"/>
-          <w:szCs w:val="21"/>
-        </w:rPr>
-        <w:t xml:space="preserve">3.1  分层架构</w:t>
-      </w:r>
-    </w:p>
-    <w:p>
-      <w:pPr>
-        <w:spacing w:line="300" w:lineRule="auto"/>
-        <w:ind w:firstLineChars="200" w:firstLine="420"/>
-      </w:pPr>
-      <w:r>
-        <w:rPr>
-          <w:rFonts w:ascii="Times New Roman" w:hAnsi="Times New Roman" w:eastAsia="宋体" w:cs="Times New Roman"/>
-          <w:sz w:val="21"/>
-          <w:szCs w:val="21"/>
-        </w:rPr>
-        <w:t xml:space="preserve">系统采用经典的四层架构。表现层由基于 Spring Boot 的 @RestController 构成，负责接收 HTTP 请求、解析参数并调用业务逻辑层服务，实现前后端分离，便于前端技术栈的灵活选择与独立开发。业务逻辑层是系统核心，封装全部业务规则与流程，积分计算、审核流程控制、人才画像生成、排行榜统计等复杂逻辑均在该层实现；该层由 Service 组件构成，负责协调多个数据访问操作并管理事务，确保业务操作的原子性与一致性。数据访问层负责与数据库交互，通过定义 Mapper 接口及对应的 XML 映射文件实现对象关系映射（ORM），提供灵活且高性能的数据访问能力[8]。数据层负责数据持久化与存储管理。分层架构如图 1 所示。</w:t>
+        <w:t xml:space="preserve">系统采用四层架构：表现层由 Spring Boot 的 @RestController 构成，负责接收 HTTP 请求并调用业务服务，实现前后端分离；业务逻辑层由 Service 组件构成，封装积分计算、审核流程控制、画像生成与排行统计等规则并管理事务；数据访问层通过 MyBatis 的 Mapper 接口与 XML 映射文件实现对象关系映射，可在复杂场景下直接优化 SQL[8]；数据层负责持久化与存储管理。前端采用 Vue.js，通过 RESTful API 与后端交互；数据库选用 MySQL 8.0，并引入 Redis 缓存提升查询效率[5-8]。分层架构如图 1 所示。</w:t>
       </w:r>
     </w:p>
     <w:p>
@@ -601,7 +471,7 @@
             <wp:positionV relativeFrom="paragraph">
               <wp:posOffset>302260</wp:posOffset>
             </wp:positionV>
-            <wp:extent cx="3566160" cy="3307452"/>
+            <wp:extent cx="2926080" cy="2713806"/>
             <wp:effectExtent l="0" t="0" r="0" b="0"/>
             <wp:wrapNone/>
             <wp:docPr id="101" name="图片 1"/>
@@ -633,7 +503,7 @@
                   <pic:spPr bwMode="auto">
                     <a:xfrm>
                       <a:off x="0" y="0"/>
-                      <a:ext cx="3566160" cy="3307452"/>
+                      <a:ext cx="2926080" cy="2713806"/>
                     </a:xfrm>
                     <a:prstGeom prst="rect">
                       <a:avLst/>
@@ -667,122 +537,6 @@
       <w:pPr>
         <w:keepNext/>
         <w:keepLines/>
-        <w:spacing w:beforeLines="30" w:before="90" w:afterLines="20" w:after="60"/>
-        <w:outlineLvl w:val="1"/>
-      </w:pPr>
-      <w:r>
-        <w:rPr>
-          <w:rFonts w:ascii="Times New Roman" w:hAnsi="Times New Roman" w:eastAsia="黑体" w:cs="Times New Roman"/>
-          <w:sz w:val="21"/>
-          <w:szCs w:val="21"/>
-        </w:rPr>
-        <w:t xml:space="preserve">3.2  技术选型</w:t>
-      </w:r>
-    </w:p>
-    <w:p>
-      <w:pPr>
-        <w:spacing w:line="300" w:lineRule="auto"/>
-        <w:ind w:firstLineChars="200" w:firstLine="420"/>
-      </w:pPr>
-      <w:r>
-        <w:rPr>
-          <w:rFonts w:ascii="Times New Roman" w:hAnsi="Times New Roman" w:eastAsia="宋体" w:cs="Times New Roman"/>
-          <w:sz w:val="21"/>
-          <w:szCs w:val="21"/>
-        </w:rPr>
-        <w:t xml:space="preserve">后端采用 Spring Boot 框架，简化了项目初始配置与部署过程，减少了 XML 配置量；同时引入 Redis 缓存以提升系统处理效率。考虑到灵活性与对数据库的完全控制权，持久层选用 MyBatis，可在复杂场景下直接编写并优化 SQL 语句，获得更优的查询性能。结合疾控中心内部系统的使用特点与用户体验需求，前端采用轻量、易上手、支持组件化与响应式设计的 Vue.js 框架，通过 RESTful API 与后端 Spring Boot 服务交互。综合性能、可靠性与社区支持等因素，数据库选用 MySQL 8.0[5-8]。技术架构如图 2 所示。</w:t>
-      </w:r>
-    </w:p>
-    <w:p>
-      <w:pPr>
-        <w:keepNext/>
-        <w:keepLines/>
-        <w:spacing w:beforeLines="15" w:before="45" w:afterLines="5" w:after="15"/>
-        <w:jc w:val="center"/>
-      </w:pPr>
-      <w:r>
-        <w:rPr>
-          <w:rFonts w:ascii="Times New Roman" w:hAnsi="Times New Roman" w:eastAsia="宋体" w:cs="Times New Roman"/>
-          <w:sz w:val="21"/>
-          <w:szCs w:val="21"/>
-        </w:rPr>
-        <w:drawing>
-          <wp:anchor distT="0" distB="0" distL="114300" distR="114300" simplePos="0" relativeHeight="251604480" behindDoc="0" locked="0" layoutInCell="1" allowOverlap="1" wp14:anchorId="07C54EE4" wp14:editId="19228F2F">
-            <wp:simplePos x="0" y="0"/>
-            <wp:positionH relativeFrom="column">
-              <wp:posOffset>19050</wp:posOffset>
-            </wp:positionH>
-            <wp:positionV relativeFrom="paragraph">
-              <wp:posOffset>126365</wp:posOffset>
-            </wp:positionV>
-            <wp:extent cx="5120640" cy="2670564"/>
-            <wp:effectExtent l="0" t="0" r="4445" b="3175"/>
-            <wp:wrapNone/>
-            <wp:docPr id="102" name="图形 1"/>
-            <wp:cNvGraphicFramePr>
-              <a:graphicFrameLocks xmlns:a="http://schemas.openxmlformats.org/drawingml/2006/main" noChangeAspect="1"/>
-            </wp:cNvGraphicFramePr>
-            <a:graphic xmlns:a="http://schemas.openxmlformats.org/drawingml/2006/main">
-              <a:graphicData uri="http://schemas.openxmlformats.org/drawingml/2006/picture">
-                <pic:pic xmlns:pic="http://schemas.openxmlformats.org/drawingml/2006/picture">
-                  <pic:nvPicPr>
-                    <pic:cNvPr id="710723306" name=""/>
-                    <pic:cNvPicPr/>
-                  </pic:nvPicPr>
-                  <pic:blipFill>
-                    <a:blip r:embed="rId8">
-                      <a:extLst>
-                        <a:ext uri="{96DAC541-7B7A-43D3-8B79-37D633B846F1}">
-                          <asvg:svgBlip xmlns:asvg="http://schemas.microsoft.com/office/drawing/2016/SVG/main" r:embed="rId9"/>
-                        </a:ext>
-                      </a:extLst>
-                    </a:blip>
-                    <a:stretch>
-                      <a:fillRect/>
-                    </a:stretch>
-                  </pic:blipFill>
-                  <pic:spPr>
-                    <a:xfrm>
-                      <a:off x="0" y="0"/>
-                      <a:ext cx="5120640" cy="2670564"/>
-                    </a:xfrm>
-                    <a:prstGeom prst="rect">
-                      <a:avLst/>
-                    </a:prstGeom>
-                  </pic:spPr>
-                </pic:pic>
-              </a:graphicData>
-            </a:graphic>
-            <wp14:sizeRelH relativeFrom="margin">
-              <wp14:pctWidth>0</wp14:pctWidth>
-            </wp14:sizeRelH>
-            <wp14:sizeRelV relativeFrom="margin">
-              <wp14:pctHeight>0</wp14:pctHeight>
-            </wp14:sizeRelV>
-          </wp:anchor>
-        </w:drawing>
-      </w:r>
-    </w:p>
-    <w:p>
-      <w:pPr>
-        <w:keepNext/>
-        <w:keepLines/>
-        <w:spacing w:beforeLines="10" w:before="30" w:afterLines="30" w:after="90"/>
-        <w:jc w:val="center"/>
-      </w:pPr>
-      <w:r>
-        <w:rPr>
-          <w:rFonts w:ascii="Times New Roman" w:hAnsi="Times New Roman" w:eastAsia="黑体" w:cs="Times New Roman"/>
-          <w:sz w:val="18"/>
-          <w:szCs w:val="18"/>
-        </w:rPr>
-        <w:t xml:space="preserve">图 2  系统技术架构</w:t>
-      </w:r>
-    </w:p>
-    <w:p>
-      <w:pPr>
-        <w:keepNext/>
-        <w:keepLines/>
         <w:spacing w:beforeLines="50" w:before="150" w:afterLines="30" w:after="90"/>
         <w:outlineLvl w:val="0"/>
       </w:pPr>
@@ -792,7 +546,7 @@
           <w:sz w:val="24"/>
           <w:szCs w:val="24"/>
         </w:rPr>
-        <w:t xml:space="preserve">4  核心功能模块设计</w:t>
+        <w:t xml:space="preserve">3  核心功能模块设计</w:t>
       </w:r>
     </w:p>
     <w:p>
@@ -806,157 +560,7 @@
           <w:sz w:val="21"/>
           <w:szCs w:val="21"/>
         </w:rPr>
-        <w:t xml:space="preserve">系统从实际业务出发，设计了积分管理、人才画像、统计分析、申报审核与系统管理五大功能模块，共同构成申报、计算、画像、展示、权限的完整业务闭环。模块详细设计如图 3 所示。</w:t>
-      </w:r>
-    </w:p>
-    <w:p>
-      <w:pPr>
-        <w:keepNext/>
-        <w:keepLines/>
-        <w:spacing w:beforeLines="30" w:before="90" w:afterLines="20" w:after="60"/>
-        <w:outlineLvl w:val="1"/>
-      </w:pPr>
-      <w:r>
-        <w:rPr>
-          <w:rFonts w:ascii="Times New Roman" w:hAnsi="Times New Roman" w:eastAsia="黑体" w:cs="Times New Roman"/>
-          <w:sz w:val="21"/>
-          <w:szCs w:val="21"/>
-        </w:rPr>
-        <w:t xml:space="preserve">4.1  积分管理模块</w:t>
-      </w:r>
-    </w:p>
-    <w:p>
-      <w:pPr>
-        <w:spacing w:line="300" w:lineRule="auto"/>
-        <w:ind w:firstLineChars="200" w:firstLine="420"/>
-      </w:pPr>
-      <w:r>
-        <w:rPr>
-          <w:rFonts w:ascii="Times New Roman" w:hAnsi="Times New Roman" w:eastAsia="宋体" w:cs="Times New Roman"/>
-          <w:sz w:val="21"/>
-          <w:szCs w:val="21"/>
-        </w:rPr>
-        <w:t xml:space="preserve">该模块支持可视化配置 12 大类 46 项积分规则，这 46 项细则基于该中心既往多年申报数据的分类梳理得出。用户提交成果后，计算引擎自动校验规则有效性并执行分值核算，更新用户积分总额并生成积分流水记录[8-9]。</w:t>
-      </w:r>
-    </w:p>
-    <w:p>
-      <w:pPr>
-        <w:keepNext/>
-        <w:keepLines/>
-        <w:spacing w:beforeLines="30" w:before="90" w:afterLines="20" w:after="60"/>
-        <w:outlineLvl w:val="1"/>
-      </w:pPr>
-      <w:r>
-        <w:rPr>
-          <w:rFonts w:ascii="Times New Roman" w:hAnsi="Times New Roman" w:eastAsia="黑体" w:cs="Times New Roman"/>
-          <w:sz w:val="21"/>
-          <w:szCs w:val="21"/>
-        </w:rPr>
-        <w:t xml:space="preserve">4.2  人才画像模块</w:t>
-      </w:r>
-    </w:p>
-    <w:p>
-      <w:pPr>
-        <w:spacing w:line="300" w:lineRule="auto"/>
-        <w:ind w:firstLineChars="200" w:firstLine="420"/>
-      </w:pPr>
-      <w:r>
-        <w:rPr>
-          <w:rFonts w:ascii="Times New Roman" w:hAnsi="Times New Roman" w:eastAsia="宋体" w:cs="Times New Roman"/>
-          <w:sz w:val="21"/>
-          <w:szCs w:val="21"/>
-        </w:rPr>
-        <w:t xml:space="preserve">该模块构建了动态演进的标签体系，涵盖结构化标签（学历、职称、专业等）与非结构化能力标签（科研能力、项目管理、数据分析等），并自动关联积分流水与科研成果，构建多维特征空间，呈现人才能力结构与发展轨迹[9-10]。</w:t>
-      </w:r>
-    </w:p>
-    <w:p>
-      <w:pPr>
-        <w:keepNext/>
-        <w:keepLines/>
-        <w:spacing w:beforeLines="30" w:before="90" w:afterLines="20" w:after="60"/>
-        <w:outlineLvl w:val="1"/>
-      </w:pPr>
-      <w:r>
-        <w:rPr>
-          <w:rFonts w:ascii="Times New Roman" w:hAnsi="Times New Roman" w:eastAsia="黑体" w:cs="Times New Roman"/>
-          <w:sz w:val="21"/>
-          <w:szCs w:val="21"/>
-        </w:rPr>
-        <w:t xml:space="preserve">4.3  统计分析模块</w:t>
-      </w:r>
-    </w:p>
-    <w:p>
-      <w:pPr>
-        <w:spacing w:line="300" w:lineRule="auto"/>
-        <w:ind w:firstLineChars="200" w:firstLine="420"/>
-      </w:pPr>
-      <w:r>
-        <w:rPr>
-          <w:rFonts w:ascii="Times New Roman" w:hAnsi="Times New Roman" w:eastAsia="宋体" w:cs="Times New Roman"/>
-          <w:sz w:val="21"/>
-          <w:szCs w:val="21"/>
-        </w:rPr>
-        <w:t xml:space="preserve">该模块支持多维度交叉统计，其核心组件“人才晴雨表”仪表盘集成 Apache ECharts，展示全中心的科研产出、人才分布与能力结构，并支持数据下钻分析。</w:t>
-      </w:r>
-    </w:p>
-    <w:p>
-      <w:pPr>
-        <w:keepNext/>
-        <w:keepLines/>
-        <w:spacing w:beforeLines="30" w:before="90" w:afterLines="20" w:after="60"/>
-        <w:outlineLvl w:val="1"/>
-      </w:pPr>
-      <w:r>
-        <w:rPr>
-          <w:rFonts w:ascii="Times New Roman" w:hAnsi="Times New Roman" w:eastAsia="黑体" w:cs="Times New Roman"/>
-          <w:sz w:val="21"/>
-          <w:szCs w:val="21"/>
-        </w:rPr>
-        <w:t xml:space="preserve">4.4  申报审核模块</w:t>
-      </w:r>
-    </w:p>
-    <w:p>
-      <w:pPr>
-        <w:spacing w:line="300" w:lineRule="auto"/>
-        <w:ind w:firstLineChars="200" w:firstLine="420"/>
-      </w:pPr>
-      <w:r>
-        <w:rPr>
-          <w:rFonts w:ascii="Times New Roman" w:hAnsi="Times New Roman" w:eastAsia="宋体" w:cs="Times New Roman"/>
-          <w:sz w:val="21"/>
-          <w:szCs w:val="21"/>
-        </w:rPr>
-        <w:t xml:space="preserve">该模块内置轻量级工作流引擎，驱动四级审批流程，自动流转申报单并完整记录审核信息，在终审通过后自动触发积分计算，其实现细节见 5.5 节。</w:t>
-      </w:r>
-    </w:p>
-    <w:p>
-      <w:pPr>
-        <w:keepNext/>
-        <w:keepLines/>
-        <w:spacing w:beforeLines="30" w:before="90" w:afterLines="20" w:after="60"/>
-        <w:outlineLvl w:val="1"/>
-      </w:pPr>
-      <w:r>
-        <w:rPr>
-          <w:rFonts w:ascii="Times New Roman" w:hAnsi="Times New Roman" w:eastAsia="黑体" w:cs="Times New Roman"/>
-          <w:sz w:val="21"/>
-          <w:szCs w:val="21"/>
-        </w:rPr>
-        <w:t xml:space="preserve">4.5  系统管理模块</w:t>
-      </w:r>
-    </w:p>
-    <w:p>
-      <w:pPr>
-        <w:spacing w:line="300" w:lineRule="auto"/>
-        <w:ind w:firstLineChars="200" w:firstLine="420"/>
-      </w:pPr>
-      <w:r>
-        <w:rPr>
-          <w:rFonts w:ascii="Times New Roman" w:hAnsi="Times New Roman" w:eastAsia="宋体" w:cs="Times New Roman"/>
-          <w:sz w:val="21"/>
-          <w:szCs w:val="21"/>
-        </w:rPr>
-        <w:t xml:space="preserve">该模块采用 RBAC 模型构建用户—角色—权限三层架构，预设科研人员、审核员、科室主任、分管领导与系统管理员 5 类角色[11-13]。该模块同时承担基础数据维护、积分规则动态调整与操作日志审计等职能，所有敏感操作均记录可追溯的审计日志。</w:t>
+        <w:t xml:space="preserve">系统设计了五大功能模块，构成申报、计算、画像、展示、权限的完整闭环，如图 2 所示。积分管理模块支持可视化配置 12 大类 46 项积分规则，成果提交后由计算引擎自动校验并核算分值、生成积分流水[8-9]；人才画像模块构建涵盖结构化标签（学历、职称、专业）与非结构化能力标签（科研能力、项目管理、数据分析）的动态标签体系，自动关联积分流水与科研成果[9-10]；统计分析模块的“人才晴雨表”仪表盘集成 Apache ECharts，支持多维交叉统计与数据下钻；申报审核模块内置轻量级工作流引擎驱动四级审批；系统管理模块采用 RBAC 模型构建用户—角色—权限三层架构，预设 5 类角色，并承担基础数据维护、规则调整与操作日志审计等职能[11-13]。</w:t>
       </w:r>
     </w:p>
     <w:p>
@@ -984,7 +588,7 @@
             <wp:extent cx="5120640" cy="2360552"/>
             <wp:effectExtent l="0" t="0" r="635" b="6350"/>
             <wp:wrapNone/>
-            <wp:docPr id="103" name="图形 1"/>
+            <wp:docPr id="102" name="图形 1"/>
             <wp:cNvGraphicFramePr>
               <a:graphicFrameLocks xmlns:a="http://schemas.openxmlformats.org/drawingml/2006/main" noChangeAspect="1"/>
             </wp:cNvGraphicFramePr>
@@ -1042,7 +646,7 @@
           <w:sz w:val="18"/>
           <w:szCs w:val="18"/>
         </w:rPr>
-        <w:t xml:space="preserve">图 3  功能模块详细设计</w:t>
+        <w:t xml:space="preserve">图 2  功能模块详细设计</w:t>
       </w:r>
     </w:p>
     <w:p>
@@ -1058,7 +662,7 @@
           <w:sz w:val="24"/>
           <w:szCs w:val="24"/>
         </w:rPr>
-        <w:t xml:space="preserve">5  关键技术实现</w:t>
+        <w:t xml:space="preserve">4  关键技术实现</w:t>
       </w:r>
     </w:p>
     <w:p>
@@ -1074,7 +678,7 @@
           <w:sz w:val="21"/>
           <w:szCs w:val="21"/>
         </w:rPr>
-        <w:t xml:space="preserve">5.1  可配置积分规则引擎</w:t>
+        <w:t xml:space="preserve">4.1  可配置积分规则引擎</w:t>
       </w:r>
     </w:p>
     <w:p>
@@ -1088,403 +692,7 @@
           <w:sz w:val="21"/>
           <w:szCs w:val="21"/>
         </w:rPr>
-        <w:t xml:space="preserve">传统实现中积分规则的调整需要修改代码并重新发布，维护成本较高。为此，系统将全部积分规则（分值、年度上限、有效期等）存入数据库配置表，管理员在后台修改配置即可实时生效，无需重新编译部署。系统设计了三张核心数据表支撑积分计算，其结构如表 1 所示。</w:t>
-      </w:r>
-    </w:p>
-    <w:p>
-      <w:pPr>
-        <w:keepNext/>
-        <w:keepLines/>
-        <w:spacing w:beforeLines="15" w:before="45" w:afterLines="8" w:after="24"/>
-        <w:jc w:val="center"/>
-      </w:pPr>
-      <w:r>
-        <w:rPr>
-          <w:rFonts w:ascii="Times New Roman" w:hAnsi="Times New Roman" w:eastAsia="黑体" w:cs="Times New Roman"/>
-          <w:sz w:val="18"/>
-          <w:szCs w:val="18"/>
-        </w:rPr>
-        <w:t xml:space="preserve">表 1  积分计算核心数据表结构</w:t>
-      </w:r>
-    </w:p>
-    <w:tbl>
-      <w:tblPr>
-        <w:tblW w:w="8306" w:type="dxa"/>
-        <w:jc w:val="center"/>
-        <w:tblBorders>
-          <w:top w:val="nil"/>
-          <w:left w:val="nil"/>
-          <w:bottom w:val="nil"/>
-          <w:right w:val="nil"/>
-          <w:insideH w:val="nil"/>
-          <w:insideV w:val="nil"/>
-        </w:tblBorders>
-        <w:tblCellMar>
-          <w:top w:w="28" w:type="dxa"/>
-          <w:left w:w="64" w:type="dxa"/>
-          <w:bottom w:w="28" w:type="dxa"/>
-          <w:right w:w="64" w:type="dxa"/>
-        </w:tblCellMar>
-      </w:tblPr>
-      <w:tblGrid>
-        <w:gridCol w:w="1750"/>
-        <w:gridCol w:w="1400"/>
-        <w:gridCol w:w="5156"/>
-      </w:tblGrid>
-      <w:tr>
-        <w:trPr>
-          <w:cantSplit/>
-          <w:tblHeader/>
-        </w:trPr>
-        <w:tc>
-          <w:tcPr>
-            <w:tcW w:w="1750" w:type="dxa"/>
-            <w:tcBorders>
-              <w:top w:val="single" w:sz="12" w:space="0" w:color="auto"/>
-              <w:left w:val="nil"/>
-              <w:bottom w:val="single" w:sz="6" w:space="0" w:color="auto"/>
-              <w:right w:val="nil"/>
-            </w:tcBorders>
-            <w:vAlign w:val="center"/>
-          </w:tcPr>
-          <w:p>
-            <w:pPr>
-              <w:jc w:val="center"/>
-            </w:pPr>
-            <w:r>
-              <w:rPr>
-                <w:rFonts w:ascii="Times New Roman" w:hAnsi="Times New Roman" w:eastAsia="宋体" w:cs="Times New Roman"/>
-                <w:b/>
-                <w:bCs/>
-                <w:sz w:val="18"/>
-                <w:szCs w:val="18"/>
-              </w:rPr>
-              <w:t xml:space="preserve">数据表</w:t>
-            </w:r>
-          </w:p>
-        </w:tc>
-        <w:tc>
-          <w:tcPr>
-            <w:tcW w:w="1400" w:type="dxa"/>
-            <w:tcBorders>
-              <w:top w:val="single" w:sz="12" w:space="0" w:color="auto"/>
-              <w:left w:val="nil"/>
-              <w:bottom w:val="single" w:sz="6" w:space="0" w:color="auto"/>
-              <w:right w:val="nil"/>
-            </w:tcBorders>
-            <w:vAlign w:val="center"/>
-          </w:tcPr>
-          <w:p>
-            <w:pPr>
-              <w:jc w:val="center"/>
-            </w:pPr>
-            <w:r>
-              <w:rPr>
-                <w:rFonts w:ascii="Times New Roman" w:hAnsi="Times New Roman" w:eastAsia="宋体" w:cs="Times New Roman"/>
-                <w:b/>
-                <w:bCs/>
-                <w:sz w:val="18"/>
-                <w:szCs w:val="18"/>
-              </w:rPr>
-              <w:t xml:space="preserve">功能定位</w:t>
-            </w:r>
-          </w:p>
-        </w:tc>
-        <w:tc>
-          <w:tcPr>
-            <w:tcW w:w="5156" w:type="dxa"/>
-            <w:tcBorders>
-              <w:top w:val="single" w:sz="12" w:space="0" w:color="auto"/>
-              <w:left w:val="nil"/>
-              <w:bottom w:val="single" w:sz="6" w:space="0" w:color="auto"/>
-              <w:right w:val="nil"/>
-            </w:tcBorders>
-            <w:vAlign w:val="center"/>
-          </w:tcPr>
-          <w:p>
-            <w:pPr>
-              <w:jc w:val="center"/>
-            </w:pPr>
-            <w:r>
-              <w:rPr>
-                <w:rFonts w:ascii="Times New Roman" w:hAnsi="Times New Roman" w:eastAsia="宋体" w:cs="Times New Roman"/>
-                <w:b/>
-                <w:bCs/>
-                <w:sz w:val="18"/>
-                <w:szCs w:val="18"/>
-              </w:rPr>
-              <w:t xml:space="preserve">主要字段</w:t>
-            </w:r>
-          </w:p>
-        </w:tc>
-      </w:tr>
-      <w:tr>
-        <w:trPr>
-          <w:cantSplit/>
-        </w:trPr>
-        <w:tc>
-          <w:tcPr>
-            <w:tcW w:w="1750" w:type="dxa"/>
-            <w:tcBorders>
-              <w:top w:val="nil" w:sz="0" w:space="0" w:color="auto"/>
-              <w:left w:val="nil"/>
-              <w:bottom w:val="nil" w:sz="0" w:space="0" w:color="auto"/>
-              <w:right w:val="nil"/>
-            </w:tcBorders>
-            <w:vAlign w:val="center"/>
-          </w:tcPr>
-          <w:p>
-            <w:pPr>
-              <w:jc w:val="left"/>
-            </w:pPr>
-            <w:r>
-              <w:rPr>
-                <w:rFonts w:ascii="Times New Roman" w:hAnsi="Times New Roman" w:eastAsia="宋体" w:cs="Times New Roman"/>
-                <w:sz w:val="18"/>
-                <w:szCs w:val="18"/>
-              </w:rPr>
-              <w:t xml:space="preserve">points_category</w:t>
-            </w:r>
-          </w:p>
-        </w:tc>
-        <w:tc>
-          <w:tcPr>
-            <w:tcW w:w="1400" w:type="dxa"/>
-            <w:tcBorders>
-              <w:top w:val="nil" w:sz="0" w:space="0" w:color="auto"/>
-              <w:left w:val="nil"/>
-              <w:bottom w:val="nil" w:sz="0" w:space="0" w:color="auto"/>
-              <w:right w:val="nil"/>
-            </w:tcBorders>
-            <w:vAlign w:val="center"/>
-          </w:tcPr>
-          <w:p>
-            <w:pPr>
-              <w:jc w:val="left"/>
-            </w:pPr>
-            <w:r>
-              <w:rPr>
-                <w:rFonts w:ascii="Times New Roman" w:hAnsi="Times New Roman" w:eastAsia="宋体" w:cs="Times New Roman"/>
-                <w:sz w:val="18"/>
-                <w:szCs w:val="18"/>
-              </w:rPr>
-              <w:t xml:space="preserve">积分类别表</w:t>
-            </w:r>
-          </w:p>
-        </w:tc>
-        <w:tc>
-          <w:tcPr>
-            <w:tcW w:w="5156" w:type="dxa"/>
-            <w:tcBorders>
-              <w:top w:val="nil" w:sz="0" w:space="0" w:color="auto"/>
-              <w:left w:val="nil"/>
-              <w:bottom w:val="nil" w:sz="0" w:space="0" w:color="auto"/>
-              <w:right w:val="nil"/>
-            </w:tcBorders>
-            <w:vAlign w:val="center"/>
-          </w:tcPr>
-          <w:p>
-            <w:pPr>
-              <w:jc w:val="left"/>
-            </w:pPr>
-            <w:r>
-              <w:rPr>
-                <w:rFonts w:ascii="Times New Roman" w:hAnsi="Times New Roman" w:eastAsia="宋体" w:cs="Times New Roman"/>
-                <w:sz w:val="18"/>
-                <w:szCs w:val="18"/>
-              </w:rPr>
-              <w:t xml:space="preserve">类别 ID、类别名称、排序号、启用状态</w:t>
-            </w:r>
-          </w:p>
-        </w:tc>
-      </w:tr>
-      <w:tr>
-        <w:trPr>
-          <w:cantSplit/>
-        </w:trPr>
-        <w:tc>
-          <w:tcPr>
-            <w:tcW w:w="1750" w:type="dxa"/>
-            <w:tcBorders>
-              <w:top w:val="nil" w:sz="0" w:space="0" w:color="auto"/>
-              <w:left w:val="nil"/>
-              <w:bottom w:val="nil" w:sz="0" w:space="0" w:color="auto"/>
-              <w:right w:val="nil"/>
-            </w:tcBorders>
-            <w:vAlign w:val="center"/>
-          </w:tcPr>
-          <w:p>
-            <w:pPr>
-              <w:jc w:val="left"/>
-            </w:pPr>
-            <w:r>
-              <w:rPr>
-                <w:rFonts w:ascii="Times New Roman" w:hAnsi="Times New Roman" w:eastAsia="宋体" w:cs="Times New Roman"/>
-                <w:sz w:val="18"/>
-                <w:szCs w:val="18"/>
-              </w:rPr>
-              <w:t xml:space="preserve">points_item</w:t>
-            </w:r>
-          </w:p>
-        </w:tc>
-        <w:tc>
-          <w:tcPr>
-            <w:tcW w:w="1400" w:type="dxa"/>
-            <w:tcBorders>
-              <w:top w:val="nil" w:sz="0" w:space="0" w:color="auto"/>
-              <w:left w:val="nil"/>
-              <w:bottom w:val="nil" w:sz="0" w:space="0" w:color="auto"/>
-              <w:right w:val="nil"/>
-            </w:tcBorders>
-            <w:vAlign w:val="center"/>
-          </w:tcPr>
-          <w:p>
-            <w:pPr>
-              <w:jc w:val="left"/>
-            </w:pPr>
-            <w:r>
-              <w:rPr>
-                <w:rFonts w:ascii="Times New Roman" w:hAnsi="Times New Roman" w:eastAsia="宋体" w:cs="Times New Roman"/>
-                <w:sz w:val="18"/>
-                <w:szCs w:val="18"/>
-              </w:rPr>
-              <w:t xml:space="preserve">积分项配置表</w:t>
-            </w:r>
-          </w:p>
-        </w:tc>
-        <w:tc>
-          <w:tcPr>
-            <w:tcW w:w="5156" w:type="dxa"/>
-            <w:tcBorders>
-              <w:top w:val="nil" w:sz="0" w:space="0" w:color="auto"/>
-              <w:left w:val="nil"/>
-              <w:bottom w:val="nil" w:sz="0" w:space="0" w:color="auto"/>
-              <w:right w:val="nil"/>
-            </w:tcBorders>
-            <w:vAlign w:val="center"/>
-          </w:tcPr>
-          <w:p>
-            <w:pPr>
-              <w:jc w:val="left"/>
-            </w:pPr>
-            <w:r>
-              <w:rPr>
-                <w:rFonts w:ascii="Times New Roman" w:hAnsi="Times New Roman" w:eastAsia="宋体" w:cs="Times New Roman"/>
-                <w:sz w:val="18"/>
-                <w:szCs w:val="18"/>
-              </w:rPr>
-              <w:t xml:space="preserve">积分项 ID、所属类别 ID、分值标准、年度上限、有效期、适用职称范围</w:t>
-            </w:r>
-          </w:p>
-        </w:tc>
-      </w:tr>
-      <w:tr>
-        <w:trPr>
-          <w:cantSplit/>
-        </w:trPr>
-        <w:tc>
-          <w:tcPr>
-            <w:tcW w:w="1750" w:type="dxa"/>
-            <w:tcBorders>
-              <w:top w:val="nil" w:sz="0" w:space="0" w:color="auto"/>
-              <w:left w:val="nil"/>
-              <w:bottom w:val="single" w:sz="12" w:space="0" w:color="auto"/>
-              <w:right w:val="nil"/>
-            </w:tcBorders>
-            <w:vAlign w:val="center"/>
-          </w:tcPr>
-          <w:p>
-            <w:pPr>
-              <w:jc w:val="left"/>
-            </w:pPr>
-            <w:r>
-              <w:rPr>
-                <w:rFonts w:ascii="Times New Roman" w:hAnsi="Times New Roman" w:eastAsia="宋体" w:cs="Times New Roman"/>
-                <w:sz w:val="18"/>
-                <w:szCs w:val="18"/>
-              </w:rPr>
-              <w:t xml:space="preserve">points_record</w:t>
-            </w:r>
-          </w:p>
-        </w:tc>
-        <w:tc>
-          <w:tcPr>
-            <w:tcW w:w="1400" w:type="dxa"/>
-            <w:tcBorders>
-              <w:top w:val="nil" w:sz="0" w:space="0" w:color="auto"/>
-              <w:left w:val="nil"/>
-              <w:bottom w:val="single" w:sz="12" w:space="0" w:color="auto"/>
-              <w:right w:val="nil"/>
-            </w:tcBorders>
-            <w:vAlign w:val="center"/>
-          </w:tcPr>
-          <w:p>
-            <w:pPr>
-              <w:jc w:val="left"/>
-            </w:pPr>
-            <w:r>
-              <w:rPr>
-                <w:rFonts w:ascii="Times New Roman" w:hAnsi="Times New Roman" w:eastAsia="宋体" w:cs="Times New Roman"/>
-                <w:sz w:val="18"/>
-                <w:szCs w:val="18"/>
-              </w:rPr>
-              <w:t xml:space="preserve">积分流水表</w:t>
-            </w:r>
-          </w:p>
-        </w:tc>
-        <w:tc>
-          <w:tcPr>
-            <w:tcW w:w="5156" w:type="dxa"/>
-            <w:tcBorders>
-              <w:top w:val="nil" w:sz="0" w:space="0" w:color="auto"/>
-              <w:left w:val="nil"/>
-              <w:bottom w:val="single" w:sz="12" w:space="0" w:color="auto"/>
-              <w:right w:val="nil"/>
-            </w:tcBorders>
-            <w:vAlign w:val="center"/>
-          </w:tcPr>
-          <w:p>
-            <w:pPr>
-              <w:jc w:val="left"/>
-            </w:pPr>
-            <w:r>
-              <w:rPr>
-                <w:rFonts w:ascii="Times New Roman" w:hAnsi="Times New Roman" w:eastAsia="宋体" w:cs="Times New Roman"/>
-                <w:sz w:val="18"/>
-                <w:szCs w:val="18"/>
-              </w:rPr>
-              <w:t xml:space="preserve">流水 ID、用户 ID、积分项 ID、分值、作者排序、成果完成时间、时间戳、审核人</w:t>
-            </w:r>
-          </w:p>
-        </w:tc>
-      </w:tr>
-    </w:tbl>
-    <w:p>
-      <w:pPr>
-        <w:spacing w:beforeLines="8" w:before="24" w:line="300" w:lineRule="auto"/>
-        <w:ind w:firstLineChars="200" w:firstLine="420"/>
-      </w:pPr>
-      <w:r>
-        <w:rPr>
-          <w:rFonts w:ascii="Times New Roman" w:hAnsi="Times New Roman" w:eastAsia="宋体" w:cs="Times New Roman"/>
-          <w:sz w:val="21"/>
-          <w:szCs w:val="21"/>
-        </w:rPr>
-        <w:t xml:space="preserve">其中 points_category 存储论文、项目、专利、技术标准、健康科普等 12 个大类的科研成果类别信息；points_item 定义每个具体成果类型的计分标准；points_record 记录所有积分变动的明细信息。</w:t>
-      </w:r>
-    </w:p>
-    <w:p>
-      <w:pPr>
-        <w:spacing w:line="300" w:lineRule="auto"/>
-        <w:ind w:firstLineChars="200" w:firstLine="420"/>
-      </w:pPr>
-      <w:r>
-        <w:rPr>
-          <w:rFonts w:ascii="Times New Roman" w:hAnsi="Times New Roman" w:eastAsia="宋体" w:cs="Times New Roman"/>
-          <w:sz w:val="21"/>
-          <w:szCs w:val="21"/>
-        </w:rPr>
-        <w:t xml:space="preserve">为确保积分数据的一致性，系统采用 Spring 声明式事务管理，将积分计算与流水记录生成封装在同一事务中。事务流程为：① 验证用户身份与成果材料的完整性；② 查询积分项配置表获取对应分值标准；③ 校验该成果是否已申报过积分；④ 计算用户当年该类积分累计值，判断是否超过年度上限；⑤ 按作者排序分配积分；⑥ 更新用户总积分表；⑦ 生成积分流水记录；⑧ 提交事务，任一步骤出错则回滚全部操作。</w:t>
+        <w:t xml:space="preserve">传统实现中积分规则的调整需修改代码并重新发布。为此，系统将全部积分规则存入数据库配置表：points_category 存储 12 个成果大类，points_item 定义分值标准、年度上限、有效期与适用职称范围，points_record 记录积分变动明细。管理员在后台修改配置即可实时生效，无需重新编译部署。为确保数据一致性，系统采用 Spring 声明式事务，将成果校验、重复申报拦截、年度上限判断、按作者排序分配、总积分更新与流水生成封装在同一事务中，任一步骤出错即回滚。</w:t>
       </w:r>
     </w:p>
     <w:p>
@@ -1500,7 +708,7 @@
           <w:sz w:val="21"/>
           <w:szCs w:val="21"/>
         </w:rPr>
-        <w:t xml:space="preserve">5.2  多作者积分权重分配模型</w:t>
+        <w:t xml:space="preserve">4.2  多作者积分权重分配模型</w:t>
       </w:r>
     </w:p>
     <w:p>
@@ -1514,7 +722,7 @@
           <w:sz w:val="21"/>
           <w:szCs w:val="21"/>
         </w:rPr>
-        <w:t xml:space="preserve">科研成果通常由多位作者合作完成，需要按贡献差异分配积分。结合该中心的科研管理实践，本文采用基于 Kronecker δ 函数的分段权重模型对作者序位与分配系数的映射关系进行统一建模，如式(1)、式(2)所示。</w:t>
+        <w:t xml:space="preserve">结合该中心的科研管理实践，本文采用基于 Kronecker δ 函数的分段权重模型对作者序位与分配系数的映射关系统一建模，如式(1)、式(2)所示。</w:t>
       </w:r>
     </w:p>
     <w:p>
@@ -2012,7 +1220,7 @@
           <w:sz w:val="21"/>
           <w:szCs w:val="21"/>
         </w:rPr>
-        <w:t xml:space="preserve"> 为该成果的标准积分；</w:t>
+        <w:t xml:space="preserve"> 为成果标准积分；</w:t>
       </w:r>
       <w:r>
         <w:rPr>
@@ -2030,7 +1238,7 @@
           <w:sz w:val="21"/>
           <w:szCs w:val="21"/>
         </w:rPr>
-        <w:t xml:space="preserve"> 为作者总数。展开后，第 1、2、3 作者的分配系数分别为 1.0、0.8、0.5，第 4 作者及以后统一按 0.2 计；通讯作者按第 1 作者计，共同第一作者按并列第 1 作者计。该模型既体现了第一作者的核心贡献，也兼顾了其他参与人员的劳动[9]。</w:t>
+        <w:t xml:space="preserve"> 为作者总数。展开后第 1、2、3 作者的分配系数分别为 1.0、0.8、0.5，第 4 作者及以后统一按 0.2 计；通讯作者按第 1 作者计，共同第一作者按并列第 1 作者计[9]。</w:t>
       </w:r>
     </w:p>
     <w:p>
@@ -2044,7 +1252,7 @@
           <w:sz w:val="21"/>
           <w:szCs w:val="21"/>
         </w:rPr>
-        <w:t xml:space="preserve">需要说明的是，式(1)采用的是</w:t>
+        <w:t xml:space="preserve">式(1)采用</w:t>
       </w:r>
       <w:r>
         <w:rPr>
@@ -2062,14 +1270,14 @@
           <w:sz w:val="21"/>
           <w:szCs w:val="21"/>
         </w:rPr>
-        <w:t xml:space="preserve">而非总量守恒制，即各作者所得积分之和可能大于成果标准积分（4 位作者时为 2.5 倍）。这一设计源于疾控机构鼓励多科室协作攻关的管理导向，其潜在的“挂名”风险由两项制度性约束加以控制：一是 points_item 表中的年度上限对各类积分累计值封顶；二是第 4 作者及以后的积分不计入职称评审口径。本文所提模型与常见守恒型分配方法的对比如表 2 所示。</w:t>
+        <w:t xml:space="preserve">而非总量守恒制，即各作者所得之和可能大于成果标准积分（4 位作者时为 2.5 倍）。这一设计源于疾控机构鼓励多科室协作攻关的管理导向，其“挂名”风险由两项制度约束控制：points_item 表的年度上限对各类积分累计值封顶；第 4 作者及以后的积分不计入职称评审口径。本文模型与常见守恒型方法的对比如表 1 所示。对需控制积分总量的场景，系统另提供可配置的归一化模式，如式(3)所示。</w:t>
       </w:r>
     </w:p>
     <w:p>
       <w:pPr>
         <w:keepNext/>
         <w:keepLines/>
-        <w:spacing w:beforeLines="15" w:before="45" w:afterLines="8" w:after="24"/>
+        <w:spacing w:beforeLines="12" w:before="36" w:afterLines="6" w:after="18"/>
         <w:jc w:val="center"/>
       </w:pPr>
       <w:r>
@@ -2078,7 +1286,7 @@
           <w:sz w:val="18"/>
           <w:szCs w:val="18"/>
         </w:rPr>
-        <w:t xml:space="preserve">表 2  多作者积分权重分配方法对比（以 4 位作者为例）</w:t>
+        <w:t xml:space="preserve">表 1  多作者积分权重分配方法对比（以 4 位作者为例）</w:t>
       </w:r>
     </w:p>
     <w:tbl>
@@ -2897,20 +2105,6 @@
         </w:tc>
       </w:tr>
     </w:tbl>
-    <w:p>
-      <w:pPr>
-        <w:spacing w:beforeLines="8" w:before="24" w:line="300" w:lineRule="auto"/>
-        <w:ind w:firstLineChars="200" w:firstLine="420"/>
-      </w:pPr>
-      <w:r>
-        <w:rPr>
-          <w:rFonts w:ascii="Times New Roman" w:hAnsi="Times New Roman" w:eastAsia="宋体" w:cs="Times New Roman"/>
-          <w:sz w:val="21"/>
-          <w:szCs w:val="21"/>
-        </w:rPr>
-        <w:t xml:space="preserve">对于需要控制积分总量的应用场景，系统另提供可配置的归一化模式，如式(3)所示，管理员可在后台切换两种分配口径。</w:t>
-      </w:r>
-    </w:p>
     <w:p>
       <w:pPr>
         <w:keepNext/>
@@ -3188,7 +2382,7 @@
           <w:sz w:val="21"/>
           <w:szCs w:val="21"/>
         </w:rPr>
-        <w:t xml:space="preserve">5.3  动态标签权重模型</w:t>
+        <w:t xml:space="preserve">4.3  动态标签权重模型</w:t>
       </w:r>
     </w:p>
     <w:p>
@@ -3202,21 +2396,7 @@
           <w:sz w:val="21"/>
           <w:szCs w:val="21"/>
         </w:rPr>
-        <w:t xml:space="preserve">系统构建了三维标签体系：基础属性标签（学历、职称、专业等）、能力维度标签（科研能力、项目管理、数据分析等）与专业方向标签（流行病学调查、理化检验、微生物检验、免疫规划等）。每个标签包含标签 ID、名称、分类、初始权重与更新规则等属性。</w:t>
-      </w:r>
-    </w:p>
-    <w:p>
-      <w:pPr>
-        <w:spacing w:line="300" w:lineRule="auto"/>
-        <w:ind w:firstLineChars="200" w:firstLine="420"/>
-      </w:pPr>
-      <w:r>
-        <w:rPr>
-          <w:rFonts w:ascii="Times New Roman" w:hAnsi="Times New Roman" w:eastAsia="宋体" w:cs="Times New Roman"/>
-          <w:sz w:val="21"/>
-          <w:szCs w:val="21"/>
-        </w:rPr>
-        <w:t xml:space="preserve">考虑到科研贡献具有明显的时效性，本文将指数时间衰减因子前置嵌入行为积分的归一化环节，如式(4)所示；标签权重则在此基础上按一阶指数加权移动平均更新，如式(5)所示。</w:t>
+        <w:t xml:space="preserve">系统构建了基础属性、能力维度与专业方向三维标签体系。考虑到科研贡献具有明显时效性，本文将指数时间衰减因子前置嵌入行为积分的归一化环节（式(4)），标签权重则在此基础上按一阶指数加权移动平均更新（式(5)）。</w:t>
       </w:r>
     </w:p>
     <w:p>
@@ -3881,7 +3061,7 @@
           <w:sz w:val="21"/>
           <w:szCs w:val="21"/>
         </w:rPr>
-        <w:t xml:space="preserve"> 个评价周期的权重；</w:t>
+        <w:t xml:space="preserve"> 个周期的权重；</w:t>
       </w:r>
       <w:r>
         <w:rPr>
@@ -3908,7 +3088,7 @@
           <w:sz w:val="21"/>
           <w:szCs w:val="21"/>
         </w:rPr>
-        <w:t xml:space="preserve"> 为用户 </w:t>
+        <w:t xml:space="preserve"> 为其在行为 </w:t>
       </w:r>
       <w:r>
         <w:rPr>
@@ -3918,15 +3098,15 @@
           <w:sz w:val="21"/>
           <w:szCs w:val="21"/>
         </w:rPr>
-        <w:t xml:space="preserve">u</w:t>
-      </w:r>
-      <w:r>
-        <w:rPr>
-          <w:rFonts w:ascii="Times New Roman" w:hAnsi="Times New Roman" w:eastAsia="宋体" w:cs="Times New Roman"/>
-          <w:sz w:val="21"/>
-          <w:szCs w:val="21"/>
-        </w:rPr>
-        <w:t xml:space="preserve"> 在行为 </w:t>
+        <w:t xml:space="preserve">i</w:t>
+      </w:r>
+      <w:r>
+        <w:rPr>
+          <w:rFonts w:ascii="Times New Roman" w:hAnsi="Times New Roman" w:eastAsia="宋体" w:cs="Times New Roman"/>
+          <w:sz w:val="21"/>
+          <w:szCs w:val="21"/>
+        </w:rPr>
+        <w:t xml:space="preserve"> 上的原始积分；</w:t>
       </w:r>
       <w:r>
         <w:rPr>
@@ -3936,15 +3116,24 @@
           <w:sz w:val="21"/>
           <w:szCs w:val="21"/>
         </w:rPr>
-        <w:t xml:space="preserve">i</w:t>
-      </w:r>
-      <w:r>
-        <w:rPr>
-          <w:rFonts w:ascii="Times New Roman" w:hAnsi="Times New Roman" w:eastAsia="宋体" w:cs="Times New Roman"/>
-          <w:sz w:val="21"/>
-          <w:szCs w:val="21"/>
-        </w:rPr>
-        <w:t xml:space="preserve"> 上获得的原始积分；</w:t>
+        <w:t xml:space="preserve">S</w:t>
+      </w:r>
+      <w:r>
+        <w:rPr>
+          <w:rFonts w:ascii="Times New Roman" w:hAnsi="Times New Roman" w:eastAsia="宋体" w:cs="Times New Roman"/>
+          <w:sz w:val="21"/>
+          <w:szCs w:val="21"/>
+          <w:vertAlign w:val="subscript"/>
+        </w:rPr>
+        <w:t xml:space="preserve">max,t</w:t>
+      </w:r>
+      <w:r>
+        <w:rPr>
+          <w:rFonts w:ascii="Times New Roman" w:hAnsi="Times New Roman" w:eastAsia="宋体" w:cs="Times New Roman"/>
+          <w:sz w:val="21"/>
+          <w:szCs w:val="21"/>
+        </w:rPr>
+        <w:t xml:space="preserve"> 为本周期全中心在标签 </w:t>
       </w:r>
       <w:r>
         <w:rPr>
@@ -3954,24 +3143,15 @@
           <w:sz w:val="21"/>
           <w:szCs w:val="21"/>
         </w:rPr>
-        <w:t xml:space="preserve">S</w:t>
-      </w:r>
-      <w:r>
-        <w:rPr>
-          <w:rFonts w:ascii="Times New Roman" w:hAnsi="Times New Roman" w:eastAsia="宋体" w:cs="Times New Roman"/>
-          <w:sz w:val="21"/>
-          <w:szCs w:val="21"/>
-          <w:vertAlign w:val="subscript"/>
-        </w:rPr>
-        <w:t xml:space="preserve">max,t</w:t>
-      </w:r>
-      <w:r>
-        <w:rPr>
-          <w:rFonts w:ascii="Times New Roman" w:hAnsi="Times New Roman" w:eastAsia="宋体" w:cs="Times New Roman"/>
-          <w:sz w:val="21"/>
-          <w:szCs w:val="21"/>
-        </w:rPr>
-        <w:t xml:space="preserve"> 为本周期内全中心在标签 </w:t>
+        <w:t xml:space="preserve">t</w:t>
+      </w:r>
+      <w:r>
+        <w:rPr>
+          <w:rFonts w:ascii="Times New Roman" w:hAnsi="Times New Roman" w:eastAsia="宋体" w:cs="Times New Roman"/>
+          <w:sz w:val="21"/>
+          <w:szCs w:val="21"/>
+        </w:rPr>
+        <w:t xml:space="preserve"> 下的最高行为积分，用于将行为项归一化至 [0, 1]，与历史权重项保持量纲一致；</w:t>
       </w:r>
       <w:r>
         <w:rPr>
@@ -3981,15 +3161,24 @@
           <w:sz w:val="21"/>
           <w:szCs w:val="21"/>
         </w:rPr>
-        <w:t xml:space="preserve">t</w:t>
-      </w:r>
-      <w:r>
-        <w:rPr>
-          <w:rFonts w:ascii="Times New Roman" w:hAnsi="Times New Roman" w:eastAsia="宋体" w:cs="Times New Roman"/>
-          <w:sz w:val="21"/>
-          <w:szCs w:val="21"/>
-        </w:rPr>
-        <w:t xml:space="preserve"> 下的最高行为积分，用于将行为项归一化至 [0, 1] 区间，与历史权重项保持量纲一致；</w:t>
+        <w:t xml:space="preserve">w</w:t>
+      </w:r>
+      <w:r>
+        <w:rPr>
+          <w:rFonts w:ascii="Times New Roman" w:hAnsi="Times New Roman" w:eastAsia="宋体" w:cs="Times New Roman"/>
+          <w:sz w:val="21"/>
+          <w:szCs w:val="21"/>
+          <w:vertAlign w:val="subscript"/>
+        </w:rPr>
+        <w:t xml:space="preserve">i</w:t>
+      </w:r>
+      <w:r>
+        <w:rPr>
+          <w:rFonts w:ascii="Times New Roman" w:hAnsi="Times New Roman" w:eastAsia="宋体" w:cs="Times New Roman"/>
+          <w:sz w:val="21"/>
+          <w:szCs w:val="21"/>
+        </w:rPr>
+        <w:t xml:space="preserve"> 为行为 </w:t>
       </w:r>
       <w:r>
         <w:rPr>
@@ -3999,15 +3188,6 @@
           <w:sz w:val="21"/>
           <w:szCs w:val="21"/>
         </w:rPr>
-        <w:t xml:space="preserve">w</w:t>
-      </w:r>
-      <w:r>
-        <w:rPr>
-          <w:rFonts w:ascii="Times New Roman" w:hAnsi="Times New Roman" w:eastAsia="宋体" w:cs="Times New Roman"/>
-          <w:sz w:val="21"/>
-          <w:szCs w:val="21"/>
-          <w:vertAlign w:val="subscript"/>
-        </w:rPr>
         <w:t xml:space="preserve">i</w:t>
       </w:r>
       <w:r>
@@ -4016,7 +3196,7 @@
           <w:sz w:val="21"/>
           <w:szCs w:val="21"/>
         </w:rPr>
-        <w:t xml:space="preserve"> 为行为 </w:t>
+        <w:t xml:space="preserve"> 的贡献系数，满足 Σ</w:t>
       </w:r>
       <w:r>
         <w:rPr>
@@ -4026,6 +3206,15 @@
           <w:sz w:val="21"/>
           <w:szCs w:val="21"/>
         </w:rPr>
+        <w:t xml:space="preserve">w</w:t>
+      </w:r>
+      <w:r>
+        <w:rPr>
+          <w:rFonts w:ascii="Times New Roman" w:hAnsi="Times New Roman" w:eastAsia="宋体" w:cs="Times New Roman"/>
+          <w:sz w:val="21"/>
+          <w:szCs w:val="21"/>
+          <w:vertAlign w:val="subscript"/>
+        </w:rPr>
         <w:t xml:space="preserve">i</w:t>
       </w:r>
       <w:r>
@@ -4034,7 +3223,7 @@
           <w:sz w:val="21"/>
           <w:szCs w:val="21"/>
         </w:rPr>
-        <w:t xml:space="preserve"> 对该标签的贡献系数，满足 Σ</w:t>
+        <w:t xml:space="preserve"> = 1；</w:t>
       </w:r>
       <w:r>
         <w:rPr>
@@ -4044,7 +3233,7 @@
           <w:sz w:val="21"/>
           <w:szCs w:val="21"/>
         </w:rPr>
-        <w:t xml:space="preserve">w</w:t>
+        <w:t xml:space="preserve">t</w:t>
       </w:r>
       <w:r>
         <w:rPr>
@@ -4053,15 +3242,15 @@
           <w:szCs w:val="21"/>
           <w:vertAlign w:val="subscript"/>
         </w:rPr>
-        <w:t xml:space="preserve">i</w:t>
-      </w:r>
-      <w:r>
-        <w:rPr>
-          <w:rFonts w:ascii="Times New Roman" w:hAnsi="Times New Roman" w:eastAsia="宋体" w:cs="Times New Roman"/>
-          <w:sz w:val="21"/>
-          <w:szCs w:val="21"/>
-        </w:rPr>
-        <w:t xml:space="preserve"> = 1；</w:t>
+        <w:t xml:space="preserve">now</w:t>
+      </w:r>
+      <w:r>
+        <w:rPr>
+          <w:rFonts w:ascii="Times New Roman" w:hAnsi="Times New Roman" w:eastAsia="宋体" w:cs="Times New Roman"/>
+          <w:sz w:val="21"/>
+          <w:szCs w:val="21"/>
+        </w:rPr>
+        <w:t xml:space="preserve"> 与 </w:t>
       </w:r>
       <w:r>
         <w:rPr>
@@ -4080,15 +3269,29 @@
           <w:szCs w:val="21"/>
           <w:vertAlign w:val="subscript"/>
         </w:rPr>
-        <w:t xml:space="preserve">now</w:t>
-      </w:r>
-      <w:r>
-        <w:rPr>
-          <w:rFonts w:ascii="Times New Roman" w:hAnsi="Times New Roman" w:eastAsia="宋体" w:cs="Times New Roman"/>
-          <w:sz w:val="21"/>
-          <w:szCs w:val="21"/>
-        </w:rPr>
-        <w:t xml:space="preserve"> 与 </w:t>
+        <w:t xml:space="preserve">i</w:t>
+      </w:r>
+      <w:r>
+        <w:rPr>
+          <w:rFonts w:ascii="Times New Roman" w:hAnsi="Times New Roman" w:eastAsia="宋体" w:cs="Times New Roman"/>
+          <w:sz w:val="21"/>
+          <w:szCs w:val="21"/>
+        </w:rPr>
+        <w:t xml:space="preserve"> 分别为当前时间与成果完成时间。</w:t>
+      </w:r>
+    </w:p>
+    <w:p>
+      <w:pPr>
+        <w:spacing w:line="300" w:lineRule="auto"/>
+        <w:ind w:firstLineChars="200" w:firstLine="420"/>
+      </w:pPr>
+      <w:r>
+        <w:rPr>
+          <w:rFonts w:ascii="Times New Roman" w:hAnsi="Times New Roman" w:eastAsia="宋体" w:cs="Times New Roman"/>
+          <w:sz w:val="21"/>
+          <w:szCs w:val="21"/>
+        </w:rPr>
+        <w:t xml:space="preserve">式(5)是一阶指数加权移动平均，</w:t>
       </w:r>
       <w:r>
         <w:rPr>
@@ -4098,24 +3301,15 @@
           <w:sz w:val="21"/>
           <w:szCs w:val="21"/>
         </w:rPr>
-        <w:t xml:space="preserve">t</w:t>
-      </w:r>
-      <w:r>
-        <w:rPr>
-          <w:rFonts w:ascii="Times New Roman" w:hAnsi="Times New Roman" w:eastAsia="宋体" w:cs="Times New Roman"/>
-          <w:sz w:val="21"/>
-          <w:szCs w:val="21"/>
-          <w:vertAlign w:val="subscript"/>
-        </w:rPr>
-        <w:t xml:space="preserve">i</w:t>
-      </w:r>
-      <w:r>
-        <w:rPr>
-          <w:rFonts w:ascii="Times New Roman" w:hAnsi="Times New Roman" w:eastAsia="宋体" w:cs="Times New Roman"/>
-          <w:sz w:val="21"/>
-          <w:szCs w:val="21"/>
-        </w:rPr>
-        <w:t xml:space="preserve"> 分别为当前时间与成果完成时间；</w:t>
+        <w:t xml:space="preserve">α</w:t>
+      </w:r>
+      <w:r>
+        <w:rPr>
+          <w:rFonts w:ascii="Times New Roman" w:hAnsi="Times New Roman" w:eastAsia="宋体" w:cs="Times New Roman"/>
+          <w:sz w:val="21"/>
+          <w:szCs w:val="21"/>
+        </w:rPr>
+        <w:t xml:space="preserve"> 取 0.7 对应记忆长度约 1/(1 − </w:t>
       </w:r>
       <w:r>
         <w:rPr>
@@ -4125,15 +3319,15 @@
           <w:sz w:val="21"/>
           <w:szCs w:val="21"/>
         </w:rPr>
-        <w:t xml:space="preserve">λ</w:t>
-      </w:r>
-      <w:r>
-        <w:rPr>
-          <w:rFonts w:ascii="Times New Roman" w:hAnsi="Times New Roman" w:eastAsia="宋体" w:cs="Times New Roman"/>
-          <w:sz w:val="21"/>
-          <w:szCs w:val="21"/>
-        </w:rPr>
-        <w:t xml:space="preserve"> 为时间衰减系数；</w:t>
+        <w:t xml:space="preserve">α</w:t>
+      </w:r>
+      <w:r>
+        <w:rPr>
+          <w:rFonts w:ascii="Times New Roman" w:hAnsi="Times New Roman" w:eastAsia="宋体" w:cs="Times New Roman"/>
+          <w:sz w:val="21"/>
+          <w:szCs w:val="21"/>
+        </w:rPr>
+        <w:t xml:space="preserve">) ≈ 3.3 个周期，即最新一年贡献约占 70%、历史累积约占 30%，既突出近期活跃度也保留资深人员的积累。时间衰减系数取 </w:t>
       </w:r>
       <w:r>
         <w:rPr>
@@ -4143,15 +3337,33 @@
           <w:sz w:val="21"/>
           <w:szCs w:val="21"/>
         </w:rPr>
-        <w:t xml:space="preserve">α</w:t>
-      </w:r>
-      <w:r>
-        <w:rPr>
-          <w:rFonts w:ascii="Times New Roman" w:hAnsi="Times New Roman" w:eastAsia="宋体" w:cs="Times New Roman"/>
-          <w:sz w:val="21"/>
-          <w:szCs w:val="21"/>
-        </w:rPr>
-        <w:t xml:space="preserve"> 为新增行为权重系数。</w:t>
+        <w:t xml:space="preserve">λ</w:t>
+      </w:r>
+      <w:r>
+        <w:rPr>
+          <w:rFonts w:ascii="Times New Roman" w:hAnsi="Times New Roman" w:eastAsia="宋体" w:cs="Times New Roman"/>
+          <w:sz w:val="21"/>
+          <w:szCs w:val="21"/>
+        </w:rPr>
+        <w:t xml:space="preserve"> = 0.14，对应半衰期 ln2</w:t>
+      </w:r>
+      <w:r>
+        <w:rPr>
+          <w:rFonts w:ascii="Times New Roman" w:hAnsi="Times New Roman" w:eastAsia="宋体" w:cs="Times New Roman"/>
+          <w:i/>
+          <w:iCs/>
+          <w:sz w:val="21"/>
+          <w:szCs w:val="21"/>
+        </w:rPr>
+        <w:t xml:space="preserve">/λ</w:t>
+      </w:r>
+      <w:r>
+        <w:rPr>
+          <w:rFonts w:ascii="Times New Roman" w:hAnsi="Times New Roman" w:eastAsia="宋体" w:cs="Times New Roman"/>
+          <w:sz w:val="21"/>
+          <w:szCs w:val="21"/>
+        </w:rPr>
+        <w:t xml:space="preserve"> ≈ 4.95 年，成果权重每年降至上年的 86.9%（年衰减约 13.1%），既避免成果永久有效导致评价僵化，也防止衰减过快挫伤长期积累型科研人员的积极性。</w:t>
       </w:r>
     </w:p>
     <w:p>
@@ -4165,107 +3377,7 @@
           <w:sz w:val="21"/>
           <w:szCs w:val="21"/>
         </w:rPr>
-        <w:t xml:space="preserve">式(5)在形式上是一阶指数加权移动平均，</w:t>
-      </w:r>
-      <w:r>
-        <w:rPr>
-          <w:rFonts w:ascii="Times New Roman" w:hAnsi="Times New Roman" w:eastAsia="宋体" w:cs="Times New Roman"/>
-          <w:i/>
-          <w:iCs/>
-          <w:sz w:val="21"/>
-          <w:szCs w:val="21"/>
-        </w:rPr>
-        <w:t xml:space="preserve">α</w:t>
-      </w:r>
-      <w:r>
-        <w:rPr>
-          <w:rFonts w:ascii="Times New Roman" w:hAnsi="Times New Roman" w:eastAsia="宋体" w:cs="Times New Roman"/>
-          <w:sz w:val="21"/>
-          <w:szCs w:val="21"/>
-        </w:rPr>
-        <w:t xml:space="preserve"> 取 0.7 对应的记忆长度约为 1/(1 − </w:t>
-      </w:r>
-      <w:r>
-        <w:rPr>
-          <w:rFonts w:ascii="Times New Roman" w:hAnsi="Times New Roman" w:eastAsia="宋体" w:cs="Times New Roman"/>
-          <w:i/>
-          <w:iCs/>
-          <w:sz w:val="21"/>
-          <w:szCs w:val="21"/>
-        </w:rPr>
-        <w:t xml:space="preserve">α</w:t>
-      </w:r>
-      <w:r>
-        <w:rPr>
-          <w:rFonts w:ascii="Times New Roman" w:hAnsi="Times New Roman" w:eastAsia="宋体" w:cs="Times New Roman"/>
-          <w:sz w:val="21"/>
-          <w:szCs w:val="21"/>
-        </w:rPr>
-        <w:t xml:space="preserve">) ≈ 3.3 个评价周期，即最新一年的贡献约占 70%、历史累积贡献约占 30%。这一取值既突出了近期科研活跃度，也保留了资深人员的历史积累，符合疾控中心科研梯队建设的实际需求。</w:t>
-      </w:r>
-    </w:p>
-    <w:p>
-      <w:pPr>
-        <w:spacing w:line="300" w:lineRule="auto"/>
-        <w:ind w:firstLineChars="200" w:firstLine="420"/>
-      </w:pPr>
-      <w:r>
-        <w:rPr>
-          <w:rFonts w:ascii="Times New Roman" w:hAnsi="Times New Roman" w:eastAsia="宋体" w:cs="Times New Roman"/>
-          <w:sz w:val="21"/>
-          <w:szCs w:val="21"/>
-        </w:rPr>
-        <w:t xml:space="preserve">时间衰减系数取 </w:t>
-      </w:r>
-      <w:r>
-        <w:rPr>
-          <w:rFonts w:ascii="Times New Roman" w:hAnsi="Times New Roman" w:eastAsia="宋体" w:cs="Times New Roman"/>
-          <w:i/>
-          <w:iCs/>
-          <w:sz w:val="21"/>
-          <w:szCs w:val="21"/>
-        </w:rPr>
-        <w:t xml:space="preserve">λ</w:t>
-      </w:r>
-      <w:r>
-        <w:rPr>
-          <w:rFonts w:ascii="Times New Roman" w:hAnsi="Times New Roman" w:eastAsia="宋体" w:cs="Times New Roman"/>
-          <w:sz w:val="21"/>
-          <w:szCs w:val="21"/>
-        </w:rPr>
-        <w:t xml:space="preserve"> = 0.14，对应半衰期 ln2</w:t>
-      </w:r>
-      <w:r>
-        <w:rPr>
-          <w:rFonts w:ascii="Times New Roman" w:hAnsi="Times New Roman" w:eastAsia="宋体" w:cs="Times New Roman"/>
-          <w:i/>
-          <w:iCs/>
-          <w:sz w:val="21"/>
-          <w:szCs w:val="21"/>
-        </w:rPr>
-        <w:t xml:space="preserve">/λ</w:t>
-      </w:r>
-      <w:r>
-        <w:rPr>
-          <w:rFonts w:ascii="Times New Roman" w:hAnsi="Times New Roman" w:eastAsia="宋体" w:cs="Times New Roman"/>
-          <w:sz w:val="21"/>
-          <w:szCs w:val="21"/>
-        </w:rPr>
-        <w:t xml:space="preserve"> ≈ 4.95 年，成果权重每年降至上年的 86.9%（即年衰减约 13.1%）。该取值参考了公共卫生领域科研成果影响力“先高后低”的一般规律：既避免成果永久有效导致评价僵化，也防止衰减过快而挫伤长期积累型科研人员的积极性。</w:t>
-      </w:r>
-    </w:p>
-    <w:p>
-      <w:pPr>
-        <w:spacing w:line="300" w:lineRule="auto"/>
-        <w:ind w:firstLineChars="200" w:firstLine="420"/>
-      </w:pPr>
-      <w:r>
-        <w:rPr>
-          <w:rFonts w:ascii="Times New Roman" w:hAnsi="Times New Roman" w:eastAsia="宋体" w:cs="Times New Roman"/>
-          <w:sz w:val="21"/>
-          <w:szCs w:val="21"/>
-        </w:rPr>
-        <w:t xml:space="preserve">系统采用两种策略更新标签。① 准实时流式更新：基于 Spring Event 事件驱动机制，积分流水生成后 1 s 内触发标签更新事件，系统异步计算该行为对相关标签权重的影响并做微调更新。② 全量更新：每日 2:00 执行全量标签更新任务，通过 MyBatis 批量查询所有活跃用户近一年的积分数据，重新计算全部非结构化标签权重，并对权重低于 0.1 的标签自动清理、转入待处理缓冲区，同时生成标签更新报告，重点记录权重变化较大的用户与标签。</w:t>
+        <w:t xml:space="preserve">标签更新采用双策略：基于 Spring Event 的准实时更新在积分流水生成后 1 s 内触发，异步微调相关权重；每日 2:00 的全量更新批量重算活跃用户近一年的标签权重，并清理权重低于 0.1 的标签。</w:t>
       </w:r>
     </w:p>
     <w:p>
@@ -4281,7 +3393,7 @@
           <w:sz w:val="21"/>
           <w:szCs w:val="21"/>
         </w:rPr>
-        <w:t xml:space="preserve">5.4  基于人才画像的多维能力得分算法</w:t>
+        <w:t xml:space="preserve">4.4  多维能力得分与画像渲染</w:t>
       </w:r>
     </w:p>
     <w:p>
@@ -4295,20 +3407,6 @@
           <w:sz w:val="21"/>
           <w:szCs w:val="21"/>
         </w:rPr>
-        <w:t xml:space="preserve">“人才晴雨表”采用前后端分离架构，后端负责数据聚合与计算，前端负责图表渲染与交互；所有可视化数据均遵循统一的 JSON 结构，包含图表类型、标题、坐标轴与数据系列等字段。人才画像可视化的核心，是将离散的标签权重数据转换为连续的多维能力得分，进而映射为图表元素。</w:t>
-      </w:r>
-    </w:p>
-    <w:p>
-      <w:pPr>
-        <w:spacing w:line="300" w:lineRule="auto"/>
-        <w:ind w:firstLineChars="200" w:firstLine="420"/>
-      </w:pPr>
-      <w:r>
-        <w:rPr>
-          <w:rFonts w:ascii="Times New Roman" w:hAnsi="Times New Roman" w:eastAsia="宋体" w:cs="Times New Roman"/>
-          <w:sz w:val="21"/>
-          <w:szCs w:val="21"/>
-        </w:rPr>
         <w:t xml:space="preserve">定义标签—能力维度映射矩阵 </w:t>
       </w:r>
       <w:r>
@@ -4344,7 +3442,7 @@
           <w:sz w:val="21"/>
           <w:szCs w:val="21"/>
         </w:rPr>
-        <w:t xml:space="preserve">，其中 </w:t>
+        <w:t xml:space="preserve">，</w:t>
       </w:r>
       <w:r>
         <w:rPr>
@@ -4398,7 +3496,7 @@
           <w:sz w:val="21"/>
           <w:szCs w:val="21"/>
         </w:rPr>
-        <w:t xml:space="preserve"> = 16）。矩阵元素 </w:t>
+        <w:t xml:space="preserve"> = 16，即发表论文、专利发明、项目课题、成果奖励、成果转化、出版著作、技术标准、继续教育、科普作品、荣誉表彰、学术团队、学术地位、学术比赛、学术交流、技能资质与工作文章，如图 3 所示）。矩阵元素 </w:t>
       </w:r>
       <w:r>
         <w:rPr>
@@ -4443,7 +3541,7 @@
           <w:sz w:val="21"/>
           <w:szCs w:val="21"/>
         </w:rPr>
-        <w:t xml:space="preserve"> 对能力维度 </w:t>
+        <w:t xml:space="preserve"> 对维度 </w:t>
       </w:r>
       <w:r>
         <w:rPr>
@@ -4497,1563 +3595,7 @@
           <w:sz w:val="21"/>
           <w:szCs w:val="21"/>
         </w:rPr>
-        <w:t xml:space="preserve"> = 1，即每个标签的贡献完全分配到各能力维度。映射关系由 3 名科研管理专家按德尔菲法两轮打分确定，能力维度清单与映射示例如表 3 所示。</w:t>
-      </w:r>
-    </w:p>
-    <w:p>
-      <w:pPr>
-        <w:keepNext/>
-        <w:keepLines/>
-        <w:spacing w:beforeLines="15" w:before="45" w:afterLines="8" w:after="24"/>
-        <w:jc w:val="center"/>
-      </w:pPr>
-      <w:r>
-        <w:rPr>
-          <w:rFonts w:ascii="Times New Roman" w:hAnsi="Times New Roman" w:eastAsia="黑体" w:cs="Times New Roman"/>
-          <w:sz w:val="18"/>
-          <w:szCs w:val="18"/>
-        </w:rPr>
-        <w:t xml:space="preserve">表 3  能力维度定义与标签映射示例</w:t>
-      </w:r>
-    </w:p>
-    <w:tbl>
-      <w:tblPr>
-        <w:tblW w:w="8306" w:type="dxa"/>
-        <w:jc w:val="center"/>
-        <w:tblBorders>
-          <w:top w:val="nil"/>
-          <w:left w:val="nil"/>
-          <w:bottom w:val="nil"/>
-          <w:right w:val="nil"/>
-          <w:insideH w:val="nil"/>
-          <w:insideV w:val="nil"/>
-        </w:tblBorders>
-        <w:tblCellMar>
-          <w:top w:w="28" w:type="dxa"/>
-          <w:left w:w="64" w:type="dxa"/>
-          <w:bottom w:w="28" w:type="dxa"/>
-          <w:right w:w="64" w:type="dxa"/>
-        </w:tblCellMar>
-      </w:tblPr>
-      <w:tblGrid>
-        <w:gridCol w:w="560"/>
-        <w:gridCol w:w="1180"/>
-        <w:gridCol w:w="2413"/>
-        <w:gridCol w:w="560"/>
-        <w:gridCol w:w="1180"/>
-        <w:gridCol w:w="2413"/>
-      </w:tblGrid>
-      <w:tr>
-        <w:trPr>
-          <w:cantSplit/>
-          <w:tblHeader/>
-        </w:trPr>
-        <w:tc>
-          <w:tcPr>
-            <w:tcW w:w="560" w:type="dxa"/>
-            <w:tcBorders>
-              <w:top w:val="single" w:sz="12" w:space="0" w:color="auto"/>
-              <w:left w:val="nil"/>
-              <w:bottom w:val="single" w:sz="6" w:space="0" w:color="auto"/>
-              <w:right w:val="nil"/>
-            </w:tcBorders>
-            <w:vAlign w:val="center"/>
-          </w:tcPr>
-          <w:p>
-            <w:pPr>
-              <w:jc w:val="center"/>
-            </w:pPr>
-            <w:r>
-              <w:rPr>
-                <w:rFonts w:ascii="Times New Roman" w:hAnsi="Times New Roman" w:eastAsia="宋体" w:cs="Times New Roman"/>
-                <w:b/>
-                <w:bCs/>
-                <w:sz w:val="18"/>
-                <w:szCs w:val="18"/>
-              </w:rPr>
-              <w:t xml:space="preserve">序号</w:t>
-            </w:r>
-          </w:p>
-        </w:tc>
-        <w:tc>
-          <w:tcPr>
-            <w:tcW w:w="1180" w:type="dxa"/>
-            <w:tcBorders>
-              <w:top w:val="single" w:sz="12" w:space="0" w:color="auto"/>
-              <w:left w:val="nil"/>
-              <w:bottom w:val="single" w:sz="6" w:space="0" w:color="auto"/>
-              <w:right w:val="nil"/>
-            </w:tcBorders>
-            <w:vAlign w:val="center"/>
-          </w:tcPr>
-          <w:p>
-            <w:pPr>
-              <w:jc w:val="center"/>
-            </w:pPr>
-            <w:r>
-              <w:rPr>
-                <w:rFonts w:ascii="Times New Roman" w:hAnsi="Times New Roman" w:eastAsia="宋体" w:cs="Times New Roman"/>
-                <w:b/>
-                <w:bCs/>
-                <w:sz w:val="18"/>
-                <w:szCs w:val="18"/>
-              </w:rPr>
-              <w:t xml:space="preserve">能力维度</w:t>
-            </w:r>
-          </w:p>
-        </w:tc>
-        <w:tc>
-          <w:tcPr>
-            <w:tcW w:w="2413" w:type="dxa"/>
-            <w:tcBorders>
-              <w:top w:val="single" w:sz="12" w:space="0" w:color="auto"/>
-              <w:left w:val="nil"/>
-              <w:bottom w:val="single" w:sz="6" w:space="0" w:color="auto"/>
-              <w:right w:val="nil"/>
-            </w:tcBorders>
-            <w:vAlign w:val="center"/>
-          </w:tcPr>
-          <w:p>
-            <w:pPr>
-              <w:jc w:val="center"/>
-            </w:pPr>
-            <w:r>
-              <w:rPr>
-                <w:rFonts w:ascii="Times New Roman" w:hAnsi="Times New Roman" w:eastAsia="宋体" w:cs="Times New Roman"/>
-                <w:b/>
-                <w:bCs/>
-                <w:sz w:val="18"/>
-                <w:szCs w:val="18"/>
-              </w:rPr>
-              <w:t xml:space="preserve">主要来源标签</w:t>
-            </w:r>
-          </w:p>
-        </w:tc>
-        <w:tc>
-          <w:tcPr>
-            <w:tcW w:w="560" w:type="dxa"/>
-            <w:tcBorders>
-              <w:top w:val="single" w:sz="12" w:space="0" w:color="auto"/>
-              <w:left w:val="nil"/>
-              <w:bottom w:val="single" w:sz="6" w:space="0" w:color="auto"/>
-              <w:right w:val="nil"/>
-            </w:tcBorders>
-            <w:vAlign w:val="center"/>
-          </w:tcPr>
-          <w:p>
-            <w:pPr>
-              <w:jc w:val="center"/>
-            </w:pPr>
-            <w:r>
-              <w:rPr>
-                <w:rFonts w:ascii="Times New Roman" w:hAnsi="Times New Roman" w:eastAsia="宋体" w:cs="Times New Roman"/>
-                <w:b/>
-                <w:bCs/>
-                <w:sz w:val="18"/>
-                <w:szCs w:val="18"/>
-              </w:rPr>
-              <w:t xml:space="preserve">序号</w:t>
-            </w:r>
-          </w:p>
-        </w:tc>
-        <w:tc>
-          <w:tcPr>
-            <w:tcW w:w="1180" w:type="dxa"/>
-            <w:tcBorders>
-              <w:top w:val="single" w:sz="12" w:space="0" w:color="auto"/>
-              <w:left w:val="nil"/>
-              <w:bottom w:val="single" w:sz="6" w:space="0" w:color="auto"/>
-              <w:right w:val="nil"/>
-            </w:tcBorders>
-            <w:vAlign w:val="center"/>
-          </w:tcPr>
-          <w:p>
-            <w:pPr>
-              <w:jc w:val="center"/>
-            </w:pPr>
-            <w:r>
-              <w:rPr>
-                <w:rFonts w:ascii="Times New Roman" w:hAnsi="Times New Roman" w:eastAsia="宋体" w:cs="Times New Roman"/>
-                <w:b/>
-                <w:bCs/>
-                <w:sz w:val="18"/>
-                <w:szCs w:val="18"/>
-              </w:rPr>
-              <w:t xml:space="preserve">能力维度</w:t>
-            </w:r>
-          </w:p>
-        </w:tc>
-        <w:tc>
-          <w:tcPr>
-            <w:tcW w:w="2413" w:type="dxa"/>
-            <w:tcBorders>
-              <w:top w:val="single" w:sz="12" w:space="0" w:color="auto"/>
-              <w:left w:val="nil"/>
-              <w:bottom w:val="single" w:sz="6" w:space="0" w:color="auto"/>
-              <w:right w:val="nil"/>
-            </w:tcBorders>
-            <w:vAlign w:val="center"/>
-          </w:tcPr>
-          <w:p>
-            <w:pPr>
-              <w:jc w:val="center"/>
-            </w:pPr>
-            <w:r>
-              <w:rPr>
-                <w:rFonts w:ascii="Times New Roman" w:hAnsi="Times New Roman" w:eastAsia="宋体" w:cs="Times New Roman"/>
-                <w:b/>
-                <w:bCs/>
-                <w:sz w:val="18"/>
-                <w:szCs w:val="18"/>
-              </w:rPr>
-              <w:t xml:space="preserve">主要来源标签</w:t>
-            </w:r>
-          </w:p>
-        </w:tc>
-      </w:tr>
-      <w:tr>
-        <w:trPr>
-          <w:cantSplit/>
-        </w:trPr>
-        <w:tc>
-          <w:tcPr>
-            <w:tcW w:w="560" w:type="dxa"/>
-            <w:tcBorders>
-              <w:top w:val="nil" w:sz="0" w:space="0" w:color="auto"/>
-              <w:left w:val="nil"/>
-              <w:bottom w:val="nil" w:sz="0" w:space="0" w:color="auto"/>
-              <w:right w:val="nil"/>
-            </w:tcBorders>
-            <w:vAlign w:val="center"/>
-          </w:tcPr>
-          <w:p>
-            <w:pPr>
-              <w:jc w:val="center"/>
-            </w:pPr>
-            <w:r>
-              <w:rPr>
-                <w:rFonts w:ascii="Times New Roman" w:hAnsi="Times New Roman" w:eastAsia="宋体" w:cs="Times New Roman"/>
-                <w:sz w:val="18"/>
-                <w:szCs w:val="18"/>
-              </w:rPr>
-              <w:t xml:space="preserve">1</w:t>
-            </w:r>
-          </w:p>
-        </w:tc>
-        <w:tc>
-          <w:tcPr>
-            <w:tcW w:w="1180" w:type="dxa"/>
-            <w:tcBorders>
-              <w:top w:val="nil" w:sz="0" w:space="0" w:color="auto"/>
-              <w:left w:val="nil"/>
-              <w:bottom w:val="nil" w:sz="0" w:space="0" w:color="auto"/>
-              <w:right w:val="nil"/>
-            </w:tcBorders>
-            <w:vAlign w:val="center"/>
-          </w:tcPr>
-          <w:p>
-            <w:pPr>
-              <w:jc w:val="left"/>
-            </w:pPr>
-            <w:r>
-              <w:rPr>
-                <w:rFonts w:ascii="Times New Roman" w:hAnsi="Times New Roman" w:eastAsia="宋体" w:cs="Times New Roman"/>
-                <w:sz w:val="18"/>
-                <w:szCs w:val="18"/>
-              </w:rPr>
-              <w:t xml:space="preserve">发表论文</w:t>
-            </w:r>
-          </w:p>
-        </w:tc>
-        <w:tc>
-          <w:tcPr>
-            <w:tcW w:w="2413" w:type="dxa"/>
-            <w:tcBorders>
-              <w:top w:val="nil" w:sz="0" w:space="0" w:color="auto"/>
-              <w:left w:val="nil"/>
-              <w:bottom w:val="nil" w:sz="0" w:space="0" w:color="auto"/>
-              <w:right w:val="nil"/>
-            </w:tcBorders>
-            <w:vAlign w:val="center"/>
-          </w:tcPr>
-          <w:p>
-            <w:pPr>
-              <w:jc w:val="left"/>
-            </w:pPr>
-            <w:r>
-              <w:rPr>
-                <w:rFonts w:ascii="Times New Roman" w:hAnsi="Times New Roman" w:eastAsia="宋体" w:cs="Times New Roman"/>
-                <w:sz w:val="18"/>
-                <w:szCs w:val="18"/>
-              </w:rPr>
-              <w:t xml:space="preserve">科研写作、学术产出</w:t>
-            </w:r>
-          </w:p>
-        </w:tc>
-        <w:tc>
-          <w:tcPr>
-            <w:tcW w:w="560" w:type="dxa"/>
-            <w:tcBorders>
-              <w:top w:val="nil" w:sz="0" w:space="0" w:color="auto"/>
-              <w:left w:val="nil"/>
-              <w:bottom w:val="nil" w:sz="0" w:space="0" w:color="auto"/>
-              <w:right w:val="nil"/>
-            </w:tcBorders>
-            <w:vAlign w:val="center"/>
-          </w:tcPr>
-          <w:p>
-            <w:pPr>
-              <w:jc w:val="center"/>
-            </w:pPr>
-            <w:r>
-              <w:rPr>
-                <w:rFonts w:ascii="Times New Roman" w:hAnsi="Times New Roman" w:eastAsia="宋体" w:cs="Times New Roman"/>
-                <w:sz w:val="18"/>
-                <w:szCs w:val="18"/>
-              </w:rPr>
-              <w:t xml:space="preserve">9</w:t>
-            </w:r>
-          </w:p>
-        </w:tc>
-        <w:tc>
-          <w:tcPr>
-            <w:tcW w:w="1180" w:type="dxa"/>
-            <w:tcBorders>
-              <w:top w:val="nil" w:sz="0" w:space="0" w:color="auto"/>
-              <w:left w:val="nil"/>
-              <w:bottom w:val="nil" w:sz="0" w:space="0" w:color="auto"/>
-              <w:right w:val="nil"/>
-            </w:tcBorders>
-            <w:vAlign w:val="center"/>
-          </w:tcPr>
-          <w:p>
-            <w:pPr>
-              <w:jc w:val="left"/>
-            </w:pPr>
-            <w:r>
-              <w:rPr>
-                <w:rFonts w:ascii="Times New Roman" w:hAnsi="Times New Roman" w:eastAsia="宋体" w:cs="Times New Roman"/>
-                <w:sz w:val="18"/>
-                <w:szCs w:val="18"/>
-              </w:rPr>
-              <w:t xml:space="preserve">科普作品</w:t>
-            </w:r>
-          </w:p>
-        </w:tc>
-        <w:tc>
-          <w:tcPr>
-            <w:tcW w:w="2413" w:type="dxa"/>
-            <w:tcBorders>
-              <w:top w:val="nil" w:sz="0" w:space="0" w:color="auto"/>
-              <w:left w:val="nil"/>
-              <w:bottom w:val="nil" w:sz="0" w:space="0" w:color="auto"/>
-              <w:right w:val="nil"/>
-            </w:tcBorders>
-            <w:vAlign w:val="center"/>
-          </w:tcPr>
-          <w:p>
-            <w:pPr>
-              <w:jc w:val="left"/>
-            </w:pPr>
-            <w:r>
-              <w:rPr>
-                <w:rFonts w:ascii="Times New Roman" w:hAnsi="Times New Roman" w:eastAsia="宋体" w:cs="Times New Roman"/>
-                <w:sz w:val="18"/>
-                <w:szCs w:val="18"/>
-              </w:rPr>
-              <w:t xml:space="preserve">健康传播、科普创作</w:t>
-            </w:r>
-          </w:p>
-        </w:tc>
-      </w:tr>
-      <w:tr>
-        <w:trPr>
-          <w:cantSplit/>
-        </w:trPr>
-        <w:tc>
-          <w:tcPr>
-            <w:tcW w:w="560" w:type="dxa"/>
-            <w:tcBorders>
-              <w:top w:val="nil" w:sz="0" w:space="0" w:color="auto"/>
-              <w:left w:val="nil"/>
-              <w:bottom w:val="nil" w:sz="0" w:space="0" w:color="auto"/>
-              <w:right w:val="nil"/>
-            </w:tcBorders>
-            <w:vAlign w:val="center"/>
-          </w:tcPr>
-          <w:p>
-            <w:pPr>
-              <w:jc w:val="center"/>
-            </w:pPr>
-            <w:r>
-              <w:rPr>
-                <w:rFonts w:ascii="Times New Roman" w:hAnsi="Times New Roman" w:eastAsia="宋体" w:cs="Times New Roman"/>
-                <w:sz w:val="18"/>
-                <w:szCs w:val="18"/>
-              </w:rPr>
-              <w:t xml:space="preserve">2</w:t>
-            </w:r>
-          </w:p>
-        </w:tc>
-        <w:tc>
-          <w:tcPr>
-            <w:tcW w:w="1180" w:type="dxa"/>
-            <w:tcBorders>
-              <w:top w:val="nil" w:sz="0" w:space="0" w:color="auto"/>
-              <w:left w:val="nil"/>
-              <w:bottom w:val="nil" w:sz="0" w:space="0" w:color="auto"/>
-              <w:right w:val="nil"/>
-            </w:tcBorders>
-            <w:vAlign w:val="center"/>
-          </w:tcPr>
-          <w:p>
-            <w:pPr>
-              <w:jc w:val="left"/>
-            </w:pPr>
-            <w:r>
-              <w:rPr>
-                <w:rFonts w:ascii="Times New Roman" w:hAnsi="Times New Roman" w:eastAsia="宋体" w:cs="Times New Roman"/>
-                <w:sz w:val="18"/>
-                <w:szCs w:val="18"/>
-              </w:rPr>
-              <w:t xml:space="preserve">专利发明</w:t>
-            </w:r>
-          </w:p>
-        </w:tc>
-        <w:tc>
-          <w:tcPr>
-            <w:tcW w:w="2413" w:type="dxa"/>
-            <w:tcBorders>
-              <w:top w:val="nil" w:sz="0" w:space="0" w:color="auto"/>
-              <w:left w:val="nil"/>
-              <w:bottom w:val="nil" w:sz="0" w:space="0" w:color="auto"/>
-              <w:right w:val="nil"/>
-            </w:tcBorders>
-            <w:vAlign w:val="center"/>
-          </w:tcPr>
-          <w:p>
-            <w:pPr>
-              <w:jc w:val="left"/>
-            </w:pPr>
-            <w:r>
-              <w:rPr>
-                <w:rFonts w:ascii="Times New Roman" w:hAnsi="Times New Roman" w:eastAsia="宋体" w:cs="Times New Roman"/>
-                <w:sz w:val="18"/>
-                <w:szCs w:val="18"/>
-              </w:rPr>
-              <w:t xml:space="preserve">技术研发、知识产权</w:t>
-            </w:r>
-          </w:p>
-        </w:tc>
-        <w:tc>
-          <w:tcPr>
-            <w:tcW w:w="560" w:type="dxa"/>
-            <w:tcBorders>
-              <w:top w:val="nil" w:sz="0" w:space="0" w:color="auto"/>
-              <w:left w:val="nil"/>
-              <w:bottom w:val="nil" w:sz="0" w:space="0" w:color="auto"/>
-              <w:right w:val="nil"/>
-            </w:tcBorders>
-            <w:vAlign w:val="center"/>
-          </w:tcPr>
-          <w:p>
-            <w:pPr>
-              <w:jc w:val="center"/>
-            </w:pPr>
-            <w:r>
-              <w:rPr>
-                <w:rFonts w:ascii="Times New Roman" w:hAnsi="Times New Roman" w:eastAsia="宋体" w:cs="Times New Roman"/>
-                <w:sz w:val="18"/>
-                <w:szCs w:val="18"/>
-              </w:rPr>
-              <w:t xml:space="preserve">10</w:t>
-            </w:r>
-          </w:p>
-        </w:tc>
-        <w:tc>
-          <w:tcPr>
-            <w:tcW w:w="1180" w:type="dxa"/>
-            <w:tcBorders>
-              <w:top w:val="nil" w:sz="0" w:space="0" w:color="auto"/>
-              <w:left w:val="nil"/>
-              <w:bottom w:val="nil" w:sz="0" w:space="0" w:color="auto"/>
-              <w:right w:val="nil"/>
-            </w:tcBorders>
-            <w:vAlign w:val="center"/>
-          </w:tcPr>
-          <w:p>
-            <w:pPr>
-              <w:jc w:val="left"/>
-            </w:pPr>
-            <w:r>
-              <w:rPr>
-                <w:rFonts w:ascii="Times New Roman" w:hAnsi="Times New Roman" w:eastAsia="宋体" w:cs="Times New Roman"/>
-                <w:sz w:val="18"/>
-                <w:szCs w:val="18"/>
-              </w:rPr>
-              <w:t xml:space="preserve">荣誉表彰</w:t>
-            </w:r>
-          </w:p>
-        </w:tc>
-        <w:tc>
-          <w:tcPr>
-            <w:tcW w:w="2413" w:type="dxa"/>
-            <w:tcBorders>
-              <w:top w:val="nil" w:sz="0" w:space="0" w:color="auto"/>
-              <w:left w:val="nil"/>
-              <w:bottom w:val="nil" w:sz="0" w:space="0" w:color="auto"/>
-              <w:right w:val="nil"/>
-            </w:tcBorders>
-            <w:vAlign w:val="center"/>
-          </w:tcPr>
-          <w:p>
-            <w:pPr>
-              <w:jc w:val="left"/>
-            </w:pPr>
-            <w:r>
-              <w:rPr>
-                <w:rFonts w:ascii="Times New Roman" w:hAnsi="Times New Roman" w:eastAsia="宋体" w:cs="Times New Roman"/>
-                <w:sz w:val="18"/>
-                <w:szCs w:val="18"/>
-              </w:rPr>
-              <w:t xml:space="preserve">综合业绩</w:t>
-            </w:r>
-          </w:p>
-        </w:tc>
-      </w:tr>
-      <w:tr>
-        <w:trPr>
-          <w:cantSplit/>
-        </w:trPr>
-        <w:tc>
-          <w:tcPr>
-            <w:tcW w:w="560" w:type="dxa"/>
-            <w:tcBorders>
-              <w:top w:val="nil" w:sz="0" w:space="0" w:color="auto"/>
-              <w:left w:val="nil"/>
-              <w:bottom w:val="nil" w:sz="0" w:space="0" w:color="auto"/>
-              <w:right w:val="nil"/>
-            </w:tcBorders>
-            <w:vAlign w:val="center"/>
-          </w:tcPr>
-          <w:p>
-            <w:pPr>
-              <w:jc w:val="center"/>
-            </w:pPr>
-            <w:r>
-              <w:rPr>
-                <w:rFonts w:ascii="Times New Roman" w:hAnsi="Times New Roman" w:eastAsia="宋体" w:cs="Times New Roman"/>
-                <w:sz w:val="18"/>
-                <w:szCs w:val="18"/>
-              </w:rPr>
-              <w:t xml:space="preserve">3</w:t>
-            </w:r>
-          </w:p>
-        </w:tc>
-        <w:tc>
-          <w:tcPr>
-            <w:tcW w:w="1180" w:type="dxa"/>
-            <w:tcBorders>
-              <w:top w:val="nil" w:sz="0" w:space="0" w:color="auto"/>
-              <w:left w:val="nil"/>
-              <w:bottom w:val="nil" w:sz="0" w:space="0" w:color="auto"/>
-              <w:right w:val="nil"/>
-            </w:tcBorders>
-            <w:vAlign w:val="center"/>
-          </w:tcPr>
-          <w:p>
-            <w:pPr>
-              <w:jc w:val="left"/>
-            </w:pPr>
-            <w:r>
-              <w:rPr>
-                <w:rFonts w:ascii="Times New Roman" w:hAnsi="Times New Roman" w:eastAsia="宋体" w:cs="Times New Roman"/>
-                <w:sz w:val="18"/>
-                <w:szCs w:val="18"/>
-              </w:rPr>
-              <w:t xml:space="preserve">项目课题</w:t>
-            </w:r>
-          </w:p>
-        </w:tc>
-        <w:tc>
-          <w:tcPr>
-            <w:tcW w:w="2413" w:type="dxa"/>
-            <w:tcBorders>
-              <w:top w:val="nil" w:sz="0" w:space="0" w:color="auto"/>
-              <w:left w:val="nil"/>
-              <w:bottom w:val="nil" w:sz="0" w:space="0" w:color="auto"/>
-              <w:right w:val="nil"/>
-            </w:tcBorders>
-            <w:vAlign w:val="center"/>
-          </w:tcPr>
-          <w:p>
-            <w:pPr>
-              <w:jc w:val="left"/>
-            </w:pPr>
-            <w:r>
-              <w:rPr>
-                <w:rFonts w:ascii="Times New Roman" w:hAnsi="Times New Roman" w:eastAsia="宋体" w:cs="Times New Roman"/>
-                <w:sz w:val="18"/>
-                <w:szCs w:val="18"/>
-              </w:rPr>
-              <w:t xml:space="preserve">项目申报、项目管理</w:t>
-            </w:r>
-          </w:p>
-        </w:tc>
-        <w:tc>
-          <w:tcPr>
-            <w:tcW w:w="560" w:type="dxa"/>
-            <w:tcBorders>
-              <w:top w:val="nil" w:sz="0" w:space="0" w:color="auto"/>
-              <w:left w:val="nil"/>
-              <w:bottom w:val="nil" w:sz="0" w:space="0" w:color="auto"/>
-              <w:right w:val="nil"/>
-            </w:tcBorders>
-            <w:vAlign w:val="center"/>
-          </w:tcPr>
-          <w:p>
-            <w:pPr>
-              <w:jc w:val="center"/>
-            </w:pPr>
-            <w:r>
-              <w:rPr>
-                <w:rFonts w:ascii="Times New Roman" w:hAnsi="Times New Roman" w:eastAsia="宋体" w:cs="Times New Roman"/>
-                <w:sz w:val="18"/>
-                <w:szCs w:val="18"/>
-              </w:rPr>
-              <w:t xml:space="preserve">11</w:t>
-            </w:r>
-          </w:p>
-        </w:tc>
-        <w:tc>
-          <w:tcPr>
-            <w:tcW w:w="1180" w:type="dxa"/>
-            <w:tcBorders>
-              <w:top w:val="nil" w:sz="0" w:space="0" w:color="auto"/>
-              <w:left w:val="nil"/>
-              <w:bottom w:val="nil" w:sz="0" w:space="0" w:color="auto"/>
-              <w:right w:val="nil"/>
-            </w:tcBorders>
-            <w:vAlign w:val="center"/>
-          </w:tcPr>
-          <w:p>
-            <w:pPr>
-              <w:jc w:val="left"/>
-            </w:pPr>
-            <w:r>
-              <w:rPr>
-                <w:rFonts w:ascii="Times New Roman" w:hAnsi="Times New Roman" w:eastAsia="宋体" w:cs="Times New Roman"/>
-                <w:sz w:val="18"/>
-                <w:szCs w:val="18"/>
-              </w:rPr>
-              <w:t xml:space="preserve">学术团队</w:t>
-            </w:r>
-          </w:p>
-        </w:tc>
-        <w:tc>
-          <w:tcPr>
-            <w:tcW w:w="2413" w:type="dxa"/>
-            <w:tcBorders>
-              <w:top w:val="nil" w:sz="0" w:space="0" w:color="auto"/>
-              <w:left w:val="nil"/>
-              <w:bottom w:val="nil" w:sz="0" w:space="0" w:color="auto"/>
-              <w:right w:val="nil"/>
-            </w:tcBorders>
-            <w:vAlign w:val="center"/>
-          </w:tcPr>
-          <w:p>
-            <w:pPr>
-              <w:jc w:val="left"/>
-            </w:pPr>
-            <w:r>
-              <w:rPr>
-                <w:rFonts w:ascii="Times New Roman" w:hAnsi="Times New Roman" w:eastAsia="宋体" w:cs="Times New Roman"/>
-                <w:sz w:val="18"/>
-                <w:szCs w:val="18"/>
-              </w:rPr>
-              <w:t xml:space="preserve">团队建设、人才培养</w:t>
-            </w:r>
-          </w:p>
-        </w:tc>
-      </w:tr>
-      <w:tr>
-        <w:trPr>
-          <w:cantSplit/>
-        </w:trPr>
-        <w:tc>
-          <w:tcPr>
-            <w:tcW w:w="560" w:type="dxa"/>
-            <w:tcBorders>
-              <w:top w:val="nil" w:sz="0" w:space="0" w:color="auto"/>
-              <w:left w:val="nil"/>
-              <w:bottom w:val="nil" w:sz="0" w:space="0" w:color="auto"/>
-              <w:right w:val="nil"/>
-            </w:tcBorders>
-            <w:vAlign w:val="center"/>
-          </w:tcPr>
-          <w:p>
-            <w:pPr>
-              <w:jc w:val="center"/>
-            </w:pPr>
-            <w:r>
-              <w:rPr>
-                <w:rFonts w:ascii="Times New Roman" w:hAnsi="Times New Roman" w:eastAsia="宋体" w:cs="Times New Roman"/>
-                <w:sz w:val="18"/>
-                <w:szCs w:val="18"/>
-              </w:rPr>
-              <w:t xml:space="preserve">4</w:t>
-            </w:r>
-          </w:p>
-        </w:tc>
-        <w:tc>
-          <w:tcPr>
-            <w:tcW w:w="1180" w:type="dxa"/>
-            <w:tcBorders>
-              <w:top w:val="nil" w:sz="0" w:space="0" w:color="auto"/>
-              <w:left w:val="nil"/>
-              <w:bottom w:val="nil" w:sz="0" w:space="0" w:color="auto"/>
-              <w:right w:val="nil"/>
-            </w:tcBorders>
-            <w:vAlign w:val="center"/>
-          </w:tcPr>
-          <w:p>
-            <w:pPr>
-              <w:jc w:val="left"/>
-            </w:pPr>
-            <w:r>
-              <w:rPr>
-                <w:rFonts w:ascii="Times New Roman" w:hAnsi="Times New Roman" w:eastAsia="宋体" w:cs="Times New Roman"/>
-                <w:sz w:val="18"/>
-                <w:szCs w:val="18"/>
-              </w:rPr>
-              <w:t xml:space="preserve">成果奖励</w:t>
-            </w:r>
-          </w:p>
-        </w:tc>
-        <w:tc>
-          <w:tcPr>
-            <w:tcW w:w="2413" w:type="dxa"/>
-            <w:tcBorders>
-              <w:top w:val="nil" w:sz="0" w:space="0" w:color="auto"/>
-              <w:left w:val="nil"/>
-              <w:bottom w:val="nil" w:sz="0" w:space="0" w:color="auto"/>
-              <w:right w:val="nil"/>
-            </w:tcBorders>
-            <w:vAlign w:val="center"/>
-          </w:tcPr>
-          <w:p>
-            <w:pPr>
-              <w:jc w:val="left"/>
-            </w:pPr>
-            <w:r>
-              <w:rPr>
-                <w:rFonts w:ascii="Times New Roman" w:hAnsi="Times New Roman" w:eastAsia="宋体" w:cs="Times New Roman"/>
-                <w:sz w:val="18"/>
-                <w:szCs w:val="18"/>
-              </w:rPr>
-              <w:t xml:space="preserve">成果凝练</w:t>
-            </w:r>
-          </w:p>
-        </w:tc>
-        <w:tc>
-          <w:tcPr>
-            <w:tcW w:w="560" w:type="dxa"/>
-            <w:tcBorders>
-              <w:top w:val="nil" w:sz="0" w:space="0" w:color="auto"/>
-              <w:left w:val="nil"/>
-              <w:bottom w:val="nil" w:sz="0" w:space="0" w:color="auto"/>
-              <w:right w:val="nil"/>
-            </w:tcBorders>
-            <w:vAlign w:val="center"/>
-          </w:tcPr>
-          <w:p>
-            <w:pPr>
-              <w:jc w:val="center"/>
-            </w:pPr>
-            <w:r>
-              <w:rPr>
-                <w:rFonts w:ascii="Times New Roman" w:hAnsi="Times New Roman" w:eastAsia="宋体" w:cs="Times New Roman"/>
-                <w:sz w:val="18"/>
-                <w:szCs w:val="18"/>
-              </w:rPr>
-              <w:t xml:space="preserve">12</w:t>
-            </w:r>
-          </w:p>
-        </w:tc>
-        <w:tc>
-          <w:tcPr>
-            <w:tcW w:w="1180" w:type="dxa"/>
-            <w:tcBorders>
-              <w:top w:val="nil" w:sz="0" w:space="0" w:color="auto"/>
-              <w:left w:val="nil"/>
-              <w:bottom w:val="nil" w:sz="0" w:space="0" w:color="auto"/>
-              <w:right w:val="nil"/>
-            </w:tcBorders>
-            <w:vAlign w:val="center"/>
-          </w:tcPr>
-          <w:p>
-            <w:pPr>
-              <w:jc w:val="left"/>
-            </w:pPr>
-            <w:r>
-              <w:rPr>
-                <w:rFonts w:ascii="Times New Roman" w:hAnsi="Times New Roman" w:eastAsia="宋体" w:cs="Times New Roman"/>
-                <w:sz w:val="18"/>
-                <w:szCs w:val="18"/>
-              </w:rPr>
-              <w:t xml:space="preserve">学术地位</w:t>
-            </w:r>
-          </w:p>
-        </w:tc>
-        <w:tc>
-          <w:tcPr>
-            <w:tcW w:w="2413" w:type="dxa"/>
-            <w:tcBorders>
-              <w:top w:val="nil" w:sz="0" w:space="0" w:color="auto"/>
-              <w:left w:val="nil"/>
-              <w:bottom w:val="nil" w:sz="0" w:space="0" w:color="auto"/>
-              <w:right w:val="nil"/>
-            </w:tcBorders>
-            <w:vAlign w:val="center"/>
-          </w:tcPr>
-          <w:p>
-            <w:pPr>
-              <w:jc w:val="left"/>
-            </w:pPr>
-            <w:r>
-              <w:rPr>
-                <w:rFonts w:ascii="Times New Roman" w:hAnsi="Times New Roman" w:eastAsia="宋体" w:cs="Times New Roman"/>
-                <w:sz w:val="18"/>
-                <w:szCs w:val="18"/>
-              </w:rPr>
-              <w:t xml:space="preserve">学术影响力</w:t>
-            </w:r>
-          </w:p>
-        </w:tc>
-      </w:tr>
-      <w:tr>
-        <w:trPr>
-          <w:cantSplit/>
-        </w:trPr>
-        <w:tc>
-          <w:tcPr>
-            <w:tcW w:w="560" w:type="dxa"/>
-            <w:tcBorders>
-              <w:top w:val="nil" w:sz="0" w:space="0" w:color="auto"/>
-              <w:left w:val="nil"/>
-              <w:bottom w:val="nil" w:sz="0" w:space="0" w:color="auto"/>
-              <w:right w:val="nil"/>
-            </w:tcBorders>
-            <w:vAlign w:val="center"/>
-          </w:tcPr>
-          <w:p>
-            <w:pPr>
-              <w:jc w:val="center"/>
-            </w:pPr>
-            <w:r>
-              <w:rPr>
-                <w:rFonts w:ascii="Times New Roman" w:hAnsi="Times New Roman" w:eastAsia="宋体" w:cs="Times New Roman"/>
-                <w:sz w:val="18"/>
-                <w:szCs w:val="18"/>
-              </w:rPr>
-              <w:t xml:space="preserve">5</w:t>
-            </w:r>
-          </w:p>
-        </w:tc>
-        <w:tc>
-          <w:tcPr>
-            <w:tcW w:w="1180" w:type="dxa"/>
-            <w:tcBorders>
-              <w:top w:val="nil" w:sz="0" w:space="0" w:color="auto"/>
-              <w:left w:val="nil"/>
-              <w:bottom w:val="nil" w:sz="0" w:space="0" w:color="auto"/>
-              <w:right w:val="nil"/>
-            </w:tcBorders>
-            <w:vAlign w:val="center"/>
-          </w:tcPr>
-          <w:p>
-            <w:pPr>
-              <w:jc w:val="left"/>
-            </w:pPr>
-            <w:r>
-              <w:rPr>
-                <w:rFonts w:ascii="Times New Roman" w:hAnsi="Times New Roman" w:eastAsia="宋体" w:cs="Times New Roman"/>
-                <w:sz w:val="18"/>
-                <w:szCs w:val="18"/>
-              </w:rPr>
-              <w:t xml:space="preserve">成果转化</w:t>
-            </w:r>
-          </w:p>
-        </w:tc>
-        <w:tc>
-          <w:tcPr>
-            <w:tcW w:w="2413" w:type="dxa"/>
-            <w:tcBorders>
-              <w:top w:val="nil" w:sz="0" w:space="0" w:color="auto"/>
-              <w:left w:val="nil"/>
-              <w:bottom w:val="nil" w:sz="0" w:space="0" w:color="auto"/>
-              <w:right w:val="nil"/>
-            </w:tcBorders>
-            <w:vAlign w:val="center"/>
-          </w:tcPr>
-          <w:p>
-            <w:pPr>
-              <w:jc w:val="left"/>
-            </w:pPr>
-            <w:r>
-              <w:rPr>
-                <w:rFonts w:ascii="Times New Roman" w:hAnsi="Times New Roman" w:eastAsia="宋体" w:cs="Times New Roman"/>
-                <w:sz w:val="18"/>
-                <w:szCs w:val="18"/>
-              </w:rPr>
-              <w:t xml:space="preserve">应用推广</w:t>
-            </w:r>
-          </w:p>
-        </w:tc>
-        <w:tc>
-          <w:tcPr>
-            <w:tcW w:w="560" w:type="dxa"/>
-            <w:tcBorders>
-              <w:top w:val="nil" w:sz="0" w:space="0" w:color="auto"/>
-              <w:left w:val="nil"/>
-              <w:bottom w:val="nil" w:sz="0" w:space="0" w:color="auto"/>
-              <w:right w:val="nil"/>
-            </w:tcBorders>
-            <w:vAlign w:val="center"/>
-          </w:tcPr>
-          <w:p>
-            <w:pPr>
-              <w:jc w:val="center"/>
-            </w:pPr>
-            <w:r>
-              <w:rPr>
-                <w:rFonts w:ascii="Times New Roman" w:hAnsi="Times New Roman" w:eastAsia="宋体" w:cs="Times New Roman"/>
-                <w:sz w:val="18"/>
-                <w:szCs w:val="18"/>
-              </w:rPr>
-              <w:t xml:space="preserve">13</w:t>
-            </w:r>
-          </w:p>
-        </w:tc>
-        <w:tc>
-          <w:tcPr>
-            <w:tcW w:w="1180" w:type="dxa"/>
-            <w:tcBorders>
-              <w:top w:val="nil" w:sz="0" w:space="0" w:color="auto"/>
-              <w:left w:val="nil"/>
-              <w:bottom w:val="nil" w:sz="0" w:space="0" w:color="auto"/>
-              <w:right w:val="nil"/>
-            </w:tcBorders>
-            <w:vAlign w:val="center"/>
-          </w:tcPr>
-          <w:p>
-            <w:pPr>
-              <w:jc w:val="left"/>
-            </w:pPr>
-            <w:r>
-              <w:rPr>
-                <w:rFonts w:ascii="Times New Roman" w:hAnsi="Times New Roman" w:eastAsia="宋体" w:cs="Times New Roman"/>
-                <w:sz w:val="18"/>
-                <w:szCs w:val="18"/>
-              </w:rPr>
-              <w:t xml:space="preserve">学术比赛</w:t>
-            </w:r>
-          </w:p>
-        </w:tc>
-        <w:tc>
-          <w:tcPr>
-            <w:tcW w:w="2413" w:type="dxa"/>
-            <w:tcBorders>
-              <w:top w:val="nil" w:sz="0" w:space="0" w:color="auto"/>
-              <w:left w:val="nil"/>
-              <w:bottom w:val="nil" w:sz="0" w:space="0" w:color="auto"/>
-              <w:right w:val="nil"/>
-            </w:tcBorders>
-            <w:vAlign w:val="center"/>
-          </w:tcPr>
-          <w:p>
-            <w:pPr>
-              <w:jc w:val="left"/>
-            </w:pPr>
-            <w:r>
-              <w:rPr>
-                <w:rFonts w:ascii="Times New Roman" w:hAnsi="Times New Roman" w:eastAsia="宋体" w:cs="Times New Roman"/>
-                <w:sz w:val="18"/>
-                <w:szCs w:val="18"/>
-              </w:rPr>
-              <w:t xml:space="preserve">业务技能</w:t>
-            </w:r>
-          </w:p>
-        </w:tc>
-      </w:tr>
-      <w:tr>
-        <w:trPr>
-          <w:cantSplit/>
-        </w:trPr>
-        <w:tc>
-          <w:tcPr>
-            <w:tcW w:w="560" w:type="dxa"/>
-            <w:tcBorders>
-              <w:top w:val="nil" w:sz="0" w:space="0" w:color="auto"/>
-              <w:left w:val="nil"/>
-              <w:bottom w:val="nil" w:sz="0" w:space="0" w:color="auto"/>
-              <w:right w:val="nil"/>
-            </w:tcBorders>
-            <w:vAlign w:val="center"/>
-          </w:tcPr>
-          <w:p>
-            <w:pPr>
-              <w:jc w:val="center"/>
-            </w:pPr>
-            <w:r>
-              <w:rPr>
-                <w:rFonts w:ascii="Times New Roman" w:hAnsi="Times New Roman" w:eastAsia="宋体" w:cs="Times New Roman"/>
-                <w:sz w:val="18"/>
-                <w:szCs w:val="18"/>
-              </w:rPr>
-              <w:t xml:space="preserve">6</w:t>
-            </w:r>
-          </w:p>
-        </w:tc>
-        <w:tc>
-          <w:tcPr>
-            <w:tcW w:w="1180" w:type="dxa"/>
-            <w:tcBorders>
-              <w:top w:val="nil" w:sz="0" w:space="0" w:color="auto"/>
-              <w:left w:val="nil"/>
-              <w:bottom w:val="nil" w:sz="0" w:space="0" w:color="auto"/>
-              <w:right w:val="nil"/>
-            </w:tcBorders>
-            <w:vAlign w:val="center"/>
-          </w:tcPr>
-          <w:p>
-            <w:pPr>
-              <w:jc w:val="left"/>
-            </w:pPr>
-            <w:r>
-              <w:rPr>
-                <w:rFonts w:ascii="Times New Roman" w:hAnsi="Times New Roman" w:eastAsia="宋体" w:cs="Times New Roman"/>
-                <w:sz w:val="18"/>
-                <w:szCs w:val="18"/>
-              </w:rPr>
-              <w:t xml:space="preserve">出版著作</w:t>
-            </w:r>
-          </w:p>
-        </w:tc>
-        <w:tc>
-          <w:tcPr>
-            <w:tcW w:w="2413" w:type="dxa"/>
-            <w:tcBorders>
-              <w:top w:val="nil" w:sz="0" w:space="0" w:color="auto"/>
-              <w:left w:val="nil"/>
-              <w:bottom w:val="nil" w:sz="0" w:space="0" w:color="auto"/>
-              <w:right w:val="nil"/>
-            </w:tcBorders>
-            <w:vAlign w:val="center"/>
-          </w:tcPr>
-          <w:p>
-            <w:pPr>
-              <w:jc w:val="left"/>
-            </w:pPr>
-            <w:r>
-              <w:rPr>
-                <w:rFonts w:ascii="Times New Roman" w:hAnsi="Times New Roman" w:eastAsia="宋体" w:cs="Times New Roman"/>
-                <w:sz w:val="18"/>
-                <w:szCs w:val="18"/>
-              </w:rPr>
-              <w:t xml:space="preserve">科研写作</w:t>
-            </w:r>
-          </w:p>
-        </w:tc>
-        <w:tc>
-          <w:tcPr>
-            <w:tcW w:w="560" w:type="dxa"/>
-            <w:tcBorders>
-              <w:top w:val="nil" w:sz="0" w:space="0" w:color="auto"/>
-              <w:left w:val="nil"/>
-              <w:bottom w:val="nil" w:sz="0" w:space="0" w:color="auto"/>
-              <w:right w:val="nil"/>
-            </w:tcBorders>
-            <w:vAlign w:val="center"/>
-          </w:tcPr>
-          <w:p>
-            <w:pPr>
-              <w:jc w:val="center"/>
-            </w:pPr>
-            <w:r>
-              <w:rPr>
-                <w:rFonts w:ascii="Times New Roman" w:hAnsi="Times New Roman" w:eastAsia="宋体" w:cs="Times New Roman"/>
-                <w:sz w:val="18"/>
-                <w:szCs w:val="18"/>
-              </w:rPr>
-              <w:t xml:space="preserve">14</w:t>
-            </w:r>
-          </w:p>
-        </w:tc>
-        <w:tc>
-          <w:tcPr>
-            <w:tcW w:w="1180" w:type="dxa"/>
-            <w:tcBorders>
-              <w:top w:val="nil" w:sz="0" w:space="0" w:color="auto"/>
-              <w:left w:val="nil"/>
-              <w:bottom w:val="nil" w:sz="0" w:space="0" w:color="auto"/>
-              <w:right w:val="nil"/>
-            </w:tcBorders>
-            <w:vAlign w:val="center"/>
-          </w:tcPr>
-          <w:p>
-            <w:pPr>
-              <w:jc w:val="left"/>
-            </w:pPr>
-            <w:r>
-              <w:rPr>
-                <w:rFonts w:ascii="Times New Roman" w:hAnsi="Times New Roman" w:eastAsia="宋体" w:cs="Times New Roman"/>
-                <w:sz w:val="18"/>
-                <w:szCs w:val="18"/>
-              </w:rPr>
-              <w:t xml:space="preserve">学术交流</w:t>
-            </w:r>
-          </w:p>
-        </w:tc>
-        <w:tc>
-          <w:tcPr>
-            <w:tcW w:w="2413" w:type="dxa"/>
-            <w:tcBorders>
-              <w:top w:val="nil" w:sz="0" w:space="0" w:color="auto"/>
-              <w:left w:val="nil"/>
-              <w:bottom w:val="nil" w:sz="0" w:space="0" w:color="auto"/>
-              <w:right w:val="nil"/>
-            </w:tcBorders>
-            <w:vAlign w:val="center"/>
-          </w:tcPr>
-          <w:p>
-            <w:pPr>
-              <w:jc w:val="left"/>
-            </w:pPr>
-            <w:r>
-              <w:rPr>
-                <w:rFonts w:ascii="Times New Roman" w:hAnsi="Times New Roman" w:eastAsia="宋体" w:cs="Times New Roman"/>
-                <w:sz w:val="18"/>
-                <w:szCs w:val="18"/>
-              </w:rPr>
-              <w:t xml:space="preserve">会议报告、对外合作</w:t>
-            </w:r>
-          </w:p>
-        </w:tc>
-      </w:tr>
-      <w:tr>
-        <w:trPr>
-          <w:cantSplit/>
-        </w:trPr>
-        <w:tc>
-          <w:tcPr>
-            <w:tcW w:w="560" w:type="dxa"/>
-            <w:tcBorders>
-              <w:top w:val="nil" w:sz="0" w:space="0" w:color="auto"/>
-              <w:left w:val="nil"/>
-              <w:bottom w:val="nil" w:sz="0" w:space="0" w:color="auto"/>
-              <w:right w:val="nil"/>
-            </w:tcBorders>
-            <w:vAlign w:val="center"/>
-          </w:tcPr>
-          <w:p>
-            <w:pPr>
-              <w:jc w:val="center"/>
-            </w:pPr>
-            <w:r>
-              <w:rPr>
-                <w:rFonts w:ascii="Times New Roman" w:hAnsi="Times New Roman" w:eastAsia="宋体" w:cs="Times New Roman"/>
-                <w:sz w:val="18"/>
-                <w:szCs w:val="18"/>
-              </w:rPr>
-              <w:t xml:space="preserve">7</w:t>
-            </w:r>
-          </w:p>
-        </w:tc>
-        <w:tc>
-          <w:tcPr>
-            <w:tcW w:w="1180" w:type="dxa"/>
-            <w:tcBorders>
-              <w:top w:val="nil" w:sz="0" w:space="0" w:color="auto"/>
-              <w:left w:val="nil"/>
-              <w:bottom w:val="nil" w:sz="0" w:space="0" w:color="auto"/>
-              <w:right w:val="nil"/>
-            </w:tcBorders>
-            <w:vAlign w:val="center"/>
-          </w:tcPr>
-          <w:p>
-            <w:pPr>
-              <w:jc w:val="left"/>
-            </w:pPr>
-            <w:r>
-              <w:rPr>
-                <w:rFonts w:ascii="Times New Roman" w:hAnsi="Times New Roman" w:eastAsia="宋体" w:cs="Times New Roman"/>
-                <w:sz w:val="18"/>
-                <w:szCs w:val="18"/>
-              </w:rPr>
-              <w:t xml:space="preserve">技术标准</w:t>
-            </w:r>
-          </w:p>
-        </w:tc>
-        <w:tc>
-          <w:tcPr>
-            <w:tcW w:w="2413" w:type="dxa"/>
-            <w:tcBorders>
-              <w:top w:val="nil" w:sz="0" w:space="0" w:color="auto"/>
-              <w:left w:val="nil"/>
-              <w:bottom w:val="nil" w:sz="0" w:space="0" w:color="auto"/>
-              <w:right w:val="nil"/>
-            </w:tcBorders>
-            <w:vAlign w:val="center"/>
-          </w:tcPr>
-          <w:p>
-            <w:pPr>
-              <w:jc w:val="left"/>
-            </w:pPr>
-            <w:r>
-              <w:rPr>
-                <w:rFonts w:ascii="Times New Roman" w:hAnsi="Times New Roman" w:eastAsia="宋体" w:cs="Times New Roman"/>
-                <w:sz w:val="18"/>
-                <w:szCs w:val="18"/>
-              </w:rPr>
-              <w:t xml:space="preserve">标准制定、规范起草</w:t>
-            </w:r>
-          </w:p>
-        </w:tc>
-        <w:tc>
-          <w:tcPr>
-            <w:tcW w:w="560" w:type="dxa"/>
-            <w:tcBorders>
-              <w:top w:val="nil" w:sz="0" w:space="0" w:color="auto"/>
-              <w:left w:val="nil"/>
-              <w:bottom w:val="nil" w:sz="0" w:space="0" w:color="auto"/>
-              <w:right w:val="nil"/>
-            </w:tcBorders>
-            <w:vAlign w:val="center"/>
-          </w:tcPr>
-          <w:p>
-            <w:pPr>
-              <w:jc w:val="center"/>
-            </w:pPr>
-            <w:r>
-              <w:rPr>
-                <w:rFonts w:ascii="Times New Roman" w:hAnsi="Times New Roman" w:eastAsia="宋体" w:cs="Times New Roman"/>
-                <w:sz w:val="18"/>
-                <w:szCs w:val="18"/>
-              </w:rPr>
-              <w:t xml:space="preserve">15</w:t>
-            </w:r>
-          </w:p>
-        </w:tc>
-        <w:tc>
-          <w:tcPr>
-            <w:tcW w:w="1180" w:type="dxa"/>
-            <w:tcBorders>
-              <w:top w:val="nil" w:sz="0" w:space="0" w:color="auto"/>
-              <w:left w:val="nil"/>
-              <w:bottom w:val="nil" w:sz="0" w:space="0" w:color="auto"/>
-              <w:right w:val="nil"/>
-            </w:tcBorders>
-            <w:vAlign w:val="center"/>
-          </w:tcPr>
-          <w:p>
-            <w:pPr>
-              <w:jc w:val="left"/>
-            </w:pPr>
-            <w:r>
-              <w:rPr>
-                <w:rFonts w:ascii="Times New Roman" w:hAnsi="Times New Roman" w:eastAsia="宋体" w:cs="Times New Roman"/>
-                <w:sz w:val="18"/>
-                <w:szCs w:val="18"/>
-              </w:rPr>
-              <w:t xml:space="preserve">技能资质</w:t>
-            </w:r>
-          </w:p>
-        </w:tc>
-        <w:tc>
-          <w:tcPr>
-            <w:tcW w:w="2413" w:type="dxa"/>
-            <w:tcBorders>
-              <w:top w:val="nil" w:sz="0" w:space="0" w:color="auto"/>
-              <w:left w:val="nil"/>
-              <w:bottom w:val="nil" w:sz="0" w:space="0" w:color="auto"/>
-              <w:right w:val="nil"/>
-            </w:tcBorders>
-            <w:vAlign w:val="center"/>
-          </w:tcPr>
-          <w:p>
-            <w:pPr>
-              <w:jc w:val="left"/>
-            </w:pPr>
-            <w:r>
-              <w:rPr>
-                <w:rFonts w:ascii="Times New Roman" w:hAnsi="Times New Roman" w:eastAsia="宋体" w:cs="Times New Roman"/>
-                <w:sz w:val="18"/>
-                <w:szCs w:val="18"/>
-              </w:rPr>
-              <w:t xml:space="preserve">继续教育、执业资质</w:t>
-            </w:r>
-          </w:p>
-        </w:tc>
-      </w:tr>
-      <w:tr>
-        <w:trPr>
-          <w:cantSplit/>
-        </w:trPr>
-        <w:tc>
-          <w:tcPr>
-            <w:tcW w:w="560" w:type="dxa"/>
-            <w:tcBorders>
-              <w:top w:val="nil" w:sz="0" w:space="0" w:color="auto"/>
-              <w:left w:val="nil"/>
-              <w:bottom w:val="single" w:sz="12" w:space="0" w:color="auto"/>
-              <w:right w:val="nil"/>
-            </w:tcBorders>
-            <w:vAlign w:val="center"/>
-          </w:tcPr>
-          <w:p>
-            <w:pPr>
-              <w:jc w:val="center"/>
-            </w:pPr>
-            <w:r>
-              <w:rPr>
-                <w:rFonts w:ascii="Times New Roman" w:hAnsi="Times New Roman" w:eastAsia="宋体" w:cs="Times New Roman"/>
-                <w:sz w:val="18"/>
-                <w:szCs w:val="18"/>
-              </w:rPr>
-              <w:t xml:space="preserve">8</w:t>
-            </w:r>
-          </w:p>
-        </w:tc>
-        <w:tc>
-          <w:tcPr>
-            <w:tcW w:w="1180" w:type="dxa"/>
-            <w:tcBorders>
-              <w:top w:val="nil" w:sz="0" w:space="0" w:color="auto"/>
-              <w:left w:val="nil"/>
-              <w:bottom w:val="single" w:sz="12" w:space="0" w:color="auto"/>
-              <w:right w:val="nil"/>
-            </w:tcBorders>
-            <w:vAlign w:val="center"/>
-          </w:tcPr>
-          <w:p>
-            <w:pPr>
-              <w:jc w:val="left"/>
-            </w:pPr>
-            <w:r>
-              <w:rPr>
-                <w:rFonts w:ascii="Times New Roman" w:hAnsi="Times New Roman" w:eastAsia="宋体" w:cs="Times New Roman"/>
-                <w:sz w:val="18"/>
-                <w:szCs w:val="18"/>
-              </w:rPr>
-              <w:t xml:space="preserve">继续教育</w:t>
-            </w:r>
-          </w:p>
-        </w:tc>
-        <w:tc>
-          <w:tcPr>
-            <w:tcW w:w="2413" w:type="dxa"/>
-            <w:tcBorders>
-              <w:top w:val="nil" w:sz="0" w:space="0" w:color="auto"/>
-              <w:left w:val="nil"/>
-              <w:bottom w:val="single" w:sz="12" w:space="0" w:color="auto"/>
-              <w:right w:val="nil"/>
-            </w:tcBorders>
-            <w:vAlign w:val="center"/>
-          </w:tcPr>
-          <w:p>
-            <w:pPr>
-              <w:jc w:val="left"/>
-            </w:pPr>
-            <w:r>
-              <w:rPr>
-                <w:rFonts w:ascii="Times New Roman" w:hAnsi="Times New Roman" w:eastAsia="宋体" w:cs="Times New Roman"/>
-                <w:sz w:val="18"/>
-                <w:szCs w:val="18"/>
-              </w:rPr>
-              <w:t xml:space="preserve">持续学习</w:t>
-            </w:r>
-          </w:p>
-        </w:tc>
-        <w:tc>
-          <w:tcPr>
-            <w:tcW w:w="560" w:type="dxa"/>
-            <w:tcBorders>
-              <w:top w:val="nil" w:sz="0" w:space="0" w:color="auto"/>
-              <w:left w:val="nil"/>
-              <w:bottom w:val="single" w:sz="12" w:space="0" w:color="auto"/>
-              <w:right w:val="nil"/>
-            </w:tcBorders>
-            <w:vAlign w:val="center"/>
-          </w:tcPr>
-          <w:p>
-            <w:pPr>
-              <w:jc w:val="center"/>
-            </w:pPr>
-            <w:r>
-              <w:rPr>
-                <w:rFonts w:ascii="Times New Roman" w:hAnsi="Times New Roman" w:eastAsia="宋体" w:cs="Times New Roman"/>
-                <w:sz w:val="18"/>
-                <w:szCs w:val="18"/>
-              </w:rPr>
-              <w:t xml:space="preserve">16</w:t>
-            </w:r>
-          </w:p>
-        </w:tc>
-        <w:tc>
-          <w:tcPr>
-            <w:tcW w:w="1180" w:type="dxa"/>
-            <w:tcBorders>
-              <w:top w:val="nil" w:sz="0" w:space="0" w:color="auto"/>
-              <w:left w:val="nil"/>
-              <w:bottom w:val="single" w:sz="12" w:space="0" w:color="auto"/>
-              <w:right w:val="nil"/>
-            </w:tcBorders>
-            <w:vAlign w:val="center"/>
-          </w:tcPr>
-          <w:p>
-            <w:pPr>
-              <w:jc w:val="left"/>
-            </w:pPr>
-            <w:r>
-              <w:rPr>
-                <w:rFonts w:ascii="Times New Roman" w:hAnsi="Times New Roman" w:eastAsia="宋体" w:cs="Times New Roman"/>
-                <w:sz w:val="18"/>
-                <w:szCs w:val="18"/>
-              </w:rPr>
-              <w:t xml:space="preserve">工作文章</w:t>
-            </w:r>
-          </w:p>
-        </w:tc>
-        <w:tc>
-          <w:tcPr>
-            <w:tcW w:w="2413" w:type="dxa"/>
-            <w:tcBorders>
-              <w:top w:val="nil" w:sz="0" w:space="0" w:color="auto"/>
-              <w:left w:val="nil"/>
-              <w:bottom w:val="single" w:sz="12" w:space="0" w:color="auto"/>
-              <w:right w:val="nil"/>
-            </w:tcBorders>
-            <w:vAlign w:val="center"/>
-          </w:tcPr>
-          <w:p>
-            <w:pPr>
-              <w:jc w:val="left"/>
-            </w:pPr>
-            <w:r>
-              <w:rPr>
-                <w:rFonts w:ascii="Times New Roman" w:hAnsi="Times New Roman" w:eastAsia="宋体" w:cs="Times New Roman"/>
-                <w:sz w:val="18"/>
-                <w:szCs w:val="18"/>
-              </w:rPr>
-              <w:t xml:space="preserve">业务调研、工作总结</w:t>
-            </w:r>
-          </w:p>
-        </w:tc>
-      </w:tr>
-    </w:tbl>
-    <w:p>
-      <w:pPr>
-        <w:spacing w:beforeLines="8" w:before="24" w:line="300" w:lineRule="auto"/>
-        <w:ind w:firstLineChars="200" w:firstLine="420"/>
-      </w:pPr>
-      <w:r>
-        <w:rPr>
-          <w:rFonts w:ascii="Times New Roman" w:hAnsi="Times New Roman" w:eastAsia="宋体" w:cs="Times New Roman"/>
-          <w:sz w:val="21"/>
-          <w:szCs w:val="21"/>
-        </w:rPr>
-        <w:t xml:space="preserve">用户 </w:t>
-      </w:r>
-      <w:r>
-        <w:rPr>
-          <w:rFonts w:ascii="Times New Roman" w:hAnsi="Times New Roman" w:eastAsia="宋体" w:cs="Times New Roman"/>
-          <w:i/>
-          <w:iCs/>
-          <w:sz w:val="21"/>
-          <w:szCs w:val="21"/>
-        </w:rPr>
-        <w:t xml:space="preserve">u</w:t>
-      </w:r>
-      <w:r>
-        <w:rPr>
-          <w:rFonts w:ascii="Times New Roman" w:hAnsi="Times New Roman" w:eastAsia="宋体" w:cs="Times New Roman"/>
-          <w:sz w:val="21"/>
-          <w:szCs w:val="21"/>
-        </w:rPr>
-        <w:t xml:space="preserve"> 在能力维度 </w:t>
-      </w:r>
-      <w:r>
-        <w:rPr>
-          <w:rFonts w:ascii="Times New Roman" w:hAnsi="Times New Roman" w:eastAsia="宋体" w:cs="Times New Roman"/>
-          <w:i/>
-          <w:iCs/>
-          <w:sz w:val="21"/>
-          <w:szCs w:val="21"/>
-        </w:rPr>
-        <w:t xml:space="preserve">d</w:t>
-      </w:r>
-      <w:r>
-        <w:rPr>
-          <w:rFonts w:ascii="Times New Roman" w:hAnsi="Times New Roman" w:eastAsia="宋体" w:cs="Times New Roman"/>
-          <w:sz w:val="21"/>
-          <w:szCs w:val="21"/>
-        </w:rPr>
-        <w:t xml:space="preserve"> 上的原始得分 </w:t>
-      </w:r>
-      <w:r>
-        <w:rPr>
-          <w:rFonts w:ascii="Times New Roman" w:hAnsi="Times New Roman" w:eastAsia="宋体" w:cs="Times New Roman"/>
-          <w:i/>
-          <w:iCs/>
-          <w:sz w:val="21"/>
-          <w:szCs w:val="21"/>
-        </w:rPr>
-        <w:t xml:space="preserve">C</w:t>
-      </w:r>
-      <w:r>
-        <w:rPr>
-          <w:rFonts w:ascii="Times New Roman" w:hAnsi="Times New Roman" w:eastAsia="宋体" w:cs="Times New Roman"/>
-          <w:sz w:val="21"/>
-          <w:szCs w:val="21"/>
-          <w:vertAlign w:val="subscript"/>
-        </w:rPr>
-        <w:t xml:space="preserve">d,u</w:t>
-      </w:r>
-      <w:r>
-        <w:rPr>
-          <w:rFonts w:ascii="Times New Roman" w:hAnsi="Times New Roman" w:eastAsia="宋体" w:cs="Times New Roman"/>
-          <w:sz w:val="21"/>
-          <w:szCs w:val="21"/>
-        </w:rPr>
-        <w:t xml:space="preserve"> 为所有标签权重的加权和，如式(6)所示。由于式(5)已在行为积分层面完成时间衰减修正，</w:t>
-      </w:r>
-      <w:r>
-        <w:rPr>
-          <w:rFonts w:ascii="Times New Roman" w:hAnsi="Times New Roman" w:eastAsia="宋体" w:cs="Times New Roman"/>
-          <w:i/>
-          <w:iCs/>
-          <w:sz w:val="21"/>
-          <w:szCs w:val="21"/>
-        </w:rPr>
-        <w:t xml:space="preserve">W</w:t>
-      </w:r>
-      <w:r>
-        <w:rPr>
-          <w:rFonts w:ascii="Times New Roman" w:hAnsi="Times New Roman" w:eastAsia="宋体" w:cs="Times New Roman"/>
-          <w:sz w:val="21"/>
-          <w:szCs w:val="21"/>
-          <w:vertAlign w:val="subscript"/>
-        </w:rPr>
-        <w:t xml:space="preserve">t,u</w:t>
-      </w:r>
-      <w:r>
-        <w:rPr>
-          <w:rFonts w:ascii="Times New Roman" w:hAnsi="Times New Roman" w:eastAsia="宋体" w:cs="Times New Roman"/>
-          <w:sz w:val="21"/>
-          <w:szCs w:val="21"/>
-        </w:rPr>
-        <w:t xml:space="preserve"> 本身即为时效加权后的权重，因此式(6)无需再次引入衰减因子，标签权重、能力得分与画像渲染构成一条量纲一致的计算链路。</w:t>
+        <w:t xml:space="preserve"> = 1，由 3 名科研管理专家按德尔菲法两轮打分确定。用户在各维度上的原始得分为所有标签权重的加权和（式(6)）。由于式(5)已在行为积分层面完成时间衰减修正，式(6)无需再次引入衰减因子，标签权重、能力得分与画像渲染由此构成一条量纲一致的计算链路。</w:t>
       </w:r>
     </w:p>
     <w:p>
@@ -6234,7 +3776,7 @@
           <w:sz w:val="21"/>
           <w:szCs w:val="21"/>
         </w:rPr>
-        <w:t xml:space="preserve">为消除不同能力维度的量纲差异、实现跨维度可比，对原始得分作归一化处理，如式(7)所示。</w:t>
+        <w:t xml:space="preserve">为消除维度间的量纲差异，对原始得分作归一化处理（式(7)）。</w:t>
       </w:r>
     </w:p>
     <w:p>
@@ -6538,7 +4080,7 @@
           <w:sz w:val="21"/>
           <w:szCs w:val="21"/>
         </w:rPr>
-        <w:t xml:space="preserve"> 分别为全中心所有用户在能力维度 </w:t>
+        <w:t xml:space="preserve"> 分别为全中心用户在维度 </w:t>
       </w:r>
       <w:r>
         <w:rPr>
@@ -6556,7 +4098,7 @@
           <w:sz w:val="21"/>
           <w:szCs w:val="21"/>
         </w:rPr>
-        <w:t xml:space="preserve"> 上的最低与最高原始得分。归一化结果映射至 [20, 100] 而非 [0, 100]，以避免最低分用户在该维度上恒为 0、雷达图退化为尖刺的问题；当 </w:t>
+        <w:t xml:space="preserve"> 上的最低与最高原始得分。结果映射至 [20, 100] 而非 [0, 100]，以避免最低分用户恒为 0、雷达图退化为尖刺；当 </w:t>
       </w:r>
       <w:r>
         <w:rPr>
@@ -6610,7 +4152,7 @@
           <w:sz w:val="21"/>
           <w:szCs w:val="21"/>
         </w:rPr>
-        <w:t xml:space="preserve"> 时（如新增维度或冷门维度全员得分相同），系统直接取 </w:t>
+        <w:t xml:space="preserve"> 时直接取 </w:t>
       </w:r>
       <w:r>
         <w:rPr>
@@ -6645,175 +4187,7 @@
           <w:sz w:val="21"/>
           <w:szCs w:val="21"/>
         </w:rPr>
-        <w:t xml:space="preserve"> = 60，避免分母为零。归一化后的得分直接对应雷达图的半径长度。</w:t>
-      </w:r>
-    </w:p>
-    <w:p>
-      <w:pPr>
-        <w:spacing w:line="300" w:lineRule="auto"/>
-        <w:ind w:firstLineChars="200" w:firstLine="420"/>
-      </w:pPr>
-      <w:r>
-        <w:rPr>
-          <w:rFonts w:ascii="Times New Roman" w:hAnsi="Times New Roman" w:eastAsia="宋体" w:cs="Times New Roman"/>
-          <w:sz w:val="21"/>
-          <w:szCs w:val="21"/>
-        </w:rPr>
-        <w:t xml:space="preserve">需要指出的是，</w:t>
-      </w:r>
-      <w:r>
-        <w:rPr>
-          <w:rFonts w:ascii="Times New Roman" w:hAnsi="Times New Roman" w:eastAsia="宋体" w:cs="Times New Roman"/>
-          <w:i/>
-          <w:iCs/>
-          <w:sz w:val="21"/>
-          <w:szCs w:val="21"/>
-        </w:rPr>
-        <w:t xml:space="preserve">C</w:t>
-      </w:r>
-      <w:r>
-        <w:rPr>
-          <w:rFonts w:ascii="Times New Roman" w:hAnsi="Times New Roman" w:eastAsia="宋体" w:cs="Times New Roman"/>
-          <w:sz w:val="21"/>
-          <w:szCs w:val="21"/>
-          <w:vertAlign w:val="subscript"/>
-        </w:rPr>
-        <w:t xml:space="preserve">d,min</w:t>
-      </w:r>
-      <w:r>
-        <w:rPr>
-          <w:rFonts w:ascii="Times New Roman" w:hAnsi="Times New Roman" w:eastAsia="宋体" w:cs="Times New Roman"/>
-          <w:sz w:val="21"/>
-          <w:szCs w:val="21"/>
-        </w:rPr>
-        <w:t xml:space="preserve"> 与 </w:t>
-      </w:r>
-      <w:r>
-        <w:rPr>
-          <w:rFonts w:ascii="Times New Roman" w:hAnsi="Times New Roman" w:eastAsia="宋体" w:cs="Times New Roman"/>
-          <w:i/>
-          <w:iCs/>
-          <w:sz w:val="21"/>
-          <w:szCs w:val="21"/>
-        </w:rPr>
-        <w:t xml:space="preserve">C</w:t>
-      </w:r>
-      <w:r>
-        <w:rPr>
-          <w:rFonts w:ascii="Times New Roman" w:hAnsi="Times New Roman" w:eastAsia="宋体" w:cs="Times New Roman"/>
-          <w:sz w:val="21"/>
-          <w:szCs w:val="21"/>
-          <w:vertAlign w:val="subscript"/>
-        </w:rPr>
-        <w:t xml:space="preserve">d,max</w:t>
-      </w:r>
-      <w:r>
-        <w:rPr>
-          <w:rFonts w:ascii="Times New Roman" w:hAnsi="Times New Roman" w:eastAsia="宋体" w:cs="Times New Roman"/>
-          <w:sz w:val="21"/>
-          <w:szCs w:val="21"/>
-        </w:rPr>
-        <w:t xml:space="preserve"> 随人员流动与年度产出而变化，故式(7)的结果适用于同一周期内的横向比较；用于跨年度纵向比较时，系统以上线首年的得分分布作为固定基准。</w:t>
-      </w:r>
-    </w:p>
-    <w:p>
-      <w:pPr>
-        <w:spacing w:line="300" w:lineRule="auto"/>
-        <w:ind w:firstLineChars="200" w:firstLine="420"/>
-      </w:pPr>
-      <w:r>
-        <w:rPr>
-          <w:rFonts w:ascii="Times New Roman" w:hAnsi="Times New Roman" w:eastAsia="宋体" w:cs="Times New Roman"/>
-          <w:sz w:val="21"/>
-          <w:szCs w:val="21"/>
-        </w:rPr>
-        <w:t xml:space="preserve">人才画像的生成流程如图 4 所示，可视化界面如图 5、图 6 所示。核心图表组件包括能力雷达图、积分趋势折线图、团队贡献矩阵与标签云图，可直观反映人才的能力结构与发展曲线[10]。</w:t>
-      </w:r>
-    </w:p>
-    <w:p>
-      <w:pPr>
-        <w:keepNext/>
-        <w:keepLines/>
-        <w:spacing w:beforeLines="15" w:before="45" w:afterLines="5" w:after="15"/>
-        <w:jc w:val="center"/>
-      </w:pPr>
-      <w:r>
-        <w:rPr>
-          <w:rFonts w:ascii="Times New Roman" w:hAnsi="Times New Roman" w:eastAsia="宋体" w:cs="Times New Roman"/>
-          <w:sz w:val="21"/>
-          <w:szCs w:val="21"/>
-        </w:rPr>
-        <w:drawing>
-          <wp:anchor distT="0" distB="0" distL="114300" distR="114300" simplePos="0" relativeHeight="251610624" behindDoc="0" locked="0" layoutInCell="1" allowOverlap="1" wp14:anchorId="4F82A1DC" wp14:editId="41C9F5BC">
-            <wp:simplePos x="0" y="0"/>
-            <wp:positionH relativeFrom="column">
-              <wp:posOffset>58420</wp:posOffset>
-            </wp:positionH>
-            <wp:positionV relativeFrom="paragraph">
-              <wp:posOffset>130546</wp:posOffset>
-            </wp:positionV>
-            <wp:extent cx="5120640" cy="2759581"/>
-            <wp:effectExtent l="0" t="0" r="0" b="0"/>
-            <wp:wrapNone/>
-            <wp:docPr id="104" name="图形 1"/>
-            <wp:cNvGraphicFramePr>
-              <a:graphicFrameLocks xmlns:a="http://schemas.openxmlformats.org/drawingml/2006/main" noChangeAspect="1"/>
-            </wp:cNvGraphicFramePr>
-            <a:graphic xmlns:a="http://schemas.openxmlformats.org/drawingml/2006/main">
-              <a:graphicData uri="http://schemas.openxmlformats.org/drawingml/2006/picture">
-                <pic:pic xmlns:pic="http://schemas.openxmlformats.org/drawingml/2006/picture">
-                  <pic:nvPicPr>
-                    <pic:cNvPr id="2097523892" name=""/>
-                    <pic:cNvPicPr/>
-                  </pic:nvPicPr>
-                  <pic:blipFill>
-                    <a:blip r:embed="rId12">
-                      <a:extLst>
-                        <a:ext uri="{96DAC541-7B7A-43D3-8B79-37D633B846F1}">
-                          <asvg:svgBlip xmlns:asvg="http://schemas.microsoft.com/office/drawing/2016/SVG/main" r:embed="rId13"/>
-                        </a:ext>
-                      </a:extLst>
-                    </a:blip>
-                    <a:stretch>
-                      <a:fillRect/>
-                    </a:stretch>
-                  </pic:blipFill>
-                  <pic:spPr>
-                    <a:xfrm>
-                      <a:off x="0" y="0"/>
-                      <a:ext cx="5120640" cy="2759581"/>
-                    </a:xfrm>
-                    <a:prstGeom prst="rect">
-                      <a:avLst/>
-                    </a:prstGeom>
-                  </pic:spPr>
-                </pic:pic>
-              </a:graphicData>
-            </a:graphic>
-            <wp14:sizeRelH relativeFrom="margin">
-              <wp14:pctWidth>0</wp14:pctWidth>
-            </wp14:sizeRelH>
-            <wp14:sizeRelV relativeFrom="margin">
-              <wp14:pctHeight>0</wp14:pctHeight>
-            </wp14:sizeRelV>
-          </wp:anchor>
-        </w:drawing>
-      </w:r>
-    </w:p>
-    <w:p>
-      <w:pPr>
-        <w:keepNext/>
-        <w:keepLines/>
-        <w:spacing w:beforeLines="10" w:before="30" w:afterLines="30" w:after="90"/>
-        <w:jc w:val="center"/>
-      </w:pPr>
-      <w:r>
-        <w:rPr>
-          <w:rFonts w:ascii="Times New Roman" w:hAnsi="Times New Roman" w:eastAsia="黑体" w:cs="Times New Roman"/>
-          <w:sz w:val="18"/>
-          <w:szCs w:val="18"/>
-        </w:rPr>
-        <w:t xml:space="preserve">图 4  人才画像生成流程</w:t>
+        <w:t xml:space="preserve"> = 60，避免分母为零。因二者随人员流动与年度产出变化，式(7)适用于同一周期内的横向比较，跨年度比较时以上线首年的分布为固定基准。归一化得分直接对应雷达图半径，前端另配积分趋势折线图、团队贡献矩阵与标签云图[10]。</w:t>
       </w:r>
     </w:p>
     <w:p>
@@ -6838,10 +4212,10 @@
             <wp:positionV relativeFrom="paragraph">
               <wp:posOffset>152400</wp:posOffset>
             </wp:positionV>
-            <wp:extent cx="4663440" cy="4356395"/>
+            <wp:extent cx="2926080" cy="2762427"/>
             <wp:effectExtent l="0" t="0" r="0" b="0"/>
             <wp:wrapNone/>
-            <wp:docPr id="105" name="图片 1"/>
+            <wp:docPr id="103" name="图片 1"/>
             <wp:cNvGraphicFramePr>
               <a:graphicFrameLocks xmlns:a="http://schemas.openxmlformats.org/drawingml/2006/main" noChangeAspect="1"/>
             </wp:cNvGraphicFramePr>
@@ -6862,7 +4236,7 @@
                         </a:ext>
                       </a:extLst>
                     </a:blip>
-                    <a:srcRect/>
+                    <a:srcRect l="50500" t="5000" r="3000" b="48000"/>
                     <a:stretch>
                       <a:fillRect/>
                     </a:stretch>
@@ -6870,7 +4244,7 @@
                   <pic:spPr bwMode="auto">
                     <a:xfrm>
                       <a:off x="0" y="0"/>
-                      <a:ext cx="4663440" cy="4356395"/>
+                      <a:ext cx="2926080" cy="2762427"/>
                     </a:xfrm>
                     <a:prstGeom prst="rect">
                       <a:avLst/>
@@ -6906,87 +4280,7 @@
           <w:sz w:val="18"/>
           <w:szCs w:val="18"/>
         </w:rPr>
-        <w:t xml:space="preserve">图 5  人才画像可视化界面（积分趋势、能力雷达图与标签云）</w:t>
-      </w:r>
-    </w:p>
-    <w:p>
-      <w:pPr>
-        <w:keepNext/>
-        <w:keepLines/>
-        <w:spacing w:beforeLines="15" w:before="45" w:afterLines="5" w:after="15"/>
-        <w:jc w:val="center"/>
-      </w:pPr>
-      <w:r>
-        <w:rPr>
-          <w:rFonts w:ascii="Times New Roman" w:hAnsi="Times New Roman" w:eastAsia="宋体" w:cs="Times New Roman"/>
-          <w:sz w:val="21"/>
-          <w:szCs w:val="21"/>
-        </w:rPr>
-        <w:drawing>
-          <wp:anchor distT="0" distB="0" distL="114300" distR="114300" simplePos="0" relativeHeight="251661824" behindDoc="0" locked="0" layoutInCell="1" allowOverlap="1" wp14:anchorId="6ADCC429" wp14:editId="3E113986">
-            <wp:simplePos x="0" y="0"/>
-            <wp:positionH relativeFrom="column">
-              <wp:posOffset>-650240</wp:posOffset>
-            </wp:positionH>
-            <wp:positionV relativeFrom="paragraph">
-              <wp:posOffset>154940</wp:posOffset>
-            </wp:positionV>
-            <wp:extent cx="4663440" cy="4518750"/>
-            <wp:effectExtent l="0" t="0" r="8255" b="1270"/>
-            <wp:wrapNone/>
-            <wp:docPr id="106" name="图片 1"/>
-            <wp:cNvGraphicFramePr>
-              <a:graphicFrameLocks xmlns:a="http://schemas.openxmlformats.org/drawingml/2006/main" noChangeAspect="1"/>
-            </wp:cNvGraphicFramePr>
-            <a:graphic xmlns:a="http://schemas.openxmlformats.org/drawingml/2006/main">
-              <a:graphicData uri="http://schemas.openxmlformats.org/drawingml/2006/picture">
-                <pic:pic xmlns:pic="http://schemas.openxmlformats.org/drawingml/2006/picture">
-                  <pic:nvPicPr>
-                    <pic:cNvPr id="1724361940" name=""/>
-                    <pic:cNvPicPr/>
-                  </pic:nvPicPr>
-                  <pic:blipFill>
-                    <a:blip r:embed="rId15"/>
-                    <a:stretch>
-                      <a:fillRect/>
-                    </a:stretch>
-                  </pic:blipFill>
-                  <pic:spPr>
-                    <a:xfrm>
-                      <a:off x="0" y="0"/>
-                      <a:ext cx="4663440" cy="4518750"/>
-                    </a:xfrm>
-                    <a:prstGeom prst="rect">
-                      <a:avLst/>
-                    </a:prstGeom>
-                  </pic:spPr>
-                </pic:pic>
-              </a:graphicData>
-            </a:graphic>
-            <wp14:sizeRelH relativeFrom="margin">
-              <wp14:pctWidth>0</wp14:pctWidth>
-            </wp14:sizeRelH>
-            <wp14:sizeRelV relativeFrom="margin">
-              <wp14:pctHeight>0</wp14:pctHeight>
-            </wp14:sizeRelV>
-          </wp:anchor>
-        </w:drawing>
-      </w:r>
-    </w:p>
-    <w:p>
-      <w:pPr>
-        <w:keepNext/>
-        <w:keepLines/>
-        <w:spacing w:beforeLines="10" w:before="30" w:afterLines="30" w:after="90"/>
-        <w:jc w:val="center"/>
-      </w:pPr>
-      <w:r>
-        <w:rPr>
-          <w:rFonts w:ascii="Times New Roman" w:hAnsi="Times New Roman" w:eastAsia="黑体" w:cs="Times New Roman"/>
-          <w:sz w:val="18"/>
-          <w:szCs w:val="18"/>
-        </w:rPr>
-        <w:t xml:space="preserve">图 6  人才画像报告界面</w:t>
+        <w:t xml:space="preserve">图 3  人才画像能力雷达图</w:t>
       </w:r>
     </w:p>
     <w:p>
@@ -7002,7 +4296,7 @@
           <w:sz w:val="21"/>
           <w:szCs w:val="21"/>
         </w:rPr>
-        <w:t xml:space="preserve">5.5  轻量级状态机工作流引擎</w:t>
+        <w:t xml:space="preserve">4.5  轻量级状态机工作流引擎</w:t>
       </w:r>
     </w:p>
     <w:p>
@@ -7016,14 +4310,142 @@
           <w:sz w:val="21"/>
           <w:szCs w:val="21"/>
         </w:rPr>
-        <w:t xml:space="preserve">针对疾控中心科研审核流程相对固定但存在微调需求的特点，本文实现了一个轻量级状态机工作流引擎，无需依赖第三方工作流框架。引擎定义了申报单的 7 种状态与 7 种状态转换事件，其转换关系如表 4 所示。</w:t>
+        <w:t xml:space="preserve">针对疾控中心审核流程相对固定但存在微调需求的特点，本文实现了无第三方框架依赖的状态机工作流引擎。引擎定义草稿、待初审、初审驳回、待复核、复核驳回、待终审与终审通过 7 种状态，以及提交、初审通过/驳回、复核通过/驳回、终审通过/驳回 7 种转换事件：草稿经提交进入待初审，初审与复核通过后依次进入待复核、待终审；任一环节驳回则回退至对应驳回态，修改后重新提交回到待初审。系统通过 workflow_config 表配置每个状态的处理人、处理时限与下一状态；事件触发时引擎依次校验操作权限、更新状态、记录操作日志、通知下一处理人，并在终审通过时触发积分计算。管理员可通过修改配置调整审核环节或处理人，无需重启系统[5]。</w:t>
       </w:r>
     </w:p>
     <w:p>
       <w:pPr>
         <w:keepNext/>
         <w:keepLines/>
-        <w:spacing w:beforeLines="15" w:before="45" w:afterLines="8" w:after="24"/>
+        <w:spacing w:beforeLines="30" w:before="90" w:afterLines="20" w:after="60"/>
+        <w:outlineLvl w:val="1"/>
+      </w:pPr>
+      <w:r>
+        <w:rPr>
+          <w:rFonts w:ascii="Times New Roman" w:hAnsi="Times New Roman" w:eastAsia="黑体" w:cs="Times New Roman"/>
+          <w:sz w:val="21"/>
+          <w:szCs w:val="21"/>
+        </w:rPr>
+        <w:t xml:space="preserve">4.6  性能优化与安全设计</w:t>
+      </w:r>
+    </w:p>
+    <w:p>
+      <w:pPr>
+        <w:spacing w:beforeLines="6" w:before="18" w:line="300" w:lineRule="auto"/>
+        <w:ind w:firstLineChars="200" w:firstLine="420"/>
+      </w:pPr>
+      <w:r>
+        <w:rPr>
+          <w:rFonts w:ascii="Times New Roman" w:hAnsi="Times New Roman" w:eastAsia="宋体" w:cs="Times New Roman"/>
+          <w:sz w:val="21"/>
+          <w:szCs w:val="21"/>
+        </w:rPr>
+        <w:t xml:space="preserve">系统引入 Redis 缓存应对高频积分查询，采用 Cache-Aside 模式（写入时先更新数据库再删除缓存），并以空值缓存与分布式锁分别防止缓存穿透与击穿[15]；数据库层面针对核心查询路径建立联合索引，启用慢查询日志并优化 InnoDB 配置[16]。安全方面整合 Spring Security 与 JWT 实现无状态认证，通过令牌过期与刷新防止会话劫持[14]；系统涉及 270 名科研人员的学历、职称与成果数据，均按《中华人民共和国个人信息保护法》实施最小必要采集与分级授权访问，敏感字段脱敏并留存审计日志。</w:t>
+      </w:r>
+    </w:p>
+    <w:p>
+      <w:pPr>
+        <w:keepNext/>
+        <w:keepLines/>
+        <w:spacing w:beforeLines="50" w:before="150" w:afterLines="30" w:after="90"/>
+        <w:outlineLvl w:val="0"/>
+      </w:pPr>
+      <w:r>
+        <w:rPr>
+          <w:rFonts w:ascii="Times New Roman" w:hAnsi="Times New Roman" w:eastAsia="黑体" w:cs="Times New Roman"/>
+          <w:sz w:val="24"/>
+          <w:szCs w:val="24"/>
+        </w:rPr>
+        <w:t xml:space="preserve">5  系统测试与应用效果</w:t>
+      </w:r>
+    </w:p>
+    <w:p>
+      <w:pPr>
+        <w:spacing w:line="300" w:lineRule="auto"/>
+        <w:ind w:firstLineChars="200" w:firstLine="420"/>
+      </w:pPr>
+      <w:r>
+        <w:rPr>
+          <w:rFonts w:ascii="Times New Roman" w:hAnsi="Times New Roman" w:eastAsia="宋体" w:cs="Times New Roman"/>
+          <w:sz w:val="21"/>
+          <w:szCs w:val="21"/>
+        </w:rPr>
+        <w:t xml:space="preserve">测试环境为 </w:t>
+      </w:r>
+      <w:r>
+        <w:rPr>
+          <w:rFonts w:ascii="Times New Roman" w:hAnsi="Times New Roman" w:eastAsia="宋体" w:cs="Times New Roman"/>
+          <w:sz w:val="21"/>
+          <w:szCs w:val="21"/>
+          <w:highlight w:val="yellow"/>
+        </w:rPr>
+        <w:t xml:space="preserve">×× 核 CPU / ×× GB 内存</w:t>
+      </w:r>
+      <w:r>
+        <w:rPr>
+          <w:rFonts w:ascii="Times New Roman" w:hAnsi="Times New Roman" w:eastAsia="宋体" w:cs="Times New Roman"/>
+          <w:sz w:val="21"/>
+          <w:szCs w:val="21"/>
+        </w:rPr>
+        <w:t xml:space="preserve">、</w:t>
+      </w:r>
+      <w:r>
+        <w:rPr>
+          <w:rFonts w:ascii="Times New Roman" w:hAnsi="Times New Roman" w:eastAsia="宋体" w:cs="Times New Roman"/>
+          <w:sz w:val="21"/>
+          <w:szCs w:val="21"/>
+          <w:highlight w:val="yellow"/>
+        </w:rPr>
+        <w:t xml:space="preserve">CentOS ××</w:t>
+      </w:r>
+      <w:r>
+        <w:rPr>
+          <w:rFonts w:ascii="Times New Roman" w:hAnsi="Times New Roman" w:eastAsia="宋体" w:cs="Times New Roman"/>
+          <w:sz w:val="21"/>
+          <w:szCs w:val="21"/>
+        </w:rPr>
+        <w:t xml:space="preserve">、</w:t>
+      </w:r>
+      <w:r>
+        <w:rPr>
+          <w:rFonts w:ascii="Times New Roman" w:hAnsi="Times New Roman" w:eastAsia="宋体" w:cs="Times New Roman"/>
+          <w:sz w:val="21"/>
+          <w:szCs w:val="21"/>
+          <w:highlight w:val="yellow"/>
+        </w:rPr>
+        <w:t xml:space="preserve">OpenJDK ××</w:t>
+      </w:r>
+      <w:r>
+        <w:rPr>
+          <w:rFonts w:ascii="Times New Roman" w:hAnsi="Times New Roman" w:eastAsia="宋体" w:cs="Times New Roman"/>
+          <w:sz w:val="21"/>
+          <w:szCs w:val="21"/>
+        </w:rPr>
+        <w:t xml:space="preserve">、MySQL 8.0 与 </w:t>
+      </w:r>
+      <w:r>
+        <w:rPr>
+          <w:rFonts w:ascii="Times New Roman" w:hAnsi="Times New Roman" w:eastAsia="宋体" w:cs="Times New Roman"/>
+          <w:sz w:val="21"/>
+          <w:szCs w:val="21"/>
+          <w:highlight w:val="yellow"/>
+        </w:rPr>
+        <w:t xml:space="preserve">Redis ××</w:t>
+      </w:r>
+      <w:r>
+        <w:rPr>
+          <w:rFonts w:ascii="Times New Roman" w:hAnsi="Times New Roman" w:eastAsia="宋体" w:cs="Times New Roman"/>
+          <w:sz w:val="21"/>
+          <w:szCs w:val="21"/>
+        </w:rPr>
+        <w:t xml:space="preserve">，压力测试工具为 Apache JMeter。按五大模块设计的功能测试用例覆盖正常流程、边界条件与异常输入，结果如表 2 所示；核心接口在不同并发下的性能（含关闭 Redis 缓存的对照）如表 3 所示。</w:t>
+      </w:r>
+    </w:p>
+    <w:p>
+      <w:pPr>
+        <w:keepNext/>
+        <w:keepLines/>
+        <w:spacing w:beforeLines="12" w:before="36" w:afterLines="6" w:after="18"/>
         <w:jc w:val="center"/>
       </w:pPr>
       <w:r>
@@ -7032,7 +4454,7 @@
           <w:sz w:val="18"/>
           <w:szCs w:val="18"/>
         </w:rPr>
-        <w:t xml:space="preserve">表 4  申报单状态转换矩阵</w:t>
+        <w:t xml:space="preserve">表 2  功能测试结果</w:t>
       </w:r>
     </w:p>
     <w:tbl>
@@ -7055,14 +4477,13 @@
         </w:tblCellMar>
       </w:tblPr>
       <w:tblGrid>
-        <w:gridCol w:w="1610"/>
-        <w:gridCol w:w="956"/>
-        <w:gridCol w:w="956"/>
-        <w:gridCol w:w="956"/>
-        <w:gridCol w:w="956"/>
-        <w:gridCol w:w="956"/>
-        <w:gridCol w:w="956"/>
-        <w:gridCol w:w="960"/>
+        <w:gridCol w:w="1406"/>
+        <w:gridCol w:w="1150"/>
+        <w:gridCol w:w="1150"/>
+        <w:gridCol w:w="1150"/>
+        <w:gridCol w:w="1150"/>
+        <w:gridCol w:w="1150"/>
+        <w:gridCol w:w="1150"/>
       </w:tblGrid>
       <w:tr>
         <w:trPr>
@@ -7071,7 +4492,7 @@
         </w:trPr>
         <w:tc>
           <w:tcPr>
-            <w:tcW w:w="1610" w:type="dxa"/>
+            <w:tcW w:w="1406" w:type="dxa"/>
             <w:tcBorders>
               <w:top w:val="single" w:sz="12" w:space="0" w:color="auto"/>
               <w:left w:val="nil"/>
@@ -7089,16 +4510,16 @@
                 <w:rFonts w:ascii="Times New Roman" w:hAnsi="Times New Roman" w:eastAsia="宋体" w:cs="Times New Roman"/>
                 <w:b/>
                 <w:bCs/>
-                <w:sz w:val="15"/>
-                <w:szCs w:val="15"/>
-              </w:rPr>
-              <w:t xml:space="preserve">当前状态＼事件</w:t>
-            </w:r>
-          </w:p>
-        </w:tc>
-        <w:tc>
-          <w:tcPr>
-            <w:tcW w:w="956" w:type="dxa"/>
+                <w:sz w:val="18"/>
+                <w:szCs w:val="18"/>
+              </w:rPr>
+              <w:t xml:space="preserve">功能模块</w:t>
+            </w:r>
+          </w:p>
+        </w:tc>
+        <w:tc>
+          <w:tcPr>
+            <w:tcW w:w="1150" w:type="dxa"/>
             <w:tcBorders>
               <w:top w:val="single" w:sz="12" w:space="0" w:color="auto"/>
               <w:left w:val="nil"/>
@@ -7116,16 +4537,16 @@
                 <w:rFonts w:ascii="Times New Roman" w:hAnsi="Times New Roman" w:eastAsia="宋体" w:cs="Times New Roman"/>
                 <w:b/>
                 <w:bCs/>
-                <w:sz w:val="15"/>
-                <w:szCs w:val="15"/>
-              </w:rPr>
-              <w:t xml:space="preserve">提交</w:t>
-            </w:r>
-          </w:p>
-        </w:tc>
-        <w:tc>
-          <w:tcPr>
-            <w:tcW w:w="956" w:type="dxa"/>
+                <w:sz w:val="18"/>
+                <w:szCs w:val="18"/>
+              </w:rPr>
+              <w:t xml:space="preserve">积分管理</w:t>
+            </w:r>
+          </w:p>
+        </w:tc>
+        <w:tc>
+          <w:tcPr>
+            <w:tcW w:w="1150" w:type="dxa"/>
             <w:tcBorders>
               <w:top w:val="single" w:sz="12" w:space="0" w:color="auto"/>
               <w:left w:val="nil"/>
@@ -7143,16 +4564,16 @@
                 <w:rFonts w:ascii="Times New Roman" w:hAnsi="Times New Roman" w:eastAsia="宋体" w:cs="Times New Roman"/>
                 <w:b/>
                 <w:bCs/>
-                <w:sz w:val="15"/>
-                <w:szCs w:val="15"/>
-              </w:rPr>
-              <w:t xml:space="preserve">初审通过</w:t>
-            </w:r>
-          </w:p>
-        </w:tc>
-        <w:tc>
-          <w:tcPr>
-            <w:tcW w:w="956" w:type="dxa"/>
+                <w:sz w:val="18"/>
+                <w:szCs w:val="18"/>
+              </w:rPr>
+              <w:t xml:space="preserve">人才画像</w:t>
+            </w:r>
+          </w:p>
+        </w:tc>
+        <w:tc>
+          <w:tcPr>
+            <w:tcW w:w="1150" w:type="dxa"/>
             <w:tcBorders>
               <w:top w:val="single" w:sz="12" w:space="0" w:color="auto"/>
               <w:left w:val="nil"/>
@@ -7170,16 +4591,16 @@
                 <w:rFonts w:ascii="Times New Roman" w:hAnsi="Times New Roman" w:eastAsia="宋体" w:cs="Times New Roman"/>
                 <w:b/>
                 <w:bCs/>
-                <w:sz w:val="15"/>
-                <w:szCs w:val="15"/>
-              </w:rPr>
-              <w:t xml:space="preserve">初审驳回</w:t>
-            </w:r>
-          </w:p>
-        </w:tc>
-        <w:tc>
-          <w:tcPr>
-            <w:tcW w:w="956" w:type="dxa"/>
+                <w:sz w:val="18"/>
+                <w:szCs w:val="18"/>
+              </w:rPr>
+              <w:t xml:space="preserve">统计分析</w:t>
+            </w:r>
+          </w:p>
+        </w:tc>
+        <w:tc>
+          <w:tcPr>
+            <w:tcW w:w="1150" w:type="dxa"/>
             <w:tcBorders>
               <w:top w:val="single" w:sz="12" w:space="0" w:color="auto"/>
               <w:left w:val="nil"/>
@@ -7197,16 +4618,16 @@
                 <w:rFonts w:ascii="Times New Roman" w:hAnsi="Times New Roman" w:eastAsia="宋体" w:cs="Times New Roman"/>
                 <w:b/>
                 <w:bCs/>
-                <w:sz w:val="15"/>
-                <w:szCs w:val="15"/>
-              </w:rPr>
-              <w:t xml:space="preserve">复核通过</w:t>
-            </w:r>
-          </w:p>
-        </w:tc>
-        <w:tc>
-          <w:tcPr>
-            <w:tcW w:w="956" w:type="dxa"/>
+                <w:sz w:val="18"/>
+                <w:szCs w:val="18"/>
+              </w:rPr>
+              <w:t xml:space="preserve">申报审核</w:t>
+            </w:r>
+          </w:p>
+        </w:tc>
+        <w:tc>
+          <w:tcPr>
+            <w:tcW w:w="1150" w:type="dxa"/>
             <w:tcBorders>
               <w:top w:val="single" w:sz="12" w:space="0" w:color="auto"/>
               <w:left w:val="nil"/>
@@ -7224,16 +4645,16 @@
                 <w:rFonts w:ascii="Times New Roman" w:hAnsi="Times New Roman" w:eastAsia="宋体" w:cs="Times New Roman"/>
                 <w:b/>
                 <w:bCs/>
-                <w:sz w:val="15"/>
-                <w:szCs w:val="15"/>
-              </w:rPr>
-              <w:t xml:space="preserve">复核驳回</w:t>
-            </w:r>
-          </w:p>
-        </w:tc>
-        <w:tc>
-          <w:tcPr>
-            <w:tcW w:w="956" w:type="dxa"/>
+                <w:sz w:val="18"/>
+                <w:szCs w:val="18"/>
+              </w:rPr>
+              <w:t xml:space="preserve">系统管理</w:t>
+            </w:r>
+          </w:p>
+        </w:tc>
+        <w:tc>
+          <w:tcPr>
+            <w:tcW w:w="1150" w:type="dxa"/>
             <w:tcBorders>
               <w:top w:val="single" w:sz="12" w:space="0" w:color="auto"/>
               <w:left w:val="nil"/>
@@ -7251,37 +4672,10 @@
                 <w:rFonts w:ascii="Times New Roman" w:hAnsi="Times New Roman" w:eastAsia="宋体" w:cs="Times New Roman"/>
                 <w:b/>
                 <w:bCs/>
-                <w:sz w:val="15"/>
-                <w:szCs w:val="15"/>
-              </w:rPr>
-              <w:t xml:space="preserve">终审通过</w:t>
-            </w:r>
-          </w:p>
-        </w:tc>
-        <w:tc>
-          <w:tcPr>
-            <w:tcW w:w="960" w:type="dxa"/>
-            <w:tcBorders>
-              <w:top w:val="single" w:sz="12" w:space="0" w:color="auto"/>
-              <w:left w:val="nil"/>
-              <w:bottom w:val="single" w:sz="6" w:space="0" w:color="auto"/>
-              <w:right w:val="nil"/>
-            </w:tcBorders>
-            <w:vAlign w:val="center"/>
-          </w:tcPr>
-          <w:p>
-            <w:pPr>
-              <w:jc w:val="center"/>
-            </w:pPr>
-            <w:r>
-              <w:rPr>
-                <w:rFonts w:ascii="Times New Roman" w:hAnsi="Times New Roman" w:eastAsia="宋体" w:cs="Times New Roman"/>
-                <w:b/>
-                <w:bCs/>
-                <w:sz w:val="15"/>
-                <w:szCs w:val="15"/>
-              </w:rPr>
-              <w:t xml:space="preserve">终审驳回</w:t>
+                <w:sz w:val="18"/>
+                <w:szCs w:val="18"/>
+              </w:rPr>
+              <w:t xml:space="preserve">合计</w:t>
             </w:r>
           </w:p>
         </w:tc>
@@ -7292,7 +4686,7 @@
         </w:trPr>
         <w:tc>
           <w:tcPr>
-            <w:tcW w:w="1610" w:type="dxa"/>
+            <w:tcW w:w="1406" w:type="dxa"/>
             <w:tcBorders>
               <w:top w:val="nil" w:sz="0" w:space="0" w:color="auto"/>
               <w:left w:val="nil"/>
@@ -7308,16 +4702,16 @@
             <w:r>
               <w:rPr>
                 <w:rFonts w:ascii="Times New Roman" w:hAnsi="Times New Roman" w:eastAsia="宋体" w:cs="Times New Roman"/>
-                <w:sz w:val="15"/>
-                <w:szCs w:val="15"/>
-              </w:rPr>
-              <w:t xml:space="preserve">草稿</w:t>
-            </w:r>
-          </w:p>
-        </w:tc>
-        <w:tc>
-          <w:tcPr>
-            <w:tcW w:w="956" w:type="dxa"/>
+                <w:sz w:val="18"/>
+                <w:szCs w:val="18"/>
+              </w:rPr>
+              <w:t xml:space="preserve">用例数</w:t>
+            </w:r>
+          </w:p>
+        </w:tc>
+        <w:tc>
+          <w:tcPr>
+            <w:tcW w:w="1150" w:type="dxa"/>
             <w:tcBorders>
               <w:top w:val="nil" w:sz="0" w:space="0" w:color="auto"/>
               <w:left w:val="nil"/>
@@ -7333,16 +4727,17 @@
             <w:r>
               <w:rPr>
                 <w:rFonts w:ascii="Times New Roman" w:hAnsi="Times New Roman" w:eastAsia="宋体" w:cs="Times New Roman"/>
-                <w:sz w:val="15"/>
-                <w:szCs w:val="15"/>
-              </w:rPr>
-              <w:t xml:space="preserve">待初审</w:t>
-            </w:r>
-          </w:p>
-        </w:tc>
-        <w:tc>
-          <w:tcPr>
-            <w:tcW w:w="956" w:type="dxa"/>
+                <w:sz w:val="18"/>
+                <w:szCs w:val="18"/>
+                <w:highlight w:val="yellow"/>
+              </w:rPr>
+              <w:t xml:space="preserve">××</w:t>
+            </w:r>
+          </w:p>
+        </w:tc>
+        <w:tc>
+          <w:tcPr>
+            <w:tcW w:w="1150" w:type="dxa"/>
             <w:tcBorders>
               <w:top w:val="nil" w:sz="0" w:space="0" w:color="auto"/>
               <w:left w:val="nil"/>
@@ -7358,16 +4753,17 @@
             <w:r>
               <w:rPr>
                 <w:rFonts w:ascii="Times New Roman" w:hAnsi="Times New Roman" w:eastAsia="宋体" w:cs="Times New Roman"/>
-                <w:sz w:val="15"/>
-                <w:szCs w:val="15"/>
-              </w:rPr>
-              <w:t xml:space="preserve">—</w:t>
-            </w:r>
-          </w:p>
-        </w:tc>
-        <w:tc>
-          <w:tcPr>
-            <w:tcW w:w="956" w:type="dxa"/>
+                <w:sz w:val="18"/>
+                <w:szCs w:val="18"/>
+                <w:highlight w:val="yellow"/>
+              </w:rPr>
+              <w:t xml:space="preserve">××</w:t>
+            </w:r>
+          </w:p>
+        </w:tc>
+        <w:tc>
+          <w:tcPr>
+            <w:tcW w:w="1150" w:type="dxa"/>
             <w:tcBorders>
               <w:top w:val="nil" w:sz="0" w:space="0" w:color="auto"/>
               <w:left w:val="nil"/>
@@ -7383,16 +4779,17 @@
             <w:r>
               <w:rPr>
                 <w:rFonts w:ascii="Times New Roman" w:hAnsi="Times New Roman" w:eastAsia="宋体" w:cs="Times New Roman"/>
-                <w:sz w:val="15"/>
-                <w:szCs w:val="15"/>
-              </w:rPr>
-              <w:t xml:space="preserve">—</w:t>
-            </w:r>
-          </w:p>
-        </w:tc>
-        <w:tc>
-          <w:tcPr>
-            <w:tcW w:w="956" w:type="dxa"/>
+                <w:sz w:val="18"/>
+                <w:szCs w:val="18"/>
+                <w:highlight w:val="yellow"/>
+              </w:rPr>
+              <w:t xml:space="preserve">××</w:t>
+            </w:r>
+          </w:p>
+        </w:tc>
+        <w:tc>
+          <w:tcPr>
+            <w:tcW w:w="1150" w:type="dxa"/>
             <w:tcBorders>
               <w:top w:val="nil" w:sz="0" w:space="0" w:color="auto"/>
               <w:left w:val="nil"/>
@@ -7408,16 +4805,17 @@
             <w:r>
               <w:rPr>
                 <w:rFonts w:ascii="Times New Roman" w:hAnsi="Times New Roman" w:eastAsia="宋体" w:cs="Times New Roman"/>
-                <w:sz w:val="15"/>
-                <w:szCs w:val="15"/>
-              </w:rPr>
-              <w:t xml:space="preserve">—</w:t>
-            </w:r>
-          </w:p>
-        </w:tc>
-        <w:tc>
-          <w:tcPr>
-            <w:tcW w:w="956" w:type="dxa"/>
+                <w:sz w:val="18"/>
+                <w:szCs w:val="18"/>
+                <w:highlight w:val="yellow"/>
+              </w:rPr>
+              <w:t xml:space="preserve">××</w:t>
+            </w:r>
+          </w:p>
+        </w:tc>
+        <w:tc>
+          <w:tcPr>
+            <w:tcW w:w="1150" w:type="dxa"/>
             <w:tcBorders>
               <w:top w:val="nil" w:sz="0" w:space="0" w:color="auto"/>
               <w:left w:val="nil"/>
@@ -7433,16 +4831,17 @@
             <w:r>
               <w:rPr>
                 <w:rFonts w:ascii="Times New Roman" w:hAnsi="Times New Roman" w:eastAsia="宋体" w:cs="Times New Roman"/>
-                <w:sz w:val="15"/>
-                <w:szCs w:val="15"/>
-              </w:rPr>
-              <w:t xml:space="preserve">—</w:t>
-            </w:r>
-          </w:p>
-        </w:tc>
-        <w:tc>
-          <w:tcPr>
-            <w:tcW w:w="956" w:type="dxa"/>
+                <w:sz w:val="18"/>
+                <w:szCs w:val="18"/>
+                <w:highlight w:val="yellow"/>
+              </w:rPr>
+              <w:t xml:space="preserve">××</w:t>
+            </w:r>
+          </w:p>
+        </w:tc>
+        <w:tc>
+          <w:tcPr>
+            <w:tcW w:w="1150" w:type="dxa"/>
             <w:tcBorders>
               <w:top w:val="nil" w:sz="0" w:space="0" w:color="auto"/>
               <w:left w:val="nil"/>
@@ -7458,35 +4857,11 @@
             <w:r>
               <w:rPr>
                 <w:rFonts w:ascii="Times New Roman" w:hAnsi="Times New Roman" w:eastAsia="宋体" w:cs="Times New Roman"/>
-                <w:sz w:val="15"/>
-                <w:szCs w:val="15"/>
-              </w:rPr>
-              <w:t xml:space="preserve">—</w:t>
-            </w:r>
-          </w:p>
-        </w:tc>
-        <w:tc>
-          <w:tcPr>
-            <w:tcW w:w="960" w:type="dxa"/>
-            <w:tcBorders>
-              <w:top w:val="nil" w:sz="0" w:space="0" w:color="auto"/>
-              <w:left w:val="nil"/>
-              <w:bottom w:val="nil" w:sz="0" w:space="0" w:color="auto"/>
-              <w:right w:val="nil"/>
-            </w:tcBorders>
-            <w:vAlign w:val="center"/>
-          </w:tcPr>
-          <w:p>
-            <w:pPr>
-              <w:jc w:val="center"/>
-            </w:pPr>
-            <w:r>
-              <w:rPr>
-                <w:rFonts w:ascii="Times New Roman" w:hAnsi="Times New Roman" w:eastAsia="宋体" w:cs="Times New Roman"/>
-                <w:sz w:val="15"/>
-                <w:szCs w:val="15"/>
-              </w:rPr>
-              <w:t xml:space="preserve">—</w:t>
+                <w:sz w:val="18"/>
+                <w:szCs w:val="18"/>
+                <w:highlight w:val="yellow"/>
+              </w:rPr>
+              <w:t xml:space="preserve">××</w:t>
             </w:r>
           </w:p>
         </w:tc>
@@ -7497,7 +4872,7 @@
         </w:trPr>
         <w:tc>
           <w:tcPr>
-            <w:tcW w:w="1610" w:type="dxa"/>
+            <w:tcW w:w="1406" w:type="dxa"/>
             <w:tcBorders>
               <w:top w:val="nil" w:sz="0" w:space="0" w:color="auto"/>
               <w:left w:val="nil"/>
@@ -7513,16 +4888,16 @@
             <w:r>
               <w:rPr>
                 <w:rFonts w:ascii="Times New Roman" w:hAnsi="Times New Roman" w:eastAsia="宋体" w:cs="Times New Roman"/>
-                <w:sz w:val="15"/>
-                <w:szCs w:val="15"/>
-              </w:rPr>
-              <w:t xml:space="preserve">待初审</w:t>
-            </w:r>
-          </w:p>
-        </w:tc>
-        <w:tc>
-          <w:tcPr>
-            <w:tcW w:w="956" w:type="dxa"/>
+                <w:sz w:val="18"/>
+                <w:szCs w:val="18"/>
+              </w:rPr>
+              <w:t xml:space="preserve">通过数</w:t>
+            </w:r>
+          </w:p>
+        </w:tc>
+        <w:tc>
+          <w:tcPr>
+            <w:tcW w:w="1150" w:type="dxa"/>
             <w:tcBorders>
               <w:top w:val="nil" w:sz="0" w:space="0" w:color="auto"/>
               <w:left w:val="nil"/>
@@ -7538,16 +4913,17 @@
             <w:r>
               <w:rPr>
                 <w:rFonts w:ascii="Times New Roman" w:hAnsi="Times New Roman" w:eastAsia="宋体" w:cs="Times New Roman"/>
-                <w:sz w:val="15"/>
-                <w:szCs w:val="15"/>
-              </w:rPr>
-              <w:t xml:space="preserve">—</w:t>
-            </w:r>
-          </w:p>
-        </w:tc>
-        <w:tc>
-          <w:tcPr>
-            <w:tcW w:w="956" w:type="dxa"/>
+                <w:sz w:val="18"/>
+                <w:szCs w:val="18"/>
+                <w:highlight w:val="yellow"/>
+              </w:rPr>
+              <w:t xml:space="preserve">××</w:t>
+            </w:r>
+          </w:p>
+        </w:tc>
+        <w:tc>
+          <w:tcPr>
+            <w:tcW w:w="1150" w:type="dxa"/>
             <w:tcBorders>
               <w:top w:val="nil" w:sz="0" w:space="0" w:color="auto"/>
               <w:left w:val="nil"/>
@@ -7563,16 +4939,17 @@
             <w:r>
               <w:rPr>
                 <w:rFonts w:ascii="Times New Roman" w:hAnsi="Times New Roman" w:eastAsia="宋体" w:cs="Times New Roman"/>
-                <w:sz w:val="15"/>
-                <w:szCs w:val="15"/>
-              </w:rPr>
-              <w:t xml:space="preserve">待复核</w:t>
-            </w:r>
-          </w:p>
-        </w:tc>
-        <w:tc>
-          <w:tcPr>
-            <w:tcW w:w="956" w:type="dxa"/>
+                <w:sz w:val="18"/>
+                <w:szCs w:val="18"/>
+                <w:highlight w:val="yellow"/>
+              </w:rPr>
+              <w:t xml:space="preserve">××</w:t>
+            </w:r>
+          </w:p>
+        </w:tc>
+        <w:tc>
+          <w:tcPr>
+            <w:tcW w:w="1150" w:type="dxa"/>
             <w:tcBorders>
               <w:top w:val="nil" w:sz="0" w:space="0" w:color="auto"/>
               <w:left w:val="nil"/>
@@ -7588,16 +4965,17 @@
             <w:r>
               <w:rPr>
                 <w:rFonts w:ascii="Times New Roman" w:hAnsi="Times New Roman" w:eastAsia="宋体" w:cs="Times New Roman"/>
-                <w:sz w:val="15"/>
-                <w:szCs w:val="15"/>
-              </w:rPr>
-              <w:t xml:space="preserve">初审驳回</w:t>
-            </w:r>
-          </w:p>
-        </w:tc>
-        <w:tc>
-          <w:tcPr>
-            <w:tcW w:w="956" w:type="dxa"/>
+                <w:sz w:val="18"/>
+                <w:szCs w:val="18"/>
+                <w:highlight w:val="yellow"/>
+              </w:rPr>
+              <w:t xml:space="preserve">××</w:t>
+            </w:r>
+          </w:p>
+        </w:tc>
+        <w:tc>
+          <w:tcPr>
+            <w:tcW w:w="1150" w:type="dxa"/>
             <w:tcBorders>
               <w:top w:val="nil" w:sz="0" w:space="0" w:color="auto"/>
               <w:left w:val="nil"/>
@@ -7613,16 +4991,17 @@
             <w:r>
               <w:rPr>
                 <w:rFonts w:ascii="Times New Roman" w:hAnsi="Times New Roman" w:eastAsia="宋体" w:cs="Times New Roman"/>
-                <w:sz w:val="15"/>
-                <w:szCs w:val="15"/>
-              </w:rPr>
-              <w:t xml:space="preserve">—</w:t>
-            </w:r>
-          </w:p>
-        </w:tc>
-        <w:tc>
-          <w:tcPr>
-            <w:tcW w:w="956" w:type="dxa"/>
+                <w:sz w:val="18"/>
+                <w:szCs w:val="18"/>
+                <w:highlight w:val="yellow"/>
+              </w:rPr>
+              <w:t xml:space="preserve">××</w:t>
+            </w:r>
+          </w:p>
+        </w:tc>
+        <w:tc>
+          <w:tcPr>
+            <w:tcW w:w="1150" w:type="dxa"/>
             <w:tcBorders>
               <w:top w:val="nil" w:sz="0" w:space="0" w:color="auto"/>
               <w:left w:val="nil"/>
@@ -7638,16 +5017,17 @@
             <w:r>
               <w:rPr>
                 <w:rFonts w:ascii="Times New Roman" w:hAnsi="Times New Roman" w:eastAsia="宋体" w:cs="Times New Roman"/>
-                <w:sz w:val="15"/>
-                <w:szCs w:val="15"/>
-              </w:rPr>
-              <w:t xml:space="preserve">—</w:t>
-            </w:r>
-          </w:p>
-        </w:tc>
-        <w:tc>
-          <w:tcPr>
-            <w:tcW w:w="956" w:type="dxa"/>
+                <w:sz w:val="18"/>
+                <w:szCs w:val="18"/>
+                <w:highlight w:val="yellow"/>
+              </w:rPr>
+              <w:t xml:space="preserve">××</w:t>
+            </w:r>
+          </w:p>
+        </w:tc>
+        <w:tc>
+          <w:tcPr>
+            <w:tcW w:w="1150" w:type="dxa"/>
             <w:tcBorders>
               <w:top w:val="nil" w:sz="0" w:space="0" w:color="auto"/>
               <w:left w:val="nil"/>
@@ -7663,35 +5043,11 @@
             <w:r>
               <w:rPr>
                 <w:rFonts w:ascii="Times New Roman" w:hAnsi="Times New Roman" w:eastAsia="宋体" w:cs="Times New Roman"/>
-                <w:sz w:val="15"/>
-                <w:szCs w:val="15"/>
-              </w:rPr>
-              <w:t xml:space="preserve">—</w:t>
-            </w:r>
-          </w:p>
-        </w:tc>
-        <w:tc>
-          <w:tcPr>
-            <w:tcW w:w="960" w:type="dxa"/>
-            <w:tcBorders>
-              <w:top w:val="nil" w:sz="0" w:space="0" w:color="auto"/>
-              <w:left w:val="nil"/>
-              <w:bottom w:val="nil" w:sz="0" w:space="0" w:color="auto"/>
-              <w:right w:val="nil"/>
-            </w:tcBorders>
-            <w:vAlign w:val="center"/>
-          </w:tcPr>
-          <w:p>
-            <w:pPr>
-              <w:jc w:val="center"/>
-            </w:pPr>
-            <w:r>
-              <w:rPr>
-                <w:rFonts w:ascii="Times New Roman" w:hAnsi="Times New Roman" w:eastAsia="宋体" w:cs="Times New Roman"/>
-                <w:sz w:val="15"/>
-                <w:szCs w:val="15"/>
-              </w:rPr>
-              <w:t xml:space="preserve">—</w:t>
+                <w:sz w:val="18"/>
+                <w:szCs w:val="18"/>
+                <w:highlight w:val="yellow"/>
+              </w:rPr>
+              <w:t xml:space="preserve">××</w:t>
             </w:r>
           </w:p>
         </w:tc>
@@ -7702,11 +5058,11 @@
         </w:trPr>
         <w:tc>
           <w:tcPr>
-            <w:tcW w:w="1610" w:type="dxa"/>
+            <w:tcW w:w="1406" w:type="dxa"/>
             <w:tcBorders>
               <w:top w:val="nil" w:sz="0" w:space="0" w:color="auto"/>
               <w:left w:val="nil"/>
-              <w:bottom w:val="nil" w:sz="0" w:space="0" w:color="auto"/>
+              <w:bottom w:val="single" w:sz="12" w:space="0" w:color="auto"/>
               <w:right w:val="nil"/>
             </w:tcBorders>
             <w:vAlign w:val="center"/>
@@ -7718,1006 +5074,166 @@
             <w:r>
               <w:rPr>
                 <w:rFonts w:ascii="Times New Roman" w:hAnsi="Times New Roman" w:eastAsia="宋体" w:cs="Times New Roman"/>
-                <w:sz w:val="15"/>
-                <w:szCs w:val="15"/>
-              </w:rPr>
-              <w:t xml:space="preserve">初审驳回</w:t>
-            </w:r>
-          </w:p>
-        </w:tc>
-        <w:tc>
-          <w:tcPr>
-            <w:tcW w:w="956" w:type="dxa"/>
+                <w:sz w:val="18"/>
+                <w:szCs w:val="18"/>
+              </w:rPr>
+              <w:t xml:space="preserve">通过率 / %</w:t>
+            </w:r>
+          </w:p>
+        </w:tc>
+        <w:tc>
+          <w:tcPr>
+            <w:tcW w:w="1150" w:type="dxa"/>
             <w:tcBorders>
               <w:top w:val="nil" w:sz="0" w:space="0" w:color="auto"/>
               <w:left w:val="nil"/>
-              <w:bottom w:val="nil" w:sz="0" w:space="0" w:color="auto"/>
-              <w:right w:val="nil"/>
-            </w:tcBorders>
-            <w:vAlign w:val="center"/>
-          </w:tcPr>
-          <w:p>
-            <w:pPr>
-              <w:jc w:val="center"/>
-            </w:pPr>
-            <w:r>
-              <w:rPr>
-                <w:rFonts w:ascii="Times New Roman" w:hAnsi="Times New Roman" w:eastAsia="宋体" w:cs="Times New Roman"/>
-                <w:sz w:val="15"/>
-                <w:szCs w:val="15"/>
-              </w:rPr>
-              <w:t xml:space="preserve">待初审</w:t>
-            </w:r>
-          </w:p>
-        </w:tc>
-        <w:tc>
-          <w:tcPr>
-            <w:tcW w:w="956" w:type="dxa"/>
+              <w:bottom w:val="single" w:sz="12" w:space="0" w:color="auto"/>
+              <w:right w:val="nil"/>
+            </w:tcBorders>
+            <w:vAlign w:val="center"/>
+          </w:tcPr>
+          <w:p>
+            <w:pPr>
+              <w:jc w:val="center"/>
+            </w:pPr>
+            <w:r>
+              <w:rPr>
+                <w:rFonts w:ascii="Times New Roman" w:hAnsi="Times New Roman" w:eastAsia="宋体" w:cs="Times New Roman"/>
+                <w:sz w:val="18"/>
+                <w:szCs w:val="18"/>
+                <w:highlight w:val="yellow"/>
+              </w:rPr>
+              <w:t xml:space="preserve">××</w:t>
+            </w:r>
+          </w:p>
+        </w:tc>
+        <w:tc>
+          <w:tcPr>
+            <w:tcW w:w="1150" w:type="dxa"/>
             <w:tcBorders>
               <w:top w:val="nil" w:sz="0" w:space="0" w:color="auto"/>
               <w:left w:val="nil"/>
-              <w:bottom w:val="nil" w:sz="0" w:space="0" w:color="auto"/>
-              <w:right w:val="nil"/>
-            </w:tcBorders>
-            <w:vAlign w:val="center"/>
-          </w:tcPr>
-          <w:p>
-            <w:pPr>
-              <w:jc w:val="center"/>
-            </w:pPr>
-            <w:r>
-              <w:rPr>
-                <w:rFonts w:ascii="Times New Roman" w:hAnsi="Times New Roman" w:eastAsia="宋体" w:cs="Times New Roman"/>
-                <w:sz w:val="15"/>
-                <w:szCs w:val="15"/>
-              </w:rPr>
-              <w:t xml:space="preserve">—</w:t>
-            </w:r>
-          </w:p>
-        </w:tc>
-        <w:tc>
-          <w:tcPr>
-            <w:tcW w:w="956" w:type="dxa"/>
+              <w:bottom w:val="single" w:sz="12" w:space="0" w:color="auto"/>
+              <w:right w:val="nil"/>
+            </w:tcBorders>
+            <w:vAlign w:val="center"/>
+          </w:tcPr>
+          <w:p>
+            <w:pPr>
+              <w:jc w:val="center"/>
+            </w:pPr>
+            <w:r>
+              <w:rPr>
+                <w:rFonts w:ascii="Times New Roman" w:hAnsi="Times New Roman" w:eastAsia="宋体" w:cs="Times New Roman"/>
+                <w:sz w:val="18"/>
+                <w:szCs w:val="18"/>
+                <w:highlight w:val="yellow"/>
+              </w:rPr>
+              <w:t xml:space="preserve">××</w:t>
+            </w:r>
+          </w:p>
+        </w:tc>
+        <w:tc>
+          <w:tcPr>
+            <w:tcW w:w="1150" w:type="dxa"/>
             <w:tcBorders>
               <w:top w:val="nil" w:sz="0" w:space="0" w:color="auto"/>
               <w:left w:val="nil"/>
-              <w:bottom w:val="nil" w:sz="0" w:space="0" w:color="auto"/>
-              <w:right w:val="nil"/>
-            </w:tcBorders>
-            <w:vAlign w:val="center"/>
-          </w:tcPr>
-          <w:p>
-            <w:pPr>
-              <w:jc w:val="center"/>
-            </w:pPr>
-            <w:r>
-              <w:rPr>
-                <w:rFonts w:ascii="Times New Roman" w:hAnsi="Times New Roman" w:eastAsia="宋体" w:cs="Times New Roman"/>
-                <w:sz w:val="15"/>
-                <w:szCs w:val="15"/>
-              </w:rPr>
-              <w:t xml:space="preserve">—</w:t>
-            </w:r>
-          </w:p>
-        </w:tc>
-        <w:tc>
-          <w:tcPr>
-            <w:tcW w:w="956" w:type="dxa"/>
+              <w:bottom w:val="single" w:sz="12" w:space="0" w:color="auto"/>
+              <w:right w:val="nil"/>
+            </w:tcBorders>
+            <w:vAlign w:val="center"/>
+          </w:tcPr>
+          <w:p>
+            <w:pPr>
+              <w:jc w:val="center"/>
+            </w:pPr>
+            <w:r>
+              <w:rPr>
+                <w:rFonts w:ascii="Times New Roman" w:hAnsi="Times New Roman" w:eastAsia="宋体" w:cs="Times New Roman"/>
+                <w:sz w:val="18"/>
+                <w:szCs w:val="18"/>
+                <w:highlight w:val="yellow"/>
+              </w:rPr>
+              <w:t xml:space="preserve">××</w:t>
+            </w:r>
+          </w:p>
+        </w:tc>
+        <w:tc>
+          <w:tcPr>
+            <w:tcW w:w="1150" w:type="dxa"/>
             <w:tcBorders>
               <w:top w:val="nil" w:sz="0" w:space="0" w:color="auto"/>
               <w:left w:val="nil"/>
-              <w:bottom w:val="nil" w:sz="0" w:space="0" w:color="auto"/>
-              <w:right w:val="nil"/>
-            </w:tcBorders>
-            <w:vAlign w:val="center"/>
-          </w:tcPr>
-          <w:p>
-            <w:pPr>
-              <w:jc w:val="center"/>
-            </w:pPr>
-            <w:r>
-              <w:rPr>
-                <w:rFonts w:ascii="Times New Roman" w:hAnsi="Times New Roman" w:eastAsia="宋体" w:cs="Times New Roman"/>
-                <w:sz w:val="15"/>
-                <w:szCs w:val="15"/>
-              </w:rPr>
-              <w:t xml:space="preserve">—</w:t>
-            </w:r>
-          </w:p>
-        </w:tc>
-        <w:tc>
-          <w:tcPr>
-            <w:tcW w:w="956" w:type="dxa"/>
+              <w:bottom w:val="single" w:sz="12" w:space="0" w:color="auto"/>
+              <w:right w:val="nil"/>
+            </w:tcBorders>
+            <w:vAlign w:val="center"/>
+          </w:tcPr>
+          <w:p>
+            <w:pPr>
+              <w:jc w:val="center"/>
+            </w:pPr>
+            <w:r>
+              <w:rPr>
+                <w:rFonts w:ascii="Times New Roman" w:hAnsi="Times New Roman" w:eastAsia="宋体" w:cs="Times New Roman"/>
+                <w:sz w:val="18"/>
+                <w:szCs w:val="18"/>
+                <w:highlight w:val="yellow"/>
+              </w:rPr>
+              <w:t xml:space="preserve">××</w:t>
+            </w:r>
+          </w:p>
+        </w:tc>
+        <w:tc>
+          <w:tcPr>
+            <w:tcW w:w="1150" w:type="dxa"/>
             <w:tcBorders>
               <w:top w:val="nil" w:sz="0" w:space="0" w:color="auto"/>
               <w:left w:val="nil"/>
-              <w:bottom w:val="nil" w:sz="0" w:space="0" w:color="auto"/>
-              <w:right w:val="nil"/>
-            </w:tcBorders>
-            <w:vAlign w:val="center"/>
-          </w:tcPr>
-          <w:p>
-            <w:pPr>
-              <w:jc w:val="center"/>
-            </w:pPr>
-            <w:r>
-              <w:rPr>
-                <w:rFonts w:ascii="Times New Roman" w:hAnsi="Times New Roman" w:eastAsia="宋体" w:cs="Times New Roman"/>
-                <w:sz w:val="15"/>
-                <w:szCs w:val="15"/>
-              </w:rPr>
-              <w:t xml:space="preserve">—</w:t>
-            </w:r>
-          </w:p>
-        </w:tc>
-        <w:tc>
-          <w:tcPr>
-            <w:tcW w:w="956" w:type="dxa"/>
+              <w:bottom w:val="single" w:sz="12" w:space="0" w:color="auto"/>
+              <w:right w:val="nil"/>
+            </w:tcBorders>
+            <w:vAlign w:val="center"/>
+          </w:tcPr>
+          <w:p>
+            <w:pPr>
+              <w:jc w:val="center"/>
+            </w:pPr>
+            <w:r>
+              <w:rPr>
+                <w:rFonts w:ascii="Times New Roman" w:hAnsi="Times New Roman" w:eastAsia="宋体" w:cs="Times New Roman"/>
+                <w:sz w:val="18"/>
+                <w:szCs w:val="18"/>
+                <w:highlight w:val="yellow"/>
+              </w:rPr>
+              <w:t xml:space="preserve">××</w:t>
+            </w:r>
+          </w:p>
+        </w:tc>
+        <w:tc>
+          <w:tcPr>
+            <w:tcW w:w="1150" w:type="dxa"/>
             <w:tcBorders>
               <w:top w:val="nil" w:sz="0" w:space="0" w:color="auto"/>
               <w:left w:val="nil"/>
-              <w:bottom w:val="nil" w:sz="0" w:space="0" w:color="auto"/>
-              <w:right w:val="nil"/>
-            </w:tcBorders>
-            <w:vAlign w:val="center"/>
-          </w:tcPr>
-          <w:p>
-            <w:pPr>
-              <w:jc w:val="center"/>
-            </w:pPr>
-            <w:r>
-              <w:rPr>
-                <w:rFonts w:ascii="Times New Roman" w:hAnsi="Times New Roman" w:eastAsia="宋体" w:cs="Times New Roman"/>
-                <w:sz w:val="15"/>
-                <w:szCs w:val="15"/>
-              </w:rPr>
-              <w:t xml:space="preserve">—</w:t>
-            </w:r>
-          </w:p>
-        </w:tc>
-        <w:tc>
-          <w:tcPr>
-            <w:tcW w:w="960" w:type="dxa"/>
-            <w:tcBorders>
-              <w:top w:val="nil" w:sz="0" w:space="0" w:color="auto"/>
-              <w:left w:val="nil"/>
-              <w:bottom w:val="nil" w:sz="0" w:space="0" w:color="auto"/>
-              <w:right w:val="nil"/>
-            </w:tcBorders>
-            <w:vAlign w:val="center"/>
-          </w:tcPr>
-          <w:p>
-            <w:pPr>
-              <w:jc w:val="center"/>
-            </w:pPr>
-            <w:r>
-              <w:rPr>
-                <w:rFonts w:ascii="Times New Roman" w:hAnsi="Times New Roman" w:eastAsia="宋体" w:cs="Times New Roman"/>
-                <w:sz w:val="15"/>
-                <w:szCs w:val="15"/>
-              </w:rPr>
-              <w:t xml:space="preserve">—</w:t>
-            </w:r>
-          </w:p>
-        </w:tc>
-      </w:tr>
-      <w:tr>
-        <w:trPr>
-          <w:cantSplit/>
-        </w:trPr>
-        <w:tc>
-          <w:tcPr>
-            <w:tcW w:w="1610" w:type="dxa"/>
-            <w:tcBorders>
-              <w:top w:val="nil" w:sz="0" w:space="0" w:color="auto"/>
-              <w:left w:val="nil"/>
-              <w:bottom w:val="nil" w:sz="0" w:space="0" w:color="auto"/>
-              <w:right w:val="nil"/>
-            </w:tcBorders>
-            <w:vAlign w:val="center"/>
-          </w:tcPr>
-          <w:p>
-            <w:pPr>
-              <w:jc w:val="left"/>
-            </w:pPr>
-            <w:r>
-              <w:rPr>
-                <w:rFonts w:ascii="Times New Roman" w:hAnsi="Times New Roman" w:eastAsia="宋体" w:cs="Times New Roman"/>
-                <w:sz w:val="15"/>
-                <w:szCs w:val="15"/>
-              </w:rPr>
-              <w:t xml:space="preserve">待复核</w:t>
-            </w:r>
-          </w:p>
-        </w:tc>
-        <w:tc>
-          <w:tcPr>
-            <w:tcW w:w="956" w:type="dxa"/>
-            <w:tcBorders>
-              <w:top w:val="nil" w:sz="0" w:space="0" w:color="auto"/>
-              <w:left w:val="nil"/>
-              <w:bottom w:val="nil" w:sz="0" w:space="0" w:color="auto"/>
-              <w:right w:val="nil"/>
-            </w:tcBorders>
-            <w:vAlign w:val="center"/>
-          </w:tcPr>
-          <w:p>
-            <w:pPr>
-              <w:jc w:val="center"/>
-            </w:pPr>
-            <w:r>
-              <w:rPr>
-                <w:rFonts w:ascii="Times New Roman" w:hAnsi="Times New Roman" w:eastAsia="宋体" w:cs="Times New Roman"/>
-                <w:sz w:val="15"/>
-                <w:szCs w:val="15"/>
-              </w:rPr>
-              <w:t xml:space="preserve">—</w:t>
-            </w:r>
-          </w:p>
-        </w:tc>
-        <w:tc>
-          <w:tcPr>
-            <w:tcW w:w="956" w:type="dxa"/>
-            <w:tcBorders>
-              <w:top w:val="nil" w:sz="0" w:space="0" w:color="auto"/>
-              <w:left w:val="nil"/>
-              <w:bottom w:val="nil" w:sz="0" w:space="0" w:color="auto"/>
-              <w:right w:val="nil"/>
-            </w:tcBorders>
-            <w:vAlign w:val="center"/>
-          </w:tcPr>
-          <w:p>
-            <w:pPr>
-              <w:jc w:val="center"/>
-            </w:pPr>
-            <w:r>
-              <w:rPr>
-                <w:rFonts w:ascii="Times New Roman" w:hAnsi="Times New Roman" w:eastAsia="宋体" w:cs="Times New Roman"/>
-                <w:sz w:val="15"/>
-                <w:szCs w:val="15"/>
-              </w:rPr>
-              <w:t xml:space="preserve">—</w:t>
-            </w:r>
-          </w:p>
-        </w:tc>
-        <w:tc>
-          <w:tcPr>
-            <w:tcW w:w="956" w:type="dxa"/>
-            <w:tcBorders>
-              <w:top w:val="nil" w:sz="0" w:space="0" w:color="auto"/>
-              <w:left w:val="nil"/>
-              <w:bottom w:val="nil" w:sz="0" w:space="0" w:color="auto"/>
-              <w:right w:val="nil"/>
-            </w:tcBorders>
-            <w:vAlign w:val="center"/>
-          </w:tcPr>
-          <w:p>
-            <w:pPr>
-              <w:jc w:val="center"/>
-            </w:pPr>
-            <w:r>
-              <w:rPr>
-                <w:rFonts w:ascii="Times New Roman" w:hAnsi="Times New Roman" w:eastAsia="宋体" w:cs="Times New Roman"/>
-                <w:sz w:val="15"/>
-                <w:szCs w:val="15"/>
-              </w:rPr>
-              <w:t xml:space="preserve">—</w:t>
-            </w:r>
-          </w:p>
-        </w:tc>
-        <w:tc>
-          <w:tcPr>
-            <w:tcW w:w="956" w:type="dxa"/>
-            <w:tcBorders>
-              <w:top w:val="nil" w:sz="0" w:space="0" w:color="auto"/>
-              <w:left w:val="nil"/>
-              <w:bottom w:val="nil" w:sz="0" w:space="0" w:color="auto"/>
-              <w:right w:val="nil"/>
-            </w:tcBorders>
-            <w:vAlign w:val="center"/>
-          </w:tcPr>
-          <w:p>
-            <w:pPr>
-              <w:jc w:val="center"/>
-            </w:pPr>
-            <w:r>
-              <w:rPr>
-                <w:rFonts w:ascii="Times New Roman" w:hAnsi="Times New Roman" w:eastAsia="宋体" w:cs="Times New Roman"/>
-                <w:sz w:val="15"/>
-                <w:szCs w:val="15"/>
-              </w:rPr>
-              <w:t xml:space="preserve">待终审</w:t>
-            </w:r>
-          </w:p>
-        </w:tc>
-        <w:tc>
-          <w:tcPr>
-            <w:tcW w:w="956" w:type="dxa"/>
-            <w:tcBorders>
-              <w:top w:val="nil" w:sz="0" w:space="0" w:color="auto"/>
-              <w:left w:val="nil"/>
-              <w:bottom w:val="nil" w:sz="0" w:space="0" w:color="auto"/>
-              <w:right w:val="nil"/>
-            </w:tcBorders>
-            <w:vAlign w:val="center"/>
-          </w:tcPr>
-          <w:p>
-            <w:pPr>
-              <w:jc w:val="center"/>
-            </w:pPr>
-            <w:r>
-              <w:rPr>
-                <w:rFonts w:ascii="Times New Roman" w:hAnsi="Times New Roman" w:eastAsia="宋体" w:cs="Times New Roman"/>
-                <w:sz w:val="15"/>
-                <w:szCs w:val="15"/>
-              </w:rPr>
-              <w:t xml:space="preserve">复核驳回</w:t>
-            </w:r>
-          </w:p>
-        </w:tc>
-        <w:tc>
-          <w:tcPr>
-            <w:tcW w:w="956" w:type="dxa"/>
-            <w:tcBorders>
-              <w:top w:val="nil" w:sz="0" w:space="0" w:color="auto"/>
-              <w:left w:val="nil"/>
-              <w:bottom w:val="nil" w:sz="0" w:space="0" w:color="auto"/>
-              <w:right w:val="nil"/>
-            </w:tcBorders>
-            <w:vAlign w:val="center"/>
-          </w:tcPr>
-          <w:p>
-            <w:pPr>
-              <w:jc w:val="center"/>
-            </w:pPr>
-            <w:r>
-              <w:rPr>
-                <w:rFonts w:ascii="Times New Roman" w:hAnsi="Times New Roman" w:eastAsia="宋体" w:cs="Times New Roman"/>
-                <w:sz w:val="15"/>
-                <w:szCs w:val="15"/>
-              </w:rPr>
-              <w:t xml:space="preserve">—</w:t>
-            </w:r>
-          </w:p>
-        </w:tc>
-        <w:tc>
-          <w:tcPr>
-            <w:tcW w:w="960" w:type="dxa"/>
-            <w:tcBorders>
-              <w:top w:val="nil" w:sz="0" w:space="0" w:color="auto"/>
-              <w:left w:val="nil"/>
-              <w:bottom w:val="nil" w:sz="0" w:space="0" w:color="auto"/>
-              <w:right w:val="nil"/>
-            </w:tcBorders>
-            <w:vAlign w:val="center"/>
-          </w:tcPr>
-          <w:p>
-            <w:pPr>
-              <w:jc w:val="center"/>
-            </w:pPr>
-            <w:r>
-              <w:rPr>
-                <w:rFonts w:ascii="Times New Roman" w:hAnsi="Times New Roman" w:eastAsia="宋体" w:cs="Times New Roman"/>
-                <w:sz w:val="15"/>
-                <w:szCs w:val="15"/>
-              </w:rPr>
-              <w:t xml:space="preserve">—</w:t>
-            </w:r>
-          </w:p>
-        </w:tc>
-      </w:tr>
-      <w:tr>
-        <w:trPr>
-          <w:cantSplit/>
-        </w:trPr>
-        <w:tc>
-          <w:tcPr>
-            <w:tcW w:w="1610" w:type="dxa"/>
-            <w:tcBorders>
-              <w:top w:val="nil" w:sz="0" w:space="0" w:color="auto"/>
-              <w:left w:val="nil"/>
-              <w:bottom w:val="nil" w:sz="0" w:space="0" w:color="auto"/>
-              <w:right w:val="nil"/>
-            </w:tcBorders>
-            <w:vAlign w:val="center"/>
-          </w:tcPr>
-          <w:p>
-            <w:pPr>
-              <w:jc w:val="left"/>
-            </w:pPr>
-            <w:r>
-              <w:rPr>
-                <w:rFonts w:ascii="Times New Roman" w:hAnsi="Times New Roman" w:eastAsia="宋体" w:cs="Times New Roman"/>
-                <w:sz w:val="15"/>
-                <w:szCs w:val="15"/>
-              </w:rPr>
-              <w:t xml:space="preserve">复核驳回</w:t>
-            </w:r>
-          </w:p>
-        </w:tc>
-        <w:tc>
-          <w:tcPr>
-            <w:tcW w:w="956" w:type="dxa"/>
-            <w:tcBorders>
-              <w:top w:val="nil" w:sz="0" w:space="0" w:color="auto"/>
-              <w:left w:val="nil"/>
-              <w:bottom w:val="nil" w:sz="0" w:space="0" w:color="auto"/>
-              <w:right w:val="nil"/>
-            </w:tcBorders>
-            <w:vAlign w:val="center"/>
-          </w:tcPr>
-          <w:p>
-            <w:pPr>
-              <w:jc w:val="center"/>
-            </w:pPr>
-            <w:r>
-              <w:rPr>
-                <w:rFonts w:ascii="Times New Roman" w:hAnsi="Times New Roman" w:eastAsia="宋体" w:cs="Times New Roman"/>
-                <w:sz w:val="15"/>
-                <w:szCs w:val="15"/>
-              </w:rPr>
-              <w:t xml:space="preserve">待初审</w:t>
-            </w:r>
-          </w:p>
-        </w:tc>
-        <w:tc>
-          <w:tcPr>
-            <w:tcW w:w="956" w:type="dxa"/>
-            <w:tcBorders>
-              <w:top w:val="nil" w:sz="0" w:space="0" w:color="auto"/>
-              <w:left w:val="nil"/>
-              <w:bottom w:val="nil" w:sz="0" w:space="0" w:color="auto"/>
-              <w:right w:val="nil"/>
-            </w:tcBorders>
-            <w:vAlign w:val="center"/>
-          </w:tcPr>
-          <w:p>
-            <w:pPr>
-              <w:jc w:val="center"/>
-            </w:pPr>
-            <w:r>
-              <w:rPr>
-                <w:rFonts w:ascii="Times New Roman" w:hAnsi="Times New Roman" w:eastAsia="宋体" w:cs="Times New Roman"/>
-                <w:sz w:val="15"/>
-                <w:szCs w:val="15"/>
-              </w:rPr>
-              <w:t xml:space="preserve">—</w:t>
-            </w:r>
-          </w:p>
-        </w:tc>
-        <w:tc>
-          <w:tcPr>
-            <w:tcW w:w="956" w:type="dxa"/>
-            <w:tcBorders>
-              <w:top w:val="nil" w:sz="0" w:space="0" w:color="auto"/>
-              <w:left w:val="nil"/>
-              <w:bottom w:val="nil" w:sz="0" w:space="0" w:color="auto"/>
-              <w:right w:val="nil"/>
-            </w:tcBorders>
-            <w:vAlign w:val="center"/>
-          </w:tcPr>
-          <w:p>
-            <w:pPr>
-              <w:jc w:val="center"/>
-            </w:pPr>
-            <w:r>
-              <w:rPr>
-                <w:rFonts w:ascii="Times New Roman" w:hAnsi="Times New Roman" w:eastAsia="宋体" w:cs="Times New Roman"/>
-                <w:sz w:val="15"/>
-                <w:szCs w:val="15"/>
-              </w:rPr>
-              <w:t xml:space="preserve">—</w:t>
-            </w:r>
-          </w:p>
-        </w:tc>
-        <w:tc>
-          <w:tcPr>
-            <w:tcW w:w="956" w:type="dxa"/>
-            <w:tcBorders>
-              <w:top w:val="nil" w:sz="0" w:space="0" w:color="auto"/>
-              <w:left w:val="nil"/>
-              <w:bottom w:val="nil" w:sz="0" w:space="0" w:color="auto"/>
-              <w:right w:val="nil"/>
-            </w:tcBorders>
-            <w:vAlign w:val="center"/>
-          </w:tcPr>
-          <w:p>
-            <w:pPr>
-              <w:jc w:val="center"/>
-            </w:pPr>
-            <w:r>
-              <w:rPr>
-                <w:rFonts w:ascii="Times New Roman" w:hAnsi="Times New Roman" w:eastAsia="宋体" w:cs="Times New Roman"/>
-                <w:sz w:val="15"/>
-                <w:szCs w:val="15"/>
-              </w:rPr>
-              <w:t xml:space="preserve">—</w:t>
-            </w:r>
-          </w:p>
-        </w:tc>
-        <w:tc>
-          <w:tcPr>
-            <w:tcW w:w="956" w:type="dxa"/>
-            <w:tcBorders>
-              <w:top w:val="nil" w:sz="0" w:space="0" w:color="auto"/>
-              <w:left w:val="nil"/>
-              <w:bottom w:val="nil" w:sz="0" w:space="0" w:color="auto"/>
-              <w:right w:val="nil"/>
-            </w:tcBorders>
-            <w:vAlign w:val="center"/>
-          </w:tcPr>
-          <w:p>
-            <w:pPr>
-              <w:jc w:val="center"/>
-            </w:pPr>
-            <w:r>
-              <w:rPr>
-                <w:rFonts w:ascii="Times New Roman" w:hAnsi="Times New Roman" w:eastAsia="宋体" w:cs="Times New Roman"/>
-                <w:sz w:val="15"/>
-                <w:szCs w:val="15"/>
-              </w:rPr>
-              <w:t xml:space="preserve">—</w:t>
-            </w:r>
-          </w:p>
-        </w:tc>
-        <w:tc>
-          <w:tcPr>
-            <w:tcW w:w="956" w:type="dxa"/>
-            <w:tcBorders>
-              <w:top w:val="nil" w:sz="0" w:space="0" w:color="auto"/>
-              <w:left w:val="nil"/>
-              <w:bottom w:val="nil" w:sz="0" w:space="0" w:color="auto"/>
-              <w:right w:val="nil"/>
-            </w:tcBorders>
-            <w:vAlign w:val="center"/>
-          </w:tcPr>
-          <w:p>
-            <w:pPr>
-              <w:jc w:val="center"/>
-            </w:pPr>
-            <w:r>
-              <w:rPr>
-                <w:rFonts w:ascii="Times New Roman" w:hAnsi="Times New Roman" w:eastAsia="宋体" w:cs="Times New Roman"/>
-                <w:sz w:val="15"/>
-                <w:szCs w:val="15"/>
-              </w:rPr>
-              <w:t xml:space="preserve">—</w:t>
-            </w:r>
-          </w:p>
-        </w:tc>
-        <w:tc>
-          <w:tcPr>
-            <w:tcW w:w="960" w:type="dxa"/>
-            <w:tcBorders>
-              <w:top w:val="nil" w:sz="0" w:space="0" w:color="auto"/>
-              <w:left w:val="nil"/>
-              <w:bottom w:val="nil" w:sz="0" w:space="0" w:color="auto"/>
-              <w:right w:val="nil"/>
-            </w:tcBorders>
-            <w:vAlign w:val="center"/>
-          </w:tcPr>
-          <w:p>
-            <w:pPr>
-              <w:jc w:val="center"/>
-            </w:pPr>
-            <w:r>
-              <w:rPr>
-                <w:rFonts w:ascii="Times New Roman" w:hAnsi="Times New Roman" w:eastAsia="宋体" w:cs="Times New Roman"/>
-                <w:sz w:val="15"/>
-                <w:szCs w:val="15"/>
-              </w:rPr>
-              <w:t xml:space="preserve">—</w:t>
-            </w:r>
-          </w:p>
-        </w:tc>
-      </w:tr>
-      <w:tr>
-        <w:trPr>
-          <w:cantSplit/>
-        </w:trPr>
-        <w:tc>
-          <w:tcPr>
-            <w:tcW w:w="1610" w:type="dxa"/>
-            <w:tcBorders>
-              <w:top w:val="nil" w:sz="0" w:space="0" w:color="auto"/>
-              <w:left w:val="nil"/>
-              <w:bottom w:val="nil" w:sz="0" w:space="0" w:color="auto"/>
-              <w:right w:val="nil"/>
-            </w:tcBorders>
-            <w:vAlign w:val="center"/>
-          </w:tcPr>
-          <w:p>
-            <w:pPr>
-              <w:jc w:val="left"/>
-            </w:pPr>
-            <w:r>
-              <w:rPr>
-                <w:rFonts w:ascii="Times New Roman" w:hAnsi="Times New Roman" w:eastAsia="宋体" w:cs="Times New Roman"/>
-                <w:sz w:val="15"/>
-                <w:szCs w:val="15"/>
-              </w:rPr>
-              <w:t xml:space="preserve">待终审</w:t>
-            </w:r>
-          </w:p>
-        </w:tc>
-        <w:tc>
-          <w:tcPr>
-            <w:tcW w:w="956" w:type="dxa"/>
-            <w:tcBorders>
-              <w:top w:val="nil" w:sz="0" w:space="0" w:color="auto"/>
-              <w:left w:val="nil"/>
-              <w:bottom w:val="nil" w:sz="0" w:space="0" w:color="auto"/>
-              <w:right w:val="nil"/>
-            </w:tcBorders>
-            <w:vAlign w:val="center"/>
-          </w:tcPr>
-          <w:p>
-            <w:pPr>
-              <w:jc w:val="center"/>
-            </w:pPr>
-            <w:r>
-              <w:rPr>
-                <w:rFonts w:ascii="Times New Roman" w:hAnsi="Times New Roman" w:eastAsia="宋体" w:cs="Times New Roman"/>
-                <w:sz w:val="15"/>
-                <w:szCs w:val="15"/>
-              </w:rPr>
-              <w:t xml:space="preserve">—</w:t>
-            </w:r>
-          </w:p>
-        </w:tc>
-        <w:tc>
-          <w:tcPr>
-            <w:tcW w:w="956" w:type="dxa"/>
-            <w:tcBorders>
-              <w:top w:val="nil" w:sz="0" w:space="0" w:color="auto"/>
-              <w:left w:val="nil"/>
-              <w:bottom w:val="nil" w:sz="0" w:space="0" w:color="auto"/>
-              <w:right w:val="nil"/>
-            </w:tcBorders>
-            <w:vAlign w:val="center"/>
-          </w:tcPr>
-          <w:p>
-            <w:pPr>
-              <w:jc w:val="center"/>
-            </w:pPr>
-            <w:r>
-              <w:rPr>
-                <w:rFonts w:ascii="Times New Roman" w:hAnsi="Times New Roman" w:eastAsia="宋体" w:cs="Times New Roman"/>
-                <w:sz w:val="15"/>
-                <w:szCs w:val="15"/>
-              </w:rPr>
-              <w:t xml:space="preserve">—</w:t>
-            </w:r>
-          </w:p>
-        </w:tc>
-        <w:tc>
-          <w:tcPr>
-            <w:tcW w:w="956" w:type="dxa"/>
-            <w:tcBorders>
-              <w:top w:val="nil" w:sz="0" w:space="0" w:color="auto"/>
-              <w:left w:val="nil"/>
-              <w:bottom w:val="nil" w:sz="0" w:space="0" w:color="auto"/>
-              <w:right w:val="nil"/>
-            </w:tcBorders>
-            <w:vAlign w:val="center"/>
-          </w:tcPr>
-          <w:p>
-            <w:pPr>
-              <w:jc w:val="center"/>
-            </w:pPr>
-            <w:r>
-              <w:rPr>
-                <w:rFonts w:ascii="Times New Roman" w:hAnsi="Times New Roman" w:eastAsia="宋体" w:cs="Times New Roman"/>
-                <w:sz w:val="15"/>
-                <w:szCs w:val="15"/>
-              </w:rPr>
-              <w:t xml:space="preserve">—</w:t>
-            </w:r>
-          </w:p>
-        </w:tc>
-        <w:tc>
-          <w:tcPr>
-            <w:tcW w:w="956" w:type="dxa"/>
-            <w:tcBorders>
-              <w:top w:val="nil" w:sz="0" w:space="0" w:color="auto"/>
-              <w:left w:val="nil"/>
-              <w:bottom w:val="nil" w:sz="0" w:space="0" w:color="auto"/>
-              <w:right w:val="nil"/>
-            </w:tcBorders>
-            <w:vAlign w:val="center"/>
-          </w:tcPr>
-          <w:p>
-            <w:pPr>
-              <w:jc w:val="center"/>
-            </w:pPr>
-            <w:r>
-              <w:rPr>
-                <w:rFonts w:ascii="Times New Roman" w:hAnsi="Times New Roman" w:eastAsia="宋体" w:cs="Times New Roman"/>
-                <w:sz w:val="15"/>
-                <w:szCs w:val="15"/>
-              </w:rPr>
-              <w:t xml:space="preserve">—</w:t>
-            </w:r>
-          </w:p>
-        </w:tc>
-        <w:tc>
-          <w:tcPr>
-            <w:tcW w:w="956" w:type="dxa"/>
-            <w:tcBorders>
-              <w:top w:val="nil" w:sz="0" w:space="0" w:color="auto"/>
-              <w:left w:val="nil"/>
-              <w:bottom w:val="nil" w:sz="0" w:space="0" w:color="auto"/>
-              <w:right w:val="nil"/>
-            </w:tcBorders>
-            <w:vAlign w:val="center"/>
-          </w:tcPr>
-          <w:p>
-            <w:pPr>
-              <w:jc w:val="center"/>
-            </w:pPr>
-            <w:r>
-              <w:rPr>
-                <w:rFonts w:ascii="Times New Roman" w:hAnsi="Times New Roman" w:eastAsia="宋体" w:cs="Times New Roman"/>
-                <w:sz w:val="15"/>
-                <w:szCs w:val="15"/>
-              </w:rPr>
-              <w:t xml:space="preserve">—</w:t>
-            </w:r>
-          </w:p>
-        </w:tc>
-        <w:tc>
-          <w:tcPr>
-            <w:tcW w:w="956" w:type="dxa"/>
-            <w:tcBorders>
-              <w:top w:val="nil" w:sz="0" w:space="0" w:color="auto"/>
-              <w:left w:val="nil"/>
-              <w:bottom w:val="nil" w:sz="0" w:space="0" w:color="auto"/>
-              <w:right w:val="nil"/>
-            </w:tcBorders>
-            <w:vAlign w:val="center"/>
-          </w:tcPr>
-          <w:p>
-            <w:pPr>
-              <w:jc w:val="center"/>
-            </w:pPr>
-            <w:r>
-              <w:rPr>
-                <w:rFonts w:ascii="Times New Roman" w:hAnsi="Times New Roman" w:eastAsia="宋体" w:cs="Times New Roman"/>
-                <w:sz w:val="15"/>
-                <w:szCs w:val="15"/>
-              </w:rPr>
-              <w:t xml:space="preserve">终审通过</w:t>
-            </w:r>
-          </w:p>
-        </w:tc>
-        <w:tc>
-          <w:tcPr>
-            <w:tcW w:w="960" w:type="dxa"/>
-            <w:tcBorders>
-              <w:top w:val="nil" w:sz="0" w:space="0" w:color="auto"/>
-              <w:left w:val="nil"/>
-              <w:bottom w:val="nil" w:sz="0" w:space="0" w:color="auto"/>
-              <w:right w:val="nil"/>
-            </w:tcBorders>
-            <w:vAlign w:val="center"/>
-          </w:tcPr>
-          <w:p>
-            <w:pPr>
-              <w:jc w:val="center"/>
-            </w:pPr>
-            <w:r>
-              <w:rPr>
-                <w:rFonts w:ascii="Times New Roman" w:hAnsi="Times New Roman" w:eastAsia="宋体" w:cs="Times New Roman"/>
-                <w:sz w:val="15"/>
-                <w:szCs w:val="15"/>
+              <w:bottom w:val="single" w:sz="12" w:space="0" w:color="auto"/>
+              <w:right w:val="nil"/>
+            </w:tcBorders>
+            <w:vAlign w:val="center"/>
+          </w:tcPr>
+          <w:p>
+            <w:pPr>
+              <w:jc w:val="center"/>
+            </w:pPr>
+            <w:r>
+              <w:rPr>
+                <w:rFonts w:ascii="Times New Roman" w:hAnsi="Times New Roman" w:eastAsia="宋体" w:cs="Times New Roman"/>
+                <w:sz w:val="18"/>
+                <w:szCs w:val="18"/>
                 <w:highlight w:val="yellow"/>
               </w:rPr>
-              <w:t xml:space="preserve">复核驳回</w:t>
-            </w:r>
-          </w:p>
-        </w:tc>
-      </w:tr>
-      <w:tr>
-        <w:trPr>
-          <w:cantSplit/>
-        </w:trPr>
-        <w:tc>
-          <w:tcPr>
-            <w:tcW w:w="1610" w:type="dxa"/>
-            <w:tcBorders>
-              <w:top w:val="nil" w:sz="0" w:space="0" w:color="auto"/>
-              <w:left w:val="nil"/>
-              <w:bottom w:val="single" w:sz="12" w:space="0" w:color="auto"/>
-              <w:right w:val="nil"/>
-            </w:tcBorders>
-            <w:vAlign w:val="center"/>
-          </w:tcPr>
-          <w:p>
-            <w:pPr>
-              <w:jc w:val="left"/>
-            </w:pPr>
-            <w:r>
-              <w:rPr>
-                <w:rFonts w:ascii="Times New Roman" w:hAnsi="Times New Roman" w:eastAsia="宋体" w:cs="Times New Roman"/>
-                <w:sz w:val="15"/>
-                <w:szCs w:val="15"/>
-              </w:rPr>
-              <w:t xml:space="preserve">终审通过</w:t>
-            </w:r>
-          </w:p>
-        </w:tc>
-        <w:tc>
-          <w:tcPr>
-            <w:tcW w:w="956" w:type="dxa"/>
-            <w:tcBorders>
-              <w:top w:val="nil" w:sz="0" w:space="0" w:color="auto"/>
-              <w:left w:val="nil"/>
-              <w:bottom w:val="single" w:sz="12" w:space="0" w:color="auto"/>
-              <w:right w:val="nil"/>
-            </w:tcBorders>
-            <w:vAlign w:val="center"/>
-          </w:tcPr>
-          <w:p>
-            <w:pPr>
-              <w:jc w:val="center"/>
-            </w:pPr>
-            <w:r>
-              <w:rPr>
-                <w:rFonts w:ascii="Times New Roman" w:hAnsi="Times New Roman" w:eastAsia="宋体" w:cs="Times New Roman"/>
-                <w:sz w:val="15"/>
-                <w:szCs w:val="15"/>
-              </w:rPr>
-              <w:t xml:space="preserve">—</w:t>
-            </w:r>
-          </w:p>
-        </w:tc>
-        <w:tc>
-          <w:tcPr>
-            <w:tcW w:w="956" w:type="dxa"/>
-            <w:tcBorders>
-              <w:top w:val="nil" w:sz="0" w:space="0" w:color="auto"/>
-              <w:left w:val="nil"/>
-              <w:bottom w:val="single" w:sz="12" w:space="0" w:color="auto"/>
-              <w:right w:val="nil"/>
-            </w:tcBorders>
-            <w:vAlign w:val="center"/>
-          </w:tcPr>
-          <w:p>
-            <w:pPr>
-              <w:jc w:val="center"/>
-            </w:pPr>
-            <w:r>
-              <w:rPr>
-                <w:rFonts w:ascii="Times New Roman" w:hAnsi="Times New Roman" w:eastAsia="宋体" w:cs="Times New Roman"/>
-                <w:sz w:val="15"/>
-                <w:szCs w:val="15"/>
-              </w:rPr>
-              <w:t xml:space="preserve">—</w:t>
-            </w:r>
-          </w:p>
-        </w:tc>
-        <w:tc>
-          <w:tcPr>
-            <w:tcW w:w="956" w:type="dxa"/>
-            <w:tcBorders>
-              <w:top w:val="nil" w:sz="0" w:space="0" w:color="auto"/>
-              <w:left w:val="nil"/>
-              <w:bottom w:val="single" w:sz="12" w:space="0" w:color="auto"/>
-              <w:right w:val="nil"/>
-            </w:tcBorders>
-            <w:vAlign w:val="center"/>
-          </w:tcPr>
-          <w:p>
-            <w:pPr>
-              <w:jc w:val="center"/>
-            </w:pPr>
-            <w:r>
-              <w:rPr>
-                <w:rFonts w:ascii="Times New Roman" w:hAnsi="Times New Roman" w:eastAsia="宋体" w:cs="Times New Roman"/>
-                <w:sz w:val="15"/>
-                <w:szCs w:val="15"/>
-              </w:rPr>
-              <w:t xml:space="preserve">—</w:t>
-            </w:r>
-          </w:p>
-        </w:tc>
-        <w:tc>
-          <w:tcPr>
-            <w:tcW w:w="956" w:type="dxa"/>
-            <w:tcBorders>
-              <w:top w:val="nil" w:sz="0" w:space="0" w:color="auto"/>
-              <w:left w:val="nil"/>
-              <w:bottom w:val="single" w:sz="12" w:space="0" w:color="auto"/>
-              <w:right w:val="nil"/>
-            </w:tcBorders>
-            <w:vAlign w:val="center"/>
-          </w:tcPr>
-          <w:p>
-            <w:pPr>
-              <w:jc w:val="center"/>
-            </w:pPr>
-            <w:r>
-              <w:rPr>
-                <w:rFonts w:ascii="Times New Roman" w:hAnsi="Times New Roman" w:eastAsia="宋体" w:cs="Times New Roman"/>
-                <w:sz w:val="15"/>
-                <w:szCs w:val="15"/>
-              </w:rPr>
-              <w:t xml:space="preserve">—</w:t>
-            </w:r>
-          </w:p>
-        </w:tc>
-        <w:tc>
-          <w:tcPr>
-            <w:tcW w:w="956" w:type="dxa"/>
-            <w:tcBorders>
-              <w:top w:val="nil" w:sz="0" w:space="0" w:color="auto"/>
-              <w:left w:val="nil"/>
-              <w:bottom w:val="single" w:sz="12" w:space="0" w:color="auto"/>
-              <w:right w:val="nil"/>
-            </w:tcBorders>
-            <w:vAlign w:val="center"/>
-          </w:tcPr>
-          <w:p>
-            <w:pPr>
-              <w:jc w:val="center"/>
-            </w:pPr>
-            <w:r>
-              <w:rPr>
-                <w:rFonts w:ascii="Times New Roman" w:hAnsi="Times New Roman" w:eastAsia="宋体" w:cs="Times New Roman"/>
-                <w:sz w:val="15"/>
-                <w:szCs w:val="15"/>
-              </w:rPr>
-              <w:t xml:space="preserve">—</w:t>
-            </w:r>
-          </w:p>
-        </w:tc>
-        <w:tc>
-          <w:tcPr>
-            <w:tcW w:w="956" w:type="dxa"/>
-            <w:tcBorders>
-              <w:top w:val="nil" w:sz="0" w:space="0" w:color="auto"/>
-              <w:left w:val="nil"/>
-              <w:bottom w:val="single" w:sz="12" w:space="0" w:color="auto"/>
-              <w:right w:val="nil"/>
-            </w:tcBorders>
-            <w:vAlign w:val="center"/>
-          </w:tcPr>
-          <w:p>
-            <w:pPr>
-              <w:jc w:val="center"/>
-            </w:pPr>
-            <w:r>
-              <w:rPr>
-                <w:rFonts w:ascii="Times New Roman" w:hAnsi="Times New Roman" w:eastAsia="宋体" w:cs="Times New Roman"/>
-                <w:sz w:val="15"/>
-                <w:szCs w:val="15"/>
-              </w:rPr>
-              <w:t xml:space="preserve">—</w:t>
-            </w:r>
-          </w:p>
-        </w:tc>
-        <w:tc>
-          <w:tcPr>
-            <w:tcW w:w="960" w:type="dxa"/>
-            <w:tcBorders>
-              <w:top w:val="nil" w:sz="0" w:space="0" w:color="auto"/>
-              <w:left w:val="nil"/>
-              <w:bottom w:val="single" w:sz="12" w:space="0" w:color="auto"/>
-              <w:right w:val="nil"/>
-            </w:tcBorders>
-            <w:vAlign w:val="center"/>
-          </w:tcPr>
-          <w:p>
-            <w:pPr>
-              <w:jc w:val="center"/>
-            </w:pPr>
-            <w:r>
-              <w:rPr>
-                <w:rFonts w:ascii="Times New Roman" w:hAnsi="Times New Roman" w:eastAsia="宋体" w:cs="Times New Roman"/>
-                <w:sz w:val="15"/>
-                <w:szCs w:val="15"/>
-              </w:rPr>
-              <w:t xml:space="preserve">—</w:t>
+              <w:t xml:space="preserve">××</w:t>
             </w:r>
           </w:p>
         </w:tc>
@@ -8725,127 +5241,9 @@
     </w:tbl>
     <w:p>
       <w:pPr>
-        <w:spacing w:beforeLines="8" w:before="24" w:line="300" w:lineRule="auto"/>
-        <w:ind w:firstLineChars="200" w:firstLine="420"/>
-      </w:pPr>
-      <w:r>
-        <w:rPr>
-          <w:rFonts w:ascii="Times New Roman" w:hAnsi="Times New Roman" w:eastAsia="宋体" w:cs="Times New Roman"/>
-          <w:sz w:val="21"/>
-          <w:szCs w:val="21"/>
-        </w:rPr>
-        <w:t xml:space="preserve">系统通过 workflow_config 表配置每个状态的处理人、处理时限与下一状态等信息。当用户触发状态转换事件时，引擎依次执行：① 校验当前用户是否具备执行该操作的权限；② 更新申报单状态；③ 记录操作日志（操作人、时间、意见）；④ 向下一处理人发送通知；⑤ 若为终审通过事件，触发积分计算任务。该引擎支持流程的动态调整，管理员可通过修改数据库配置改变审核环节或处理人，无需重启系统[5]。</w:t>
-      </w:r>
-    </w:p>
-    <w:p>
-      <w:pPr>
         <w:keepNext/>
         <w:keepLines/>
-        <w:spacing w:beforeLines="30" w:before="90" w:afterLines="20" w:after="60"/>
-        <w:outlineLvl w:val="1"/>
-      </w:pPr>
-      <w:r>
-        <w:rPr>
-          <w:rFonts w:ascii="Times New Roman" w:hAnsi="Times New Roman" w:eastAsia="黑体" w:cs="Times New Roman"/>
-          <w:sz w:val="21"/>
-          <w:szCs w:val="21"/>
-        </w:rPr>
-        <w:t xml:space="preserve">5.6  性能优化与安全设计</w:t>
-      </w:r>
-    </w:p>
-    <w:p>
-      <w:pPr>
-        <w:spacing w:line="300" w:lineRule="auto"/>
-        <w:ind w:firstLineChars="200" w:firstLine="420"/>
-      </w:pPr>
-      <w:r>
-        <w:rPr>
-          <w:rFonts w:ascii="Times New Roman" w:hAnsi="Times New Roman" w:eastAsia="宋体" w:cs="Times New Roman"/>
-          <w:sz w:val="21"/>
-          <w:szCs w:val="21"/>
-        </w:rPr>
-        <w:t xml:space="preserve">为应对高频积分查询场景，系统引入 Redis 缓存层。积分规则配置、用户总积分等热点数据在首次查询后存入缓存，后续请求直接从内存读取。缓存策略采用 Cache-Aside 模式：读取时先查缓存，未命中则查库并回填；写入时先更新数据库，再删除缓存，以保障数据一致性。针对缓存穿透风险，系统对不存在的数据也缓存空值并设置较短的 TTL，并配合分布式锁防止缓存击穿[15]。</w:t>
-      </w:r>
-    </w:p>
-    <w:p>
-      <w:pPr>
-        <w:spacing w:line="300" w:lineRule="auto"/>
-        <w:ind w:firstLineChars="200" w:firstLine="420"/>
-      </w:pPr>
-      <w:r>
-        <w:rPr>
-          <w:rFonts w:ascii="Times New Roman" w:hAnsi="Times New Roman" w:eastAsia="宋体" w:cs="Times New Roman"/>
-          <w:sz w:val="21"/>
-          <w:szCs w:val="21"/>
-        </w:rPr>
-        <w:t xml:space="preserve">在数据库调优方面，针对核心查询路径建立精准索引，多条件查询优先采用联合索引，SQL 层面避免全字段查询，启用慢查询日志以捕获瓶颈语句，并优化 InnoDB 引擎配置以提升缓存命中率[16]。</w:t>
-      </w:r>
-    </w:p>
-    <w:p>
-      <w:pPr>
-        <w:spacing w:line="300" w:lineRule="auto"/>
-        <w:ind w:firstLineChars="200" w:firstLine="420"/>
-      </w:pPr>
-      <w:r>
-        <w:rPr>
-          <w:rFonts w:ascii="Times New Roman" w:hAnsi="Times New Roman" w:eastAsia="宋体" w:cs="Times New Roman"/>
-          <w:sz w:val="21"/>
-          <w:szCs w:val="21"/>
-        </w:rPr>
-        <w:t xml:space="preserve">在安全设计方面，系统整合 Spring Security 与 JWT 令牌机制，实现无状态身份认证，支持分布式部署，并通过令牌过期与刷新机制防止会话劫持[14]。系统涉及 270 名科研人员的学历、职称与成果数据，均按《中华人民共和国个人信息保护法》的要求实施最小必要采集与分级授权访问，敏感字段在传输与展示环节做脱敏处理，所有查询与导出操作均留存审计日志。</w:t>
-      </w:r>
-    </w:p>
-    <w:p>
-      <w:pPr>
-        <w:keepNext/>
-        <w:keepLines/>
-        <w:spacing w:beforeLines="50" w:before="150" w:afterLines="30" w:after="90"/>
-        <w:outlineLvl w:val="0"/>
-      </w:pPr>
-      <w:r>
-        <w:rPr>
-          <w:rFonts w:ascii="Times New Roman" w:hAnsi="Times New Roman" w:eastAsia="黑体" w:cs="Times New Roman"/>
-          <w:sz w:val="24"/>
-          <w:szCs w:val="24"/>
-        </w:rPr>
-        <w:t xml:space="preserve">6  系统测试与应用效果</w:t>
-      </w:r>
-    </w:p>
-    <w:p>
-      <w:pPr>
-        <w:keepNext/>
-        <w:keepLines/>
-        <w:spacing w:beforeLines="30" w:before="90" w:afterLines="20" w:after="60"/>
-        <w:outlineLvl w:val="1"/>
-      </w:pPr>
-      <w:r>
-        <w:rPr>
-          <w:rFonts w:ascii="Times New Roman" w:hAnsi="Times New Roman" w:eastAsia="黑体" w:cs="Times New Roman"/>
-          <w:sz w:val="21"/>
-          <w:szCs w:val="21"/>
-        </w:rPr>
-        <w:t xml:space="preserve">6.1  测试环境</w:t>
-      </w:r>
-    </w:p>
-    <w:p>
-      <w:pPr>
-        <w:spacing w:line="300" w:lineRule="auto"/>
-        <w:ind w:firstLineChars="200" w:firstLine="420"/>
-      </w:pPr>
-      <w:r>
-        <w:rPr>
-          <w:rFonts w:ascii="Times New Roman" w:hAnsi="Times New Roman" w:eastAsia="宋体" w:cs="Times New Roman"/>
-          <w:sz w:val="21"/>
-          <w:szCs w:val="21"/>
-        </w:rPr>
-        <w:t xml:space="preserve">系统测试环境配置如表 5 所示。</w:t>
-      </w:r>
-    </w:p>
-    <w:p>
-      <w:pPr>
-        <w:keepNext/>
-        <w:keepLines/>
-        <w:spacing w:beforeLines="15" w:before="45" w:afterLines="8" w:after="24"/>
+        <w:spacing w:beforeLines="12" w:before="36" w:afterLines="6" w:after="18"/>
         <w:jc w:val="center"/>
       </w:pPr>
       <w:r>
@@ -8854,812 +5252,7 @@
           <w:sz w:val="18"/>
           <w:szCs w:val="18"/>
         </w:rPr>
-        <w:t xml:space="preserve">表 5  系统测试环境配置</w:t>
-      </w:r>
-    </w:p>
-    <w:tbl>
-      <w:tblPr>
-        <w:tblW w:w="8306" w:type="dxa"/>
-        <w:jc w:val="center"/>
-        <w:tblBorders>
-          <w:top w:val="nil"/>
-          <w:left w:val="nil"/>
-          <w:bottom w:val="nil"/>
-          <w:right w:val="nil"/>
-          <w:insideH w:val="nil"/>
-          <w:insideV w:val="nil"/>
-        </w:tblBorders>
-        <w:tblCellMar>
-          <w:top w:w="28" w:type="dxa"/>
-          <w:left w:w="64" w:type="dxa"/>
-          <w:bottom w:w="28" w:type="dxa"/>
-          <w:right w:w="64" w:type="dxa"/>
-        </w:tblCellMar>
-      </w:tblPr>
-      <w:tblGrid>
-        <w:gridCol w:w="1600"/>
-        <w:gridCol w:w="2600"/>
-        <w:gridCol w:w="4106"/>
-      </w:tblGrid>
-      <w:tr>
-        <w:trPr>
-          <w:cantSplit/>
-          <w:tblHeader/>
-        </w:trPr>
-        <w:tc>
-          <w:tcPr>
-            <w:tcW w:w="1600" w:type="dxa"/>
-            <w:tcBorders>
-              <w:top w:val="single" w:sz="12" w:space="0" w:color="auto"/>
-              <w:left w:val="nil"/>
-              <w:bottom w:val="single" w:sz="6" w:space="0" w:color="auto"/>
-              <w:right w:val="nil"/>
-            </w:tcBorders>
-            <w:vAlign w:val="center"/>
-          </w:tcPr>
-          <w:p>
-            <w:pPr>
-              <w:jc w:val="center"/>
-            </w:pPr>
-            <w:r>
-              <w:rPr>
-                <w:rFonts w:ascii="Times New Roman" w:hAnsi="Times New Roman" w:eastAsia="宋体" w:cs="Times New Roman"/>
-                <w:b/>
-                <w:bCs/>
-                <w:sz w:val="18"/>
-                <w:szCs w:val="18"/>
-              </w:rPr>
-              <w:t xml:space="preserve">类别</w:t>
-            </w:r>
-          </w:p>
-        </w:tc>
-        <w:tc>
-          <w:tcPr>
-            <w:tcW w:w="2600" w:type="dxa"/>
-            <w:tcBorders>
-              <w:top w:val="single" w:sz="12" w:space="0" w:color="auto"/>
-              <w:left w:val="nil"/>
-              <w:bottom w:val="single" w:sz="6" w:space="0" w:color="auto"/>
-              <w:right w:val="nil"/>
-            </w:tcBorders>
-            <w:vAlign w:val="center"/>
-          </w:tcPr>
-          <w:p>
-            <w:pPr>
-              <w:jc w:val="center"/>
-            </w:pPr>
-            <w:r>
-              <w:rPr>
-                <w:rFonts w:ascii="Times New Roman" w:hAnsi="Times New Roman" w:eastAsia="宋体" w:cs="Times New Roman"/>
-                <w:b/>
-                <w:bCs/>
-                <w:sz w:val="18"/>
-                <w:szCs w:val="18"/>
-              </w:rPr>
-              <w:t xml:space="preserve">配置项</w:t>
-            </w:r>
-          </w:p>
-        </w:tc>
-        <w:tc>
-          <w:tcPr>
-            <w:tcW w:w="4106" w:type="dxa"/>
-            <w:tcBorders>
-              <w:top w:val="single" w:sz="12" w:space="0" w:color="auto"/>
-              <w:left w:val="nil"/>
-              <w:bottom w:val="single" w:sz="6" w:space="0" w:color="auto"/>
-              <w:right w:val="nil"/>
-            </w:tcBorders>
-            <w:vAlign w:val="center"/>
-          </w:tcPr>
-          <w:p>
-            <w:pPr>
-              <w:jc w:val="center"/>
-            </w:pPr>
-            <w:r>
-              <w:rPr>
-                <w:rFonts w:ascii="Times New Roman" w:hAnsi="Times New Roman" w:eastAsia="宋体" w:cs="Times New Roman"/>
-                <w:b/>
-                <w:bCs/>
-                <w:sz w:val="18"/>
-                <w:szCs w:val="18"/>
-              </w:rPr>
-              <w:t xml:space="preserve">参数</w:t>
-            </w:r>
-          </w:p>
-        </w:tc>
-      </w:tr>
-      <w:tr>
-        <w:trPr>
-          <w:cantSplit/>
-        </w:trPr>
-        <w:tc>
-          <w:tcPr>
-            <w:tcW w:w="1600" w:type="dxa"/>
-            <w:tcBorders>
-              <w:top w:val="nil" w:sz="0" w:space="0" w:color="auto"/>
-              <w:left w:val="nil"/>
-              <w:bottom w:val="nil" w:sz="0" w:space="0" w:color="auto"/>
-              <w:right w:val="nil"/>
-            </w:tcBorders>
-            <w:vAlign w:val="center"/>
-          </w:tcPr>
-          <w:p>
-            <w:pPr>
-              <w:jc w:val="left"/>
-            </w:pPr>
-            <w:r>
-              <w:rPr>
-                <w:rFonts w:ascii="Times New Roman" w:hAnsi="Times New Roman" w:eastAsia="宋体" w:cs="Times New Roman"/>
-                <w:sz w:val="18"/>
-                <w:szCs w:val="18"/>
-              </w:rPr>
-              <w:t xml:space="preserve">服务器</w:t>
-            </w:r>
-          </w:p>
-        </w:tc>
-        <w:tc>
-          <w:tcPr>
-            <w:tcW w:w="2600" w:type="dxa"/>
-            <w:tcBorders>
-              <w:top w:val="nil" w:sz="0" w:space="0" w:color="auto"/>
-              <w:left w:val="nil"/>
-              <w:bottom w:val="nil" w:sz="0" w:space="0" w:color="auto"/>
-              <w:right w:val="nil"/>
-            </w:tcBorders>
-            <w:vAlign w:val="center"/>
-          </w:tcPr>
-          <w:p>
-            <w:pPr>
-              <w:jc w:val="left"/>
-            </w:pPr>
-            <w:r>
-              <w:rPr>
-                <w:rFonts w:ascii="Times New Roman" w:hAnsi="Times New Roman" w:eastAsia="宋体" w:cs="Times New Roman"/>
-                <w:sz w:val="18"/>
-                <w:szCs w:val="18"/>
-              </w:rPr>
-              <w:t xml:space="preserve">CPU / 内存</w:t>
-            </w:r>
-          </w:p>
-        </w:tc>
-        <w:tc>
-          <w:tcPr>
-            <w:tcW w:w="4106" w:type="dxa"/>
-            <w:tcBorders>
-              <w:top w:val="nil" w:sz="0" w:space="0" w:color="auto"/>
-              <w:left w:val="nil"/>
-              <w:bottom w:val="nil" w:sz="0" w:space="0" w:color="auto"/>
-              <w:right w:val="nil"/>
-            </w:tcBorders>
-            <w:vAlign w:val="center"/>
-          </w:tcPr>
-          <w:p>
-            <w:pPr>
-              <w:jc w:val="left"/>
-            </w:pPr>
-            <w:r>
-              <w:rPr>
-                <w:rFonts w:ascii="Times New Roman" w:hAnsi="Times New Roman" w:eastAsia="宋体" w:cs="Times New Roman"/>
-                <w:sz w:val="18"/>
-                <w:szCs w:val="18"/>
-                <w:highlight w:val="yellow"/>
-              </w:rPr>
-              <w:t xml:space="preserve">×× 核 / ×× GB</w:t>
-            </w:r>
-          </w:p>
-        </w:tc>
-      </w:tr>
-      <w:tr>
-        <w:trPr>
-          <w:cantSplit/>
-        </w:trPr>
-        <w:tc>
-          <w:tcPr>
-            <w:tcW w:w="1600" w:type="dxa"/>
-            <w:tcBorders>
-              <w:top w:val="nil" w:sz="0" w:space="0" w:color="auto"/>
-              <w:left w:val="nil"/>
-              <w:bottom w:val="nil" w:sz="0" w:space="0" w:color="auto"/>
-              <w:right w:val="nil"/>
-            </w:tcBorders>
-            <w:vAlign w:val="center"/>
-          </w:tcPr>
-          <w:p>
-            <w:pPr>
-              <w:jc w:val="left"/>
-            </w:pPr>
-            <w:r>
-              <w:rPr>
-                <w:rFonts w:ascii="Times New Roman" w:hAnsi="Times New Roman" w:eastAsia="宋体" w:cs="Times New Roman"/>
-                <w:sz w:val="18"/>
-                <w:szCs w:val="18"/>
-              </w:rPr>
-              <w:t xml:space="preserve"/>
-            </w:r>
-          </w:p>
-        </w:tc>
-        <w:tc>
-          <w:tcPr>
-            <w:tcW w:w="2600" w:type="dxa"/>
-            <w:tcBorders>
-              <w:top w:val="nil" w:sz="0" w:space="0" w:color="auto"/>
-              <w:left w:val="nil"/>
-              <w:bottom w:val="nil" w:sz="0" w:space="0" w:color="auto"/>
-              <w:right w:val="nil"/>
-            </w:tcBorders>
-            <w:vAlign w:val="center"/>
-          </w:tcPr>
-          <w:p>
-            <w:pPr>
-              <w:jc w:val="left"/>
-            </w:pPr>
-            <w:r>
-              <w:rPr>
-                <w:rFonts w:ascii="Times New Roman" w:hAnsi="Times New Roman" w:eastAsia="宋体" w:cs="Times New Roman"/>
-                <w:sz w:val="18"/>
-                <w:szCs w:val="18"/>
-              </w:rPr>
-              <w:t xml:space="preserve">操作系统</w:t>
-            </w:r>
-          </w:p>
-        </w:tc>
-        <w:tc>
-          <w:tcPr>
-            <w:tcW w:w="4106" w:type="dxa"/>
-            <w:tcBorders>
-              <w:top w:val="nil" w:sz="0" w:space="0" w:color="auto"/>
-              <w:left w:val="nil"/>
-              <w:bottom w:val="nil" w:sz="0" w:space="0" w:color="auto"/>
-              <w:right w:val="nil"/>
-            </w:tcBorders>
-            <w:vAlign w:val="center"/>
-          </w:tcPr>
-          <w:p>
-            <w:pPr>
-              <w:jc w:val="left"/>
-            </w:pPr>
-            <w:r>
-              <w:rPr>
-                <w:rFonts w:ascii="Times New Roman" w:hAnsi="Times New Roman" w:eastAsia="宋体" w:cs="Times New Roman"/>
-                <w:sz w:val="18"/>
-                <w:szCs w:val="18"/>
-                <w:highlight w:val="yellow"/>
-              </w:rPr>
-              <w:t xml:space="preserve">CentOS ××</w:t>
-            </w:r>
-          </w:p>
-        </w:tc>
-      </w:tr>
-      <w:tr>
-        <w:trPr>
-          <w:cantSplit/>
-        </w:trPr>
-        <w:tc>
-          <w:tcPr>
-            <w:tcW w:w="1600" w:type="dxa"/>
-            <w:tcBorders>
-              <w:top w:val="nil" w:sz="0" w:space="0" w:color="auto"/>
-              <w:left w:val="nil"/>
-              <w:bottom w:val="nil" w:sz="0" w:space="0" w:color="auto"/>
-              <w:right w:val="nil"/>
-            </w:tcBorders>
-            <w:vAlign w:val="center"/>
-          </w:tcPr>
-          <w:p>
-            <w:pPr>
-              <w:jc w:val="left"/>
-            </w:pPr>
-            <w:r>
-              <w:rPr>
-                <w:rFonts w:ascii="Times New Roman" w:hAnsi="Times New Roman" w:eastAsia="宋体" w:cs="Times New Roman"/>
-                <w:sz w:val="18"/>
-                <w:szCs w:val="18"/>
-              </w:rPr>
-              <w:t xml:space="preserve">软件环境</w:t>
-            </w:r>
-          </w:p>
-        </w:tc>
-        <w:tc>
-          <w:tcPr>
-            <w:tcW w:w="2600" w:type="dxa"/>
-            <w:tcBorders>
-              <w:top w:val="nil" w:sz="0" w:space="0" w:color="auto"/>
-              <w:left w:val="nil"/>
-              <w:bottom w:val="nil" w:sz="0" w:space="0" w:color="auto"/>
-              <w:right w:val="nil"/>
-            </w:tcBorders>
-            <w:vAlign w:val="center"/>
-          </w:tcPr>
-          <w:p>
-            <w:pPr>
-              <w:jc w:val="left"/>
-            </w:pPr>
-            <w:r>
-              <w:rPr>
-                <w:rFonts w:ascii="Times New Roman" w:hAnsi="Times New Roman" w:eastAsia="宋体" w:cs="Times New Roman"/>
-                <w:sz w:val="18"/>
-                <w:szCs w:val="18"/>
-              </w:rPr>
-              <w:t xml:space="preserve">JDK</w:t>
-            </w:r>
-          </w:p>
-        </w:tc>
-        <w:tc>
-          <w:tcPr>
-            <w:tcW w:w="4106" w:type="dxa"/>
-            <w:tcBorders>
-              <w:top w:val="nil" w:sz="0" w:space="0" w:color="auto"/>
-              <w:left w:val="nil"/>
-              <w:bottom w:val="nil" w:sz="0" w:space="0" w:color="auto"/>
-              <w:right w:val="nil"/>
-            </w:tcBorders>
-            <w:vAlign w:val="center"/>
-          </w:tcPr>
-          <w:p>
-            <w:pPr>
-              <w:jc w:val="left"/>
-            </w:pPr>
-            <w:r>
-              <w:rPr>
-                <w:rFonts w:ascii="Times New Roman" w:hAnsi="Times New Roman" w:eastAsia="宋体" w:cs="Times New Roman"/>
-                <w:sz w:val="18"/>
-                <w:szCs w:val="18"/>
-                <w:highlight w:val="yellow"/>
-              </w:rPr>
-              <w:t xml:space="preserve">OpenJDK ××</w:t>
-            </w:r>
-          </w:p>
-        </w:tc>
-      </w:tr>
-      <w:tr>
-        <w:trPr>
-          <w:cantSplit/>
-        </w:trPr>
-        <w:tc>
-          <w:tcPr>
-            <w:tcW w:w="1600" w:type="dxa"/>
-            <w:tcBorders>
-              <w:top w:val="nil" w:sz="0" w:space="0" w:color="auto"/>
-              <w:left w:val="nil"/>
-              <w:bottom w:val="nil" w:sz="0" w:space="0" w:color="auto"/>
-              <w:right w:val="nil"/>
-            </w:tcBorders>
-            <w:vAlign w:val="center"/>
-          </w:tcPr>
-          <w:p>
-            <w:pPr>
-              <w:jc w:val="left"/>
-            </w:pPr>
-            <w:r>
-              <w:rPr>
-                <w:rFonts w:ascii="Times New Roman" w:hAnsi="Times New Roman" w:eastAsia="宋体" w:cs="Times New Roman"/>
-                <w:sz w:val="18"/>
-                <w:szCs w:val="18"/>
-              </w:rPr>
-              <w:t xml:space="preserve"/>
-            </w:r>
-          </w:p>
-        </w:tc>
-        <w:tc>
-          <w:tcPr>
-            <w:tcW w:w="2600" w:type="dxa"/>
-            <w:tcBorders>
-              <w:top w:val="nil" w:sz="0" w:space="0" w:color="auto"/>
-              <w:left w:val="nil"/>
-              <w:bottom w:val="nil" w:sz="0" w:space="0" w:color="auto"/>
-              <w:right w:val="nil"/>
-            </w:tcBorders>
-            <w:vAlign w:val="center"/>
-          </w:tcPr>
-          <w:p>
-            <w:pPr>
-              <w:jc w:val="left"/>
-            </w:pPr>
-            <w:r>
-              <w:rPr>
-                <w:rFonts w:ascii="Times New Roman" w:hAnsi="Times New Roman" w:eastAsia="宋体" w:cs="Times New Roman"/>
-                <w:sz w:val="18"/>
-                <w:szCs w:val="18"/>
-              </w:rPr>
-              <w:t xml:space="preserve">Spring Boot / MyBatis</w:t>
-            </w:r>
-          </w:p>
-        </w:tc>
-        <w:tc>
-          <w:tcPr>
-            <w:tcW w:w="4106" w:type="dxa"/>
-            <w:tcBorders>
-              <w:top w:val="nil" w:sz="0" w:space="0" w:color="auto"/>
-              <w:left w:val="nil"/>
-              <w:bottom w:val="nil" w:sz="0" w:space="0" w:color="auto"/>
-              <w:right w:val="nil"/>
-            </w:tcBorders>
-            <w:vAlign w:val="center"/>
-          </w:tcPr>
-          <w:p>
-            <w:pPr>
-              <w:jc w:val="left"/>
-            </w:pPr>
-            <w:r>
-              <w:rPr>
-                <w:rFonts w:ascii="Times New Roman" w:hAnsi="Times New Roman" w:eastAsia="宋体" w:cs="Times New Roman"/>
-                <w:sz w:val="18"/>
-                <w:szCs w:val="18"/>
-                <w:highlight w:val="yellow"/>
-              </w:rPr>
-              <w:t xml:space="preserve">×× / ××</w:t>
-            </w:r>
-          </w:p>
-        </w:tc>
-      </w:tr>
-      <w:tr>
-        <w:trPr>
-          <w:cantSplit/>
-        </w:trPr>
-        <w:tc>
-          <w:tcPr>
-            <w:tcW w:w="1600" w:type="dxa"/>
-            <w:tcBorders>
-              <w:top w:val="nil" w:sz="0" w:space="0" w:color="auto"/>
-              <w:left w:val="nil"/>
-              <w:bottom w:val="nil" w:sz="0" w:space="0" w:color="auto"/>
-              <w:right w:val="nil"/>
-            </w:tcBorders>
-            <w:vAlign w:val="center"/>
-          </w:tcPr>
-          <w:p>
-            <w:pPr>
-              <w:jc w:val="left"/>
-            </w:pPr>
-            <w:r>
-              <w:rPr>
-                <w:rFonts w:ascii="Times New Roman" w:hAnsi="Times New Roman" w:eastAsia="宋体" w:cs="Times New Roman"/>
-                <w:sz w:val="18"/>
-                <w:szCs w:val="18"/>
-              </w:rPr>
-              <w:t xml:space="preserve"/>
-            </w:r>
-          </w:p>
-        </w:tc>
-        <w:tc>
-          <w:tcPr>
-            <w:tcW w:w="2600" w:type="dxa"/>
-            <w:tcBorders>
-              <w:top w:val="nil" w:sz="0" w:space="0" w:color="auto"/>
-              <w:left w:val="nil"/>
-              <w:bottom w:val="nil" w:sz="0" w:space="0" w:color="auto"/>
-              <w:right w:val="nil"/>
-            </w:tcBorders>
-            <w:vAlign w:val="center"/>
-          </w:tcPr>
-          <w:p>
-            <w:pPr>
-              <w:jc w:val="left"/>
-            </w:pPr>
-            <w:r>
-              <w:rPr>
-                <w:rFonts w:ascii="Times New Roman" w:hAnsi="Times New Roman" w:eastAsia="宋体" w:cs="Times New Roman"/>
-                <w:sz w:val="18"/>
-                <w:szCs w:val="18"/>
-              </w:rPr>
-              <w:t xml:space="preserve">数据库</w:t>
-            </w:r>
-          </w:p>
-        </w:tc>
-        <w:tc>
-          <w:tcPr>
-            <w:tcW w:w="4106" w:type="dxa"/>
-            <w:tcBorders>
-              <w:top w:val="nil" w:sz="0" w:space="0" w:color="auto"/>
-              <w:left w:val="nil"/>
-              <w:bottom w:val="nil" w:sz="0" w:space="0" w:color="auto"/>
-              <w:right w:val="nil"/>
-            </w:tcBorders>
-            <w:vAlign w:val="center"/>
-          </w:tcPr>
-          <w:p>
-            <w:pPr>
-              <w:jc w:val="left"/>
-            </w:pPr>
-            <w:r>
-              <w:rPr>
-                <w:rFonts w:ascii="Times New Roman" w:hAnsi="Times New Roman" w:eastAsia="宋体" w:cs="Times New Roman"/>
-                <w:sz w:val="18"/>
-                <w:szCs w:val="18"/>
-              </w:rPr>
-              <w:t xml:space="preserve">MySQL 8.0</w:t>
-            </w:r>
-          </w:p>
-        </w:tc>
-      </w:tr>
-      <w:tr>
-        <w:trPr>
-          <w:cantSplit/>
-        </w:trPr>
-        <w:tc>
-          <w:tcPr>
-            <w:tcW w:w="1600" w:type="dxa"/>
-            <w:tcBorders>
-              <w:top w:val="nil" w:sz="0" w:space="0" w:color="auto"/>
-              <w:left w:val="nil"/>
-              <w:bottom w:val="nil" w:sz="0" w:space="0" w:color="auto"/>
-              <w:right w:val="nil"/>
-            </w:tcBorders>
-            <w:vAlign w:val="center"/>
-          </w:tcPr>
-          <w:p>
-            <w:pPr>
-              <w:jc w:val="left"/>
-            </w:pPr>
-            <w:r>
-              <w:rPr>
-                <w:rFonts w:ascii="Times New Roman" w:hAnsi="Times New Roman" w:eastAsia="宋体" w:cs="Times New Roman"/>
-                <w:sz w:val="18"/>
-                <w:szCs w:val="18"/>
-              </w:rPr>
-              <w:t xml:space="preserve"/>
-            </w:r>
-          </w:p>
-        </w:tc>
-        <w:tc>
-          <w:tcPr>
-            <w:tcW w:w="2600" w:type="dxa"/>
-            <w:tcBorders>
-              <w:top w:val="nil" w:sz="0" w:space="0" w:color="auto"/>
-              <w:left w:val="nil"/>
-              <w:bottom w:val="nil" w:sz="0" w:space="0" w:color="auto"/>
-              <w:right w:val="nil"/>
-            </w:tcBorders>
-            <w:vAlign w:val="center"/>
-          </w:tcPr>
-          <w:p>
-            <w:pPr>
-              <w:jc w:val="left"/>
-            </w:pPr>
-            <w:r>
-              <w:rPr>
-                <w:rFonts w:ascii="Times New Roman" w:hAnsi="Times New Roman" w:eastAsia="宋体" w:cs="Times New Roman"/>
-                <w:sz w:val="18"/>
-                <w:szCs w:val="18"/>
-              </w:rPr>
-              <w:t xml:space="preserve">缓存</w:t>
-            </w:r>
-          </w:p>
-        </w:tc>
-        <w:tc>
-          <w:tcPr>
-            <w:tcW w:w="4106" w:type="dxa"/>
-            <w:tcBorders>
-              <w:top w:val="nil" w:sz="0" w:space="0" w:color="auto"/>
-              <w:left w:val="nil"/>
-              <w:bottom w:val="nil" w:sz="0" w:space="0" w:color="auto"/>
-              <w:right w:val="nil"/>
-            </w:tcBorders>
-            <w:vAlign w:val="center"/>
-          </w:tcPr>
-          <w:p>
-            <w:pPr>
-              <w:jc w:val="left"/>
-            </w:pPr>
-            <w:r>
-              <w:rPr>
-                <w:rFonts w:ascii="Times New Roman" w:hAnsi="Times New Roman" w:eastAsia="宋体" w:cs="Times New Roman"/>
-                <w:sz w:val="18"/>
-                <w:szCs w:val="18"/>
-                <w:highlight w:val="yellow"/>
-              </w:rPr>
-              <w:t xml:space="preserve">Redis ××</w:t>
-            </w:r>
-          </w:p>
-        </w:tc>
-      </w:tr>
-      <w:tr>
-        <w:trPr>
-          <w:cantSplit/>
-        </w:trPr>
-        <w:tc>
-          <w:tcPr>
-            <w:tcW w:w="1600" w:type="dxa"/>
-            <w:tcBorders>
-              <w:top w:val="nil" w:sz="0" w:space="0" w:color="auto"/>
-              <w:left w:val="nil"/>
-              <w:bottom w:val="nil" w:sz="0" w:space="0" w:color="auto"/>
-              <w:right w:val="nil"/>
-            </w:tcBorders>
-            <w:vAlign w:val="center"/>
-          </w:tcPr>
-          <w:p>
-            <w:pPr>
-              <w:jc w:val="left"/>
-            </w:pPr>
-            <w:r>
-              <w:rPr>
-                <w:rFonts w:ascii="Times New Roman" w:hAnsi="Times New Roman" w:eastAsia="宋体" w:cs="Times New Roman"/>
-                <w:sz w:val="18"/>
-                <w:szCs w:val="18"/>
-              </w:rPr>
-              <w:t xml:space="preserve"/>
-            </w:r>
-          </w:p>
-        </w:tc>
-        <w:tc>
-          <w:tcPr>
-            <w:tcW w:w="2600" w:type="dxa"/>
-            <w:tcBorders>
-              <w:top w:val="nil" w:sz="0" w:space="0" w:color="auto"/>
-              <w:left w:val="nil"/>
-              <w:bottom w:val="nil" w:sz="0" w:space="0" w:color="auto"/>
-              <w:right w:val="nil"/>
-            </w:tcBorders>
-            <w:vAlign w:val="center"/>
-          </w:tcPr>
-          <w:p>
-            <w:pPr>
-              <w:jc w:val="left"/>
-            </w:pPr>
-            <w:r>
-              <w:rPr>
-                <w:rFonts w:ascii="Times New Roman" w:hAnsi="Times New Roman" w:eastAsia="宋体" w:cs="Times New Roman"/>
-                <w:sz w:val="18"/>
-                <w:szCs w:val="18"/>
-              </w:rPr>
-              <w:t xml:space="preserve">前端框架</w:t>
-            </w:r>
-          </w:p>
-        </w:tc>
-        <w:tc>
-          <w:tcPr>
-            <w:tcW w:w="4106" w:type="dxa"/>
-            <w:tcBorders>
-              <w:top w:val="nil" w:sz="0" w:space="0" w:color="auto"/>
-              <w:left w:val="nil"/>
-              <w:bottom w:val="nil" w:sz="0" w:space="0" w:color="auto"/>
-              <w:right w:val="nil"/>
-            </w:tcBorders>
-            <w:vAlign w:val="center"/>
-          </w:tcPr>
-          <w:p>
-            <w:pPr>
-              <w:jc w:val="left"/>
-            </w:pPr>
-            <w:r>
-              <w:rPr>
-                <w:rFonts w:ascii="Times New Roman" w:hAnsi="Times New Roman" w:eastAsia="宋体" w:cs="Times New Roman"/>
-                <w:sz w:val="18"/>
-                <w:szCs w:val="18"/>
-                <w:highlight w:val="yellow"/>
-              </w:rPr>
-              <w:t xml:space="preserve">Vue.js ××</w:t>
-            </w:r>
-          </w:p>
-        </w:tc>
-      </w:tr>
-      <w:tr>
-        <w:trPr>
-          <w:cantSplit/>
-        </w:trPr>
-        <w:tc>
-          <w:tcPr>
-            <w:tcW w:w="1600" w:type="dxa"/>
-            <w:tcBorders>
-              <w:top w:val="nil" w:sz="0" w:space="0" w:color="auto"/>
-              <w:left w:val="nil"/>
-              <w:bottom w:val="single" w:sz="12" w:space="0" w:color="auto"/>
-              <w:right w:val="nil"/>
-            </w:tcBorders>
-            <w:vAlign w:val="center"/>
-          </w:tcPr>
-          <w:p>
-            <w:pPr>
-              <w:jc w:val="left"/>
-            </w:pPr>
-            <w:r>
-              <w:rPr>
-                <w:rFonts w:ascii="Times New Roman" w:hAnsi="Times New Roman" w:eastAsia="宋体" w:cs="Times New Roman"/>
-                <w:sz w:val="18"/>
-                <w:szCs w:val="18"/>
-              </w:rPr>
-              <w:t xml:space="preserve">测试工具</w:t>
-            </w:r>
-          </w:p>
-        </w:tc>
-        <w:tc>
-          <w:tcPr>
-            <w:tcW w:w="2600" w:type="dxa"/>
-            <w:tcBorders>
-              <w:top w:val="nil" w:sz="0" w:space="0" w:color="auto"/>
-              <w:left w:val="nil"/>
-              <w:bottom w:val="single" w:sz="12" w:space="0" w:color="auto"/>
-              <w:right w:val="nil"/>
-            </w:tcBorders>
-            <w:vAlign w:val="center"/>
-          </w:tcPr>
-          <w:p>
-            <w:pPr>
-              <w:jc w:val="left"/>
-            </w:pPr>
-            <w:r>
-              <w:rPr>
-                <w:rFonts w:ascii="Times New Roman" w:hAnsi="Times New Roman" w:eastAsia="宋体" w:cs="Times New Roman"/>
-                <w:sz w:val="18"/>
-                <w:szCs w:val="18"/>
-              </w:rPr>
-              <w:t xml:space="preserve">性能测试</w:t>
-            </w:r>
-          </w:p>
-        </w:tc>
-        <w:tc>
-          <w:tcPr>
-            <w:tcW w:w="4106" w:type="dxa"/>
-            <w:tcBorders>
-              <w:top w:val="nil" w:sz="0" w:space="0" w:color="auto"/>
-              <w:left w:val="nil"/>
-              <w:bottom w:val="single" w:sz="12" w:space="0" w:color="auto"/>
-              <w:right w:val="nil"/>
-            </w:tcBorders>
-            <w:vAlign w:val="center"/>
-          </w:tcPr>
-          <w:p>
-            <w:pPr>
-              <w:jc w:val="left"/>
-            </w:pPr>
-            <w:r>
-              <w:rPr>
-                <w:rFonts w:ascii="Times New Roman" w:hAnsi="Times New Roman" w:eastAsia="宋体" w:cs="Times New Roman"/>
-                <w:sz w:val="18"/>
-                <w:szCs w:val="18"/>
-                <w:highlight w:val="yellow"/>
-              </w:rPr>
-              <w:t xml:space="preserve">Apache JMeter ××</w:t>
-            </w:r>
-          </w:p>
-        </w:tc>
-      </w:tr>
-    </w:tbl>
-    <w:p>
-      <w:pPr>
-        <w:keepNext/>
-        <w:keepLines/>
-        <w:spacing w:beforeLines="30" w:before="90" w:afterLines="20" w:after="60"/>
-        <w:outlineLvl w:val="1"/>
-      </w:pPr>
-      <w:r>
-        <w:rPr>
-          <w:rFonts w:ascii="Times New Roman" w:hAnsi="Times New Roman" w:eastAsia="黑体" w:cs="Times New Roman"/>
-          <w:sz w:val="21"/>
-          <w:szCs w:val="21"/>
-        </w:rPr>
-        <w:t xml:space="preserve">6.2  功能测试</w:t>
-      </w:r>
-    </w:p>
-    <w:p>
-      <w:pPr>
-        <w:spacing w:beforeLines="8" w:before="24" w:line="300" w:lineRule="auto"/>
-        <w:ind w:firstLineChars="200" w:firstLine="420"/>
-      </w:pPr>
-      <w:r>
-        <w:rPr>
-          <w:rFonts w:ascii="Times New Roman" w:hAnsi="Times New Roman" w:eastAsia="宋体" w:cs="Times New Roman"/>
-          <w:sz w:val="21"/>
-          <w:szCs w:val="21"/>
-        </w:rPr>
-        <w:t xml:space="preserve">按五大功能模块设计测试用例，覆盖正常流程、边界条件与异常输入，测试结果如表 6 所示。</w:t>
-      </w:r>
-    </w:p>
-    <w:p>
-      <w:pPr>
-        <w:keepNext/>
-        <w:keepLines/>
-        <w:spacing w:beforeLines="15" w:before="45" w:afterLines="8" w:after="24"/>
-        <w:jc w:val="center"/>
-      </w:pPr>
-      <w:r>
-        <w:rPr>
-          <w:rFonts w:ascii="Times New Roman" w:hAnsi="Times New Roman" w:eastAsia="黑体" w:cs="Times New Roman"/>
-          <w:sz w:val="18"/>
-          <w:szCs w:val="18"/>
-        </w:rPr>
-        <w:t xml:space="preserve">表 6  功能测试结果</w:t>
+        <w:t xml:space="preserve">表 3  核心接口性能测试结果</w:t>
       </w:r>
     </w:p>
     <w:tbl>
@@ -9683,10 +5276,11 @@
       </w:tblPr>
       <w:tblGrid>
         <w:gridCol w:w="1300"/>
-        <w:gridCol w:w="900"/>
-        <w:gridCol w:w="900"/>
+        <w:gridCol w:w="1500"/>
+        <w:gridCol w:w="1400"/>
+        <w:gridCol w:w="1500"/>
         <w:gridCol w:w="1100"/>
-        <w:gridCol w:w="4106"/>
+        <w:gridCol w:w="1506"/>
       </w:tblGrid>
       <w:tr>
         <w:trPr>
@@ -9716,13 +5310,13 @@
                 <w:sz w:val="18"/>
                 <w:szCs w:val="18"/>
               </w:rPr>
-              <w:t xml:space="preserve">功能模块</w:t>
-            </w:r>
-          </w:p>
-        </w:tc>
-        <w:tc>
-          <w:tcPr>
-            <w:tcW w:w="900" w:type="dxa"/>
+              <w:t xml:space="preserve">并发用户数</w:t>
+            </w:r>
+          </w:p>
+        </w:tc>
+        <w:tc>
+          <w:tcPr>
+            <w:tcW w:w="1500" w:type="dxa"/>
             <w:tcBorders>
               <w:top w:val="single" w:sz="12" w:space="0" w:color="auto"/>
               <w:left w:val="nil"/>
@@ -9743,13 +5337,13 @@
                 <w:sz w:val="18"/>
                 <w:szCs w:val="18"/>
               </w:rPr>
-              <w:t xml:space="preserve">用例数</w:t>
-            </w:r>
-          </w:p>
-        </w:tc>
-        <w:tc>
-          <w:tcPr>
-            <w:tcW w:w="900" w:type="dxa"/>
+              <w:t xml:space="preserve">平均响应 / ms</w:t>
+            </w:r>
+          </w:p>
+        </w:tc>
+        <w:tc>
+          <w:tcPr>
+            <w:tcW w:w="1400" w:type="dxa"/>
             <w:tcBorders>
               <w:top w:val="single" w:sz="12" w:space="0" w:color="auto"/>
               <w:left w:val="nil"/>
@@ -9770,13 +5364,13 @@
                 <w:sz w:val="18"/>
                 <w:szCs w:val="18"/>
               </w:rPr>
-              <w:t xml:space="preserve">通过数</w:t>
-            </w:r>
-          </w:p>
-        </w:tc>
-        <w:tc>
-          <w:tcPr>
-            <w:tcW w:w="1100" w:type="dxa"/>
+              <w:t xml:space="preserve">95% 响应 / ms</w:t>
+            </w:r>
+          </w:p>
+        </w:tc>
+        <w:tc>
+          <w:tcPr>
+            <w:tcW w:w="1500" w:type="dxa"/>
             <w:tcBorders>
               <w:top w:val="single" w:sz="12" w:space="0" w:color="auto"/>
               <w:left w:val="nil"/>
@@ -9797,13 +5391,13 @@
                 <w:sz w:val="18"/>
                 <w:szCs w:val="18"/>
               </w:rPr>
-              <w:t xml:space="preserve">通过率 / %</w:t>
-            </w:r>
-          </w:p>
-        </w:tc>
-        <w:tc>
-          <w:tcPr>
-            <w:tcW w:w="4106" w:type="dxa"/>
+              <w:t xml:space="preserve">吞吐量 / (次·s⁻¹)</w:t>
+            </w:r>
+          </w:p>
+        </w:tc>
+        <w:tc>
+          <w:tcPr>
+            <w:tcW w:w="1100" w:type="dxa"/>
             <w:tcBorders>
               <w:top w:val="single" w:sz="12" w:space="0" w:color="auto"/>
               <w:left w:val="nil"/>
@@ -9824,7 +5418,34 @@
                 <w:sz w:val="18"/>
                 <w:szCs w:val="18"/>
               </w:rPr>
-              <w:t xml:space="preserve">主要覆盖场景</w:t>
+              <w:t xml:space="preserve">错误率 / %</w:t>
+            </w:r>
+          </w:p>
+        </w:tc>
+        <w:tc>
+          <w:tcPr>
+            <w:tcW w:w="1506" w:type="dxa"/>
+            <w:tcBorders>
+              <w:top w:val="single" w:sz="12" w:space="0" w:color="auto"/>
+              <w:left w:val="nil"/>
+              <w:bottom w:val="single" w:sz="6" w:space="0" w:color="auto"/>
+              <w:right w:val="nil"/>
+            </w:tcBorders>
+            <w:vAlign w:val="center"/>
+          </w:tcPr>
+          <w:p>
+            <w:pPr>
+              <w:jc w:val="center"/>
+            </w:pPr>
+            <w:r>
+              <w:rPr>
+                <w:rFonts w:ascii="Times New Roman" w:hAnsi="Times New Roman" w:eastAsia="宋体" w:cs="Times New Roman"/>
+                <w:b/>
+                <w:bCs/>
+                <w:sz w:val="18"/>
+                <w:szCs w:val="18"/>
+              </w:rPr>
+              <w:t xml:space="preserve">关闭缓存平均响应 / ms</w:t>
             </w:r>
           </w:p>
         </w:tc>
@@ -9846,21 +5467,21 @@
           </w:tcPr>
           <w:p>
             <w:pPr>
-              <w:jc w:val="left"/>
-            </w:pPr>
-            <w:r>
-              <w:rPr>
-                <w:rFonts w:ascii="Times New Roman" w:hAnsi="Times New Roman" w:eastAsia="宋体" w:cs="Times New Roman"/>
-                <w:sz w:val="18"/>
-                <w:szCs w:val="18"/>
-              </w:rPr>
-              <w:t xml:space="preserve">积分管理</w:t>
-            </w:r>
-          </w:p>
-        </w:tc>
-        <w:tc>
-          <w:tcPr>
-            <w:tcW w:w="900" w:type="dxa"/>
+              <w:jc w:val="center"/>
+            </w:pPr>
+            <w:r>
+              <w:rPr>
+                <w:rFonts w:ascii="Times New Roman" w:hAnsi="Times New Roman" w:eastAsia="宋体" w:cs="Times New Roman"/>
+                <w:sz w:val="18"/>
+                <w:szCs w:val="18"/>
+              </w:rPr>
+              <w:t xml:space="preserve">50</w:t>
+            </w:r>
+          </w:p>
+        </w:tc>
+        <w:tc>
+          <w:tcPr>
+            <w:tcW w:w="1500" w:type="dxa"/>
             <w:tcBorders>
               <w:top w:val="nil" w:sz="0" w:space="0" w:color="auto"/>
               <w:left w:val="nil"/>
@@ -9886,7 +5507,7 @@
         </w:tc>
         <w:tc>
           <w:tcPr>
-            <w:tcW w:w="900" w:type="dxa"/>
+            <w:tcW w:w="1400" w:type="dxa"/>
             <w:tcBorders>
               <w:top w:val="nil" w:sz="0" w:space="0" w:color="auto"/>
               <w:left w:val="nil"/>
@@ -9912,6 +5533,32 @@
         </w:tc>
         <w:tc>
           <w:tcPr>
+            <w:tcW w:w="1500" w:type="dxa"/>
+            <w:tcBorders>
+              <w:top w:val="nil" w:sz="0" w:space="0" w:color="auto"/>
+              <w:left w:val="nil"/>
+              <w:bottom w:val="nil" w:sz="0" w:space="0" w:color="auto"/>
+              <w:right w:val="nil"/>
+            </w:tcBorders>
+            <w:vAlign w:val="center"/>
+          </w:tcPr>
+          <w:p>
+            <w:pPr>
+              <w:jc w:val="center"/>
+            </w:pPr>
+            <w:r>
+              <w:rPr>
+                <w:rFonts w:ascii="Times New Roman" w:hAnsi="Times New Roman" w:eastAsia="宋体" w:cs="Times New Roman"/>
+                <w:sz w:val="18"/>
+                <w:szCs w:val="18"/>
+                <w:highlight w:val="yellow"/>
+              </w:rPr>
+              <w:t xml:space="preserve">××</w:t>
+            </w:r>
+          </w:p>
+        </w:tc>
+        <w:tc>
+          <w:tcPr>
             <w:tcW w:w="1100" w:type="dxa"/>
             <w:tcBorders>
               <w:top w:val="nil" w:sz="0" w:space="0" w:color="auto"/>
@@ -9938,7 +5585,7 @@
         </w:tc>
         <w:tc>
           <w:tcPr>
-            <w:tcW w:w="4106" w:type="dxa"/>
+            <w:tcW w:w="1506" w:type="dxa"/>
             <w:tcBorders>
               <w:top w:val="nil" w:sz="0" w:space="0" w:color="auto"/>
               <w:left w:val="nil"/>
@@ -9949,15 +5596,16 @@
           </w:tcPr>
           <w:p>
             <w:pPr>
-              <w:jc w:val="left"/>
-            </w:pPr>
-            <w:r>
-              <w:rPr>
-                <w:rFonts w:ascii="Times New Roman" w:hAnsi="Times New Roman" w:eastAsia="宋体" w:cs="Times New Roman"/>
-                <w:sz w:val="18"/>
-                <w:szCs w:val="18"/>
-              </w:rPr>
-              <w:t xml:space="preserve">规则配置、分值核算、年度上限校验、重复申报拦截</w:t>
+              <w:jc w:val="center"/>
+            </w:pPr>
+            <w:r>
+              <w:rPr>
+                <w:rFonts w:ascii="Times New Roman" w:hAnsi="Times New Roman" w:eastAsia="宋体" w:cs="Times New Roman"/>
+                <w:sz w:val="18"/>
+                <w:szCs w:val="18"/>
+                <w:highlight w:val="yellow"/>
+              </w:rPr>
+              <w:t xml:space="preserve">××</w:t>
             </w:r>
           </w:p>
         </w:tc>
@@ -9979,21 +5627,21 @@
           </w:tcPr>
           <w:p>
             <w:pPr>
-              <w:jc w:val="left"/>
-            </w:pPr>
-            <w:r>
-              <w:rPr>
-                <w:rFonts w:ascii="Times New Roman" w:hAnsi="Times New Roman" w:eastAsia="宋体" w:cs="Times New Roman"/>
-                <w:sz w:val="18"/>
-                <w:szCs w:val="18"/>
-              </w:rPr>
-              <w:t xml:space="preserve">人才画像</w:t>
-            </w:r>
-          </w:p>
-        </w:tc>
-        <w:tc>
-          <w:tcPr>
-            <w:tcW w:w="900" w:type="dxa"/>
+              <w:jc w:val="center"/>
+            </w:pPr>
+            <w:r>
+              <w:rPr>
+                <w:rFonts w:ascii="Times New Roman" w:hAnsi="Times New Roman" w:eastAsia="宋体" w:cs="Times New Roman"/>
+                <w:sz w:val="18"/>
+                <w:szCs w:val="18"/>
+              </w:rPr>
+              <w:t xml:space="preserve">100</w:t>
+            </w:r>
+          </w:p>
+        </w:tc>
+        <w:tc>
+          <w:tcPr>
+            <w:tcW w:w="1500" w:type="dxa"/>
             <w:tcBorders>
               <w:top w:val="nil" w:sz="0" w:space="0" w:color="auto"/>
               <w:left w:val="nil"/>
@@ -10019,7 +5667,7 @@
         </w:tc>
         <w:tc>
           <w:tcPr>
-            <w:tcW w:w="900" w:type="dxa"/>
+            <w:tcW w:w="1400" w:type="dxa"/>
             <w:tcBorders>
               <w:top w:val="nil" w:sz="0" w:space="0" w:color="auto"/>
               <w:left w:val="nil"/>
@@ -10045,6 +5693,32 @@
         </w:tc>
         <w:tc>
           <w:tcPr>
+            <w:tcW w:w="1500" w:type="dxa"/>
+            <w:tcBorders>
+              <w:top w:val="nil" w:sz="0" w:space="0" w:color="auto"/>
+              <w:left w:val="nil"/>
+              <w:bottom w:val="nil" w:sz="0" w:space="0" w:color="auto"/>
+              <w:right w:val="nil"/>
+            </w:tcBorders>
+            <w:vAlign w:val="center"/>
+          </w:tcPr>
+          <w:p>
+            <w:pPr>
+              <w:jc w:val="center"/>
+            </w:pPr>
+            <w:r>
+              <w:rPr>
+                <w:rFonts w:ascii="Times New Roman" w:hAnsi="Times New Roman" w:eastAsia="宋体" w:cs="Times New Roman"/>
+                <w:sz w:val="18"/>
+                <w:szCs w:val="18"/>
+                <w:highlight w:val="yellow"/>
+              </w:rPr>
+              <w:t xml:space="preserve">××</w:t>
+            </w:r>
+          </w:p>
+        </w:tc>
+        <w:tc>
+          <w:tcPr>
             <w:tcW w:w="1100" w:type="dxa"/>
             <w:tcBorders>
               <w:top w:val="nil" w:sz="0" w:space="0" w:color="auto"/>
@@ -10071,7 +5745,7 @@
         </w:tc>
         <w:tc>
           <w:tcPr>
-            <w:tcW w:w="4106" w:type="dxa"/>
+            <w:tcW w:w="1506" w:type="dxa"/>
             <w:tcBorders>
               <w:top w:val="nil" w:sz="0" w:space="0" w:color="auto"/>
               <w:left w:val="nil"/>
@@ -10082,15 +5756,16 @@
           </w:tcPr>
           <w:p>
             <w:pPr>
-              <w:jc w:val="left"/>
-            </w:pPr>
-            <w:r>
-              <w:rPr>
-                <w:rFonts w:ascii="Times New Roman" w:hAnsi="Times New Roman" w:eastAsia="宋体" w:cs="Times New Roman"/>
-                <w:sz w:val="18"/>
-                <w:szCs w:val="18"/>
-              </w:rPr>
-              <w:t xml:space="preserve">标签生成、权重更新、低权重标签清理、画像渲染</w:t>
+              <w:jc w:val="center"/>
+            </w:pPr>
+            <w:r>
+              <w:rPr>
+                <w:rFonts w:ascii="Times New Roman" w:hAnsi="Times New Roman" w:eastAsia="宋体" w:cs="Times New Roman"/>
+                <w:sz w:val="18"/>
+                <w:szCs w:val="18"/>
+                <w:highlight w:val="yellow"/>
+              </w:rPr>
+              <w:t xml:space="preserve">××</w:t>
             </w:r>
           </w:p>
         </w:tc>
@@ -10112,21 +5787,21 @@
           </w:tcPr>
           <w:p>
             <w:pPr>
-              <w:jc w:val="left"/>
-            </w:pPr>
-            <w:r>
-              <w:rPr>
-                <w:rFonts w:ascii="Times New Roman" w:hAnsi="Times New Roman" w:eastAsia="宋体" w:cs="Times New Roman"/>
-                <w:sz w:val="18"/>
-                <w:szCs w:val="18"/>
-              </w:rPr>
-              <w:t xml:space="preserve">统计分析</w:t>
-            </w:r>
-          </w:p>
-        </w:tc>
-        <w:tc>
-          <w:tcPr>
-            <w:tcW w:w="900" w:type="dxa"/>
+              <w:jc w:val="center"/>
+            </w:pPr>
+            <w:r>
+              <w:rPr>
+                <w:rFonts w:ascii="Times New Roman" w:hAnsi="Times New Roman" w:eastAsia="宋体" w:cs="Times New Roman"/>
+                <w:sz w:val="18"/>
+                <w:szCs w:val="18"/>
+              </w:rPr>
+              <w:t xml:space="preserve">200</w:t>
+            </w:r>
+          </w:p>
+        </w:tc>
+        <w:tc>
+          <w:tcPr>
+            <w:tcW w:w="1500" w:type="dxa"/>
             <w:tcBorders>
               <w:top w:val="nil" w:sz="0" w:space="0" w:color="auto"/>
               <w:left w:val="nil"/>
@@ -10152,7 +5827,7 @@
         </w:tc>
         <w:tc>
           <w:tcPr>
-            <w:tcW w:w="900" w:type="dxa"/>
+            <w:tcW w:w="1400" w:type="dxa"/>
             <w:tcBorders>
               <w:top w:val="nil" w:sz="0" w:space="0" w:color="auto"/>
               <w:left w:val="nil"/>
@@ -10178,6 +5853,32 @@
         </w:tc>
         <w:tc>
           <w:tcPr>
+            <w:tcW w:w="1500" w:type="dxa"/>
+            <w:tcBorders>
+              <w:top w:val="nil" w:sz="0" w:space="0" w:color="auto"/>
+              <w:left w:val="nil"/>
+              <w:bottom w:val="nil" w:sz="0" w:space="0" w:color="auto"/>
+              <w:right w:val="nil"/>
+            </w:tcBorders>
+            <w:vAlign w:val="center"/>
+          </w:tcPr>
+          <w:p>
+            <w:pPr>
+              <w:jc w:val="center"/>
+            </w:pPr>
+            <w:r>
+              <w:rPr>
+                <w:rFonts w:ascii="Times New Roman" w:hAnsi="Times New Roman" w:eastAsia="宋体" w:cs="Times New Roman"/>
+                <w:sz w:val="18"/>
+                <w:szCs w:val="18"/>
+                <w:highlight w:val="yellow"/>
+              </w:rPr>
+              <w:t xml:space="preserve">××</w:t>
+            </w:r>
+          </w:p>
+        </w:tc>
+        <w:tc>
+          <w:tcPr>
             <w:tcW w:w="1100" w:type="dxa"/>
             <w:tcBorders>
               <w:top w:val="nil" w:sz="0" w:space="0" w:color="auto"/>
@@ -10204,7 +5905,7 @@
         </w:tc>
         <w:tc>
           <w:tcPr>
-            <w:tcW w:w="4106" w:type="dxa"/>
+            <w:tcW w:w="1506" w:type="dxa"/>
             <w:tcBorders>
               <w:top w:val="nil" w:sz="0" w:space="0" w:color="auto"/>
               <w:left w:val="nil"/>
@@ -10215,15 +5916,16 @@
           </w:tcPr>
           <w:p>
             <w:pPr>
-              <w:jc w:val="left"/>
-            </w:pPr>
-            <w:r>
-              <w:rPr>
-                <w:rFonts w:ascii="Times New Roman" w:hAnsi="Times New Roman" w:eastAsia="宋体" w:cs="Times New Roman"/>
-                <w:sz w:val="18"/>
-                <w:szCs w:val="18"/>
-              </w:rPr>
-              <w:t xml:space="preserve">多维交叉统计、排行榜、数据下钻</w:t>
+              <w:jc w:val="center"/>
+            </w:pPr>
+            <w:r>
+              <w:rPr>
+                <w:rFonts w:ascii="Times New Roman" w:hAnsi="Times New Roman" w:eastAsia="宋体" w:cs="Times New Roman"/>
+                <w:sz w:val="18"/>
+                <w:szCs w:val="18"/>
+                <w:highlight w:val="yellow"/>
+              </w:rPr>
+              <w:t xml:space="preserve">××</w:t>
             </w:r>
           </w:p>
         </w:tc>
@@ -10238,32 +5940,32 @@
             <w:tcBorders>
               <w:top w:val="nil" w:sz="0" w:space="0" w:color="auto"/>
               <w:left w:val="nil"/>
-              <w:bottom w:val="nil" w:sz="0" w:space="0" w:color="auto"/>
-              <w:right w:val="nil"/>
-            </w:tcBorders>
-            <w:vAlign w:val="center"/>
-          </w:tcPr>
-          <w:p>
-            <w:pPr>
-              <w:jc w:val="left"/>
-            </w:pPr>
-            <w:r>
-              <w:rPr>
-                <w:rFonts w:ascii="Times New Roman" w:hAnsi="Times New Roman" w:eastAsia="宋体" w:cs="Times New Roman"/>
-                <w:sz w:val="18"/>
-                <w:szCs w:val="18"/>
-              </w:rPr>
-              <w:t xml:space="preserve">申报审核</w:t>
-            </w:r>
-          </w:p>
-        </w:tc>
-        <w:tc>
-          <w:tcPr>
-            <w:tcW w:w="900" w:type="dxa"/>
+              <w:bottom w:val="single" w:sz="12" w:space="0" w:color="auto"/>
+              <w:right w:val="nil"/>
+            </w:tcBorders>
+            <w:vAlign w:val="center"/>
+          </w:tcPr>
+          <w:p>
+            <w:pPr>
+              <w:jc w:val="center"/>
+            </w:pPr>
+            <w:r>
+              <w:rPr>
+                <w:rFonts w:ascii="Times New Roman" w:hAnsi="Times New Roman" w:eastAsia="宋体" w:cs="Times New Roman"/>
+                <w:sz w:val="18"/>
+                <w:szCs w:val="18"/>
+              </w:rPr>
+              <w:t xml:space="preserve">500</w:t>
+            </w:r>
+          </w:p>
+        </w:tc>
+        <w:tc>
+          <w:tcPr>
+            <w:tcW w:w="1500" w:type="dxa"/>
             <w:tcBorders>
               <w:top w:val="nil" w:sz="0" w:space="0" w:color="auto"/>
               <w:left w:val="nil"/>
-              <w:bottom w:val="nil" w:sz="0" w:space="0" w:color="auto"/>
+              <w:bottom w:val="single" w:sz="12" w:space="0" w:color="auto"/>
               <w:right w:val="nil"/>
             </w:tcBorders>
             <w:vAlign w:val="center"/>
@@ -10285,11 +5987,11 @@
         </w:tc>
         <w:tc>
           <w:tcPr>
-            <w:tcW w:w="900" w:type="dxa"/>
+            <w:tcW w:w="1400" w:type="dxa"/>
             <w:tcBorders>
               <w:top w:val="nil" w:sz="0" w:space="0" w:color="auto"/>
               <w:left w:val="nil"/>
-              <w:bottom w:val="nil" w:sz="0" w:space="0" w:color="auto"/>
+              <w:bottom w:val="single" w:sz="12" w:space="0" w:color="auto"/>
               <w:right w:val="nil"/>
             </w:tcBorders>
             <w:vAlign w:val="center"/>
@@ -10311,11 +6013,37 @@
         </w:tc>
         <w:tc>
           <w:tcPr>
+            <w:tcW w:w="1500" w:type="dxa"/>
+            <w:tcBorders>
+              <w:top w:val="nil" w:sz="0" w:space="0" w:color="auto"/>
+              <w:left w:val="nil"/>
+              <w:bottom w:val="single" w:sz="12" w:space="0" w:color="auto"/>
+              <w:right w:val="nil"/>
+            </w:tcBorders>
+            <w:vAlign w:val="center"/>
+          </w:tcPr>
+          <w:p>
+            <w:pPr>
+              <w:jc w:val="center"/>
+            </w:pPr>
+            <w:r>
+              <w:rPr>
+                <w:rFonts w:ascii="Times New Roman" w:hAnsi="Times New Roman" w:eastAsia="宋体" w:cs="Times New Roman"/>
+                <w:sz w:val="18"/>
+                <w:szCs w:val="18"/>
+                <w:highlight w:val="yellow"/>
+              </w:rPr>
+              <w:t xml:space="preserve">××</w:t>
+            </w:r>
+          </w:p>
+        </w:tc>
+        <w:tc>
+          <w:tcPr>
             <w:tcW w:w="1100" w:type="dxa"/>
             <w:tcBorders>
               <w:top w:val="nil" w:sz="0" w:space="0" w:color="auto"/>
               <w:left w:val="nil"/>
-              <w:bottom w:val="nil" w:sz="0" w:space="0" w:color="auto"/>
+              <w:bottom w:val="single" w:sz="12" w:space="0" w:color="auto"/>
               <w:right w:val="nil"/>
             </w:tcBorders>
             <w:vAlign w:val="center"/>
@@ -10337,66 +6065,11 @@
         </w:tc>
         <w:tc>
           <w:tcPr>
-            <w:tcW w:w="4106" w:type="dxa"/>
+            <w:tcW w:w="1506" w:type="dxa"/>
             <w:tcBorders>
               <w:top w:val="nil" w:sz="0" w:space="0" w:color="auto"/>
               <w:left w:val="nil"/>
-              <w:bottom w:val="nil" w:sz="0" w:space="0" w:color="auto"/>
-              <w:right w:val="nil"/>
-            </w:tcBorders>
-            <w:vAlign w:val="center"/>
-          </w:tcPr>
-          <w:p>
-            <w:pPr>
-              <w:jc w:val="left"/>
-            </w:pPr>
-            <w:r>
-              <w:rPr>
-                <w:rFonts w:ascii="Times New Roman" w:hAnsi="Times New Roman" w:eastAsia="宋体" w:cs="Times New Roman"/>
-                <w:sz w:val="18"/>
-                <w:szCs w:val="18"/>
-              </w:rPr>
-              <w:t xml:space="preserve">状态流转、越权拦截、驳回重提、终审触发计分</w:t>
-            </w:r>
-          </w:p>
-        </w:tc>
-      </w:tr>
-      <w:tr>
-        <w:trPr>
-          <w:cantSplit/>
-        </w:trPr>
-        <w:tc>
-          <w:tcPr>
-            <w:tcW w:w="1300" w:type="dxa"/>
-            <w:tcBorders>
-              <w:top w:val="nil" w:sz="0" w:space="0" w:color="auto"/>
-              <w:left w:val="nil"/>
-              <w:bottom w:val="nil" w:sz="0" w:space="0" w:color="auto"/>
-              <w:right w:val="nil"/>
-            </w:tcBorders>
-            <w:vAlign w:val="center"/>
-          </w:tcPr>
-          <w:p>
-            <w:pPr>
-              <w:jc w:val="left"/>
-            </w:pPr>
-            <w:r>
-              <w:rPr>
-                <w:rFonts w:ascii="Times New Roman" w:hAnsi="Times New Roman" w:eastAsia="宋体" w:cs="Times New Roman"/>
-                <w:sz w:val="18"/>
-                <w:szCs w:val="18"/>
-              </w:rPr>
-              <w:t xml:space="preserve">系统管理</w:t>
-            </w:r>
-          </w:p>
-        </w:tc>
-        <w:tc>
-          <w:tcPr>
-            <w:tcW w:w="900" w:type="dxa"/>
-            <w:tcBorders>
-              <w:top w:val="nil" w:sz="0" w:space="0" w:color="auto"/>
-              <w:left w:val="nil"/>
-              <w:bottom w:val="nil" w:sz="0" w:space="0" w:color="auto"/>
+              <w:bottom w:val="single" w:sz="12" w:space="0" w:color="auto"/>
               <w:right w:val="nil"/>
             </w:tcBorders>
             <w:vAlign w:val="center"/>
@@ -10413,216 +6086,6 @@
                 <w:highlight w:val="yellow"/>
               </w:rPr>
               <w:t xml:space="preserve">××</w:t>
-            </w:r>
-          </w:p>
-        </w:tc>
-        <w:tc>
-          <w:tcPr>
-            <w:tcW w:w="900" w:type="dxa"/>
-            <w:tcBorders>
-              <w:top w:val="nil" w:sz="0" w:space="0" w:color="auto"/>
-              <w:left w:val="nil"/>
-              <w:bottom w:val="nil" w:sz="0" w:space="0" w:color="auto"/>
-              <w:right w:val="nil"/>
-            </w:tcBorders>
-            <w:vAlign w:val="center"/>
-          </w:tcPr>
-          <w:p>
-            <w:pPr>
-              <w:jc w:val="center"/>
-            </w:pPr>
-            <w:r>
-              <w:rPr>
-                <w:rFonts w:ascii="Times New Roman" w:hAnsi="Times New Roman" w:eastAsia="宋体" w:cs="Times New Roman"/>
-                <w:sz w:val="18"/>
-                <w:szCs w:val="18"/>
-                <w:highlight w:val="yellow"/>
-              </w:rPr>
-              <w:t xml:space="preserve">××</w:t>
-            </w:r>
-          </w:p>
-        </w:tc>
-        <w:tc>
-          <w:tcPr>
-            <w:tcW w:w="1100" w:type="dxa"/>
-            <w:tcBorders>
-              <w:top w:val="nil" w:sz="0" w:space="0" w:color="auto"/>
-              <w:left w:val="nil"/>
-              <w:bottom w:val="nil" w:sz="0" w:space="0" w:color="auto"/>
-              <w:right w:val="nil"/>
-            </w:tcBorders>
-            <w:vAlign w:val="center"/>
-          </w:tcPr>
-          <w:p>
-            <w:pPr>
-              <w:jc w:val="center"/>
-            </w:pPr>
-            <w:r>
-              <w:rPr>
-                <w:rFonts w:ascii="Times New Roman" w:hAnsi="Times New Roman" w:eastAsia="宋体" w:cs="Times New Roman"/>
-                <w:sz w:val="18"/>
-                <w:szCs w:val="18"/>
-                <w:highlight w:val="yellow"/>
-              </w:rPr>
-              <w:t xml:space="preserve">××</w:t>
-            </w:r>
-          </w:p>
-        </w:tc>
-        <w:tc>
-          <w:tcPr>
-            <w:tcW w:w="4106" w:type="dxa"/>
-            <w:tcBorders>
-              <w:top w:val="nil" w:sz="0" w:space="0" w:color="auto"/>
-              <w:left w:val="nil"/>
-              <w:bottom w:val="nil" w:sz="0" w:space="0" w:color="auto"/>
-              <w:right w:val="nil"/>
-            </w:tcBorders>
-            <w:vAlign w:val="center"/>
-          </w:tcPr>
-          <w:p>
-            <w:pPr>
-              <w:jc w:val="left"/>
-            </w:pPr>
-            <w:r>
-              <w:rPr>
-                <w:rFonts w:ascii="Times New Roman" w:hAnsi="Times New Roman" w:eastAsia="宋体" w:cs="Times New Roman"/>
-                <w:sz w:val="18"/>
-                <w:szCs w:val="18"/>
-              </w:rPr>
-              <w:t xml:space="preserve">角色授权、令牌过期与刷新、审计日志</w:t>
-            </w:r>
-          </w:p>
-        </w:tc>
-      </w:tr>
-      <w:tr>
-        <w:trPr>
-          <w:cantSplit/>
-        </w:trPr>
-        <w:tc>
-          <w:tcPr>
-            <w:tcW w:w="1300" w:type="dxa"/>
-            <w:tcBorders>
-              <w:top w:val="nil" w:sz="0" w:space="0" w:color="auto"/>
-              <w:left w:val="nil"/>
-              <w:bottom w:val="single" w:sz="12" w:space="0" w:color="auto"/>
-              <w:right w:val="nil"/>
-            </w:tcBorders>
-            <w:vAlign w:val="center"/>
-          </w:tcPr>
-          <w:p>
-            <w:pPr>
-              <w:jc w:val="left"/>
-            </w:pPr>
-            <w:r>
-              <w:rPr>
-                <w:rFonts w:ascii="Times New Roman" w:hAnsi="Times New Roman" w:eastAsia="宋体" w:cs="Times New Roman"/>
-                <w:sz w:val="18"/>
-                <w:szCs w:val="18"/>
-              </w:rPr>
-              <w:t xml:space="preserve">合计</w:t>
-            </w:r>
-          </w:p>
-        </w:tc>
-        <w:tc>
-          <w:tcPr>
-            <w:tcW w:w="900" w:type="dxa"/>
-            <w:tcBorders>
-              <w:top w:val="nil" w:sz="0" w:space="0" w:color="auto"/>
-              <w:left w:val="nil"/>
-              <w:bottom w:val="single" w:sz="12" w:space="0" w:color="auto"/>
-              <w:right w:val="nil"/>
-            </w:tcBorders>
-            <w:vAlign w:val="center"/>
-          </w:tcPr>
-          <w:p>
-            <w:pPr>
-              <w:jc w:val="center"/>
-            </w:pPr>
-            <w:r>
-              <w:rPr>
-                <w:rFonts w:ascii="Times New Roman" w:hAnsi="Times New Roman" w:eastAsia="宋体" w:cs="Times New Roman"/>
-                <w:sz w:val="18"/>
-                <w:szCs w:val="18"/>
-                <w:highlight w:val="yellow"/>
-              </w:rPr>
-              <w:t xml:space="preserve">××</w:t>
-            </w:r>
-          </w:p>
-        </w:tc>
-        <w:tc>
-          <w:tcPr>
-            <w:tcW w:w="900" w:type="dxa"/>
-            <w:tcBorders>
-              <w:top w:val="nil" w:sz="0" w:space="0" w:color="auto"/>
-              <w:left w:val="nil"/>
-              <w:bottom w:val="single" w:sz="12" w:space="0" w:color="auto"/>
-              <w:right w:val="nil"/>
-            </w:tcBorders>
-            <w:vAlign w:val="center"/>
-          </w:tcPr>
-          <w:p>
-            <w:pPr>
-              <w:jc w:val="center"/>
-            </w:pPr>
-            <w:r>
-              <w:rPr>
-                <w:rFonts w:ascii="Times New Roman" w:hAnsi="Times New Roman" w:eastAsia="宋体" w:cs="Times New Roman"/>
-                <w:sz w:val="18"/>
-                <w:szCs w:val="18"/>
-                <w:highlight w:val="yellow"/>
-              </w:rPr>
-              <w:t xml:space="preserve">××</w:t>
-            </w:r>
-          </w:p>
-        </w:tc>
-        <w:tc>
-          <w:tcPr>
-            <w:tcW w:w="1100" w:type="dxa"/>
-            <w:tcBorders>
-              <w:top w:val="nil" w:sz="0" w:space="0" w:color="auto"/>
-              <w:left w:val="nil"/>
-              <w:bottom w:val="single" w:sz="12" w:space="0" w:color="auto"/>
-              <w:right w:val="nil"/>
-            </w:tcBorders>
-            <w:vAlign w:val="center"/>
-          </w:tcPr>
-          <w:p>
-            <w:pPr>
-              <w:jc w:val="center"/>
-            </w:pPr>
-            <w:r>
-              <w:rPr>
-                <w:rFonts w:ascii="Times New Roman" w:hAnsi="Times New Roman" w:eastAsia="宋体" w:cs="Times New Roman"/>
-                <w:sz w:val="18"/>
-                <w:szCs w:val="18"/>
-                <w:highlight w:val="yellow"/>
-              </w:rPr>
-              <w:t xml:space="preserve">××</w:t>
-            </w:r>
-          </w:p>
-        </w:tc>
-        <w:tc>
-          <w:tcPr>
-            <w:tcW w:w="4106" w:type="dxa"/>
-            <w:tcBorders>
-              <w:top w:val="nil" w:sz="0" w:space="0" w:color="auto"/>
-              <w:left w:val="nil"/>
-              <w:bottom w:val="single" w:sz="12" w:space="0" w:color="auto"/>
-              <w:right w:val="nil"/>
-            </w:tcBorders>
-            <w:vAlign w:val="center"/>
-          </w:tcPr>
-          <w:p>
-            <w:pPr>
-              <w:jc w:val="left"/>
-            </w:pPr>
-            <w:r>
-              <w:rPr>
-                <w:rFonts w:ascii="Times New Roman" w:hAnsi="Times New Roman" w:eastAsia="宋体" w:cs="Times New Roman"/>
-                <w:sz w:val="18"/>
-                <w:szCs w:val="18"/>
-              </w:rPr>
-              <w:t xml:space="preserve">—</w:t>
             </w:r>
           </w:p>
         </w:tc>
@@ -10630,39 +6093,126 @@
     </w:tbl>
     <w:p>
       <w:pPr>
+        <w:spacing w:beforeLines="6" w:before="18" w:line="300" w:lineRule="auto"/>
+        <w:ind w:firstLineChars="200" w:firstLine="420"/>
+      </w:pPr>
+      <w:r>
+        <w:rPr>
+          <w:rFonts w:ascii="Times New Roman" w:hAnsi="Times New Roman" w:eastAsia="宋体" w:cs="Times New Roman"/>
+          <w:sz w:val="21"/>
+          <w:szCs w:val="21"/>
+        </w:rPr>
+        <w:t xml:space="preserve">为评价标签准确性，从 270 名科研人员中随机抽取 </w:t>
+      </w:r>
+      <w:r>
+        <w:rPr>
+          <w:rFonts w:ascii="Times New Roman" w:hAnsi="Times New Roman" w:eastAsia="宋体" w:cs="Times New Roman"/>
+          <w:sz w:val="21"/>
+          <w:szCs w:val="21"/>
+          <w:highlight w:val="yellow"/>
+        </w:rPr>
+        <w:t xml:space="preserve">××</w:t>
+      </w:r>
+      <w:r>
+        <w:rPr>
+          <w:rFonts w:ascii="Times New Roman" w:hAnsi="Times New Roman" w:eastAsia="宋体" w:cs="Times New Roman"/>
+          <w:sz w:val="21"/>
+          <w:szCs w:val="21"/>
+        </w:rPr>
+        <w:t xml:space="preserve"> 名，由 3 名科研管理专家依据其近三年科研档案独立标注能力标签，以三人一致的结果为金标准与系统输出比对。系统共生成 32 个动态能力标签，准确率 </w:t>
+      </w:r>
+      <w:r>
+        <w:rPr>
+          <w:rFonts w:ascii="Times New Roman" w:hAnsi="Times New Roman" w:eastAsia="宋体" w:cs="Times New Roman"/>
+          <w:sz w:val="21"/>
+          <w:szCs w:val="21"/>
+          <w:highlight w:val="yellow"/>
+        </w:rPr>
+        <w:t xml:space="preserve">××</w:t>
+      </w:r>
+      <w:r>
+        <w:rPr>
+          <w:rFonts w:ascii="Times New Roman" w:hAnsi="Times New Roman" w:eastAsia="宋体" w:cs="Times New Roman"/>
+          <w:sz w:val="21"/>
+          <w:szCs w:val="21"/>
+        </w:rPr>
+        <w:t xml:space="preserve">%、召回率 </w:t>
+      </w:r>
+      <w:r>
+        <w:rPr>
+          <w:rFonts w:ascii="Times New Roman" w:hAnsi="Times New Roman" w:eastAsia="宋体" w:cs="Times New Roman"/>
+          <w:sz w:val="21"/>
+          <w:szCs w:val="21"/>
+          <w:highlight w:val="yellow"/>
+        </w:rPr>
+        <w:t xml:space="preserve">××</w:t>
+      </w:r>
+      <w:r>
+        <w:rPr>
+          <w:rFonts w:ascii="Times New Roman" w:hAnsi="Times New Roman" w:eastAsia="宋体" w:cs="Times New Roman"/>
+          <w:sz w:val="21"/>
+          <w:szCs w:val="21"/>
+        </w:rPr>
+        <w:t xml:space="preserve">%、</w:t>
+      </w:r>
+      <w:r>
+        <w:rPr>
+          <w:rFonts w:ascii="Times New Roman" w:hAnsi="Times New Roman" w:eastAsia="宋体" w:cs="Times New Roman"/>
+          <w:i/>
+          <w:iCs/>
+          <w:sz w:val="21"/>
+          <w:szCs w:val="21"/>
+        </w:rPr>
+        <w:t xml:space="preserve">F</w:t>
+      </w:r>
+      <w:r>
+        <w:rPr>
+          <w:rFonts w:ascii="Times New Roman" w:hAnsi="Times New Roman" w:eastAsia="宋体" w:cs="Times New Roman"/>
+          <w:sz w:val="21"/>
+          <w:szCs w:val="21"/>
+        </w:rPr>
+        <w:t xml:space="preserve">1 值 </w:t>
+      </w:r>
+      <w:r>
+        <w:rPr>
+          <w:rFonts w:ascii="Times New Roman" w:hAnsi="Times New Roman" w:eastAsia="宋体" w:cs="Times New Roman"/>
+          <w:sz w:val="21"/>
+          <w:szCs w:val="21"/>
+          <w:highlight w:val="yellow"/>
+        </w:rPr>
+        <w:t xml:space="preserve">××</w:t>
+      </w:r>
+      <w:r>
+        <w:rPr>
+          <w:rFonts w:ascii="Times New Roman" w:hAnsi="Times New Roman" w:eastAsia="宋体" w:cs="Times New Roman"/>
+          <w:sz w:val="21"/>
+          <w:szCs w:val="21"/>
+        </w:rPr>
+        <w:t xml:space="preserve">，专家标注 Kappa 系数 </w:t>
+      </w:r>
+      <w:r>
+        <w:rPr>
+          <w:rFonts w:ascii="Times New Roman" w:hAnsi="Times New Roman" w:eastAsia="宋体" w:cs="Times New Roman"/>
+          <w:sz w:val="21"/>
+          <w:szCs w:val="21"/>
+          <w:highlight w:val="yellow"/>
+        </w:rPr>
+        <w:t xml:space="preserve">××</w:t>
+      </w:r>
+      <w:r>
+        <w:rPr>
+          <w:rFonts w:ascii="Times New Roman" w:hAnsi="Times New Roman" w:eastAsia="宋体" w:cs="Times New Roman"/>
+          <w:sz w:val="21"/>
+          <w:szCs w:val="21"/>
+        </w:rPr>
+        <w:t xml:space="preserve">。以上线前后各 3 个月的科研管理台账与系统日志为数据源的应用效果对比如表 4 所示。</w:t>
+      </w:r>
+    </w:p>
+    <w:p>
+      <w:pPr>
         <w:keepNext/>
         <w:keepLines/>
-        <w:spacing w:beforeLines="30" w:before="90" w:afterLines="20" w:after="60"/>
-        <w:outlineLvl w:val="1"/>
-      </w:pPr>
-      <w:r>
-        <w:rPr>
-          <w:rFonts w:ascii="Times New Roman" w:hAnsi="Times New Roman" w:eastAsia="黑体" w:cs="Times New Roman"/>
-          <w:sz w:val="21"/>
-          <w:szCs w:val="21"/>
-        </w:rPr>
-        <w:t xml:space="preserve">6.3  性能测试</w:t>
-      </w:r>
-    </w:p>
-    <w:p>
-      <w:pPr>
-        <w:spacing w:beforeLines="8" w:before="24" w:line="300" w:lineRule="auto"/>
-        <w:ind w:firstLineChars="200" w:firstLine="420"/>
-      </w:pPr>
-      <w:r>
-        <w:rPr>
-          <w:rFonts w:ascii="Times New Roman" w:hAnsi="Times New Roman" w:eastAsia="宋体" w:cs="Times New Roman"/>
-          <w:sz w:val="21"/>
-          <w:szCs w:val="21"/>
-        </w:rPr>
-        <w:t xml:space="preserve">采用 Apache JMeter 对积分查询、画像生成与排行榜统计三类核心接口进行压力测试，并对比开启与关闭 Redis 缓存两种条件下的表现，结果如表 7 所示。</w:t>
-      </w:r>
-    </w:p>
-    <w:p>
-      <w:pPr>
-        <w:keepNext/>
-        <w:keepLines/>
-        <w:spacing w:beforeLines="15" w:before="45" w:afterLines="8" w:after="24"/>
+        <w:spacing w:beforeLines="12" w:before="36" w:afterLines="6" w:after="18"/>
         <w:jc w:val="center"/>
       </w:pPr>
       <w:r>
@@ -10671,7 +6221,7 @@
           <w:sz w:val="18"/>
           <w:szCs w:val="18"/>
         </w:rPr>
-        <w:t xml:space="preserve">表 7  核心接口性能测试结果</w:t>
+        <w:t xml:space="preserve">表 4  系统上线前后应用效果对比</w:t>
       </w:r>
     </w:p>
     <w:tbl>
@@ -10694,12 +6244,12 @@
         </w:tblCellMar>
       </w:tblPr>
       <w:tblGrid>
+        <w:gridCol w:w="1806"/>
         <w:gridCol w:w="1300"/>
-        <w:gridCol w:w="1600"/>
-        <w:gridCol w:w="1600"/>
         <w:gridCol w:w="1500"/>
-        <w:gridCol w:w="1000"/>
-        <w:gridCol w:w="1306"/>
+        <w:gridCol w:w="1300"/>
+        <w:gridCol w:w="1200"/>
+        <w:gridCol w:w="1200"/>
       </w:tblGrid>
       <w:tr>
         <w:trPr>
@@ -10708,7 +6258,7 @@
         </w:trPr>
         <w:tc>
           <w:tcPr>
-            <w:tcW w:w="1300" w:type="dxa"/>
+            <w:tcW w:w="1806" w:type="dxa"/>
             <w:tcBorders>
               <w:top w:val="single" w:sz="12" w:space="0" w:color="auto"/>
               <w:left w:val="nil"/>
@@ -10729,13 +6279,13 @@
                 <w:sz w:val="18"/>
                 <w:szCs w:val="18"/>
               </w:rPr>
-              <w:t xml:space="preserve">并发用户数</w:t>
-            </w:r>
-          </w:p>
-        </w:tc>
-        <w:tc>
-          <w:tcPr>
-            <w:tcW w:w="1600" w:type="dxa"/>
+              <w:t xml:space="preserve">指标</w:t>
+            </w:r>
+          </w:p>
+        </w:tc>
+        <w:tc>
+          <w:tcPr>
+            <w:tcW w:w="1300" w:type="dxa"/>
             <w:tcBorders>
               <w:top w:val="single" w:sz="12" w:space="0" w:color="auto"/>
               <w:left w:val="nil"/>
@@ -10756,13 +6306,13 @@
                 <w:sz w:val="18"/>
                 <w:szCs w:val="18"/>
               </w:rPr>
-              <w:t xml:space="preserve">平均响应时间 / ms</w:t>
-            </w:r>
-          </w:p>
-        </w:tc>
-        <w:tc>
-          <w:tcPr>
-            <w:tcW w:w="1600" w:type="dxa"/>
+              <w:t xml:space="preserve">申报单量 / 件</w:t>
+            </w:r>
+          </w:p>
+        </w:tc>
+        <w:tc>
+          <w:tcPr>
+            <w:tcW w:w="1500" w:type="dxa"/>
             <w:tcBorders>
               <w:top w:val="single" w:sz="12" w:space="0" w:color="auto"/>
               <w:left w:val="nil"/>
@@ -10783,13 +6333,13 @@
                 <w:sz w:val="18"/>
                 <w:szCs w:val="18"/>
               </w:rPr>
-              <w:t xml:space="preserve">95% 响应时间 / ms</w:t>
-            </w:r>
-          </w:p>
-        </w:tc>
-        <w:tc>
-          <w:tcPr>
-            <w:tcW w:w="1500" w:type="dxa"/>
+              <w:t xml:space="preserve">平均审核周期 / d</w:t>
+            </w:r>
+          </w:p>
+        </w:tc>
+        <w:tc>
+          <w:tcPr>
+            <w:tcW w:w="1300" w:type="dxa"/>
             <w:tcBorders>
               <w:top w:val="single" w:sz="12" w:space="0" w:color="auto"/>
               <w:left w:val="nil"/>
@@ -10810,13 +6360,13 @@
                 <w:sz w:val="18"/>
                 <w:szCs w:val="18"/>
               </w:rPr>
-              <w:t xml:space="preserve">吞吐量 / (次·s⁻¹)</w:t>
-            </w:r>
-          </w:p>
-        </w:tc>
-        <w:tc>
-          <w:tcPr>
-            <w:tcW w:w="1000" w:type="dxa"/>
+              <w:t xml:space="preserve">超时未办结 / 件</w:t>
+            </w:r>
+          </w:p>
+        </w:tc>
+        <w:tc>
+          <w:tcPr>
+            <w:tcW w:w="1200" w:type="dxa"/>
             <w:tcBorders>
               <w:top w:val="single" w:sz="12" w:space="0" w:color="auto"/>
               <w:left w:val="nil"/>
@@ -10837,13 +6387,13 @@
                 <w:sz w:val="18"/>
                 <w:szCs w:val="18"/>
               </w:rPr>
-              <w:t xml:space="preserve">错误率 / %</w:t>
-            </w:r>
-          </w:p>
-        </w:tc>
-        <w:tc>
-          <w:tcPr>
-            <w:tcW w:w="1306" w:type="dxa"/>
+              <w:t xml:space="preserve">核算差错 / 件</w:t>
+            </w:r>
+          </w:p>
+        </w:tc>
+        <w:tc>
+          <w:tcPr>
+            <w:tcW w:w="1200" w:type="dxa"/>
             <w:tcBorders>
               <w:top w:val="single" w:sz="12" w:space="0" w:color="auto"/>
               <w:left w:val="nil"/>
@@ -10864,7 +6414,7 @@
                 <w:sz w:val="18"/>
                 <w:szCs w:val="18"/>
               </w:rPr>
-              <w:t xml:space="preserve">关闭缓存平均响应 / ms</w:t>
+              <w:t xml:space="preserve">人均月查询 / 次</w:t>
             </w:r>
           </w:p>
         </w:tc>
@@ -10875,6 +6425,31 @@
         </w:trPr>
         <w:tc>
           <w:tcPr>
+            <w:tcW w:w="1806" w:type="dxa"/>
+            <w:tcBorders>
+              <w:top w:val="nil" w:sz="0" w:space="0" w:color="auto"/>
+              <w:left w:val="nil"/>
+              <w:bottom w:val="nil" w:sz="0" w:space="0" w:color="auto"/>
+              <w:right w:val="nil"/>
+            </w:tcBorders>
+            <w:vAlign w:val="center"/>
+          </w:tcPr>
+          <w:p>
+            <w:pPr>
+              <w:jc w:val="left"/>
+            </w:pPr>
+            <w:r>
+              <w:rPr>
+                <w:rFonts w:ascii="Times New Roman" w:hAnsi="Times New Roman" w:eastAsia="宋体" w:cs="Times New Roman"/>
+                <w:sz w:val="18"/>
+                <w:szCs w:val="18"/>
+              </w:rPr>
+              <w:t xml:space="preserve">上线前（线下）</w:t>
+            </w:r>
+          </w:p>
+        </w:tc>
+        <w:tc>
+          <w:tcPr>
             <w:tcW w:w="1300" w:type="dxa"/>
             <w:tcBorders>
               <w:top w:val="nil" w:sz="0" w:space="0" w:color="auto"/>
@@ -10893,14 +6468,15 @@
                 <w:rFonts w:ascii="Times New Roman" w:hAnsi="Times New Roman" w:eastAsia="宋体" w:cs="Times New Roman"/>
                 <w:sz w:val="18"/>
                 <w:szCs w:val="18"/>
-              </w:rPr>
-              <w:t xml:space="preserve">50</w:t>
-            </w:r>
-          </w:p>
-        </w:tc>
-        <w:tc>
-          <w:tcPr>
-            <w:tcW w:w="1600" w:type="dxa"/>
+                <w:highlight w:val="yellow"/>
+              </w:rPr>
+              <w:t xml:space="preserve">××</w:t>
+            </w:r>
+          </w:p>
+        </w:tc>
+        <w:tc>
+          <w:tcPr>
+            <w:tcW w:w="1500" w:type="dxa"/>
             <w:tcBorders>
               <w:top w:val="nil" w:sz="0" w:space="0" w:color="auto"/>
               <w:left w:val="nil"/>
@@ -10926,7 +6502,7 @@
         </w:tc>
         <w:tc>
           <w:tcPr>
-            <w:tcW w:w="1600" w:type="dxa"/>
+            <w:tcW w:w="1300" w:type="dxa"/>
             <w:tcBorders>
               <w:top w:val="nil" w:sz="0" w:space="0" w:color="auto"/>
               <w:left w:val="nil"/>
@@ -10952,7 +6528,7 @@
         </w:tc>
         <w:tc>
           <w:tcPr>
-            <w:tcW w:w="1500" w:type="dxa"/>
+            <w:tcW w:w="1200" w:type="dxa"/>
             <w:tcBorders>
               <w:top w:val="nil" w:sz="0" w:space="0" w:color="auto"/>
               <w:left w:val="nil"/>
@@ -10978,33 +6554,7 @@
         </w:tc>
         <w:tc>
           <w:tcPr>
-            <w:tcW w:w="1000" w:type="dxa"/>
-            <w:tcBorders>
-              <w:top w:val="nil" w:sz="0" w:space="0" w:color="auto"/>
-              <w:left w:val="nil"/>
-              <w:bottom w:val="nil" w:sz="0" w:space="0" w:color="auto"/>
-              <w:right w:val="nil"/>
-            </w:tcBorders>
-            <w:vAlign w:val="center"/>
-          </w:tcPr>
-          <w:p>
-            <w:pPr>
-              <w:jc w:val="center"/>
-            </w:pPr>
-            <w:r>
-              <w:rPr>
-                <w:rFonts w:ascii="Times New Roman" w:hAnsi="Times New Roman" w:eastAsia="宋体" w:cs="Times New Roman"/>
-                <w:sz w:val="18"/>
-                <w:szCs w:val="18"/>
-                <w:highlight w:val="yellow"/>
-              </w:rPr>
-              <w:t xml:space="preserve">××</w:t>
-            </w:r>
-          </w:p>
-        </w:tc>
-        <w:tc>
-          <w:tcPr>
-            <w:tcW w:w="1306" w:type="dxa"/>
+            <w:tcW w:w="1200" w:type="dxa"/>
             <w:tcBorders>
               <w:top w:val="nil" w:sz="0" w:space="0" w:color="auto"/>
               <w:left w:val="nil"/>
@@ -11035,36 +6585,62 @@
         </w:trPr>
         <w:tc>
           <w:tcPr>
+            <w:tcW w:w="1806" w:type="dxa"/>
+            <w:tcBorders>
+              <w:top w:val="nil" w:sz="0" w:space="0" w:color="auto"/>
+              <w:left w:val="nil"/>
+              <w:bottom w:val="single" w:sz="12" w:space="0" w:color="auto"/>
+              <w:right w:val="nil"/>
+            </w:tcBorders>
+            <w:vAlign w:val="center"/>
+          </w:tcPr>
+          <w:p>
+            <w:pPr>
+              <w:jc w:val="left"/>
+            </w:pPr>
+            <w:r>
+              <w:rPr>
+                <w:rFonts w:ascii="Times New Roman" w:hAnsi="Times New Roman" w:eastAsia="宋体" w:cs="Times New Roman"/>
+                <w:sz w:val="18"/>
+                <w:szCs w:val="18"/>
+              </w:rPr>
+              <w:t xml:space="preserve">上线后（系统）</w:t>
+            </w:r>
+          </w:p>
+        </w:tc>
+        <w:tc>
+          <w:tcPr>
             <w:tcW w:w="1300" w:type="dxa"/>
             <w:tcBorders>
               <w:top w:val="nil" w:sz="0" w:space="0" w:color="auto"/>
               <w:left w:val="nil"/>
-              <w:bottom w:val="nil" w:sz="0" w:space="0" w:color="auto"/>
-              <w:right w:val="nil"/>
-            </w:tcBorders>
-            <w:vAlign w:val="center"/>
-          </w:tcPr>
-          <w:p>
-            <w:pPr>
-              <w:jc w:val="center"/>
-            </w:pPr>
-            <w:r>
-              <w:rPr>
-                <w:rFonts w:ascii="Times New Roman" w:hAnsi="Times New Roman" w:eastAsia="宋体" w:cs="Times New Roman"/>
-                <w:sz w:val="18"/>
-                <w:szCs w:val="18"/>
-              </w:rPr>
-              <w:t xml:space="preserve">100</w:t>
-            </w:r>
-          </w:p>
-        </w:tc>
-        <w:tc>
-          <w:tcPr>
-            <w:tcW w:w="1600" w:type="dxa"/>
+              <w:bottom w:val="single" w:sz="12" w:space="0" w:color="auto"/>
+              <w:right w:val="nil"/>
+            </w:tcBorders>
+            <w:vAlign w:val="center"/>
+          </w:tcPr>
+          <w:p>
+            <w:pPr>
+              <w:jc w:val="center"/>
+            </w:pPr>
+            <w:r>
+              <w:rPr>
+                <w:rFonts w:ascii="Times New Roman" w:hAnsi="Times New Roman" w:eastAsia="宋体" w:cs="Times New Roman"/>
+                <w:sz w:val="18"/>
+                <w:szCs w:val="18"/>
+                <w:highlight w:val="yellow"/>
+              </w:rPr>
+              <w:t xml:space="preserve">××</w:t>
+            </w:r>
+          </w:p>
+        </w:tc>
+        <w:tc>
+          <w:tcPr>
+            <w:tcW w:w="1500" w:type="dxa"/>
             <w:tcBorders>
               <w:top w:val="nil" w:sz="0" w:space="0" w:color="auto"/>
               <w:left w:val="nil"/>
-              <w:bottom w:val="nil" w:sz="0" w:space="0" w:color="auto"/>
+              <w:bottom w:val="single" w:sz="12" w:space="0" w:color="auto"/>
               <w:right w:val="nil"/>
             </w:tcBorders>
             <w:vAlign w:val="center"/>
@@ -11086,11 +6662,11 @@
         </w:tc>
         <w:tc>
           <w:tcPr>
-            <w:tcW w:w="1600" w:type="dxa"/>
+            <w:tcW w:w="1300" w:type="dxa"/>
             <w:tcBorders>
               <w:top w:val="nil" w:sz="0" w:space="0" w:color="auto"/>
               <w:left w:val="nil"/>
-              <w:bottom w:val="nil" w:sz="0" w:space="0" w:color="auto"/>
+              <w:bottom w:val="single" w:sz="12" w:space="0" w:color="auto"/>
               <w:right w:val="nil"/>
             </w:tcBorders>
             <w:vAlign w:val="center"/>
@@ -11112,253 +6688,10 @@
         </w:tc>
         <w:tc>
           <w:tcPr>
-            <w:tcW w:w="1500" w:type="dxa"/>
+            <w:tcW w:w="1200" w:type="dxa"/>
             <w:tcBorders>
               <w:top w:val="nil" w:sz="0" w:space="0" w:color="auto"/>
               <w:left w:val="nil"/>
-              <w:bottom w:val="nil" w:sz="0" w:space="0" w:color="auto"/>
-              <w:right w:val="nil"/>
-            </w:tcBorders>
-            <w:vAlign w:val="center"/>
-          </w:tcPr>
-          <w:p>
-            <w:pPr>
-              <w:jc w:val="center"/>
-            </w:pPr>
-            <w:r>
-              <w:rPr>
-                <w:rFonts w:ascii="Times New Roman" w:hAnsi="Times New Roman" w:eastAsia="宋体" w:cs="Times New Roman"/>
-                <w:sz w:val="18"/>
-                <w:szCs w:val="18"/>
-                <w:highlight w:val="yellow"/>
-              </w:rPr>
-              <w:t xml:space="preserve">××</w:t>
-            </w:r>
-          </w:p>
-        </w:tc>
-        <w:tc>
-          <w:tcPr>
-            <w:tcW w:w="1000" w:type="dxa"/>
-            <w:tcBorders>
-              <w:top w:val="nil" w:sz="0" w:space="0" w:color="auto"/>
-              <w:left w:val="nil"/>
-              <w:bottom w:val="nil" w:sz="0" w:space="0" w:color="auto"/>
-              <w:right w:val="nil"/>
-            </w:tcBorders>
-            <w:vAlign w:val="center"/>
-          </w:tcPr>
-          <w:p>
-            <w:pPr>
-              <w:jc w:val="center"/>
-            </w:pPr>
-            <w:r>
-              <w:rPr>
-                <w:rFonts w:ascii="Times New Roman" w:hAnsi="Times New Roman" w:eastAsia="宋体" w:cs="Times New Roman"/>
-                <w:sz w:val="18"/>
-                <w:szCs w:val="18"/>
-                <w:highlight w:val="yellow"/>
-              </w:rPr>
-              <w:t xml:space="preserve">××</w:t>
-            </w:r>
-          </w:p>
-        </w:tc>
-        <w:tc>
-          <w:tcPr>
-            <w:tcW w:w="1306" w:type="dxa"/>
-            <w:tcBorders>
-              <w:top w:val="nil" w:sz="0" w:space="0" w:color="auto"/>
-              <w:left w:val="nil"/>
-              <w:bottom w:val="nil" w:sz="0" w:space="0" w:color="auto"/>
-              <w:right w:val="nil"/>
-            </w:tcBorders>
-            <w:vAlign w:val="center"/>
-          </w:tcPr>
-          <w:p>
-            <w:pPr>
-              <w:jc w:val="center"/>
-            </w:pPr>
-            <w:r>
-              <w:rPr>
-                <w:rFonts w:ascii="Times New Roman" w:hAnsi="Times New Roman" w:eastAsia="宋体" w:cs="Times New Roman"/>
-                <w:sz w:val="18"/>
-                <w:szCs w:val="18"/>
-                <w:highlight w:val="yellow"/>
-              </w:rPr>
-              <w:t xml:space="preserve">××</w:t>
-            </w:r>
-          </w:p>
-        </w:tc>
-      </w:tr>
-      <w:tr>
-        <w:trPr>
-          <w:cantSplit/>
-        </w:trPr>
-        <w:tc>
-          <w:tcPr>
-            <w:tcW w:w="1300" w:type="dxa"/>
-            <w:tcBorders>
-              <w:top w:val="nil" w:sz="0" w:space="0" w:color="auto"/>
-              <w:left w:val="nil"/>
-              <w:bottom w:val="nil" w:sz="0" w:space="0" w:color="auto"/>
-              <w:right w:val="nil"/>
-            </w:tcBorders>
-            <w:vAlign w:val="center"/>
-          </w:tcPr>
-          <w:p>
-            <w:pPr>
-              <w:jc w:val="center"/>
-            </w:pPr>
-            <w:r>
-              <w:rPr>
-                <w:rFonts w:ascii="Times New Roman" w:hAnsi="Times New Roman" w:eastAsia="宋体" w:cs="Times New Roman"/>
-                <w:sz w:val="18"/>
-                <w:szCs w:val="18"/>
-              </w:rPr>
-              <w:t xml:space="preserve">200</w:t>
-            </w:r>
-          </w:p>
-        </w:tc>
-        <w:tc>
-          <w:tcPr>
-            <w:tcW w:w="1600" w:type="dxa"/>
-            <w:tcBorders>
-              <w:top w:val="nil" w:sz="0" w:space="0" w:color="auto"/>
-              <w:left w:val="nil"/>
-              <w:bottom w:val="nil" w:sz="0" w:space="0" w:color="auto"/>
-              <w:right w:val="nil"/>
-            </w:tcBorders>
-            <w:vAlign w:val="center"/>
-          </w:tcPr>
-          <w:p>
-            <w:pPr>
-              <w:jc w:val="center"/>
-            </w:pPr>
-            <w:r>
-              <w:rPr>
-                <w:rFonts w:ascii="Times New Roman" w:hAnsi="Times New Roman" w:eastAsia="宋体" w:cs="Times New Roman"/>
-                <w:sz w:val="18"/>
-                <w:szCs w:val="18"/>
-                <w:highlight w:val="yellow"/>
-              </w:rPr>
-              <w:t xml:space="preserve">××</w:t>
-            </w:r>
-          </w:p>
-        </w:tc>
-        <w:tc>
-          <w:tcPr>
-            <w:tcW w:w="1600" w:type="dxa"/>
-            <w:tcBorders>
-              <w:top w:val="nil" w:sz="0" w:space="0" w:color="auto"/>
-              <w:left w:val="nil"/>
-              <w:bottom w:val="nil" w:sz="0" w:space="0" w:color="auto"/>
-              <w:right w:val="nil"/>
-            </w:tcBorders>
-            <w:vAlign w:val="center"/>
-          </w:tcPr>
-          <w:p>
-            <w:pPr>
-              <w:jc w:val="center"/>
-            </w:pPr>
-            <w:r>
-              <w:rPr>
-                <w:rFonts w:ascii="Times New Roman" w:hAnsi="Times New Roman" w:eastAsia="宋体" w:cs="Times New Roman"/>
-                <w:sz w:val="18"/>
-                <w:szCs w:val="18"/>
-                <w:highlight w:val="yellow"/>
-              </w:rPr>
-              <w:t xml:space="preserve">××</w:t>
-            </w:r>
-          </w:p>
-        </w:tc>
-        <w:tc>
-          <w:tcPr>
-            <w:tcW w:w="1500" w:type="dxa"/>
-            <w:tcBorders>
-              <w:top w:val="nil" w:sz="0" w:space="0" w:color="auto"/>
-              <w:left w:val="nil"/>
-              <w:bottom w:val="nil" w:sz="0" w:space="0" w:color="auto"/>
-              <w:right w:val="nil"/>
-            </w:tcBorders>
-            <w:vAlign w:val="center"/>
-          </w:tcPr>
-          <w:p>
-            <w:pPr>
-              <w:jc w:val="center"/>
-            </w:pPr>
-            <w:r>
-              <w:rPr>
-                <w:rFonts w:ascii="Times New Roman" w:hAnsi="Times New Roman" w:eastAsia="宋体" w:cs="Times New Roman"/>
-                <w:sz w:val="18"/>
-                <w:szCs w:val="18"/>
-                <w:highlight w:val="yellow"/>
-              </w:rPr>
-              <w:t xml:space="preserve">××</w:t>
-            </w:r>
-          </w:p>
-        </w:tc>
-        <w:tc>
-          <w:tcPr>
-            <w:tcW w:w="1000" w:type="dxa"/>
-            <w:tcBorders>
-              <w:top w:val="nil" w:sz="0" w:space="0" w:color="auto"/>
-              <w:left w:val="nil"/>
-              <w:bottom w:val="nil" w:sz="0" w:space="0" w:color="auto"/>
-              <w:right w:val="nil"/>
-            </w:tcBorders>
-            <w:vAlign w:val="center"/>
-          </w:tcPr>
-          <w:p>
-            <w:pPr>
-              <w:jc w:val="center"/>
-            </w:pPr>
-            <w:r>
-              <w:rPr>
-                <w:rFonts w:ascii="Times New Roman" w:hAnsi="Times New Roman" w:eastAsia="宋体" w:cs="Times New Roman"/>
-                <w:sz w:val="18"/>
-                <w:szCs w:val="18"/>
-                <w:highlight w:val="yellow"/>
-              </w:rPr>
-              <w:t xml:space="preserve">××</w:t>
-            </w:r>
-          </w:p>
-        </w:tc>
-        <w:tc>
-          <w:tcPr>
-            <w:tcW w:w="1306" w:type="dxa"/>
-            <w:tcBorders>
-              <w:top w:val="nil" w:sz="0" w:space="0" w:color="auto"/>
-              <w:left w:val="nil"/>
-              <w:bottom w:val="nil" w:sz="0" w:space="0" w:color="auto"/>
-              <w:right w:val="nil"/>
-            </w:tcBorders>
-            <w:vAlign w:val="center"/>
-          </w:tcPr>
-          <w:p>
-            <w:pPr>
-              <w:jc w:val="center"/>
-            </w:pPr>
-            <w:r>
-              <w:rPr>
-                <w:rFonts w:ascii="Times New Roman" w:hAnsi="Times New Roman" w:eastAsia="宋体" w:cs="Times New Roman"/>
-                <w:sz w:val="18"/>
-                <w:szCs w:val="18"/>
-                <w:highlight w:val="yellow"/>
-              </w:rPr>
-              <w:t xml:space="preserve">××</w:t>
-            </w:r>
-          </w:p>
-        </w:tc>
-      </w:tr>
-      <w:tr>
-        <w:trPr>
-          <w:cantSplit/>
-        </w:trPr>
-        <w:tc>
-          <w:tcPr>
-            <w:tcW w:w="1300" w:type="dxa"/>
-            <w:tcBorders>
-              <w:top w:val="nil" w:sz="0" w:space="0" w:color="auto"/>
-              <w:left w:val="nil"/>
               <w:bottom w:val="single" w:sz="12" w:space="0" w:color="auto"/>
               <w:right w:val="nil"/>
             </w:tcBorders>
@@ -11374,117 +6707,13 @@
                 <w:sz w:val="18"/>
                 <w:szCs w:val="18"/>
               </w:rPr>
-              <w:t xml:space="preserve">500</w:t>
-            </w:r>
-          </w:p>
-        </w:tc>
-        <w:tc>
-          <w:tcPr>
-            <w:tcW w:w="1600" w:type="dxa"/>
-            <w:tcBorders>
-              <w:top w:val="nil" w:sz="0" w:space="0" w:color="auto"/>
-              <w:left w:val="nil"/>
-              <w:bottom w:val="single" w:sz="12" w:space="0" w:color="auto"/>
-              <w:right w:val="nil"/>
-            </w:tcBorders>
-            <w:vAlign w:val="center"/>
-          </w:tcPr>
-          <w:p>
-            <w:pPr>
-              <w:jc w:val="center"/>
-            </w:pPr>
-            <w:r>
-              <w:rPr>
-                <w:rFonts w:ascii="Times New Roman" w:hAnsi="Times New Roman" w:eastAsia="宋体" w:cs="Times New Roman"/>
-                <w:sz w:val="18"/>
-                <w:szCs w:val="18"/>
-                <w:highlight w:val="yellow"/>
-              </w:rPr>
-              <w:t xml:space="preserve">××</w:t>
-            </w:r>
-          </w:p>
-        </w:tc>
-        <w:tc>
-          <w:tcPr>
-            <w:tcW w:w="1600" w:type="dxa"/>
-            <w:tcBorders>
-              <w:top w:val="nil" w:sz="0" w:space="0" w:color="auto"/>
-              <w:left w:val="nil"/>
-              <w:bottom w:val="single" w:sz="12" w:space="0" w:color="auto"/>
-              <w:right w:val="nil"/>
-            </w:tcBorders>
-            <w:vAlign w:val="center"/>
-          </w:tcPr>
-          <w:p>
-            <w:pPr>
-              <w:jc w:val="center"/>
-            </w:pPr>
-            <w:r>
-              <w:rPr>
-                <w:rFonts w:ascii="Times New Roman" w:hAnsi="Times New Roman" w:eastAsia="宋体" w:cs="Times New Roman"/>
-                <w:sz w:val="18"/>
-                <w:szCs w:val="18"/>
-                <w:highlight w:val="yellow"/>
-              </w:rPr>
-              <w:t xml:space="preserve">××</w:t>
-            </w:r>
-          </w:p>
-        </w:tc>
-        <w:tc>
-          <w:tcPr>
-            <w:tcW w:w="1500" w:type="dxa"/>
-            <w:tcBorders>
-              <w:top w:val="nil" w:sz="0" w:space="0" w:color="auto"/>
-              <w:left w:val="nil"/>
-              <w:bottom w:val="single" w:sz="12" w:space="0" w:color="auto"/>
-              <w:right w:val="nil"/>
-            </w:tcBorders>
-            <w:vAlign w:val="center"/>
-          </w:tcPr>
-          <w:p>
-            <w:pPr>
-              <w:jc w:val="center"/>
-            </w:pPr>
-            <w:r>
-              <w:rPr>
-                <w:rFonts w:ascii="Times New Roman" w:hAnsi="Times New Roman" w:eastAsia="宋体" w:cs="Times New Roman"/>
-                <w:sz w:val="18"/>
-                <w:szCs w:val="18"/>
-                <w:highlight w:val="yellow"/>
-              </w:rPr>
-              <w:t xml:space="preserve">××</w:t>
-            </w:r>
-          </w:p>
-        </w:tc>
-        <w:tc>
-          <w:tcPr>
-            <w:tcW w:w="1000" w:type="dxa"/>
-            <w:tcBorders>
-              <w:top w:val="nil" w:sz="0" w:space="0" w:color="auto"/>
-              <w:left w:val="nil"/>
-              <w:bottom w:val="single" w:sz="12" w:space="0" w:color="auto"/>
-              <w:right w:val="nil"/>
-            </w:tcBorders>
-            <w:vAlign w:val="center"/>
-          </w:tcPr>
-          <w:p>
-            <w:pPr>
-              <w:jc w:val="center"/>
-            </w:pPr>
-            <w:r>
-              <w:rPr>
-                <w:rFonts w:ascii="Times New Roman" w:hAnsi="Times New Roman" w:eastAsia="宋体" w:cs="Times New Roman"/>
-                <w:sz w:val="18"/>
-                <w:szCs w:val="18"/>
-                <w:highlight w:val="yellow"/>
-              </w:rPr>
-              <w:t xml:space="preserve">××</w:t>
-            </w:r>
-          </w:p>
-        </w:tc>
-        <w:tc>
-          <w:tcPr>
-            <w:tcW w:w="1306" w:type="dxa"/>
+              <w:t xml:space="preserve">0</w:t>
+            </w:r>
+          </w:p>
+        </w:tc>
+        <w:tc>
+          <w:tcPr>
+            <w:tcW w:w="1200" w:type="dxa"/>
             <w:tcBorders>
               <w:top w:val="nil" w:sz="0" w:space="0" w:color="auto"/>
               <w:left w:val="nil"/>
@@ -11512,23 +6741,7 @@
     </w:tbl>
     <w:p>
       <w:pPr>
-        <w:keepNext/>
-        <w:keepLines/>
-        <w:spacing w:beforeLines="30" w:before="90" w:afterLines="20" w:after="60"/>
-        <w:outlineLvl w:val="1"/>
-      </w:pPr>
-      <w:r>
-        <w:rPr>
-          <w:rFonts w:ascii="Times New Roman" w:hAnsi="Times New Roman" w:eastAsia="黑体" w:cs="Times New Roman"/>
-          <w:sz w:val="21"/>
-          <w:szCs w:val="21"/>
-        </w:rPr>
-        <w:t xml:space="preserve">6.4  标签质量评价</w:t>
-      </w:r>
-    </w:p>
-    <w:p>
-      <w:pPr>
-        <w:spacing w:beforeLines="8" w:before="24" w:line="300" w:lineRule="auto"/>
+        <w:spacing w:beforeLines="6" w:before="18" w:line="300" w:lineRule="auto"/>
         <w:ind w:firstLineChars="200" w:firstLine="420"/>
       </w:pPr>
       <w:r>
@@ -11537,972 +6750,7 @@
           <w:sz w:val="21"/>
           <w:szCs w:val="21"/>
         </w:rPr>
-        <w:t xml:space="preserve">为评价动态标签的准确性，从 270 名科研人员中随机抽取 </w:t>
-      </w:r>
-      <w:r>
-        <w:rPr>
-          <w:rFonts w:ascii="Times New Roman" w:hAnsi="Times New Roman" w:eastAsia="宋体" w:cs="Times New Roman"/>
-          <w:sz w:val="21"/>
-          <w:szCs w:val="21"/>
-          <w:highlight w:val="yellow"/>
-        </w:rPr>
-        <w:t xml:space="preserve">××</w:t>
-      </w:r>
-      <w:r>
-        <w:rPr>
-          <w:rFonts w:ascii="Times New Roman" w:hAnsi="Times New Roman" w:eastAsia="宋体" w:cs="Times New Roman"/>
-          <w:sz w:val="21"/>
-          <w:szCs w:val="21"/>
-        </w:rPr>
-        <w:t xml:space="preserve"> 名，由 3 名科研管理专家依据其近三年科研档案独立完成能力标签人工标注，以三人一致的标注结果作为金标准，与系统自动生成的标签进行比对，计算准确率、召回率与 </w:t>
-      </w:r>
-      <w:r>
-        <w:rPr>
-          <w:rFonts w:ascii="Times New Roman" w:hAnsi="Times New Roman" w:eastAsia="宋体" w:cs="Times New Roman"/>
-          <w:i/>
-          <w:iCs/>
-          <w:sz w:val="21"/>
-          <w:szCs w:val="21"/>
-        </w:rPr>
-        <w:t xml:space="preserve">F</w:t>
-      </w:r>
-      <w:r>
-        <w:rPr>
-          <w:rFonts w:ascii="Times New Roman" w:hAnsi="Times New Roman" w:eastAsia="宋体" w:cs="Times New Roman"/>
-          <w:sz w:val="21"/>
-          <w:szCs w:val="21"/>
-        </w:rPr>
-        <w:t xml:space="preserve">1 值，并以 Kappa 系数评价专家标注的一致性。系统共生成 32 个动态能力标签，评价结果为：准确率 </w:t>
-      </w:r>
-      <w:r>
-        <w:rPr>
-          <w:rFonts w:ascii="Times New Roman" w:hAnsi="Times New Roman" w:eastAsia="宋体" w:cs="Times New Roman"/>
-          <w:sz w:val="21"/>
-          <w:szCs w:val="21"/>
-          <w:highlight w:val="yellow"/>
-        </w:rPr>
-        <w:t xml:space="preserve">××</w:t>
-      </w:r>
-      <w:r>
-        <w:rPr>
-          <w:rFonts w:ascii="Times New Roman" w:hAnsi="Times New Roman" w:eastAsia="宋体" w:cs="Times New Roman"/>
-          <w:sz w:val="21"/>
-          <w:szCs w:val="21"/>
-        </w:rPr>
-        <w:t xml:space="preserve">%，召回率 </w:t>
-      </w:r>
-      <w:r>
-        <w:rPr>
-          <w:rFonts w:ascii="Times New Roman" w:hAnsi="Times New Roman" w:eastAsia="宋体" w:cs="Times New Roman"/>
-          <w:sz w:val="21"/>
-          <w:szCs w:val="21"/>
-          <w:highlight w:val="yellow"/>
-        </w:rPr>
-        <w:t xml:space="preserve">××</w:t>
-      </w:r>
-      <w:r>
-        <w:rPr>
-          <w:rFonts w:ascii="Times New Roman" w:hAnsi="Times New Roman" w:eastAsia="宋体" w:cs="Times New Roman"/>
-          <w:sz w:val="21"/>
-          <w:szCs w:val="21"/>
-        </w:rPr>
-        <w:t xml:space="preserve">%，</w:t>
-      </w:r>
-      <w:r>
-        <w:rPr>
-          <w:rFonts w:ascii="Times New Roman" w:hAnsi="Times New Roman" w:eastAsia="宋体" w:cs="Times New Roman"/>
-          <w:i/>
-          <w:iCs/>
-          <w:sz w:val="21"/>
-          <w:szCs w:val="21"/>
-        </w:rPr>
-        <w:t xml:space="preserve">F</w:t>
-      </w:r>
-      <w:r>
-        <w:rPr>
-          <w:rFonts w:ascii="Times New Roman" w:hAnsi="Times New Roman" w:eastAsia="宋体" w:cs="Times New Roman"/>
-          <w:sz w:val="21"/>
-          <w:szCs w:val="21"/>
-        </w:rPr>
-        <w:t xml:space="preserve">1 值 </w:t>
-      </w:r>
-      <w:r>
-        <w:rPr>
-          <w:rFonts w:ascii="Times New Roman" w:hAnsi="Times New Roman" w:eastAsia="宋体" w:cs="Times New Roman"/>
-          <w:sz w:val="21"/>
-          <w:szCs w:val="21"/>
-          <w:highlight w:val="yellow"/>
-        </w:rPr>
-        <w:t xml:space="preserve">××</w:t>
-      </w:r>
-      <w:r>
-        <w:rPr>
-          <w:rFonts w:ascii="Times New Roman" w:hAnsi="Times New Roman" w:eastAsia="宋体" w:cs="Times New Roman"/>
-          <w:sz w:val="21"/>
-          <w:szCs w:val="21"/>
-        </w:rPr>
-        <w:t xml:space="preserve">，专家标注 Kappa 系数 </w:t>
-      </w:r>
-      <w:r>
-        <w:rPr>
-          <w:rFonts w:ascii="Times New Roman" w:hAnsi="Times New Roman" w:eastAsia="宋体" w:cs="Times New Roman"/>
-          <w:sz w:val="21"/>
-          <w:szCs w:val="21"/>
-          <w:highlight w:val="yellow"/>
-        </w:rPr>
-        <w:t xml:space="preserve">××</w:t>
-      </w:r>
-      <w:r>
-        <w:rPr>
-          <w:rFonts w:ascii="Times New Roman" w:hAnsi="Times New Roman" w:eastAsia="宋体" w:cs="Times New Roman"/>
-          <w:sz w:val="21"/>
-          <w:szCs w:val="21"/>
-        </w:rPr>
-        <w:t xml:space="preserve">，表明标签体系与专家判断具有较好的一致性。</w:t>
-      </w:r>
-    </w:p>
-    <w:p>
-      <w:pPr>
-        <w:keepNext/>
-        <w:keepLines/>
-        <w:spacing w:beforeLines="30" w:before="90" w:afterLines="20" w:after="60"/>
-        <w:outlineLvl w:val="1"/>
-      </w:pPr>
-      <w:r>
-        <w:rPr>
-          <w:rFonts w:ascii="Times New Roman" w:hAnsi="Times New Roman" w:eastAsia="黑体" w:cs="Times New Roman"/>
-          <w:sz w:val="21"/>
-          <w:szCs w:val="21"/>
-        </w:rPr>
-        <w:t xml:space="preserve">6.5  应用效果分析</w:t>
-      </w:r>
-    </w:p>
-    <w:p>
-      <w:pPr>
-        <w:spacing w:beforeLines="8" w:before="24" w:line="300" w:lineRule="auto"/>
-        <w:ind w:firstLineChars="200" w:firstLine="420"/>
-      </w:pPr>
-      <w:r>
-        <w:rPr>
-          <w:rFonts w:ascii="Times New Roman" w:hAnsi="Times New Roman" w:eastAsia="宋体" w:cs="Times New Roman"/>
-          <w:sz w:val="21"/>
-          <w:szCs w:val="21"/>
-        </w:rPr>
-        <w:t xml:space="preserve">以系统上线前 3 个月的科研管理台账与上线后 3 个月的系统日志为数据源，对比主要业务指标，结果如表 8 所示。</w:t>
-      </w:r>
-    </w:p>
-    <w:p>
-      <w:pPr>
-        <w:keepNext/>
-        <w:keepLines/>
-        <w:spacing w:beforeLines="15" w:before="45" w:afterLines="8" w:after="24"/>
-        <w:jc w:val="center"/>
-      </w:pPr>
-      <w:r>
-        <w:rPr>
-          <w:rFonts w:ascii="Times New Roman" w:hAnsi="Times New Roman" w:eastAsia="黑体" w:cs="Times New Roman"/>
-          <w:sz w:val="18"/>
-          <w:szCs w:val="18"/>
-        </w:rPr>
-        <w:t xml:space="preserve">表 8  系统上线前后应用效果对比</w:t>
-      </w:r>
-    </w:p>
-    <w:tbl>
-      <w:tblPr>
-        <w:tblW w:w="8306" w:type="dxa"/>
-        <w:jc w:val="center"/>
-        <w:tblBorders>
-          <w:top w:val="nil"/>
-          <w:left w:val="nil"/>
-          <w:bottom w:val="nil"/>
-          <w:right w:val="nil"/>
-          <w:insideH w:val="nil"/>
-          <w:insideV w:val="nil"/>
-        </w:tblBorders>
-        <w:tblCellMar>
-          <w:top w:w="28" w:type="dxa"/>
-          <w:left w:w="64" w:type="dxa"/>
-          <w:bottom w:w="28" w:type="dxa"/>
-          <w:right w:w="64" w:type="dxa"/>
-        </w:tblCellMar>
-      </w:tblPr>
-      <w:tblGrid>
-        <w:gridCol w:w="2600"/>
-        <w:gridCol w:w="2100"/>
-        <w:gridCol w:w="2100"/>
-        <w:gridCol w:w="1506"/>
-      </w:tblGrid>
-      <w:tr>
-        <w:trPr>
-          <w:cantSplit/>
-          <w:tblHeader/>
-        </w:trPr>
-        <w:tc>
-          <w:tcPr>
-            <w:tcW w:w="2600" w:type="dxa"/>
-            <w:tcBorders>
-              <w:top w:val="single" w:sz="12" w:space="0" w:color="auto"/>
-              <w:left w:val="nil"/>
-              <w:bottom w:val="single" w:sz="6" w:space="0" w:color="auto"/>
-              <w:right w:val="nil"/>
-            </w:tcBorders>
-            <w:vAlign w:val="center"/>
-          </w:tcPr>
-          <w:p>
-            <w:pPr>
-              <w:jc w:val="center"/>
-            </w:pPr>
-            <w:r>
-              <w:rPr>
-                <w:rFonts w:ascii="Times New Roman" w:hAnsi="Times New Roman" w:eastAsia="宋体" w:cs="Times New Roman"/>
-                <w:b/>
-                <w:bCs/>
-                <w:sz w:val="18"/>
-                <w:szCs w:val="18"/>
-              </w:rPr>
-              <w:t xml:space="preserve">指标</w:t>
-            </w:r>
-          </w:p>
-        </w:tc>
-        <w:tc>
-          <w:tcPr>
-            <w:tcW w:w="2100" w:type="dxa"/>
-            <w:tcBorders>
-              <w:top w:val="single" w:sz="12" w:space="0" w:color="auto"/>
-              <w:left w:val="nil"/>
-              <w:bottom w:val="single" w:sz="6" w:space="0" w:color="auto"/>
-              <w:right w:val="nil"/>
-            </w:tcBorders>
-            <w:vAlign w:val="center"/>
-          </w:tcPr>
-          <w:p>
-            <w:pPr>
-              <w:jc w:val="center"/>
-            </w:pPr>
-            <w:r>
-              <w:rPr>
-                <w:rFonts w:ascii="Times New Roman" w:hAnsi="Times New Roman" w:eastAsia="宋体" w:cs="Times New Roman"/>
-                <w:b/>
-                <w:bCs/>
-                <w:sz w:val="18"/>
-                <w:szCs w:val="18"/>
-              </w:rPr>
-              <w:t xml:space="preserve">上线前（线下）</w:t>
-            </w:r>
-          </w:p>
-        </w:tc>
-        <w:tc>
-          <w:tcPr>
-            <w:tcW w:w="2100" w:type="dxa"/>
-            <w:tcBorders>
-              <w:top w:val="single" w:sz="12" w:space="0" w:color="auto"/>
-              <w:left w:val="nil"/>
-              <w:bottom w:val="single" w:sz="6" w:space="0" w:color="auto"/>
-              <w:right w:val="nil"/>
-            </w:tcBorders>
-            <w:vAlign w:val="center"/>
-          </w:tcPr>
-          <w:p>
-            <w:pPr>
-              <w:jc w:val="center"/>
-            </w:pPr>
-            <w:r>
-              <w:rPr>
-                <w:rFonts w:ascii="Times New Roman" w:hAnsi="Times New Roman" w:eastAsia="宋体" w:cs="Times New Roman"/>
-                <w:b/>
-                <w:bCs/>
-                <w:sz w:val="18"/>
-                <w:szCs w:val="18"/>
-              </w:rPr>
-              <w:t xml:space="preserve">上线后（系统）</w:t>
-            </w:r>
-          </w:p>
-        </w:tc>
-        <w:tc>
-          <w:tcPr>
-            <w:tcW w:w="1506" w:type="dxa"/>
-            <w:tcBorders>
-              <w:top w:val="single" w:sz="12" w:space="0" w:color="auto"/>
-              <w:left w:val="nil"/>
-              <w:bottom w:val="single" w:sz="6" w:space="0" w:color="auto"/>
-              <w:right w:val="nil"/>
-            </w:tcBorders>
-            <w:vAlign w:val="center"/>
-          </w:tcPr>
-          <w:p>
-            <w:pPr>
-              <w:jc w:val="center"/>
-            </w:pPr>
-            <w:r>
-              <w:rPr>
-                <w:rFonts w:ascii="Times New Roman" w:hAnsi="Times New Roman" w:eastAsia="宋体" w:cs="Times New Roman"/>
-                <w:b/>
-                <w:bCs/>
-                <w:sz w:val="18"/>
-                <w:szCs w:val="18"/>
-              </w:rPr>
-              <w:t xml:space="preserve">变化</w:t>
-            </w:r>
-          </w:p>
-        </w:tc>
-      </w:tr>
-      <w:tr>
-        <w:trPr>
-          <w:cantSplit/>
-        </w:trPr>
-        <w:tc>
-          <w:tcPr>
-            <w:tcW w:w="2600" w:type="dxa"/>
-            <w:tcBorders>
-              <w:top w:val="nil" w:sz="0" w:space="0" w:color="auto"/>
-              <w:left w:val="nil"/>
-              <w:bottom w:val="nil" w:sz="0" w:space="0" w:color="auto"/>
-              <w:right w:val="nil"/>
-            </w:tcBorders>
-            <w:vAlign w:val="center"/>
-          </w:tcPr>
-          <w:p>
-            <w:pPr>
-              <w:jc w:val="left"/>
-            </w:pPr>
-            <w:r>
-              <w:rPr>
-                <w:rFonts w:ascii="Times New Roman" w:hAnsi="Times New Roman" w:eastAsia="宋体" w:cs="Times New Roman"/>
-                <w:sz w:val="18"/>
-                <w:szCs w:val="18"/>
-              </w:rPr>
-              <w:t xml:space="preserve">申报单量 / 件</w:t>
-            </w:r>
-          </w:p>
-        </w:tc>
-        <w:tc>
-          <w:tcPr>
-            <w:tcW w:w="2100" w:type="dxa"/>
-            <w:tcBorders>
-              <w:top w:val="nil" w:sz="0" w:space="0" w:color="auto"/>
-              <w:left w:val="nil"/>
-              <w:bottom w:val="nil" w:sz="0" w:space="0" w:color="auto"/>
-              <w:right w:val="nil"/>
-            </w:tcBorders>
-            <w:vAlign w:val="center"/>
-          </w:tcPr>
-          <w:p>
-            <w:pPr>
-              <w:jc w:val="center"/>
-            </w:pPr>
-            <w:r>
-              <w:rPr>
-                <w:rFonts w:ascii="Times New Roman" w:hAnsi="Times New Roman" w:eastAsia="宋体" w:cs="Times New Roman"/>
-                <w:sz w:val="18"/>
-                <w:szCs w:val="18"/>
-                <w:highlight w:val="yellow"/>
-              </w:rPr>
-              <w:t xml:space="preserve">××</w:t>
-            </w:r>
-          </w:p>
-        </w:tc>
-        <w:tc>
-          <w:tcPr>
-            <w:tcW w:w="2100" w:type="dxa"/>
-            <w:tcBorders>
-              <w:top w:val="nil" w:sz="0" w:space="0" w:color="auto"/>
-              <w:left w:val="nil"/>
-              <w:bottom w:val="nil" w:sz="0" w:space="0" w:color="auto"/>
-              <w:right w:val="nil"/>
-            </w:tcBorders>
-            <w:vAlign w:val="center"/>
-          </w:tcPr>
-          <w:p>
-            <w:pPr>
-              <w:jc w:val="center"/>
-            </w:pPr>
-            <w:r>
-              <w:rPr>
-                <w:rFonts w:ascii="Times New Roman" w:hAnsi="Times New Roman" w:eastAsia="宋体" w:cs="Times New Roman"/>
-                <w:sz w:val="18"/>
-                <w:szCs w:val="18"/>
-                <w:highlight w:val="yellow"/>
-              </w:rPr>
-              <w:t xml:space="preserve">××</w:t>
-            </w:r>
-          </w:p>
-        </w:tc>
-        <w:tc>
-          <w:tcPr>
-            <w:tcW w:w="1506" w:type="dxa"/>
-            <w:tcBorders>
-              <w:top w:val="nil" w:sz="0" w:space="0" w:color="auto"/>
-              <w:left w:val="nil"/>
-              <w:bottom w:val="nil" w:sz="0" w:space="0" w:color="auto"/>
-              <w:right w:val="nil"/>
-            </w:tcBorders>
-            <w:vAlign w:val="center"/>
-          </w:tcPr>
-          <w:p>
-            <w:pPr>
-              <w:jc w:val="center"/>
-            </w:pPr>
-            <w:r>
-              <w:rPr>
-                <w:rFonts w:ascii="Times New Roman" w:hAnsi="Times New Roman" w:eastAsia="宋体" w:cs="Times New Roman"/>
-                <w:sz w:val="18"/>
-                <w:szCs w:val="18"/>
-                <w:highlight w:val="yellow"/>
-              </w:rPr>
-              <w:t xml:space="preserve">××</w:t>
-            </w:r>
-          </w:p>
-        </w:tc>
-      </w:tr>
-      <w:tr>
-        <w:trPr>
-          <w:cantSplit/>
-        </w:trPr>
-        <w:tc>
-          <w:tcPr>
-            <w:tcW w:w="2600" w:type="dxa"/>
-            <w:tcBorders>
-              <w:top w:val="nil" w:sz="0" w:space="0" w:color="auto"/>
-              <w:left w:val="nil"/>
-              <w:bottom w:val="nil" w:sz="0" w:space="0" w:color="auto"/>
-              <w:right w:val="nil"/>
-            </w:tcBorders>
-            <w:vAlign w:val="center"/>
-          </w:tcPr>
-          <w:p>
-            <w:pPr>
-              <w:jc w:val="left"/>
-            </w:pPr>
-            <w:r>
-              <w:rPr>
-                <w:rFonts w:ascii="Times New Roman" w:hAnsi="Times New Roman" w:eastAsia="宋体" w:cs="Times New Roman"/>
-                <w:sz w:val="18"/>
-                <w:szCs w:val="18"/>
-              </w:rPr>
-              <w:t xml:space="preserve">平均审核周期 / d</w:t>
-            </w:r>
-          </w:p>
-        </w:tc>
-        <w:tc>
-          <w:tcPr>
-            <w:tcW w:w="2100" w:type="dxa"/>
-            <w:tcBorders>
-              <w:top w:val="nil" w:sz="0" w:space="0" w:color="auto"/>
-              <w:left w:val="nil"/>
-              <w:bottom w:val="nil" w:sz="0" w:space="0" w:color="auto"/>
-              <w:right w:val="nil"/>
-            </w:tcBorders>
-            <w:vAlign w:val="center"/>
-          </w:tcPr>
-          <w:p>
-            <w:pPr>
-              <w:jc w:val="center"/>
-            </w:pPr>
-            <w:r>
-              <w:rPr>
-                <w:rFonts w:ascii="Times New Roman" w:hAnsi="Times New Roman" w:eastAsia="宋体" w:cs="Times New Roman"/>
-                <w:sz w:val="18"/>
-                <w:szCs w:val="18"/>
-                <w:highlight w:val="yellow"/>
-              </w:rPr>
-              <w:t xml:space="preserve">××</w:t>
-            </w:r>
-          </w:p>
-        </w:tc>
-        <w:tc>
-          <w:tcPr>
-            <w:tcW w:w="2100" w:type="dxa"/>
-            <w:tcBorders>
-              <w:top w:val="nil" w:sz="0" w:space="0" w:color="auto"/>
-              <w:left w:val="nil"/>
-              <w:bottom w:val="nil" w:sz="0" w:space="0" w:color="auto"/>
-              <w:right w:val="nil"/>
-            </w:tcBorders>
-            <w:vAlign w:val="center"/>
-          </w:tcPr>
-          <w:p>
-            <w:pPr>
-              <w:jc w:val="center"/>
-            </w:pPr>
-            <w:r>
-              <w:rPr>
-                <w:rFonts w:ascii="Times New Roman" w:hAnsi="Times New Roman" w:eastAsia="宋体" w:cs="Times New Roman"/>
-                <w:sz w:val="18"/>
-                <w:szCs w:val="18"/>
-                <w:highlight w:val="yellow"/>
-              </w:rPr>
-              <w:t xml:space="preserve">××</w:t>
-            </w:r>
-          </w:p>
-        </w:tc>
-        <w:tc>
-          <w:tcPr>
-            <w:tcW w:w="1506" w:type="dxa"/>
-            <w:tcBorders>
-              <w:top w:val="nil" w:sz="0" w:space="0" w:color="auto"/>
-              <w:left w:val="nil"/>
-              <w:bottom w:val="nil" w:sz="0" w:space="0" w:color="auto"/>
-              <w:right w:val="nil"/>
-            </w:tcBorders>
-            <w:vAlign w:val="center"/>
-          </w:tcPr>
-          <w:p>
-            <w:pPr>
-              <w:jc w:val="center"/>
-            </w:pPr>
-            <w:r>
-              <w:rPr>
-                <w:rFonts w:ascii="Times New Roman" w:hAnsi="Times New Roman" w:eastAsia="宋体" w:cs="Times New Roman"/>
-                <w:sz w:val="18"/>
-                <w:szCs w:val="18"/>
-                <w:highlight w:val="yellow"/>
-              </w:rPr>
-              <w:t xml:space="preserve">××</w:t>
-            </w:r>
-          </w:p>
-        </w:tc>
-      </w:tr>
-      <w:tr>
-        <w:trPr>
-          <w:cantSplit/>
-        </w:trPr>
-        <w:tc>
-          <w:tcPr>
-            <w:tcW w:w="2600" w:type="dxa"/>
-            <w:tcBorders>
-              <w:top w:val="nil" w:sz="0" w:space="0" w:color="auto"/>
-              <w:left w:val="nil"/>
-              <w:bottom w:val="nil" w:sz="0" w:space="0" w:color="auto"/>
-              <w:right w:val="nil"/>
-            </w:tcBorders>
-            <w:vAlign w:val="center"/>
-          </w:tcPr>
-          <w:p>
-            <w:pPr>
-              <w:jc w:val="left"/>
-            </w:pPr>
-            <w:r>
-              <w:rPr>
-                <w:rFonts w:ascii="Times New Roman" w:hAnsi="Times New Roman" w:eastAsia="宋体" w:cs="Times New Roman"/>
-                <w:sz w:val="18"/>
-                <w:szCs w:val="18"/>
-              </w:rPr>
-              <w:t xml:space="preserve">超时未办结单量 / 件</w:t>
-            </w:r>
-          </w:p>
-        </w:tc>
-        <w:tc>
-          <w:tcPr>
-            <w:tcW w:w="2100" w:type="dxa"/>
-            <w:tcBorders>
-              <w:top w:val="nil" w:sz="0" w:space="0" w:color="auto"/>
-              <w:left w:val="nil"/>
-              <w:bottom w:val="nil" w:sz="0" w:space="0" w:color="auto"/>
-              <w:right w:val="nil"/>
-            </w:tcBorders>
-            <w:vAlign w:val="center"/>
-          </w:tcPr>
-          <w:p>
-            <w:pPr>
-              <w:jc w:val="center"/>
-            </w:pPr>
-            <w:r>
-              <w:rPr>
-                <w:rFonts w:ascii="Times New Roman" w:hAnsi="Times New Roman" w:eastAsia="宋体" w:cs="Times New Roman"/>
-                <w:sz w:val="18"/>
-                <w:szCs w:val="18"/>
-                <w:highlight w:val="yellow"/>
-              </w:rPr>
-              <w:t xml:space="preserve">××</w:t>
-            </w:r>
-          </w:p>
-        </w:tc>
-        <w:tc>
-          <w:tcPr>
-            <w:tcW w:w="2100" w:type="dxa"/>
-            <w:tcBorders>
-              <w:top w:val="nil" w:sz="0" w:space="0" w:color="auto"/>
-              <w:left w:val="nil"/>
-              <w:bottom w:val="nil" w:sz="0" w:space="0" w:color="auto"/>
-              <w:right w:val="nil"/>
-            </w:tcBorders>
-            <w:vAlign w:val="center"/>
-          </w:tcPr>
-          <w:p>
-            <w:pPr>
-              <w:jc w:val="center"/>
-            </w:pPr>
-            <w:r>
-              <w:rPr>
-                <w:rFonts w:ascii="Times New Roman" w:hAnsi="Times New Roman" w:eastAsia="宋体" w:cs="Times New Roman"/>
-                <w:sz w:val="18"/>
-                <w:szCs w:val="18"/>
-                <w:highlight w:val="yellow"/>
-              </w:rPr>
-              <w:t xml:space="preserve">××</w:t>
-            </w:r>
-          </w:p>
-        </w:tc>
-        <w:tc>
-          <w:tcPr>
-            <w:tcW w:w="1506" w:type="dxa"/>
-            <w:tcBorders>
-              <w:top w:val="nil" w:sz="0" w:space="0" w:color="auto"/>
-              <w:left w:val="nil"/>
-              <w:bottom w:val="nil" w:sz="0" w:space="0" w:color="auto"/>
-              <w:right w:val="nil"/>
-            </w:tcBorders>
-            <w:vAlign w:val="center"/>
-          </w:tcPr>
-          <w:p>
-            <w:pPr>
-              <w:jc w:val="center"/>
-            </w:pPr>
-            <w:r>
-              <w:rPr>
-                <w:rFonts w:ascii="Times New Roman" w:hAnsi="Times New Roman" w:eastAsia="宋体" w:cs="Times New Roman"/>
-                <w:sz w:val="18"/>
-                <w:szCs w:val="18"/>
-                <w:highlight w:val="yellow"/>
-              </w:rPr>
-              <w:t xml:space="preserve">××</w:t>
-            </w:r>
-          </w:p>
-        </w:tc>
-      </w:tr>
-      <w:tr>
-        <w:trPr>
-          <w:cantSplit/>
-        </w:trPr>
-        <w:tc>
-          <w:tcPr>
-            <w:tcW w:w="2600" w:type="dxa"/>
-            <w:tcBorders>
-              <w:top w:val="nil" w:sz="0" w:space="0" w:color="auto"/>
-              <w:left w:val="nil"/>
-              <w:bottom w:val="nil" w:sz="0" w:space="0" w:color="auto"/>
-              <w:right w:val="nil"/>
-            </w:tcBorders>
-            <w:vAlign w:val="center"/>
-          </w:tcPr>
-          <w:p>
-            <w:pPr>
-              <w:jc w:val="left"/>
-            </w:pPr>
-            <w:r>
-              <w:rPr>
-                <w:rFonts w:ascii="Times New Roman" w:hAnsi="Times New Roman" w:eastAsia="宋体" w:cs="Times New Roman"/>
-                <w:sz w:val="18"/>
-                <w:szCs w:val="18"/>
-              </w:rPr>
-              <w:t xml:space="preserve">积分核算差错数 / 件</w:t>
-            </w:r>
-          </w:p>
-        </w:tc>
-        <w:tc>
-          <w:tcPr>
-            <w:tcW w:w="2100" w:type="dxa"/>
-            <w:tcBorders>
-              <w:top w:val="nil" w:sz="0" w:space="0" w:color="auto"/>
-              <w:left w:val="nil"/>
-              <w:bottom w:val="nil" w:sz="0" w:space="0" w:color="auto"/>
-              <w:right w:val="nil"/>
-            </w:tcBorders>
-            <w:vAlign w:val="center"/>
-          </w:tcPr>
-          <w:p>
-            <w:pPr>
-              <w:jc w:val="center"/>
-            </w:pPr>
-            <w:r>
-              <w:rPr>
-                <w:rFonts w:ascii="Times New Roman" w:hAnsi="Times New Roman" w:eastAsia="宋体" w:cs="Times New Roman"/>
-                <w:sz w:val="18"/>
-                <w:szCs w:val="18"/>
-                <w:highlight w:val="yellow"/>
-              </w:rPr>
-              <w:t xml:space="preserve">××</w:t>
-            </w:r>
-          </w:p>
-        </w:tc>
-        <w:tc>
-          <w:tcPr>
-            <w:tcW w:w="2100" w:type="dxa"/>
-            <w:tcBorders>
-              <w:top w:val="nil" w:sz="0" w:space="0" w:color="auto"/>
-              <w:left w:val="nil"/>
-              <w:bottom w:val="nil" w:sz="0" w:space="0" w:color="auto"/>
-              <w:right w:val="nil"/>
-            </w:tcBorders>
-            <w:vAlign w:val="center"/>
-          </w:tcPr>
-          <w:p>
-            <w:pPr>
-              <w:jc w:val="center"/>
-            </w:pPr>
-            <w:r>
-              <w:rPr>
-                <w:rFonts w:ascii="Times New Roman" w:hAnsi="Times New Roman" w:eastAsia="宋体" w:cs="Times New Roman"/>
-                <w:sz w:val="18"/>
-                <w:szCs w:val="18"/>
-              </w:rPr>
-              <w:t xml:space="preserve">0</w:t>
-            </w:r>
-          </w:p>
-        </w:tc>
-        <w:tc>
-          <w:tcPr>
-            <w:tcW w:w="1506" w:type="dxa"/>
-            <w:tcBorders>
-              <w:top w:val="nil" w:sz="0" w:space="0" w:color="auto"/>
-              <w:left w:val="nil"/>
-              <w:bottom w:val="nil" w:sz="0" w:space="0" w:color="auto"/>
-              <w:right w:val="nil"/>
-            </w:tcBorders>
-            <w:vAlign w:val="center"/>
-          </w:tcPr>
-          <w:p>
-            <w:pPr>
-              <w:jc w:val="center"/>
-            </w:pPr>
-            <w:r>
-              <w:rPr>
-                <w:rFonts w:ascii="Times New Roman" w:hAnsi="Times New Roman" w:eastAsia="宋体" w:cs="Times New Roman"/>
-                <w:sz w:val="18"/>
-                <w:szCs w:val="18"/>
-                <w:highlight w:val="yellow"/>
-              </w:rPr>
-              <w:t xml:space="preserve">××</w:t>
-            </w:r>
-          </w:p>
-        </w:tc>
-      </w:tr>
-      <w:tr>
-        <w:trPr>
-          <w:cantSplit/>
-        </w:trPr>
-        <w:tc>
-          <w:tcPr>
-            <w:tcW w:w="2600" w:type="dxa"/>
-            <w:tcBorders>
-              <w:top w:val="nil" w:sz="0" w:space="0" w:color="auto"/>
-              <w:left w:val="nil"/>
-              <w:bottom w:val="nil" w:sz="0" w:space="0" w:color="auto"/>
-              <w:right w:val="nil"/>
-            </w:tcBorders>
-            <w:vAlign w:val="center"/>
-          </w:tcPr>
-          <w:p>
-            <w:pPr>
-              <w:jc w:val="left"/>
-            </w:pPr>
-            <w:r>
-              <w:rPr>
-                <w:rFonts w:ascii="Times New Roman" w:hAnsi="Times New Roman" w:eastAsia="宋体" w:cs="Times New Roman"/>
-                <w:sz w:val="18"/>
-                <w:szCs w:val="18"/>
-              </w:rPr>
-              <w:t xml:space="preserve">积分核算人为差错率 / %</w:t>
-            </w:r>
-          </w:p>
-        </w:tc>
-        <w:tc>
-          <w:tcPr>
-            <w:tcW w:w="2100" w:type="dxa"/>
-            <w:tcBorders>
-              <w:top w:val="nil" w:sz="0" w:space="0" w:color="auto"/>
-              <w:left w:val="nil"/>
-              <w:bottom w:val="nil" w:sz="0" w:space="0" w:color="auto"/>
-              <w:right w:val="nil"/>
-            </w:tcBorders>
-            <w:vAlign w:val="center"/>
-          </w:tcPr>
-          <w:p>
-            <w:pPr>
-              <w:jc w:val="center"/>
-            </w:pPr>
-            <w:r>
-              <w:rPr>
-                <w:rFonts w:ascii="Times New Roman" w:hAnsi="Times New Roman" w:eastAsia="宋体" w:cs="Times New Roman"/>
-                <w:sz w:val="18"/>
-                <w:szCs w:val="18"/>
-              </w:rPr>
-              <w:t xml:space="preserve">5</w:t>
-            </w:r>
-          </w:p>
-        </w:tc>
-        <w:tc>
-          <w:tcPr>
-            <w:tcW w:w="2100" w:type="dxa"/>
-            <w:tcBorders>
-              <w:top w:val="nil" w:sz="0" w:space="0" w:color="auto"/>
-              <w:left w:val="nil"/>
-              <w:bottom w:val="nil" w:sz="0" w:space="0" w:color="auto"/>
-              <w:right w:val="nil"/>
-            </w:tcBorders>
-            <w:vAlign w:val="center"/>
-          </w:tcPr>
-          <w:p>
-            <w:pPr>
-              <w:jc w:val="center"/>
-            </w:pPr>
-            <w:r>
-              <w:rPr>
-                <w:rFonts w:ascii="Times New Roman" w:hAnsi="Times New Roman" w:eastAsia="宋体" w:cs="Times New Roman"/>
-                <w:sz w:val="18"/>
-                <w:szCs w:val="18"/>
-              </w:rPr>
-              <w:t xml:space="preserve">0</w:t>
-            </w:r>
-          </w:p>
-        </w:tc>
-        <w:tc>
-          <w:tcPr>
-            <w:tcW w:w="1506" w:type="dxa"/>
-            <w:tcBorders>
-              <w:top w:val="nil" w:sz="0" w:space="0" w:color="auto"/>
-              <w:left w:val="nil"/>
-              <w:bottom w:val="nil" w:sz="0" w:space="0" w:color="auto"/>
-              <w:right w:val="nil"/>
-            </w:tcBorders>
-            <w:vAlign w:val="center"/>
-          </w:tcPr>
-          <w:p>
-            <w:pPr>
-              <w:jc w:val="center"/>
-            </w:pPr>
-            <w:r>
-              <w:rPr>
-                <w:rFonts w:ascii="Times New Roman" w:hAnsi="Times New Roman" w:eastAsia="宋体" w:cs="Times New Roman"/>
-                <w:sz w:val="18"/>
-                <w:szCs w:val="18"/>
-              </w:rPr>
-              <w:t xml:space="preserve">−5</w:t>
-            </w:r>
-          </w:p>
-        </w:tc>
-      </w:tr>
-      <w:tr>
-        <w:trPr>
-          <w:cantSplit/>
-        </w:trPr>
-        <w:tc>
-          <w:tcPr>
-            <w:tcW w:w="2600" w:type="dxa"/>
-            <w:tcBorders>
-              <w:top w:val="nil" w:sz="0" w:space="0" w:color="auto"/>
-              <w:left w:val="nil"/>
-              <w:bottom w:val="single" w:sz="12" w:space="0" w:color="auto"/>
-              <w:right w:val="nil"/>
-            </w:tcBorders>
-            <w:vAlign w:val="center"/>
-          </w:tcPr>
-          <w:p>
-            <w:pPr>
-              <w:jc w:val="left"/>
-            </w:pPr>
-            <w:r>
-              <w:rPr>
-                <w:rFonts w:ascii="Times New Roman" w:hAnsi="Times New Roman" w:eastAsia="宋体" w:cs="Times New Roman"/>
-                <w:sz w:val="18"/>
-                <w:szCs w:val="18"/>
-              </w:rPr>
-              <w:t xml:space="preserve">人均积分查询次数 / (次·月⁻¹)</w:t>
-            </w:r>
-          </w:p>
-        </w:tc>
-        <w:tc>
-          <w:tcPr>
-            <w:tcW w:w="2100" w:type="dxa"/>
-            <w:tcBorders>
-              <w:top w:val="nil" w:sz="0" w:space="0" w:color="auto"/>
-              <w:left w:val="nil"/>
-              <w:bottom w:val="single" w:sz="12" w:space="0" w:color="auto"/>
-              <w:right w:val="nil"/>
-            </w:tcBorders>
-            <w:vAlign w:val="center"/>
-          </w:tcPr>
-          <w:p>
-            <w:pPr>
-              <w:jc w:val="center"/>
-            </w:pPr>
-            <w:r>
-              <w:rPr>
-                <w:rFonts w:ascii="Times New Roman" w:hAnsi="Times New Roman" w:eastAsia="宋体" w:cs="Times New Roman"/>
-                <w:sz w:val="18"/>
-                <w:szCs w:val="18"/>
-                <w:highlight w:val="yellow"/>
-              </w:rPr>
-              <w:t xml:space="preserve">××</w:t>
-            </w:r>
-          </w:p>
-        </w:tc>
-        <w:tc>
-          <w:tcPr>
-            <w:tcW w:w="2100" w:type="dxa"/>
-            <w:tcBorders>
-              <w:top w:val="nil" w:sz="0" w:space="0" w:color="auto"/>
-              <w:left w:val="nil"/>
-              <w:bottom w:val="single" w:sz="12" w:space="0" w:color="auto"/>
-              <w:right w:val="nil"/>
-            </w:tcBorders>
-            <w:vAlign w:val="center"/>
-          </w:tcPr>
-          <w:p>
-            <w:pPr>
-              <w:jc w:val="center"/>
-            </w:pPr>
-            <w:r>
-              <w:rPr>
-                <w:rFonts w:ascii="Times New Roman" w:hAnsi="Times New Roman" w:eastAsia="宋体" w:cs="Times New Roman"/>
-                <w:sz w:val="18"/>
-                <w:szCs w:val="18"/>
-                <w:highlight w:val="yellow"/>
-              </w:rPr>
-              <w:t xml:space="preserve">××</w:t>
-            </w:r>
-          </w:p>
-        </w:tc>
-        <w:tc>
-          <w:tcPr>
-            <w:tcW w:w="1506" w:type="dxa"/>
-            <w:tcBorders>
-              <w:top w:val="nil" w:sz="0" w:space="0" w:color="auto"/>
-              <w:left w:val="nil"/>
-              <w:bottom w:val="single" w:sz="12" w:space="0" w:color="auto"/>
-              <w:right w:val="nil"/>
-            </w:tcBorders>
-            <w:vAlign w:val="center"/>
-          </w:tcPr>
-          <w:p>
-            <w:pPr>
-              <w:jc w:val="center"/>
-            </w:pPr>
-            <w:r>
-              <w:rPr>
-                <w:rFonts w:ascii="Times New Roman" w:hAnsi="Times New Roman" w:eastAsia="宋体" w:cs="Times New Roman"/>
-                <w:sz w:val="18"/>
-                <w:szCs w:val="18"/>
-                <w:highlight w:val="yellow"/>
-              </w:rPr>
-              <w:t xml:space="preserve">××</w:t>
-            </w:r>
-          </w:p>
-        </w:tc>
-      </w:tr>
-    </w:tbl>
-    <w:p>
-      <w:pPr>
-        <w:spacing w:beforeLines="8" w:before="24" w:line="300" w:lineRule="auto"/>
-        <w:ind w:firstLineChars="200" w:firstLine="420"/>
-      </w:pPr>
-      <w:r>
-        <w:rPr>
-          <w:rFonts w:ascii="Times New Roman" w:hAnsi="Times New Roman" w:eastAsia="宋体" w:cs="Times New Roman"/>
-          <w:sz w:val="21"/>
-          <w:szCs w:val="21"/>
-        </w:rPr>
-        <w:t xml:space="preserve">由表 8 可见，系统上线后申报与审核环节实现了全流程线上化，审核周期与核算差错均显著下降，排行与画像信息的实时可视化也提升了科研人员的参与度。</w:t>
+        <w:t xml:space="preserve">由表 4 可见，系统上线后申报与审核实现全流程线上化，审核周期与核算差错显著下降，排行与画像信息的实时可视化也提升了科研人员的参与度。</w:t>
       </w:r>
     </w:p>
     <w:p>
@@ -12518,7 +6766,7 @@
           <w:sz w:val="24"/>
           <w:szCs w:val="24"/>
         </w:rPr>
-        <w:t xml:space="preserve">7  结论与展望</w:t>
+        <w:t xml:space="preserve">6  结论与展望</w:t>
       </w:r>
     </w:p>
     <w:p>
@@ -12532,62 +6780,48 @@
           <w:sz w:val="21"/>
           <w:szCs w:val="21"/>
         </w:rPr>
-        <w:t xml:space="preserve">本文设计并实现了基于 Spring Boot 与 MyBatis 的疾控科研积分管理系统，融合可配置积分计量与动态标签体系，构建了数据驱动的评价激励闭环。针对多作者成果提出分段权重积分分配模型并给出与守恒型方法的对比；将指数时间衰减前置于行为积分归一化环节，使标签权重、能力维度得分与人才画像形成量纲一致的统一计算链路；基于有限状态机实现了无第三方依赖的轻量级审批工作流引擎。系统在南通市疾病预防控制中心运行期间，审核周期与积分核算差错显著下降，排名与画像信息实现实时可视化，有效支撑了科研人才的精细化评价与激励。</w:t>
+        <w:t xml:space="preserve">本文设计并实现了基于 Spring Boot 与 MyBatis 的疾控科研积分管理系统：针对多作者成果提出分段权重分配模型并与守恒型方法作了对比；将指数时间衰减前置于行为积分归一化环节，使标签权重、能力维度得分与人才画像形成量纲一致的统一计算链路；基于有限状态机实现了无第三方依赖的审批工作流引擎。系统运行期间审核周期与积分核算差错显著下降，有效支撑了科研人才的精细化评价与激励。后续将开展 </w:t>
+      </w:r>
+      <w:r>
+        <w:rPr>
+          <w:rFonts w:ascii="Times New Roman" w:hAnsi="Times New Roman" w:eastAsia="宋体" w:cs="Times New Roman"/>
+          <w:i/>
+          <w:iCs/>
+          <w:sz w:val="21"/>
+          <w:szCs w:val="21"/>
+        </w:rPr>
+        <w:t xml:space="preserve">α</w:t>
+      </w:r>
+      <w:r>
+        <w:rPr>
+          <w:rFonts w:ascii="Times New Roman" w:hAnsi="Times New Roman" w:eastAsia="宋体" w:cs="Times New Roman"/>
+          <w:sz w:val="21"/>
+          <w:szCs w:val="21"/>
+        </w:rPr>
+        <w:t xml:space="preserve">、</w:t>
+      </w:r>
+      <w:r>
+        <w:rPr>
+          <w:rFonts w:ascii="Times New Roman" w:hAnsi="Times New Roman" w:eastAsia="宋体" w:cs="Times New Roman"/>
+          <w:i/>
+          <w:iCs/>
+          <w:sz w:val="21"/>
+          <w:szCs w:val="21"/>
+        </w:rPr>
+        <w:t xml:space="preserve">λ</w:t>
+      </w:r>
+      <w:r>
+        <w:rPr>
+          <w:rFonts w:ascii="Times New Roman" w:hAnsi="Times New Roman" w:eastAsia="宋体" w:cs="Times New Roman"/>
+          <w:sz w:val="21"/>
+          <w:szCs w:val="21"/>
+        </w:rPr>
+        <w:t xml:space="preserve"> 的敏感性分析以提升模型稳健性，并与人事、财务等系统实现数据互通。</w:t>
       </w:r>
     </w:p>
     <w:p>
       <w:pPr>
-        <w:spacing w:line="300" w:lineRule="auto"/>
-        <w:ind w:firstLineChars="200" w:firstLine="420"/>
-      </w:pPr>
-      <w:r>
-        <w:rPr>
-          <w:rFonts w:ascii="Times New Roman" w:hAnsi="Times New Roman" w:eastAsia="宋体" w:cs="Times New Roman"/>
-          <w:sz w:val="21"/>
-          <w:szCs w:val="21"/>
-        </w:rPr>
-        <w:t xml:space="preserve">后续工作将从三方面展开：一是引入数据分析算法开展人才潜力识别与科研产出预测；二是开展 </w:t>
-      </w:r>
-      <w:r>
-        <w:rPr>
-          <w:rFonts w:ascii="Times New Roman" w:hAnsi="Times New Roman" w:eastAsia="宋体" w:cs="Times New Roman"/>
-          <w:i/>
-          <w:iCs/>
-          <w:sz w:val="21"/>
-          <w:szCs w:val="21"/>
-        </w:rPr>
-        <w:t xml:space="preserve">α</w:t>
-      </w:r>
-      <w:r>
-        <w:rPr>
-          <w:rFonts w:ascii="Times New Roman" w:hAnsi="Times New Roman" w:eastAsia="宋体" w:cs="Times New Roman"/>
-          <w:sz w:val="21"/>
-          <w:szCs w:val="21"/>
-        </w:rPr>
-        <w:t xml:space="preserve">、</w:t>
-      </w:r>
-      <w:r>
-        <w:rPr>
-          <w:rFonts w:ascii="Times New Roman" w:hAnsi="Times New Roman" w:eastAsia="宋体" w:cs="Times New Roman"/>
-          <w:i/>
-          <w:iCs/>
-          <w:sz w:val="21"/>
-          <w:szCs w:val="21"/>
-        </w:rPr>
-        <w:t xml:space="preserve">λ</w:t>
-      </w:r>
-      <w:r>
-        <w:rPr>
-          <w:rFonts w:ascii="Times New Roman" w:hAnsi="Times New Roman" w:eastAsia="宋体" w:cs="Times New Roman"/>
-          <w:sz w:val="21"/>
-          <w:szCs w:val="21"/>
-        </w:rPr>
-        <w:t xml:space="preserve"> 等关键参数的敏感性分析，进一步提升评价模型的稳健性；三是拓展系统边界，与人事、财务等相关系统实现数据互通，构建更完善的人才发展数字生态。</w:t>
-      </w:r>
-    </w:p>
-    <w:p>
-      <w:pPr>
-        <w:spacing w:beforeLines="50" w:before="150" w:afterLines="25" w:after="75"/>
+        <w:spacing w:beforeLines="35" w:before="105" w:afterLines="18" w:after="54"/>
         <w:jc w:val="center"/>
       </w:pPr>
       <w:r>
@@ -12601,7 +6835,7 @@
     </w:p>
     <w:p>
       <w:pPr>
-        <w:spacing w:afterLines="2" w:after="6" w:line="260" w:lineRule="auto"/>
+        <w:spacing w:afterLines="1" w:after="3" w:line="250" w:lineRule="auto"/>
       </w:pPr>
       <w:r>
         <w:rPr>
@@ -12622,7 +6856,7 @@
     </w:p>
     <w:p>
       <w:pPr>
-        <w:spacing w:afterLines="2" w:after="6" w:line="260" w:lineRule="auto"/>
+        <w:spacing w:afterLines="1" w:after="3" w:line="250" w:lineRule="auto"/>
       </w:pPr>
       <w:r>
         <w:rPr>
@@ -12643,7 +6877,7 @@
     </w:p>
     <w:p>
       <w:pPr>
-        <w:spacing w:afterLines="2" w:after="6" w:line="260" w:lineRule="auto"/>
+        <w:spacing w:afterLines="1" w:after="3" w:line="250" w:lineRule="auto"/>
       </w:pPr>
       <w:r>
         <w:rPr>
@@ -12664,7 +6898,7 @@
     </w:p>
     <w:p>
       <w:pPr>
-        <w:spacing w:afterLines="2" w:after="6" w:line="260" w:lineRule="auto"/>
+        <w:spacing w:afterLines="1" w:after="3" w:line="250" w:lineRule="auto"/>
       </w:pPr>
       <w:r>
         <w:rPr>
@@ -12685,7 +6919,7 @@
     </w:p>
     <w:p>
       <w:pPr>
-        <w:spacing w:afterLines="2" w:after="6" w:line="260" w:lineRule="auto"/>
+        <w:spacing w:afterLines="1" w:after="3" w:line="250" w:lineRule="auto"/>
       </w:pPr>
       <w:r>
         <w:rPr>
@@ -12706,7 +6940,7 @@
     </w:p>
     <w:p>
       <w:pPr>
-        <w:spacing w:afterLines="2" w:after="6" w:line="260" w:lineRule="auto"/>
+        <w:spacing w:afterLines="1" w:after="3" w:line="250" w:lineRule="auto"/>
       </w:pPr>
       <w:r>
         <w:rPr>
@@ -12727,7 +6961,7 @@
     </w:p>
     <w:p>
       <w:pPr>
-        <w:spacing w:afterLines="2" w:after="6" w:line="260" w:lineRule="auto"/>
+        <w:spacing w:afterLines="1" w:after="3" w:line="250" w:lineRule="auto"/>
       </w:pPr>
       <w:r>
         <w:rPr>
@@ -12748,7 +6982,7 @@
     </w:p>
     <w:p>
       <w:pPr>
-        <w:spacing w:afterLines="2" w:after="6" w:line="260" w:lineRule="auto"/>
+        <w:spacing w:afterLines="1" w:after="3" w:line="250" w:lineRule="auto"/>
       </w:pPr>
       <w:r>
         <w:rPr>
@@ -12769,7 +7003,7 @@
     </w:p>
     <w:p>
       <w:pPr>
-        <w:spacing w:afterLines="2" w:after="6" w:line="260" w:lineRule="auto"/>
+        <w:spacing w:afterLines="1" w:after="3" w:line="250" w:lineRule="auto"/>
       </w:pPr>
       <w:r>
         <w:rPr>
@@ -12790,7 +7024,7 @@
     </w:p>
     <w:p>
       <w:pPr>
-        <w:spacing w:afterLines="2" w:after="6" w:line="260" w:lineRule="auto"/>
+        <w:spacing w:afterLines="1" w:after="3" w:line="250" w:lineRule="auto"/>
       </w:pPr>
       <w:r>
         <w:rPr>
@@ -12811,7 +7045,7 @@
     </w:p>
     <w:p>
       <w:pPr>
-        <w:spacing w:afterLines="2" w:after="6" w:line="260" w:lineRule="auto"/>
+        <w:spacing w:afterLines="1" w:after="3" w:line="250" w:lineRule="auto"/>
       </w:pPr>
       <w:r>
         <w:rPr>
@@ -12849,7 +7083,7 @@
     </w:p>
     <w:p>
       <w:pPr>
-        <w:spacing w:afterLines="2" w:after="6" w:line="260" w:lineRule="auto"/>
+        <w:spacing w:afterLines="1" w:after="3" w:line="250" w:lineRule="auto"/>
       </w:pPr>
       <w:r>
         <w:rPr>
@@ -12870,7 +7104,7 @@
     </w:p>
     <w:p>
       <w:pPr>
-        <w:spacing w:afterLines="2" w:after="6" w:line="260" w:lineRule="auto"/>
+        <w:spacing w:afterLines="1" w:after="3" w:line="250" w:lineRule="auto"/>
       </w:pPr>
       <w:r>
         <w:rPr>
@@ -12891,7 +7125,7 @@
     </w:p>
     <w:p>
       <w:pPr>
-        <w:spacing w:afterLines="2" w:after="6" w:line="260" w:lineRule="auto"/>
+        <w:spacing w:afterLines="1" w:after="3" w:line="250" w:lineRule="auto"/>
       </w:pPr>
       <w:r>
         <w:rPr>
@@ -12912,7 +7146,7 @@
     </w:p>
     <w:p>
       <w:pPr>
-        <w:spacing w:afterLines="2" w:after="6" w:line="260" w:lineRule="auto"/>
+        <w:spacing w:afterLines="1" w:after="3" w:line="250" w:lineRule="auto"/>
       </w:pPr>
       <w:r>
         <w:rPr>
@@ -12933,7 +7167,7 @@
     </w:p>
     <w:p>
       <w:pPr>
-        <w:spacing w:afterLines="2" w:after="6" w:line="260" w:lineRule="auto"/>
+        <w:spacing w:afterLines="1" w:after="3" w:line="250" w:lineRule="auto"/>
       </w:pPr>
       <w:r>
         <w:rPr>
@@ -12957,7 +7191,7 @@
         <w:pBdr>
           <w:bottom w:val="single" w:sz="6" w:space="1" w:color="auto"/>
         </w:pBdr>
-        <w:spacing w:beforeLines="25" w:before="75"/>
+        <w:spacing w:beforeLines="18" w:before="54"/>
       </w:pPr>
       <w:r>
         <w:rPr>
@@ -12970,7 +7204,7 @@
     </w:p>
     <w:p>
       <w:pPr>
-        <w:spacing w:afterLines="4" w:after="12" w:line="260" w:lineRule="auto"/>
+        <w:spacing w:afterLines="2" w:after="6" w:line="250" w:lineRule="auto"/>
       </w:pPr>
       <w:r>
         <w:rPr>
@@ -13001,7 +7235,7 @@
     </w:p>
     <w:p>
       <w:pPr>
-        <w:spacing w:line="260" w:lineRule="auto"/>
+        <w:spacing w:line="250" w:lineRule="auto"/>
       </w:pPr>
       <w:r>
         <w:rPr>

--- a/论文审稿/科研积分系统论文-修订稿.docx
+++ b/论文审稿/科研积分系统论文-修订稿.docx
@@ -4204,18 +4204,10 @@
           <w:szCs w:val="21"/>
         </w:rPr>
         <w:drawing>
-          <wp:anchor distT="0" distB="0" distL="114300" distR="114300" simplePos="0" relativeHeight="251713024" behindDoc="0" locked="0" layoutInCell="1" allowOverlap="1" wp14:anchorId="6493539C" wp14:editId="410FDD2C">
-            <wp:simplePos x="0" y="0"/>
-            <wp:positionH relativeFrom="column">
-              <wp:posOffset>2597150</wp:posOffset>
-            </wp:positionH>
-            <wp:positionV relativeFrom="paragraph">
-              <wp:posOffset>152400</wp:posOffset>
-            </wp:positionV>
-            <wp:extent cx="2926080" cy="2762427"/>
+          <wp:inline distT="0" distB="0" distL="0" distR="0">
+            <wp:extent cx="2834640" cy="2834640"/>
             <wp:effectExtent l="0" t="0" r="0" b="0"/>
-            <wp:wrapNone/>
-            <wp:docPr id="103" name="图片 1"/>
+            <wp:docPr id="103" name="fig3"/>
             <wp:cNvGraphicFramePr>
               <a:graphicFrameLocks xmlns:a="http://schemas.openxmlformats.org/drawingml/2006/main" noChangeAspect="1"/>
             </wp:cNvGraphicFramePr>
@@ -4223,47 +4215,28 @@
               <a:graphicData uri="http://schemas.openxmlformats.org/drawingml/2006/picture">
                 <pic:pic xmlns:pic="http://schemas.openxmlformats.org/drawingml/2006/picture">
                   <pic:nvPicPr>
-                    <pic:cNvPr id="0" name="Picture 1"/>
-                    <pic:cNvPicPr>
-                      <a:picLocks noChangeAspect="1" noChangeArrowheads="1"/>
-                    </pic:cNvPicPr>
+                    <pic:cNvPr id="0" name="fig3"/>
+                    <pic:cNvPicPr/>
                   </pic:nvPicPr>
                   <pic:blipFill>
-                    <a:blip r:embed="rId14" cstate="print">
-                      <a:extLst>
-                        <a:ext uri="{28A0092B-C50C-407E-A947-70E740481C1C}">
-                          <a14:useLocalDpi xmlns:a14="http://schemas.microsoft.com/office/drawing/2010/main" val="0"/>
-                        </a:ext>
-                      </a:extLst>
-                    </a:blip>
-                    <a:srcRect l="50500" t="5000" r="3000" b="48000"/>
+                    <a:blip r:embed="rId100"/>
                     <a:stretch>
                       <a:fillRect/>
                     </a:stretch>
                   </pic:blipFill>
-                  <pic:spPr bwMode="auto">
+                  <pic:spPr>
                     <a:xfrm>
                       <a:off x="0" y="0"/>
-                      <a:ext cx="2926080" cy="2762427"/>
+                      <a:ext cx="2834640" cy="2834640"/>
                     </a:xfrm>
                     <a:prstGeom prst="rect">
                       <a:avLst/>
                     </a:prstGeom>
-                    <a:noFill/>
-                    <a:ln>
-                      <a:noFill/>
-                    </a:ln>
                   </pic:spPr>
                 </pic:pic>
               </a:graphicData>
             </a:graphic>
-            <wp14:sizeRelH relativeFrom="margin">
-              <wp14:pctWidth>0</wp14:pctWidth>
-            </wp14:sizeRelH>
-            <wp14:sizeRelV relativeFrom="margin">
-              <wp14:pctHeight>0</wp14:pctHeight>
-            </wp14:sizeRelV>
-          </wp:anchor>
+          </wp:inline>
         </w:drawing>
       </w:r>
     </w:p>
@@ -4280,7 +4253,7 @@
           <w:sz w:val="18"/>
           <w:szCs w:val="18"/>
         </w:rPr>
-        <w:t xml:space="preserve">图 3  人才画像能力雷达图</w:t>
+        <w:t xml:space="preserve">图 3  人才画像 16 维能力维度体系与雷达图标度</w:t>
       </w:r>
     </w:p>
     <w:p>

--- a/论文审稿/科研积分系统论文-修订稿.docx
+++ b/论文审稿/科研积分系统论文-修订稿.docx
@@ -3496,7 +3496,7 @@
           <w:sz w:val="21"/>
           <w:szCs w:val="21"/>
         </w:rPr>
-        <w:t xml:space="preserve"> = 16，即发表论文、专利发明、项目课题、成果奖励、成果转化、出版著作、技术标准、继续教育、科普作品、荣誉表彰、学术团队、学术地位、学术比赛、学术交流、技能资质与工作文章，如图 3 所示）。矩阵元素 </w:t>
+        <w:t xml:space="preserve"> = 16，即专利发明、成果奖励、成果转换、出版著作、工作文章、技能资质、技术标准、继续教育、荣誉表彰、科普作品、学科团队、学术比赛、学术地位、学术交流、项目课题与发表论文，如图 3 所示）。矩阵元素 </w:t>
       </w:r>
       <w:r>
         <w:rPr>
@@ -4253,7 +4253,7 @@
           <w:sz w:val="18"/>
           <w:szCs w:val="18"/>
         </w:rPr>
-        <w:t xml:space="preserve">图 3  人才画像 16 维能力维度体系与雷达图标度</w:t>
+        <w:t xml:space="preserve">图 3  人才画像能力雷达图</w:t>
       </w:r>
     </w:p>
     <w:p>
